--- a/Day19-CoordinatorPro.docx
+++ b/Day19-CoordinatorPro.docx
@@ -1,1079 +1,2809 @@
 
 <file path=word/document.xml><?xml version="1.0" encoding="utf-8"?>
-<w:document xmlns:wpc="http://schemas.microsoft.com/office/word/2010/wordprocessingCanvas" xmlns:cx="http://schemas.microsoft.com/office/drawing/2014/chartex" xmlns:cx1="http://schemas.microsoft.com/office/drawing/2015/9/8/chartex" xmlns:cx2="http://schemas.microsoft.com/office/drawing/2015/10/21/chartex" xmlns:cx3="http://schemas.microsoft.com/office/drawing/2016/5/9/chartex" xmlns:cx4="http://schemas.microsoft.com/office/drawing/2016/5/10/chartex" xmlns:cx5="http://schemas.microsoft.com/office/drawing/2016/5/11/chartex" xmlns:cx6="http://schemas.microsoft.com/office/drawing/2016/5/12/chartex" xmlns:cx7="http://schemas.microsoft.com/office/drawing/2016/5/13/chartex" xmlns:cx8="http://schemas.microsoft.com/office/drawing/2016/5/14/chartex" xmlns:mc="http://schemas.openxmlformats.org/markup-compatibility/2006" xmlns:aink="http://schemas.microsoft.com/office/drawing/2016/ink" xmlns:am3d="http://schemas.microsoft.com/office/drawing/2017/model3d" xmlns:o="urn:schemas-microsoft-com:office:office" xmlns:oel="http://schemas.microsoft.com/office/2019/extlst" xmlns:r="http://schemas.openxmlformats.org/officeDocument/2006/relationships" xmlns:m="http://schemas.openxmlformats.org/officeDocument/2006/math" xmlns:v="urn:schemas-microsoft-com:vml" xmlns:wp14="http://schemas.microsoft.com/office/word/2010/wordprocessingDrawing" xmlns:wp="http://schemas.openxmlformats.org/drawingml/2006/wordprocessingDrawing" xmlns:w10="urn:schemas-microsoft-com:office:word" xmlns:w="http://schemas.openxmlformats.org/wordprocessingml/2006/main" xmlns:w14="http://schemas.microsoft.com/office/word/2010/wordml" xmlns:w15="http://schemas.microsoft.com/office/word/2012/wordml" xmlns:w16cex="http://schemas.microsoft.com/office/word/2018/wordml/cex" xmlns:w16cid="http://schemas.microsoft.com/office/word/2016/wordml/cid" xmlns:w16="http://schemas.microsoft.com/office/word/2018/wordml" xmlns:w16du="http://schemas.microsoft.com/office/word/2023/wordml/word16du" xmlns:w16sdtdh="http://schemas.microsoft.com/office/word/2020/wordml/sdtdatahash" xmlns:w16sdtfl="http://schemas.microsoft.com/office/word/2024/wordml/sdtformatlock" xmlns:w16se="http://schemas.microsoft.com/office/word/2015/wordml/symex" xmlns:wpg="http://schemas.microsoft.com/office/word/2010/wordprocessingGroup" xmlns:wpi="http://schemas.microsoft.com/office/word/2010/wordprocessingInk" xmlns:wne="http://schemas.microsoft.com/office/word/2006/wordml" xmlns:wps="http://schemas.microsoft.com/office/word/2010/wordprocessingShape" mc:Ignorable="w14 w15 w16se w16cid w16 w16cex w16sdtdh w16sdtfl w16du wp14">
+<w:document xmlns:wpc="http://schemas.microsoft.com/office/word/2010/wordprocessingCanvas" xmlns:cx="http://schemas.microsoft.com/office/drawing/2014/chartex" xmlns:cx1="http://schemas.microsoft.com/office/drawing/2015/9/8/chartex" xmlns:cx2="http://schemas.microsoft.com/office/drawing/2015/10/21/chartex" xmlns:cx3="http://schemas.microsoft.com/office/drawing/2016/5/9/chartex" xmlns:cx4="http://schemas.microsoft.com/office/drawing/2016/5/10/chartex" xmlns:cx5="http://schemas.microsoft.com/office/drawing/2016/5/11/chartex" xmlns:cx6="http://schemas.microsoft.com/office/drawing/2016/5/12/chartex" xmlns:cx7="http://schemas.microsoft.com/office/drawing/2016/5/13/chartex" xmlns:cx8="http://schemas.microsoft.com/office/drawing/2016/5/14/chartex" xmlns:mc="http://schemas.openxmlformats.org/markup-compatibility/2006" xmlns:aink="http://schemas.microsoft.com/office/drawing/2016/ink" xmlns:am3d="http://schemas.microsoft.com/office/drawing/2017/model3d" xmlns:o="urn:schemas-microsoft-com:office:office" xmlns:oel="http://schemas.microsoft.com/office/2019/extlst" xmlns:r="http://schemas.openxmlformats.org/officeDocument/2006/relationships" xmlns:m="http://schemas.openxmlformats.org/officeDocument/2006/math" xmlns:v="urn:schemas-microsoft-com:vml" xmlns:wp14="http://schemas.microsoft.com/office/word/2010/wordprocessingDrawing" xmlns:wp="http://schemas.openxmlformats.org/drawingml/2006/wordprocessingDrawing" xmlns:w10="urn:schemas-microsoft-com:office:word" xmlns:w="http://schemas.openxmlformats.org/wordprocessingml/2006/main" xmlns:w14="http://schemas.microsoft.com/office/word/2010/wordml" xmlns:w15="http://schemas.microsoft.com/office/word/2012/wordml" xmlns:w16cei="http://schemas.microsoft.com/office/word/2026/wordml/cei" xmlns:w16cex="http://schemas.microsoft.com/office/word/2018/wordml/cex" xmlns:w16cid="http://schemas.microsoft.com/office/word/2016/wordml/cid" xmlns:w16="http://schemas.microsoft.com/office/word/2018/wordml" xmlns:w16du="http://schemas.microsoft.com/office/word/2023/wordml/word16du" xmlns:w16sdtdh="http://schemas.microsoft.com/office/word/2020/wordml/sdtdatahash" xmlns:w16sdtfl="http://schemas.microsoft.com/office/word/2024/wordml/sdtformatlock" xmlns:w16se="http://schemas.microsoft.com/office/word/2015/wordml/symex" xmlns:wpg="http://schemas.microsoft.com/office/word/2010/wordprocessingGroup" xmlns:wpi="http://schemas.microsoft.com/office/word/2010/wordprocessingInk" xmlns:wne="http://schemas.microsoft.com/office/word/2006/wordml" xmlns:wps="http://schemas.microsoft.com/office/word/2010/wordprocessingShape" mc:Ignorable="w14 w15 w16se w16cid w16 w16cex w16sdtdh w16sdtfl w16du wp14">
   <w:body>
     <w:p>
       <w:pPr>
-        <w:rPr>
-          <w:b/>
-          <w:bCs/>
-        </w:rPr>
-      </w:pPr>
-      <w:r>
-        <w:rPr>
-          <w:b/>
-          <w:bCs/>
-        </w:rPr>
-        <w:t>Day 19: The Coordinator (Advanced Orchestration with Gemini 3.1 Pro)</w:t>
-      </w:r>
-    </w:p>
-    <w:p>
-      <w:pPr>
-        <w:rPr>
-          <w:b/>
-          <w:bCs/>
-        </w:rPr>
-      </w:pPr>
-      <w:r>
-        <w:rPr>
-          <w:b/>
-          <w:bCs/>
-        </w:rPr>
+        <w:pStyle w:val="Heading1"/>
+      </w:pPr>
+      <w:r>
+        <w:t>Day 19: The Coordinator (Advanced Orchestration)</w:t>
+      </w:r>
+    </w:p>
+    <w:p>
+      <w:pPr>
+        <w:rPr>
+          <w:rFonts w:ascii="Calibri" w:hAnsi="Calibri" w:cs="Calibri"/>
+          <w:sz w:val="22"/>
+        </w:rPr>
+      </w:pPr>
+    </w:p>
+    <w:p>
+      <w:pPr>
+        <w:pStyle w:val="Heading2"/>
+      </w:pPr>
+      <w:r>
         <w:t>Project Overview</w:t>
       </w:r>
     </w:p>
     <w:p>
-      <w:r>
-        <w:t>In Day 19, we progress from simple back-and-forth turn-taking to the </w:t>
-      </w:r>
-      <w:r>
-        <w:rPr>
-          <w:b/>
-          <w:bCs/>
-        </w:rPr>
-        <w:t>Coordinator Pattern</w:t>
-      </w:r>
-      <w:r>
-        <w:t>. Instead of hard-coding the order of agents, we build a "Coordinator" (a meta-agent) that looks at the current progress and dynamically decides which specialist should speak next.</w:t>
-      </w:r>
-    </w:p>
-    <w:p>
-      <w:r>
-        <w:t>Today, we are upgrading our model to </w:t>
-      </w:r>
-      <w:r>
-        <w:rPr>
-          <w:b/>
-          <w:bCs/>
-        </w:rPr>
-        <w:t>Gemini 3.1 Pro</w:t>
-      </w:r>
-      <w:r>
-        <w:t>. The "Pro" tier brings massive improvements to complex reasoning and strict instruction following. We will leverage its native </w:t>
-      </w:r>
-      <w:r>
-        <w:rPr>
-          <w:b/>
-          <w:bCs/>
-        </w:rPr>
-        <w:t>Structured JSON Output</w:t>
-      </w:r>
-      <w:r>
-        <w:t> feature to guarantee the Coordinator returns a programmatic routing decision, eliminating unreliable string-parsing hacks.</w:t>
-      </w:r>
-    </w:p>
-    <w:p>
-      <w:pPr>
-        <w:rPr>
-          <w:b/>
-          <w:bCs/>
-        </w:rPr>
-      </w:pPr>
-      <w:r>
-        <w:rPr>
-          <w:b/>
-          <w:bCs/>
-        </w:rPr>
+      <w:pPr>
+        <w:rPr>
+          <w:rFonts w:ascii="Calibri" w:hAnsi="Calibri" w:cs="Calibri"/>
+          <w:sz w:val="22"/>
+        </w:rPr>
+      </w:pPr>
+      <w:r>
+        <w:rPr>
+          <w:rFonts w:ascii="Calibri" w:hAnsi="Calibri" w:cs="Calibri"/>
+          <w:sz w:val="22"/>
+        </w:rPr>
+        <w:t>In Day 19, we progress from simple back-and-forth turn-taking to the Coordinator Pattern. Instead of hard-coding the order of agents, we build a "Coordinator" (a meta-agent) that looks at the current progress and dynamically decides which specialist should speak next. We use structured JSON output to guarantee the Coordinator returns a programmatic routing decision, eliminating unreliable string-parsing hacks. We also add a resilient HTTP retry handler for dealing with occasional upstream outages.</w:t>
+      </w:r>
+    </w:p>
+    <w:p>
+      <w:pPr>
+        <w:rPr>
+          <w:rFonts w:ascii="Calibri" w:hAnsi="Calibri" w:cs="Calibri"/>
+          <w:sz w:val="22"/>
+        </w:rPr>
+      </w:pPr>
+    </w:p>
+    <w:p>
+      <w:pPr>
+        <w:pStyle w:val="Heading2"/>
+      </w:pPr>
+      <w:r>
         <w:t>Setup</w:t>
       </w:r>
     </w:p>
     <w:p>
       <w:pPr>
+        <w:pStyle w:val="ListParagraph"/>
         <w:numPr>
           <w:ilvl w:val="0"/>
           <w:numId w:val="1"/>
         </w:numPr>
-      </w:pPr>
-      <w:r>
-        <w:rPr>
+        <w:rPr>
+          <w:rFonts w:ascii="Calibri" w:hAnsi="Calibri" w:cs="Calibri"/>
+          <w:sz w:val="22"/>
+        </w:rPr>
+      </w:pPr>
+      <w:r>
+        <w:rPr>
+          <w:rFonts w:ascii="Calibri" w:hAnsi="Calibri" w:cs="Calibri"/>
           <w:b/>
-          <w:bCs/>
+          <w:sz w:val="22"/>
         </w:rPr>
         <w:t>Project Name:</w:t>
       </w:r>
       <w:r>
-        <w:t> Day19CoordinatorPro</w:t>
-      </w:r>
-    </w:p>
-    <w:p>
-      <w:pPr>
+        <w:rPr>
+          <w:rFonts w:ascii="Calibri" w:hAnsi="Calibri" w:cs="Calibri"/>
+          <w:sz w:val="22"/>
+        </w:rPr>
+        <w:t xml:space="preserve"> Day19CoordinatorPro</w:t>
+      </w:r>
+    </w:p>
+    <w:p>
+      <w:pPr>
+        <w:pStyle w:val="ListParagraph"/>
         <w:numPr>
           <w:ilvl w:val="0"/>
           <w:numId w:val="1"/>
         </w:numPr>
-      </w:pPr>
-      <w:r>
-        <w:rPr>
+        <w:rPr>
+          <w:rFonts w:ascii="Calibri" w:hAnsi="Calibri" w:cs="Calibri"/>
+          <w:sz w:val="22"/>
+        </w:rPr>
+      </w:pPr>
+      <w:r>
+        <w:rPr>
+          <w:rFonts w:ascii="Calibri" w:hAnsi="Calibri" w:cs="Calibri"/>
           <w:b/>
-          <w:bCs/>
+          <w:sz w:val="22"/>
         </w:rPr>
         <w:t>NuGet Packages:</w:t>
       </w:r>
     </w:p>
     <w:p>
-      <w:r>
-        <w:t>codeBash</w:t>
-      </w:r>
-    </w:p>
-    <w:p>
-      <w:r>
-        <w:t>dotnet add package Microsoft.SemanticKernel</w:t>
-      </w:r>
-    </w:p>
-    <w:p>
-      <w:r>
-        <w:t>dotnet add package Microsoft.SemanticKernel.Connectors.Google</w:t>
-      </w:r>
-    </w:p>
-    <w:p>
-      <w:pPr>
-        <w:numPr>
-          <w:ilvl w:val="0"/>
-          <w:numId w:val="1"/>
-        </w:numPr>
-      </w:pPr>
-      <w:r>
-        <w:rPr>
-          <w:b/>
-          <w:bCs/>
-        </w:rPr>
-        <w:t>Environment Variable:</w:t>
-      </w:r>
-      <w:r>
-        <w:t> Ensure GEMINI_API_KEY is set.</w:t>
-      </w:r>
-    </w:p>
-    <w:p>
-      <w:pPr>
-        <w:rPr>
-          <w:b/>
-          <w:bCs/>
-        </w:rPr>
-      </w:pPr>
-      <w:r>
-        <w:rPr>
-          <w:b/>
-          <w:bCs/>
-        </w:rPr>
-        <w:t>Core Concepts</w:t>
-      </w:r>
-    </w:p>
-    <w:p>
-      <w:pPr>
+      <w:pPr>
+        <w:pStyle w:val="NoSpacing"/>
+        <w:rPr>
+          <w:rFonts w:ascii="Consolas" w:hAnsi="Consolas"/>
+          <w:sz w:val="19"/>
+        </w:rPr>
+      </w:pPr>
+      <w:r>
+        <w:rPr>
+          <w:rFonts w:ascii="Consolas" w:hAnsi="Consolas"/>
+          <w:sz w:val="19"/>
+        </w:rPr>
+        <w:t xml:space="preserve">  dotnet add package Microsoft.SemanticKernel</w:t>
+      </w:r>
+    </w:p>
+    <w:p>
+      <w:pPr>
+        <w:pStyle w:val="NoSpacing"/>
+        <w:rPr>
+          <w:rFonts w:ascii="Consolas" w:hAnsi="Consolas"/>
+          <w:sz w:val="19"/>
+        </w:rPr>
+      </w:pPr>
+      <w:r>
+        <w:rPr>
+          <w:rFonts w:ascii="Consolas" w:hAnsi="Consolas"/>
+          <w:sz w:val="19"/>
+        </w:rPr>
+        <w:t xml:space="preserve">  dotnet add package Microsoft.SemanticKernel.Connectors.OpenAI</w:t>
+      </w:r>
+    </w:p>
+    <w:p>
+      <w:pPr>
+        <w:pStyle w:val="ListParagraph"/>
         <w:numPr>
           <w:ilvl w:val="0"/>
           <w:numId w:val="2"/>
         </w:numPr>
-      </w:pPr>
-      <w:r>
-        <w:rPr>
+        <w:rPr>
+          <w:rFonts w:ascii="Calibri" w:hAnsi="Calibri" w:cs="Calibri"/>
+          <w:sz w:val="22"/>
+        </w:rPr>
+      </w:pPr>
+      <w:r>
+        <w:rPr>
+          <w:rFonts w:ascii="Calibri" w:hAnsi="Calibri" w:cs="Calibri"/>
           <w:b/>
-          <w:bCs/>
-        </w:rPr>
-        <w:t>Gemini 3.1 Pro &amp; Structured Outputs:</w:t>
-      </w:r>
-      <w:r>
-        <w:t> Using ResponseMimeType = "application/json" to force the model to return a strictly typed JSON object that maps to a C# class.</w:t>
-      </w:r>
-    </w:p>
-    <w:p>
-      <w:pPr>
+          <w:sz w:val="22"/>
+        </w:rPr>
+        <w:t>Environment Variables:</w:t>
+      </w:r>
+      <w:r>
+        <w:rPr>
+          <w:rFonts w:ascii="Calibri" w:hAnsi="Calibri" w:cs="Calibri"/>
+          <w:sz w:val="22"/>
+        </w:rPr>
+        <w:t xml:space="preserve"> </w:t>
+      </w:r>
+      <w:r>
+        <w:rPr>
+          <w:rFonts w:ascii="Consolas" w:hAnsi="Consolas" w:cs="Calibri"/>
+          <w:sz w:val="20"/>
+        </w:rPr>
+        <w:t>OPENAI_API_KEY</w:t>
+      </w:r>
+      <w:r>
+        <w:rPr>
+          <w:rFonts w:ascii="Calibri" w:hAnsi="Calibri" w:cs="Calibri"/>
+          <w:sz w:val="22"/>
+        </w:rPr>
+        <w:t xml:space="preserve"> (required), </w:t>
+      </w:r>
+      <w:r>
+        <w:rPr>
+          <w:rFonts w:ascii="Consolas" w:hAnsi="Consolas" w:cs="Calibri"/>
+          <w:sz w:val="20"/>
+        </w:rPr>
+        <w:t>OPENAI_CHAT_MODEL</w:t>
+      </w:r>
+      <w:r>
+        <w:rPr>
+          <w:rFonts w:ascii="Calibri" w:hAnsi="Calibri" w:cs="Calibri"/>
+          <w:sz w:val="22"/>
+        </w:rPr>
+        <w:t xml:space="preserve"> (optional, defaults to </w:t>
+      </w:r>
+      <w:r>
+        <w:rPr>
+          <w:rFonts w:ascii="Consolas" w:hAnsi="Consolas" w:cs="Calibri"/>
+          <w:sz w:val="20"/>
+        </w:rPr>
+        <w:t>gpt-4o-mini</w:t>
+      </w:r>
+      <w:r>
+        <w:rPr>
+          <w:rFonts w:ascii="Calibri" w:hAnsi="Calibri" w:cs="Calibri"/>
+          <w:sz w:val="22"/>
+        </w:rPr>
+        <w:t xml:space="preserve">). This "meta-agent" episode benefits from a stronger reasoning model — point </w:t>
+      </w:r>
+      <w:r>
+        <w:rPr>
+          <w:rFonts w:ascii="Consolas" w:hAnsi="Consolas" w:cs="Calibri"/>
+          <w:sz w:val="20"/>
+        </w:rPr>
+        <w:t>OPENAI_CHAT_MODEL</w:t>
+      </w:r>
+      <w:r>
+        <w:rPr>
+          <w:rFonts w:ascii="Calibri" w:hAnsi="Calibri" w:cs="Calibri"/>
+          <w:sz w:val="22"/>
+        </w:rPr>
+        <w:t xml:space="preserve"> at a higher-tier model like </w:t>
+      </w:r>
+      <w:r>
+        <w:rPr>
+          <w:rFonts w:ascii="Consolas" w:hAnsi="Consolas" w:cs="Calibri"/>
+          <w:sz w:val="20"/>
+        </w:rPr>
+        <w:t>gpt-4o</w:t>
+      </w:r>
+      <w:r>
+        <w:rPr>
+          <w:rFonts w:ascii="Calibri" w:hAnsi="Calibri" w:cs="Calibri"/>
+          <w:sz w:val="22"/>
+        </w:rPr>
+        <w:t xml:space="preserve"> if you want to demonstrate that, rather than hardcoding a model string in the source.</w:t>
+      </w:r>
+    </w:p>
+    <w:p>
+      <w:pPr>
+        <w:rPr>
+          <w:rFonts w:ascii="Calibri" w:hAnsi="Calibri" w:cs="Calibri"/>
+          <w:sz w:val="22"/>
+        </w:rPr>
+      </w:pPr>
+    </w:p>
+    <w:p>
+      <w:pPr>
+        <w:pStyle w:val="Heading2"/>
+      </w:pPr>
+      <w:r>
+        <w:t>Core Concepts</w:t>
+      </w:r>
+    </w:p>
+    <w:p>
+      <w:pPr>
+        <w:pStyle w:val="ListParagraph"/>
         <w:numPr>
           <w:ilvl w:val="0"/>
           <w:numId w:val="2"/>
         </w:numPr>
-      </w:pPr>
-      <w:r>
-        <w:rPr>
+        <w:rPr>
+          <w:rFonts w:ascii="Calibri" w:hAnsi="Calibri" w:cs="Calibri"/>
+          <w:sz w:val="22"/>
+        </w:rPr>
+      </w:pPr>
+      <w:r>
+        <w:rPr>
+          <w:rFonts w:ascii="Calibri" w:hAnsi="Calibri" w:cs="Calibri"/>
           <w:b/>
-          <w:bCs/>
-        </w:rPr>
-        <w:t>Chain-of-Thought Routing:</w:t>
-      </w:r>
-      <w:r>
-        <w:t> We require the JSON to include a "reasoning" field </w:t>
-      </w:r>
-      <w:r>
-        <w:rPr>
-          <w:i/>
-          <w:iCs/>
-        </w:rPr>
-        <w:t>before</w:t>
-      </w:r>
-      <w:r>
-        <w:t> the "nextAgent" field. Forcing the model to explain its logic first significantly boosts routing accuracy.</w:t>
-      </w:r>
-    </w:p>
-    <w:p>
-      <w:pPr>
+          <w:sz w:val="22"/>
+        </w:rPr>
+        <w:t>Structured Outputs:</w:t>
+      </w:r>
+      <w:r>
+        <w:rPr>
+          <w:rFonts w:ascii="Calibri" w:hAnsi="Calibri" w:cs="Calibri"/>
+          <w:sz w:val="22"/>
+        </w:rPr>
+        <w:t xml:space="preserve"> Using </w:t>
+      </w:r>
+      <w:r>
+        <w:rPr>
+          <w:rFonts w:ascii="Consolas" w:hAnsi="Consolas" w:cs="Calibri"/>
+          <w:sz w:val="20"/>
+        </w:rPr>
+        <w:t>ResponseFormat = ChatResponseFormat.CreateJsonObjectFormat()</w:t>
+      </w:r>
+      <w:r>
+        <w:rPr>
+          <w:rFonts w:ascii="Calibri" w:hAnsi="Calibri" w:cs="Calibri"/>
+          <w:sz w:val="22"/>
+        </w:rPr>
+        <w:t xml:space="preserve"> to force the model to return a strictly typed JSON object that maps to a C# class.</w:t>
+      </w:r>
+    </w:p>
+    <w:p>
+      <w:pPr>
+        <w:pStyle w:val="ListParagraph"/>
         <w:numPr>
           <w:ilvl w:val="0"/>
           <w:numId w:val="2"/>
         </w:numPr>
-      </w:pPr>
-      <w:r>
-        <w:rPr>
+        <w:rPr>
+          <w:rFonts w:ascii="Calibri" w:hAnsi="Calibri" w:cs="Calibri"/>
+          <w:sz w:val="22"/>
+        </w:rPr>
+      </w:pPr>
+      <w:r>
+        <w:rPr>
+          <w:rFonts w:ascii="Calibri" w:hAnsi="Calibri" w:cs="Calibri"/>
           <w:b/>
-          <w:bCs/>
+          <w:sz w:val="22"/>
+        </w:rPr>
+        <w:t>Chain-of-Thought Routing:</w:t>
+      </w:r>
+      <w:r>
+        <w:rPr>
+          <w:rFonts w:ascii="Calibri" w:hAnsi="Calibri" w:cs="Calibri"/>
+          <w:sz w:val="22"/>
+        </w:rPr>
+        <w:t xml:space="preserve"> We require the JSON to include a "reasoning" field before the "nextAgent" field. Forcing the model to explain its logic first significantly boosts routing accuracy.</w:t>
+      </w:r>
+    </w:p>
+    <w:p>
+      <w:pPr>
+        <w:pStyle w:val="ListParagraph"/>
+        <w:numPr>
+          <w:ilvl w:val="0"/>
+          <w:numId w:val="2"/>
+        </w:numPr>
+        <w:rPr>
+          <w:rFonts w:ascii="Calibri" w:hAnsi="Calibri" w:cs="Calibri"/>
+          <w:sz w:val="22"/>
+        </w:rPr>
+      </w:pPr>
+      <w:r>
+        <w:rPr>
+          <w:rFonts w:ascii="Calibri" w:hAnsi="Calibri" w:cs="Calibri"/>
+          <w:b/>
+          <w:sz w:val="22"/>
         </w:rPr>
         <w:t>The "Ghost" Nudge:</w:t>
       </w:r>
       <w:r>
-        <w:t> To maintain Gemini's strict User -&gt; Assistant protocol, we temporarily inject a User message to trigger the Coordinator, then immediately delete it so it doesn't pollute the context window for the specialists.</w:t>
-      </w:r>
-    </w:p>
-    <w:p>
-      <w:pPr>
-        <w:rPr>
+        <w:rPr>
+          <w:rFonts w:ascii="Calibri" w:hAnsi="Calibri" w:cs="Calibri"/>
+          <w:sz w:val="22"/>
+        </w:rPr>
+        <w:t xml:space="preserve"> To keep the conversation flowing naturally between the Coordinator and the specialists, we temporarily inject a User message to trigger the Coordinator, then immediately delete it so it doesn't pollute the context window for the specialists.</w:t>
+      </w:r>
+    </w:p>
+    <w:p>
+      <w:pPr>
+        <w:pStyle w:val="ListParagraph"/>
+        <w:numPr>
+          <w:ilvl w:val="0"/>
+          <w:numId w:val="2"/>
+        </w:numPr>
+        <w:rPr>
+          <w:rFonts w:ascii="Calibri" w:hAnsi="Calibri" w:cs="Calibri"/>
+          <w:sz w:val="22"/>
+        </w:rPr>
+      </w:pPr>
+      <w:r>
+        <w:rPr>
+          <w:rFonts w:ascii="Calibri" w:hAnsi="Calibri" w:cs="Calibri"/>
           <w:b/>
-          <w:bCs/>
-        </w:rPr>
-      </w:pPr>
-      <w:r>
-        <w:rPr>
+          <w:sz w:val="22"/>
+        </w:rPr>
+        <w:t>Resilient HTTP:</w:t>
+      </w:r>
+      <w:r>
+        <w:rPr>
+          <w:rFonts w:ascii="Calibri" w:hAnsi="Calibri" w:cs="Calibri"/>
+          <w:sz w:val="22"/>
+        </w:rPr>
+        <w:t xml:space="preserve"> </w:t>
+      </w:r>
+      <w:r>
+        <w:rPr>
+          <w:rFonts w:ascii="Consolas" w:hAnsi="Consolas" w:cs="Calibri"/>
+          <w:sz w:val="20"/>
+        </w:rPr>
+        <w:t>RetryHandler.cs</w:t>
+      </w:r>
+      <w:r>
+        <w:rPr>
+          <w:rFonts w:ascii="Calibri" w:hAnsi="Calibri" w:cs="Calibri"/>
+          <w:sz w:val="22"/>
+        </w:rPr>
+        <w:t xml:space="preserve"> is a plain </w:t>
+      </w:r>
+      <w:r>
+        <w:rPr>
+          <w:rFonts w:ascii="Consolas" w:hAnsi="Consolas" w:cs="Calibri"/>
+          <w:sz w:val="20"/>
+        </w:rPr>
+        <w:t>DelegatingHandler</w:t>
+      </w:r>
+      <w:r>
+        <w:rPr>
+          <w:rFonts w:ascii="Calibri" w:hAnsi="Calibri" w:cs="Calibri"/>
+          <w:sz w:val="22"/>
+        </w:rPr>
+        <w:t xml:space="preserve"> with exponential backoff for transient errors (500/503/429) — completely provider-agnostic, and works identically whichever connector's </w:t>
+      </w:r>
+      <w:r>
+        <w:rPr>
+          <w:rFonts w:ascii="Consolas" w:hAnsi="Consolas" w:cs="Calibri"/>
+          <w:sz w:val="20"/>
+        </w:rPr>
+        <w:t>HttpClient</w:t>
+      </w:r>
+      <w:r>
+        <w:rPr>
+          <w:rFonts w:ascii="Calibri" w:hAnsi="Calibri" w:cs="Calibri"/>
+          <w:sz w:val="22"/>
+        </w:rPr>
+        <w:t xml:space="preserve"> it's plugged into.</w:t>
+      </w:r>
+    </w:p>
+    <w:p>
+      <w:pPr>
+        <w:rPr>
+          <w:rFonts w:ascii="Calibri" w:hAnsi="Calibri" w:cs="Calibri"/>
+          <w:sz w:val="22"/>
+        </w:rPr>
+      </w:pPr>
+    </w:p>
+    <w:p>
+      <w:pPr>
+        <w:pStyle w:val="Heading2"/>
+      </w:pPr>
+      <w:r>
+        <w:t>Complete C# Code</w:t>
+      </w:r>
+    </w:p>
+    <w:p>
+      <w:pPr>
+        <w:rPr>
+          <w:rFonts w:ascii="Calibri" w:hAnsi="Calibri" w:cs="Calibri"/>
+          <w:sz w:val="22"/>
+        </w:rPr>
+      </w:pPr>
+    </w:p>
+    <w:p>
+      <w:pPr>
+        <w:rPr>
+          <w:rFonts w:ascii="Calibri" w:hAnsi="Calibri" w:cs="Calibri"/>
+          <w:sz w:val="22"/>
+        </w:rPr>
+      </w:pPr>
+      <w:r>
+        <w:rPr>
+          <w:rFonts w:ascii="Calibri" w:hAnsi="Calibri" w:cs="Calibri"/>
           <w:b/>
-          <w:bCs/>
-        </w:rPr>
-        <w:t>Complete C# Code</w:t>
-      </w:r>
-    </w:p>
-    <w:p>
-      <w:r>
-        <w:t>codeC#</w:t>
-      </w:r>
-    </w:p>
-    <w:p>
-      <w:r>
-        <w:t>using System;</w:t>
-      </w:r>
-    </w:p>
-    <w:p>
-      <w:r>
-        <w:lastRenderedPageBreak/>
+          <w:sz w:val="22"/>
+        </w:rPr>
+        <w:t>Program.cs</w:t>
+      </w:r>
+    </w:p>
+    <w:p>
+      <w:pPr>
+        <w:pStyle w:val="NoSpacing"/>
+        <w:rPr>
+          <w:rFonts w:ascii="Consolas" w:hAnsi="Consolas"/>
+          <w:sz w:val="19"/>
+        </w:rPr>
+      </w:pPr>
+      <w:r>
+        <w:rPr>
+          <w:rFonts w:ascii="Consolas" w:hAnsi="Consolas"/>
+          <w:sz w:val="19"/>
+        </w:rPr>
+        <w:t>using Microsoft.SemanticKernel;</w:t>
+      </w:r>
+    </w:p>
+    <w:p>
+      <w:pPr>
+        <w:pStyle w:val="NoSpacing"/>
+        <w:rPr>
+          <w:rFonts w:ascii="Consolas" w:hAnsi="Consolas"/>
+          <w:sz w:val="19"/>
+        </w:rPr>
+      </w:pPr>
+      <w:r>
+        <w:rPr>
+          <w:rFonts w:ascii="Consolas" w:hAnsi="Consolas"/>
+          <w:sz w:val="19"/>
+        </w:rPr>
+        <w:t>using Microsoft.SemanticKernel.ChatCompletion;</w:t>
+      </w:r>
+    </w:p>
+    <w:p>
+      <w:pPr>
+        <w:pStyle w:val="NoSpacing"/>
+        <w:rPr>
+          <w:rFonts w:ascii="Consolas" w:hAnsi="Consolas"/>
+          <w:sz w:val="19"/>
+        </w:rPr>
+      </w:pPr>
+      <w:r>
+        <w:rPr>
+          <w:rFonts w:ascii="Consolas" w:hAnsi="Consolas"/>
+          <w:sz w:val="19"/>
+        </w:rPr>
+        <w:t>using Microsoft.SemanticKernel.Connectors.OpenAI;</w:t>
+      </w:r>
+    </w:p>
+    <w:p>
+      <w:pPr>
+        <w:pStyle w:val="NoSpacing"/>
+        <w:rPr>
+          <w:rFonts w:ascii="Consolas" w:hAnsi="Consolas"/>
+          <w:sz w:val="19"/>
+        </w:rPr>
+      </w:pPr>
+      <w:r>
+        <w:rPr>
+          <w:rFonts w:ascii="Consolas" w:hAnsi="Consolas"/>
+          <w:sz w:val="19"/>
+        </w:rPr>
+        <w:t>using ChatResponseFormat = OpenAI.Chat.ChatResponseFormat;</w:t>
+      </w:r>
+    </w:p>
+    <w:p>
+      <w:pPr>
+        <w:pStyle w:val="NoSpacing"/>
+        <w:rPr>
+          <w:rFonts w:ascii="Consolas" w:hAnsi="Consolas"/>
+          <w:sz w:val="19"/>
+        </w:rPr>
+      </w:pPr>
+      <w:r>
+        <w:rPr>
+          <w:rFonts w:ascii="Consolas" w:hAnsi="Consolas"/>
+          <w:sz w:val="19"/>
+        </w:rPr>
         <w:t>using System.Text.Json;</w:t>
       </w:r>
     </w:p>
     <w:p>
-      <w:r>
+      <w:pPr>
+        <w:pStyle w:val="NoSpacing"/>
+        <w:rPr>
+          <w:rFonts w:ascii="Consolas" w:hAnsi="Consolas"/>
+          <w:sz w:val="19"/>
+        </w:rPr>
+      </w:pPr>
+      <w:r>
+        <w:rPr>
+          <w:rFonts w:ascii="Consolas" w:hAnsi="Consolas"/>
+          <w:sz w:val="19"/>
+        </w:rPr>
         <w:t>using System.Text.Json.Serialization;</w:t>
       </w:r>
     </w:p>
     <w:p>
-      <w:r>
-        <w:t>using System.Threading.Tasks;</w:t>
-      </w:r>
-    </w:p>
-    <w:p>
-      <w:r>
-        <w:t>using Microsoft.SemanticKernel;</w:t>
-      </w:r>
-    </w:p>
-    <w:p>
-      <w:r>
-        <w:t>using Microsoft.SemanticKernel.ChatCompletion;</w:t>
-      </w:r>
-    </w:p>
-    <w:p>
-      <w:r>
-        <w:t>using Microsoft.SemanticKernel.Connectors.Google;</w:t>
-      </w:r>
-    </w:p>
-    <w:p/>
-    <w:p>
-      <w:r>
-        <w:t>namespace Day19CoordinatorPro</w:t>
-      </w:r>
-    </w:p>
-    <w:p>
-      <w:r>
+      <w:pPr>
+        <w:pStyle w:val="NoSpacing"/>
+        <w:rPr>
+          <w:rFonts w:ascii="Consolas" w:hAnsi="Consolas"/>
+          <w:sz w:val="19"/>
+        </w:rPr>
+      </w:pPr>
+    </w:p>
+    <w:p>
+      <w:pPr>
+        <w:pStyle w:val="NoSpacing"/>
+        <w:rPr>
+          <w:rFonts w:ascii="Consolas" w:hAnsi="Consolas"/>
+          <w:sz w:val="19"/>
+        </w:rPr>
+      </w:pPr>
+      <w:r>
+        <w:rPr>
+          <w:rFonts w:ascii="Consolas" w:hAnsi="Consolas"/>
+          <w:sz w:val="19"/>
+        </w:rPr>
+        <w:t>namespace CoordinatorPro</w:t>
+      </w:r>
+    </w:p>
+    <w:p>
+      <w:pPr>
+        <w:pStyle w:val="NoSpacing"/>
+        <w:rPr>
+          <w:rFonts w:ascii="Consolas" w:hAnsi="Consolas"/>
+          <w:sz w:val="19"/>
+        </w:rPr>
+      </w:pPr>
+      <w:r>
+        <w:rPr>
+          <w:rFonts w:ascii="Consolas" w:hAnsi="Consolas"/>
+          <w:sz w:val="19"/>
+        </w:rPr>
         <w:t>{</w:t>
       </w:r>
     </w:p>
     <w:p>
-      <w:r>
-        <w:t xml:space="preserve">    // 1. Define the Structured Output Schema</w:t>
-      </w:r>
-    </w:p>
-    <w:p>
-      <w:r>
+      <w:pPr>
+        <w:pStyle w:val="NoSpacing"/>
+        <w:rPr>
+          <w:rFonts w:ascii="Consolas" w:hAnsi="Consolas"/>
+          <w:sz w:val="19"/>
+        </w:rPr>
+      </w:pPr>
+      <w:r>
+        <w:rPr>
+          <w:rFonts w:ascii="Consolas" w:hAnsi="Consolas"/>
+          <w:sz w:val="19"/>
+        </w:rPr>
+        <w:t xml:space="preserve">    // 1. Define a structured output schema</w:t>
+      </w:r>
+    </w:p>
+    <w:p>
+      <w:pPr>
+        <w:pStyle w:val="NoSpacing"/>
+        <w:rPr>
+          <w:rFonts w:ascii="Consolas" w:hAnsi="Consolas"/>
+          <w:sz w:val="19"/>
+        </w:rPr>
+      </w:pPr>
+      <w:r>
+        <w:rPr>
+          <w:rFonts w:ascii="Consolas" w:hAnsi="Consolas"/>
+          <w:sz w:val="19"/>
+        </w:rPr>
         <w:t xml:space="preserve">    public class RoutingDecision</w:t>
       </w:r>
     </w:p>
     <w:p>
-      <w:r>
+      <w:pPr>
+        <w:pStyle w:val="NoSpacing"/>
+        <w:rPr>
+          <w:rFonts w:ascii="Consolas" w:hAnsi="Consolas"/>
+          <w:sz w:val="19"/>
+        </w:rPr>
+      </w:pPr>
+      <w:r>
+        <w:rPr>
+          <w:rFonts w:ascii="Consolas" w:hAnsi="Consolas"/>
+          <w:sz w:val="19"/>
+        </w:rPr>
         <w:t xml:space="preserve">    {</w:t>
       </w:r>
     </w:p>
     <w:p>
-      <w:r>
+      <w:pPr>
+        <w:pStyle w:val="NoSpacing"/>
+        <w:rPr>
+          <w:rFonts w:ascii="Consolas" w:hAnsi="Consolas"/>
+          <w:sz w:val="19"/>
+        </w:rPr>
+      </w:pPr>
+      <w:r>
+        <w:rPr>
+          <w:rFonts w:ascii="Consolas" w:hAnsi="Consolas"/>
+          <w:sz w:val="19"/>
+        </w:rPr>
         <w:t xml:space="preserve">        [JsonPropertyName("reasoning")]</w:t>
       </w:r>
     </w:p>
     <w:p>
-      <w:r>
+      <w:pPr>
+        <w:pStyle w:val="NoSpacing"/>
+        <w:rPr>
+          <w:rFonts w:ascii="Consolas" w:hAnsi="Consolas"/>
+          <w:sz w:val="19"/>
+        </w:rPr>
+      </w:pPr>
+      <w:r>
+        <w:rPr>
+          <w:rFonts w:ascii="Consolas" w:hAnsi="Consolas"/>
+          <w:sz w:val="19"/>
+        </w:rPr>
         <w:t xml:space="preserve">        public string Reasoning { get; set; } = "";</w:t>
       </w:r>
     </w:p>
     <w:p>
-      <w:r>
-        <w:t xml:space="preserve">        </w:t>
-      </w:r>
-    </w:p>
-    <w:p>
-      <w:r>
+      <w:pPr>
+        <w:pStyle w:val="NoSpacing"/>
+        <w:rPr>
+          <w:rFonts w:ascii="Consolas" w:hAnsi="Consolas"/>
+          <w:sz w:val="19"/>
+        </w:rPr>
+      </w:pPr>
+    </w:p>
+    <w:p>
+      <w:pPr>
+        <w:pStyle w:val="NoSpacing"/>
+        <w:rPr>
+          <w:rFonts w:ascii="Consolas" w:hAnsi="Consolas"/>
+          <w:sz w:val="19"/>
+        </w:rPr>
+      </w:pPr>
+      <w:r>
+        <w:rPr>
+          <w:rFonts w:ascii="Consolas" w:hAnsi="Consolas"/>
+          <w:sz w:val="19"/>
+        </w:rPr>
         <w:t xml:space="preserve">        [JsonPropertyName("nextAgent")]</w:t>
       </w:r>
     </w:p>
     <w:p>
-      <w:r>
+      <w:pPr>
+        <w:pStyle w:val="NoSpacing"/>
+        <w:rPr>
+          <w:rFonts w:ascii="Consolas" w:hAnsi="Consolas"/>
+          <w:sz w:val="19"/>
+        </w:rPr>
+      </w:pPr>
+      <w:r>
+        <w:rPr>
+          <w:rFonts w:ascii="Consolas" w:hAnsi="Consolas"/>
+          <w:sz w:val="19"/>
+        </w:rPr>
         <w:t xml:space="preserve">        public string NextAgent { get; set; } = "";</w:t>
       </w:r>
     </w:p>
     <w:p>
-      <w:r>
+      <w:pPr>
+        <w:pStyle w:val="NoSpacing"/>
+        <w:rPr>
+          <w:rFonts w:ascii="Consolas" w:hAnsi="Consolas"/>
+          <w:sz w:val="19"/>
+        </w:rPr>
+      </w:pPr>
+      <w:r>
+        <w:rPr>
+          <w:rFonts w:ascii="Consolas" w:hAnsi="Consolas"/>
+          <w:sz w:val="19"/>
+        </w:rPr>
         <w:t xml:space="preserve">    }</w:t>
       </w:r>
     </w:p>
-    <w:p/>
-    <w:p>
-      <w:r>
-        <w:t xml:space="preserve">    class Program</w:t>
-      </w:r>
-    </w:p>
-    <w:p>
-      <w:r>
+    <w:p>
+      <w:pPr>
+        <w:pStyle w:val="NoSpacing"/>
+        <w:rPr>
+          <w:rFonts w:ascii="Consolas" w:hAnsi="Consolas"/>
+          <w:sz w:val="19"/>
+        </w:rPr>
+      </w:pPr>
+    </w:p>
+    <w:p>
+      <w:pPr>
+        <w:pStyle w:val="NoSpacing"/>
+        <w:rPr>
+          <w:rFonts w:ascii="Consolas" w:hAnsi="Consolas"/>
+          <w:sz w:val="19"/>
+        </w:rPr>
+      </w:pPr>
+      <w:r>
+        <w:rPr>
+          <w:rFonts w:ascii="Consolas" w:hAnsi="Consolas"/>
+          <w:sz w:val="19"/>
+        </w:rPr>
+        <w:t xml:space="preserve">    internal class Program</w:t>
+      </w:r>
+    </w:p>
+    <w:p>
+      <w:pPr>
+        <w:pStyle w:val="NoSpacing"/>
+        <w:rPr>
+          <w:rFonts w:ascii="Consolas" w:hAnsi="Consolas"/>
+          <w:sz w:val="19"/>
+        </w:rPr>
+      </w:pPr>
+      <w:r>
+        <w:rPr>
+          <w:rFonts w:ascii="Consolas" w:hAnsi="Consolas"/>
+          <w:sz w:val="19"/>
+        </w:rPr>
         <w:t xml:space="preserve">    {</w:t>
       </w:r>
     </w:p>
     <w:p>
-      <w:r>
+      <w:pPr>
+        <w:pStyle w:val="NoSpacing"/>
+        <w:rPr>
+          <w:rFonts w:ascii="Consolas" w:hAnsi="Consolas"/>
+          <w:sz w:val="19"/>
+        </w:rPr>
+      </w:pPr>
+      <w:r>
+        <w:rPr>
+          <w:rFonts w:ascii="Consolas" w:hAnsi="Consolas"/>
+          <w:sz w:val="19"/>
+        </w:rPr>
         <w:t xml:space="preserve">        static async Task Main(string[] args)</w:t>
       </w:r>
     </w:p>
     <w:p>
-      <w:r>
+      <w:pPr>
+        <w:pStyle w:val="NoSpacing"/>
+        <w:rPr>
+          <w:rFonts w:ascii="Consolas" w:hAnsi="Consolas"/>
+          <w:sz w:val="19"/>
+        </w:rPr>
+      </w:pPr>
+      <w:r>
+        <w:rPr>
+          <w:rFonts w:ascii="Consolas" w:hAnsi="Consolas"/>
+          <w:sz w:val="19"/>
+        </w:rPr>
         <w:t xml:space="preserve">        {</w:t>
       </w:r>
     </w:p>
     <w:p>
-      <w:r>
+      <w:pPr>
+        <w:pStyle w:val="NoSpacing"/>
+        <w:rPr>
+          <w:rFonts w:ascii="Consolas" w:hAnsi="Consolas"/>
+          <w:sz w:val="19"/>
+        </w:rPr>
+      </w:pPr>
+      <w:r>
+        <w:rPr>
+          <w:rFonts w:ascii="Consolas" w:hAnsi="Consolas"/>
+          <w:sz w:val="19"/>
+        </w:rPr>
         <w:t xml:space="preserve">            IKernelBuilder builder = Kernel.CreateBuilder();</w:t>
       </w:r>
     </w:p>
     <w:p>
-      <w:r>
-        <w:t xml:space="preserve">            string apiKey = Environment.GetEnvironmentVariable("GEMINI_API_KEY") ?? throw new Exception("GEMINI_API_KEY is missing");</w:t>
-      </w:r>
-    </w:p>
-    <w:p/>
-    <w:p>
-      <w:r>
-        <w:t xml:space="preserve">            // Upgrade to Gemini 3.1 Pro for advanced reasoning tasks</w:t>
-      </w:r>
-    </w:p>
-    <w:p>
-      <w:r>
-        <w:t xml:space="preserve">            builder.AddGoogleAIGeminiChatCompletion("gemini-3.1-pro", apiKey);</w:t>
-      </w:r>
-    </w:p>
-    <w:p>
-      <w:r>
+      <w:pPr>
+        <w:pStyle w:val="NoSpacing"/>
+        <w:rPr>
+          <w:rFonts w:ascii="Consolas" w:hAnsi="Consolas"/>
+          <w:sz w:val="19"/>
+        </w:rPr>
+      </w:pPr>
+      <w:r>
+        <w:rPr>
+          <w:rFonts w:ascii="Consolas" w:hAnsi="Consolas"/>
+          <w:sz w:val="19"/>
+        </w:rPr>
+        <w:t xml:space="preserve">            string apiKey = Environment.GetEnvironmentVariable("OPENAI_API_KEY")</w:t>
+      </w:r>
+    </w:p>
+    <w:p>
+      <w:pPr>
+        <w:pStyle w:val="NoSpacing"/>
+        <w:rPr>
+          <w:rFonts w:ascii="Consolas" w:hAnsi="Consolas"/>
+          <w:sz w:val="19"/>
+        </w:rPr>
+      </w:pPr>
+      <w:r>
+        <w:rPr>
+          <w:rFonts w:ascii="Consolas" w:hAnsi="Consolas"/>
+          <w:sz w:val="19"/>
+        </w:rPr>
+        <w:t xml:space="preserve">                ?? throw new Exception("OPENAI_API_KEY is missing");</w:t>
+      </w:r>
+    </w:p>
+    <w:p>
+      <w:pPr>
+        <w:pStyle w:val="NoSpacing"/>
+        <w:rPr>
+          <w:rFonts w:ascii="Consolas" w:hAnsi="Consolas"/>
+          <w:sz w:val="19"/>
+        </w:rPr>
+      </w:pPr>
+      <w:r>
+        <w:rPr>
+          <w:rFonts w:ascii="Consolas" w:hAnsi="Consolas"/>
+          <w:sz w:val="19"/>
+        </w:rPr>
+        <w:t xml:space="preserve">            string modelId = Environment.GetEnvironmentVariable("OPENAI_CHAT_MODEL") ?? "gpt-4o-mini";</w:t>
+      </w:r>
+    </w:p>
+    <w:p>
+      <w:pPr>
+        <w:pStyle w:val="NoSpacing"/>
+        <w:rPr>
+          <w:rFonts w:ascii="Consolas" w:hAnsi="Consolas"/>
+          <w:sz w:val="19"/>
+        </w:rPr>
+      </w:pPr>
+    </w:p>
+    <w:p>
+      <w:pPr>
+        <w:pStyle w:val="NoSpacing"/>
+        <w:rPr>
+          <w:rFonts w:ascii="Consolas" w:hAnsi="Consolas"/>
+          <w:sz w:val="19"/>
+        </w:rPr>
+      </w:pPr>
+      <w:r>
+        <w:rPr>
+          <w:rFonts w:ascii="Consolas" w:hAnsi="Consolas"/>
+          <w:sz w:val="19"/>
+        </w:rPr>
+        <w:t xml:space="preserve">            var resilientHttpClient = new HttpClient(new RetryHandler(maxRetries: 5));</w:t>
+      </w:r>
+    </w:p>
+    <w:p>
+      <w:pPr>
+        <w:pStyle w:val="NoSpacing"/>
+        <w:rPr>
+          <w:rFonts w:ascii="Consolas" w:hAnsi="Consolas"/>
+          <w:sz w:val="19"/>
+        </w:rPr>
+      </w:pPr>
+    </w:p>
+    <w:p>
+      <w:pPr>
+        <w:pStyle w:val="NoSpacing"/>
+        <w:rPr>
+          <w:rFonts w:ascii="Consolas" w:hAnsi="Consolas"/>
+          <w:sz w:val="19"/>
+        </w:rPr>
+      </w:pPr>
+      <w:r>
+        <w:rPr>
+          <w:rFonts w:ascii="Consolas" w:hAnsi="Consolas"/>
+          <w:sz w:val="19"/>
+        </w:rPr>
+        <w:t xml:space="preserve">            // This "meta-agent" episode benefits from a stronger model for its routing</w:t>
+      </w:r>
+    </w:p>
+    <w:p>
+      <w:pPr>
+        <w:pStyle w:val="NoSpacing"/>
+        <w:rPr>
+          <w:rFonts w:ascii="Consolas" w:hAnsi="Consolas"/>
+          <w:sz w:val="19"/>
+        </w:rPr>
+      </w:pPr>
+      <w:r>
+        <w:rPr>
+          <w:rFonts w:ascii="Consolas" w:hAnsi="Consolas"/>
+          <w:sz w:val="19"/>
+        </w:rPr>
+        <w:t xml:space="preserve">            // reasoning - point OPENAI_CHAT_MODEL at a higher-tier model (e.g. gpt-4o) if</w:t>
+      </w:r>
+    </w:p>
+    <w:p>
+      <w:pPr>
+        <w:pStyle w:val="NoSpacing"/>
+        <w:rPr>
+          <w:rFonts w:ascii="Consolas" w:hAnsi="Consolas"/>
+          <w:sz w:val="19"/>
+        </w:rPr>
+      </w:pPr>
+      <w:r>
+        <w:rPr>
+          <w:rFonts w:ascii="Consolas" w:hAnsi="Consolas"/>
+          <w:sz w:val="19"/>
+        </w:rPr>
+        <w:t xml:space="preserve">            // you want to demonstrate that. We've also included a resilient HTTP retry</w:t>
+      </w:r>
+    </w:p>
+    <w:p>
+      <w:pPr>
+        <w:pStyle w:val="NoSpacing"/>
+        <w:rPr>
+          <w:rFonts w:ascii="Consolas" w:hAnsi="Consolas"/>
+          <w:sz w:val="19"/>
+        </w:rPr>
+      </w:pPr>
+      <w:r>
+        <w:rPr>
+          <w:rFonts w:ascii="Consolas" w:hAnsi="Consolas"/>
+          <w:sz w:val="19"/>
+        </w:rPr>
+        <w:t xml:space="preserve">            // handler to deal with occasional upstream 503/500/429 responses.</w:t>
+      </w:r>
+    </w:p>
+    <w:p>
+      <w:pPr>
+        <w:pStyle w:val="NoSpacing"/>
+        <w:rPr>
+          <w:rFonts w:ascii="Consolas" w:hAnsi="Consolas"/>
+          <w:sz w:val="19"/>
+        </w:rPr>
+      </w:pPr>
+      <w:r>
+        <w:rPr>
+          <w:rFonts w:ascii="Consolas" w:hAnsi="Consolas"/>
+          <w:sz w:val="19"/>
+        </w:rPr>
+        <w:t xml:space="preserve">            builder.AddOpenAIChatCompletion(</w:t>
+      </w:r>
+    </w:p>
+    <w:p>
+      <w:pPr>
+        <w:pStyle w:val="NoSpacing"/>
+        <w:rPr>
+          <w:rFonts w:ascii="Consolas" w:hAnsi="Consolas"/>
+          <w:sz w:val="19"/>
+        </w:rPr>
+      </w:pPr>
+      <w:r>
+        <w:rPr>
+          <w:rFonts w:ascii="Consolas" w:hAnsi="Consolas"/>
+          <w:sz w:val="19"/>
+        </w:rPr>
+        <w:t xml:space="preserve">                modelId: modelId,</w:t>
+      </w:r>
+    </w:p>
+    <w:p>
+      <w:pPr>
+        <w:pStyle w:val="NoSpacing"/>
+        <w:rPr>
+          <w:rFonts w:ascii="Consolas" w:hAnsi="Consolas"/>
+          <w:sz w:val="19"/>
+        </w:rPr>
+      </w:pPr>
+      <w:r>
+        <w:rPr>
+          <w:rFonts w:ascii="Consolas" w:hAnsi="Consolas"/>
+          <w:sz w:val="19"/>
+        </w:rPr>
+        <w:t xml:space="preserve">                apiKey: apiKey,</w:t>
+      </w:r>
+    </w:p>
+    <w:p>
+      <w:pPr>
+        <w:pStyle w:val="NoSpacing"/>
+        <w:rPr>
+          <w:rFonts w:ascii="Consolas" w:hAnsi="Consolas"/>
+          <w:sz w:val="19"/>
+        </w:rPr>
+      </w:pPr>
+      <w:r>
+        <w:rPr>
+          <w:rFonts w:ascii="Consolas" w:hAnsi="Consolas"/>
+          <w:sz w:val="19"/>
+        </w:rPr>
+        <w:t xml:space="preserve">                httpClient: resilientHttpClient);</w:t>
+      </w:r>
+    </w:p>
+    <w:p>
+      <w:pPr>
+        <w:pStyle w:val="NoSpacing"/>
+        <w:rPr>
+          <w:rFonts w:ascii="Consolas" w:hAnsi="Consolas"/>
+          <w:sz w:val="19"/>
+        </w:rPr>
+      </w:pPr>
+    </w:p>
+    <w:p>
+      <w:pPr>
+        <w:pStyle w:val="NoSpacing"/>
+        <w:rPr>
+          <w:rFonts w:ascii="Consolas" w:hAnsi="Consolas"/>
+          <w:sz w:val="19"/>
+        </w:rPr>
+      </w:pPr>
+      <w:r>
+        <w:rPr>
+          <w:rFonts w:ascii="Consolas" w:hAnsi="Consolas"/>
+          <w:sz w:val="19"/>
+        </w:rPr>
         <w:t xml:space="preserve">            Kernel kernel = builder.Build();</w:t>
       </w:r>
     </w:p>
-    <w:p/>
-    <w:p>
-      <w:r>
+    <w:p>
+      <w:pPr>
+        <w:pStyle w:val="NoSpacing"/>
+        <w:rPr>
+          <w:rFonts w:ascii="Consolas" w:hAnsi="Consolas"/>
+          <w:sz w:val="19"/>
+        </w:rPr>
+      </w:pPr>
+    </w:p>
+    <w:p>
+      <w:pPr>
+        <w:pStyle w:val="NoSpacing"/>
+        <w:rPr>
+          <w:rFonts w:ascii="Consolas" w:hAnsi="Consolas"/>
+          <w:sz w:val="19"/>
+        </w:rPr>
+      </w:pPr>
+      <w:r>
+        <w:rPr>
+          <w:rFonts w:ascii="Consolas" w:hAnsi="Consolas"/>
+          <w:sz w:val="19"/>
+        </w:rPr>
         <w:t xml:space="preserve">            IChatCompletionService chatService = kernel.GetRequiredService&lt;IChatCompletionService&gt;();</w:t>
       </w:r>
     </w:p>
-    <w:p/>
-    <w:p>
-      <w:r>
+    <w:p>
+      <w:pPr>
+        <w:pStyle w:val="NoSpacing"/>
+        <w:rPr>
+          <w:rFonts w:ascii="Consolas" w:hAnsi="Consolas"/>
+          <w:sz w:val="19"/>
+        </w:rPr>
+      </w:pPr>
+    </w:p>
+    <w:p>
+      <w:pPr>
+        <w:pStyle w:val="NoSpacing"/>
+        <w:rPr>
+          <w:rFonts w:ascii="Consolas" w:hAnsi="Consolas"/>
+          <w:sz w:val="19"/>
+        </w:rPr>
+      </w:pPr>
+      <w:r>
+        <w:rPr>
+          <w:rFonts w:ascii="Consolas" w:hAnsi="Consolas"/>
+          <w:sz w:val="19"/>
+        </w:rPr>
         <w:t xml:space="preserve">            // 2. Define the Agent Personas</w:t>
       </w:r>
     </w:p>
     <w:p>
-      <w:r>
-        <w:t xml:space="preserve">            string coderPersona = "You are a C# Developer. Write clean code for the requested feature. Output only the code.";</w:t>
-      </w:r>
-    </w:p>
-    <w:p>
-      <w:r>
-        <w:t xml:space="preserve">            string auditorPersona = "You are a Security Auditor. Find one flaw in the code. If it is perfect, say exactly 'LGTM'.";</w:t>
-      </w:r>
-    </w:p>
-    <w:p>
-      <w:r>
-        <w:t xml:space="preserve">            </w:t>
-      </w:r>
-    </w:p>
-    <w:p>
-      <w:r>
+      <w:pPr>
+        <w:pStyle w:val="NoSpacing"/>
+        <w:rPr>
+          <w:rFonts w:ascii="Consolas" w:hAnsi="Consolas"/>
+          <w:sz w:val="19"/>
+        </w:rPr>
+      </w:pPr>
+      <w:r>
+        <w:rPr>
+          <w:rFonts w:ascii="Consolas" w:hAnsi="Consolas"/>
+          <w:sz w:val="19"/>
+        </w:rPr>
+        <w:t xml:space="preserve">            string coderPersona = "You are a C# developer.  Write clean code for the requested feature.  Output only the code.";</w:t>
+      </w:r>
+    </w:p>
+    <w:p>
+      <w:pPr>
+        <w:pStyle w:val="NoSpacing"/>
+        <w:rPr>
+          <w:rFonts w:ascii="Consolas" w:hAnsi="Consolas"/>
+          <w:sz w:val="19"/>
+        </w:rPr>
+      </w:pPr>
+      <w:r>
+        <w:rPr>
+          <w:rFonts w:ascii="Consolas" w:hAnsi="Consolas"/>
+          <w:sz w:val="19"/>
+        </w:rPr>
+        <w:t xml:space="preserve">            string auditorPersona = "You are a Security Auditor.  Find one flaw in the code.  If it is perfect, say exactly 'LGTM'.";</w:t>
+      </w:r>
+    </w:p>
+    <w:p>
+      <w:pPr>
+        <w:pStyle w:val="NoSpacing"/>
+        <w:rPr>
+          <w:rFonts w:ascii="Consolas" w:hAnsi="Consolas"/>
+          <w:sz w:val="19"/>
+        </w:rPr>
+      </w:pPr>
+    </w:p>
+    <w:p>
+      <w:pPr>
+        <w:pStyle w:val="NoSpacing"/>
+        <w:rPr>
+          <w:rFonts w:ascii="Consolas" w:hAnsi="Consolas"/>
+          <w:sz w:val="19"/>
+        </w:rPr>
+      </w:pPr>
+      <w:r>
+        <w:rPr>
+          <w:rFonts w:ascii="Consolas" w:hAnsi="Consolas"/>
+          <w:sz w:val="19"/>
+        </w:rPr>
         <w:t xml:space="preserve">            string coordinatorInstructions = @"</w:t>
       </w:r>
     </w:p>
     <w:p>
-      <w:r>
-        <w:t xml:space="preserve">                You are the Project Coordinator. Analyze the conversation history.</w:t>
-      </w:r>
-    </w:p>
-    <w:p>
-      <w:r>
-        <w:t xml:space="preserve">                1. If there is no code yet, the nextAgent is CODER.</w:t>
-      </w:r>
-    </w:p>
-    <w:p>
-      <w:r>
-        <w:t xml:space="preserve">                2. If there is code but no security review, the nextAgent is AUDITOR.</w:t>
-      </w:r>
-    </w:p>
-    <w:p>
-      <w:r>
+      <w:pPr>
+        <w:pStyle w:val="NoSpacing"/>
+        <w:rPr>
+          <w:rFonts w:ascii="Consolas" w:hAnsi="Consolas"/>
+          <w:sz w:val="19"/>
+        </w:rPr>
+      </w:pPr>
+      <w:r>
+        <w:rPr>
+          <w:rFonts w:ascii="Consolas" w:hAnsi="Consolas"/>
+          <w:sz w:val="19"/>
+        </w:rPr>
+        <w:t xml:space="preserve">                You are the project Coordinator.  Analyze the conversation history</w:t>
+      </w:r>
+    </w:p>
+    <w:p>
+      <w:pPr>
+        <w:pStyle w:val="NoSpacing"/>
+        <w:rPr>
+          <w:rFonts w:ascii="Consolas" w:hAnsi="Consolas"/>
+          <w:sz w:val="19"/>
+        </w:rPr>
+      </w:pPr>
+      <w:r>
+        <w:rPr>
+          <w:rFonts w:ascii="Consolas" w:hAnsi="Consolas"/>
+          <w:sz w:val="19"/>
+        </w:rPr>
+        <w:t xml:space="preserve">                1. If there is no code yet, the nextAgent is the CODER.</w:t>
+      </w:r>
+    </w:p>
+    <w:p>
+      <w:pPr>
+        <w:pStyle w:val="NoSpacing"/>
+        <w:rPr>
+          <w:rFonts w:ascii="Consolas" w:hAnsi="Consolas"/>
+          <w:sz w:val="19"/>
+        </w:rPr>
+      </w:pPr>
+      <w:r>
+        <w:rPr>
+          <w:rFonts w:ascii="Consolas" w:hAnsi="Consolas"/>
+          <w:sz w:val="19"/>
+        </w:rPr>
+        <w:t xml:space="preserve">                2. If there is code but no security review, the nextAgent is the AUDITOR.</w:t>
+      </w:r>
+    </w:p>
+    <w:p>
+      <w:pPr>
+        <w:pStyle w:val="NoSpacing"/>
+        <w:rPr>
+          <w:rFonts w:ascii="Consolas" w:hAnsi="Consolas"/>
+          <w:sz w:val="19"/>
+        </w:rPr>
+      </w:pPr>
+      <w:r>
+        <w:rPr>
+          <w:rFonts w:ascii="Consolas" w:hAnsi="Consolas"/>
+          <w:sz w:val="19"/>
+        </w:rPr>
         <w:t xml:space="preserve">                3. If the Auditor said 'LGTM', the nextAgent is COMPLETE.</w:t>
       </w:r>
     </w:p>
     <w:p>
-      <w:r>
+      <w:pPr>
+        <w:pStyle w:val="NoSpacing"/>
+        <w:rPr>
+          <w:rFonts w:ascii="Consolas" w:hAnsi="Consolas"/>
+          <w:sz w:val="19"/>
+        </w:rPr>
+      </w:pPr>
+      <w:r>
+        <w:rPr>
+          <w:rFonts w:ascii="Consolas" w:hAnsi="Consolas"/>
+          <w:sz w:val="19"/>
+        </w:rPr>
         <w:t xml:space="preserve">                4. If the Auditor requested changes, the nextAgent is CODER.</w:t>
       </w:r>
     </w:p>
     <w:p>
-      <w:r>
-        <w:t xml:space="preserve">                </w:t>
-      </w:r>
-    </w:p>
-    <w:p>
-      <w:r>
-        <w:t xml:space="preserve">                You MUST output your decision in valid JSON matching this schema:</w:t>
-      </w:r>
-    </w:p>
-    <w:p>
-      <w:r>
+      <w:pPr>
+        <w:pStyle w:val="NoSpacing"/>
+        <w:rPr>
+          <w:rFonts w:ascii="Consolas" w:hAnsi="Consolas"/>
+          <w:sz w:val="19"/>
+        </w:rPr>
+      </w:pPr>
+    </w:p>
+    <w:p>
+      <w:pPr>
+        <w:pStyle w:val="NoSpacing"/>
+        <w:rPr>
+          <w:rFonts w:ascii="Consolas" w:hAnsi="Consolas"/>
+          <w:sz w:val="19"/>
+        </w:rPr>
+      </w:pPr>
+      <w:r>
+        <w:rPr>
+          <w:rFonts w:ascii="Consolas" w:hAnsi="Consolas"/>
+          <w:sz w:val="19"/>
+        </w:rPr>
+        <w:t xml:space="preserve">                You must output your decision in valid JSON matching this schema:</w:t>
+      </w:r>
+    </w:p>
+    <w:p>
+      <w:pPr>
+        <w:pStyle w:val="NoSpacing"/>
+        <w:rPr>
+          <w:rFonts w:ascii="Consolas" w:hAnsi="Consolas"/>
+          <w:sz w:val="19"/>
+        </w:rPr>
+      </w:pPr>
+      <w:r>
+        <w:rPr>
+          <w:rFonts w:ascii="Consolas" w:hAnsi="Consolas"/>
+          <w:sz w:val="19"/>
+        </w:rPr>
         <w:t xml:space="preserve">                {</w:t>
       </w:r>
     </w:p>
     <w:p>
-      <w:r>
+      <w:pPr>
+        <w:pStyle w:val="NoSpacing"/>
+        <w:rPr>
+          <w:rFonts w:ascii="Consolas" w:hAnsi="Consolas"/>
+          <w:sz w:val="19"/>
+        </w:rPr>
+      </w:pPr>
+      <w:r>
+        <w:rPr>
+          <w:rFonts w:ascii="Consolas" w:hAnsi="Consolas"/>
+          <w:sz w:val="19"/>
+        </w:rPr>
         <w:t xml:space="preserve">                    ""reasoning"": ""Your step-by-step logic."",</w:t>
       </w:r>
     </w:p>
     <w:p>
-      <w:r>
+      <w:pPr>
+        <w:pStyle w:val="NoSpacing"/>
+        <w:rPr>
+          <w:rFonts w:ascii="Consolas" w:hAnsi="Consolas"/>
+          <w:sz w:val="19"/>
+        </w:rPr>
+      </w:pPr>
+      <w:r>
+        <w:rPr>
+          <w:rFonts w:ascii="Consolas" w:hAnsi="Consolas"/>
+          <w:sz w:val="19"/>
+        </w:rPr>
         <w:t xml:space="preserve">                    ""nextAgent"": ""CODER"" | ""AUDITOR"" | ""COMPLETE""</w:t>
       </w:r>
     </w:p>
     <w:p>
-      <w:r>
+      <w:pPr>
+        <w:pStyle w:val="NoSpacing"/>
+        <w:rPr>
+          <w:rFonts w:ascii="Consolas" w:hAnsi="Consolas"/>
+          <w:sz w:val="19"/>
+        </w:rPr>
+      </w:pPr>
+      <w:r>
+        <w:rPr>
+          <w:rFonts w:ascii="Consolas" w:hAnsi="Consolas"/>
+          <w:sz w:val="19"/>
+        </w:rPr>
         <w:t xml:space="preserve">                }";</w:t>
       </w:r>
     </w:p>
-    <w:p/>
-    <w:p>
-      <w:r>
-        <w:lastRenderedPageBreak/>
+    <w:p>
+      <w:pPr>
+        <w:pStyle w:val="NoSpacing"/>
+        <w:rPr>
+          <w:rFonts w:ascii="Consolas" w:hAnsi="Consolas"/>
+          <w:sz w:val="19"/>
+        </w:rPr>
+      </w:pPr>
+    </w:p>
+    <w:p>
+      <w:pPr>
+        <w:pStyle w:val="NoSpacing"/>
+        <w:rPr>
+          <w:rFonts w:ascii="Consolas" w:hAnsi="Consolas"/>
+          <w:sz w:val="19"/>
+        </w:rPr>
+      </w:pPr>
+      <w:r>
+        <w:rPr>
+          <w:rFonts w:ascii="Consolas" w:hAnsi="Consolas"/>
+          <w:sz w:val="19"/>
+        </w:rPr>
         <w:t xml:space="preserve">            ChatHistory history = new ChatHistory();</w:t>
       </w:r>
     </w:p>
     <w:p>
-      <w:r>
-        <w:t xml:space="preserve">            </w:t>
-      </w:r>
-    </w:p>
-    <w:p>
-      <w:r>
+      <w:pPr>
+        <w:pStyle w:val="NoSpacing"/>
+        <w:rPr>
+          <w:rFonts w:ascii="Consolas" w:hAnsi="Consolas"/>
+          <w:sz w:val="19"/>
+        </w:rPr>
+      </w:pPr>
+      <w:r>
+        <w:rPr>
+          <w:rFonts w:ascii="Consolas" w:hAnsi="Consolas"/>
+          <w:sz w:val="19"/>
+        </w:rPr>
         <w:t xml:space="preserve">            Console.Write("Enter a C# feature to build: ");</w:t>
       </w:r>
     </w:p>
     <w:p>
-      <w:r>
+      <w:pPr>
+        <w:pStyle w:val="NoSpacing"/>
+        <w:rPr>
+          <w:rFonts w:ascii="Consolas" w:hAnsi="Consolas"/>
+          <w:sz w:val="19"/>
+        </w:rPr>
+      </w:pPr>
+      <w:r>
+        <w:rPr>
+          <w:rFonts w:ascii="Consolas" w:hAnsi="Consolas"/>
+          <w:sz w:val="19"/>
+        </w:rPr>
         <w:t xml:space="preserve">            string? goal = Console.ReadLine();</w:t>
       </w:r>
     </w:p>
     <w:p>
-      <w:r>
-        <w:t xml:space="preserve">            </w:t>
-      </w:r>
-    </w:p>
-    <w:p>
-      <w:r>
+      <w:pPr>
+        <w:pStyle w:val="NoSpacing"/>
+        <w:rPr>
+          <w:rFonts w:ascii="Consolas" w:hAnsi="Consolas"/>
+          <w:sz w:val="19"/>
+        </w:rPr>
+      </w:pPr>
+    </w:p>
+    <w:p>
+      <w:pPr>
+        <w:pStyle w:val="NoSpacing"/>
+        <w:rPr>
+          <w:rFonts w:ascii="Consolas" w:hAnsi="Consolas"/>
+          <w:sz w:val="19"/>
+        </w:rPr>
+      </w:pPr>
+      <w:r>
+        <w:rPr>
+          <w:rFonts w:ascii="Consolas" w:hAnsi="Consolas"/>
+          <w:sz w:val="19"/>
+        </w:rPr>
         <w:t xml:space="preserve">            if (string.IsNullOrWhiteSpace(goal)) return;</w:t>
       </w:r>
     </w:p>
     <w:p>
-      <w:r>
+      <w:pPr>
+        <w:pStyle w:val="NoSpacing"/>
+        <w:rPr>
+          <w:rFonts w:ascii="Consolas" w:hAnsi="Consolas"/>
+          <w:sz w:val="19"/>
+        </w:rPr>
+      </w:pPr>
+      <w:r>
+        <w:rPr>
+          <w:rFonts w:ascii="Consolas" w:hAnsi="Consolas"/>
+          <w:sz w:val="19"/>
+        </w:rPr>
         <w:t xml:space="preserve">            history.AddUserMessage($"Goal: {goal}");</w:t>
       </w:r>
     </w:p>
-    <w:p/>
-    <w:p>
-      <w:r>
+    <w:p>
+      <w:pPr>
+        <w:pStyle w:val="NoSpacing"/>
+        <w:rPr>
+          <w:rFonts w:ascii="Consolas" w:hAnsi="Consolas"/>
+          <w:sz w:val="19"/>
+        </w:rPr>
+      </w:pPr>
+    </w:p>
+    <w:p>
+      <w:pPr>
+        <w:pStyle w:val="NoSpacing"/>
+        <w:rPr>
+          <w:rFonts w:ascii="Consolas" w:hAnsi="Consolas"/>
+          <w:sz w:val="19"/>
+        </w:rPr>
+      </w:pPr>
+      <w:r>
+        <w:rPr>
+          <w:rFonts w:ascii="Consolas" w:hAnsi="Consolas"/>
+          <w:sz w:val="19"/>
+        </w:rPr>
         <w:t xml:space="preserve">            bool isFinished = false;</w:t>
       </w:r>
     </w:p>
     <w:p>
-      <w:r>
+      <w:pPr>
+        <w:pStyle w:val="NoSpacing"/>
+        <w:rPr>
+          <w:rFonts w:ascii="Consolas" w:hAnsi="Consolas"/>
+          <w:sz w:val="19"/>
+        </w:rPr>
+      </w:pPr>
+      <w:r>
+        <w:rPr>
+          <w:rFonts w:ascii="Consolas" w:hAnsi="Consolas"/>
+          <w:sz w:val="19"/>
+        </w:rPr>
         <w:t xml:space="preserve">            int iteration = 0;</w:t>
       </w:r>
     </w:p>
     <w:p>
-      <w:r>
-        <w:t xml:space="preserve">            int maxIterations = 8; // Safety cap</w:t>
-      </w:r>
-    </w:p>
-    <w:p/>
-    <w:p>
-      <w:r>
-        <w:t xml:space="preserve">            // Settings to force JSON output from Gemini 3.1 Pro</w:t>
-      </w:r>
-    </w:p>
-    <w:p>
-      <w:r>
-        <w:t xml:space="preserve">            var coordSettings = new GeminiPromptExecutionSettings() </w:t>
-      </w:r>
-    </w:p>
-    <w:p>
-      <w:r>
-        <w:t xml:space="preserve">            { </w:t>
-      </w:r>
-    </w:p>
-    <w:p>
-      <w:r>
-        <w:t xml:space="preserve">                ResponseMimeType = "application/json",</w:t>
-      </w:r>
-    </w:p>
-    <w:p>
-      <w:r>
-        <w:t xml:space="preserve">                Temperature = 0.0 // Routing must be deterministic</w:t>
-      </w:r>
-    </w:p>
-    <w:p>
-      <w:r>
+      <w:pPr>
+        <w:pStyle w:val="NoSpacing"/>
+        <w:rPr>
+          <w:rFonts w:ascii="Consolas" w:hAnsi="Consolas"/>
+          <w:sz w:val="19"/>
+        </w:rPr>
+      </w:pPr>
+      <w:r>
+        <w:rPr>
+          <w:rFonts w:ascii="Consolas" w:hAnsi="Consolas"/>
+          <w:sz w:val="19"/>
+        </w:rPr>
+        <w:t xml:space="preserve">            int maxIterations = 8;</w:t>
+      </w:r>
+    </w:p>
+    <w:p>
+      <w:pPr>
+        <w:pStyle w:val="NoSpacing"/>
+        <w:rPr>
+          <w:rFonts w:ascii="Consolas" w:hAnsi="Consolas"/>
+          <w:sz w:val="19"/>
+        </w:rPr>
+      </w:pPr>
+    </w:p>
+    <w:p>
+      <w:pPr>
+        <w:pStyle w:val="NoSpacing"/>
+        <w:rPr>
+          <w:rFonts w:ascii="Consolas" w:hAnsi="Consolas"/>
+          <w:sz w:val="19"/>
+        </w:rPr>
+      </w:pPr>
+      <w:r>
+        <w:rPr>
+          <w:rFonts w:ascii="Consolas" w:hAnsi="Consolas"/>
+          <w:sz w:val="19"/>
+        </w:rPr>
+        <w:t xml:space="preserve">            var coordSettings = new OpenAIPromptExecutionSettings()</w:t>
+      </w:r>
+    </w:p>
+    <w:p>
+      <w:pPr>
+        <w:pStyle w:val="NoSpacing"/>
+        <w:rPr>
+          <w:rFonts w:ascii="Consolas" w:hAnsi="Consolas"/>
+          <w:sz w:val="19"/>
+        </w:rPr>
+      </w:pPr>
+      <w:r>
+        <w:rPr>
+          <w:rFonts w:ascii="Consolas" w:hAnsi="Consolas"/>
+          <w:sz w:val="19"/>
+        </w:rPr>
+        <w:t xml:space="preserve">            {</w:t>
+      </w:r>
+    </w:p>
+    <w:p>
+      <w:pPr>
+        <w:pStyle w:val="NoSpacing"/>
+        <w:rPr>
+          <w:rFonts w:ascii="Consolas" w:hAnsi="Consolas"/>
+          <w:sz w:val="19"/>
+        </w:rPr>
+      </w:pPr>
+      <w:r>
+        <w:rPr>
+          <w:rFonts w:ascii="Consolas" w:hAnsi="Consolas"/>
+          <w:sz w:val="19"/>
+        </w:rPr>
+        <w:t xml:space="preserve">                ResponseFormat = ChatResponseFormat.CreateJsonObjectFormat(),</w:t>
+      </w:r>
+    </w:p>
+    <w:p>
+      <w:pPr>
+        <w:pStyle w:val="NoSpacing"/>
+        <w:rPr>
+          <w:rFonts w:ascii="Consolas" w:hAnsi="Consolas"/>
+          <w:sz w:val="19"/>
+        </w:rPr>
+      </w:pPr>
+      <w:r>
+        <w:rPr>
+          <w:rFonts w:ascii="Consolas" w:hAnsi="Consolas"/>
+          <w:sz w:val="19"/>
+        </w:rPr>
+        <w:t xml:space="preserve">                Temperature = 0.0</w:t>
+      </w:r>
+    </w:p>
+    <w:p>
+      <w:pPr>
+        <w:pStyle w:val="NoSpacing"/>
+        <w:rPr>
+          <w:rFonts w:ascii="Consolas" w:hAnsi="Consolas"/>
+          <w:sz w:val="19"/>
+        </w:rPr>
+      </w:pPr>
+      <w:r>
+        <w:rPr>
+          <w:rFonts w:ascii="Consolas" w:hAnsi="Consolas"/>
+          <w:sz w:val="19"/>
+        </w:rPr>
         <w:t xml:space="preserve">            };</w:t>
       </w:r>
     </w:p>
-    <w:p/>
-    <w:p>
-      <w:r>
+    <w:p>
+      <w:pPr>
+        <w:pStyle w:val="NoSpacing"/>
+        <w:rPr>
+          <w:rFonts w:ascii="Consolas" w:hAnsi="Consolas"/>
+          <w:sz w:val="19"/>
+        </w:rPr>
+      </w:pPr>
+    </w:p>
+    <w:p>
+      <w:pPr>
+        <w:pStyle w:val="NoSpacing"/>
+        <w:rPr>
+          <w:rFonts w:ascii="Consolas" w:hAnsi="Consolas"/>
+          <w:sz w:val="19"/>
+        </w:rPr>
+      </w:pPr>
+      <w:r>
+        <w:rPr>
+          <w:rFonts w:ascii="Consolas" w:hAnsi="Consolas"/>
+          <w:sz w:val="19"/>
+        </w:rPr>
         <w:t xml:space="preserve">            while (!isFinished &amp;&amp; iteration &lt; maxIterations)</w:t>
       </w:r>
     </w:p>
     <w:p>
-      <w:r>
+      <w:pPr>
+        <w:pStyle w:val="NoSpacing"/>
+        <w:rPr>
+          <w:rFonts w:ascii="Consolas" w:hAnsi="Consolas"/>
+          <w:sz w:val="19"/>
+        </w:rPr>
+      </w:pPr>
+      <w:r>
+        <w:rPr>
+          <w:rFonts w:ascii="Consolas" w:hAnsi="Consolas"/>
+          <w:sz w:val="19"/>
+        </w:rPr>
         <w:t xml:space="preserve">            {</w:t>
       </w:r>
     </w:p>
     <w:p>
-      <w:r>
-        <w:t xml:space="preserve">                // --- STEP A: THE COORDINATOR DECIDES ---</w:t>
-      </w:r>
-    </w:p>
-    <w:p>
-      <w:r>
-        <w:t xml:space="preserve">                </w:t>
-      </w:r>
-    </w:p>
-    <w:p>
-      <w:r>
-        <w:t xml:space="preserve">                // The "Ghost Nudge": Add a temporary user message to satisfy Gemini's alternation rule</w:t>
-      </w:r>
-    </w:p>
-    <w:p>
-      <w:r>
+      <w:pPr>
+        <w:pStyle w:val="NoSpacing"/>
+        <w:rPr>
+          <w:rFonts w:ascii="Consolas" w:hAnsi="Consolas"/>
+          <w:sz w:val="19"/>
+        </w:rPr>
+      </w:pPr>
+      <w:r>
+        <w:rPr>
+          <w:rFonts w:ascii="Consolas" w:hAnsi="Consolas"/>
+          <w:sz w:val="19"/>
+        </w:rPr>
+        <w:t xml:space="preserve">                // The "Ghost Nudge": add a temporary user message to trigger the Coordinator's</w:t>
+      </w:r>
+    </w:p>
+    <w:p>
+      <w:pPr>
+        <w:pStyle w:val="NoSpacing"/>
+        <w:rPr>
+          <w:rFonts w:ascii="Consolas" w:hAnsi="Consolas"/>
+          <w:sz w:val="19"/>
+        </w:rPr>
+      </w:pPr>
+      <w:r>
+        <w:rPr>
+          <w:rFonts w:ascii="Consolas" w:hAnsi="Consolas"/>
+          <w:sz w:val="19"/>
+        </w:rPr>
+        <w:t xml:space="preserve">                // turn, then delete it so the specialists never see it in their context.</w:t>
+      </w:r>
+    </w:p>
+    <w:p>
+      <w:pPr>
+        <w:pStyle w:val="NoSpacing"/>
+        <w:rPr>
+          <w:rFonts w:ascii="Consolas" w:hAnsi="Consolas"/>
+          <w:sz w:val="19"/>
+        </w:rPr>
+      </w:pPr>
+      <w:r>
+        <w:rPr>
+          <w:rFonts w:ascii="Consolas" w:hAnsi="Consolas"/>
+          <w:sz w:val="19"/>
+        </w:rPr>
         <w:t xml:space="preserve">                var ghostNudge = new ChatMessageContent(AuthorRole.User, "Coordinator, evaluate the state and output the JSON routing decision.");</w:t>
       </w:r>
     </w:p>
     <w:p>
-      <w:r>
-        <w:lastRenderedPageBreak/>
+      <w:pPr>
+        <w:pStyle w:val="NoSpacing"/>
+        <w:rPr>
+          <w:rFonts w:ascii="Consolas" w:hAnsi="Consolas"/>
+          <w:sz w:val="19"/>
+        </w:rPr>
+      </w:pPr>
+      <w:r>
+        <w:rPr>
+          <w:rFonts w:ascii="Consolas" w:hAnsi="Consolas"/>
+          <w:sz w:val="19"/>
+        </w:rPr>
         <w:t xml:space="preserve">                history.Add(ghostNudge);</w:t>
       </w:r>
     </w:p>
     <w:p>
-      <w:r>
-        <w:t xml:space="preserve">                </w:t>
-      </w:r>
-    </w:p>
-    <w:p>
-      <w:r>
-        <w:t xml:space="preserve">                // Inject Coordinator Persona</w:t>
-      </w:r>
-    </w:p>
-    <w:p>
-      <w:r>
-        <w:t xml:space="preserve">                history.Insert(0, new ChatMessageContent(AuthorRole.System, coordinatorInstructions));</w:t>
-      </w:r>
-    </w:p>
-    <w:p>
-      <w:r>
-        <w:t xml:space="preserve">                </w:t>
-      </w:r>
-    </w:p>
-    <w:p>
-      <w:r>
+      <w:pPr>
+        <w:pStyle w:val="NoSpacing"/>
+        <w:rPr>
+          <w:rFonts w:ascii="Consolas" w:hAnsi="Consolas"/>
+          <w:sz w:val="19"/>
+        </w:rPr>
+      </w:pPr>
+    </w:p>
+    <w:p>
+      <w:pPr>
+        <w:pStyle w:val="NoSpacing"/>
+        <w:rPr>
+          <w:rFonts w:ascii="Consolas" w:hAnsi="Consolas"/>
+          <w:sz w:val="19"/>
+        </w:rPr>
+      </w:pPr>
+      <w:r>
+        <w:rPr>
+          <w:rFonts w:ascii="Consolas" w:hAnsi="Consolas"/>
+          <w:sz w:val="19"/>
+        </w:rPr>
+        <w:t xml:space="preserve">                history.Insert(0, new ChatMessageContent(AuthorRole.System, coordinatorInstructions.Trim()));</w:t>
+      </w:r>
+    </w:p>
+    <w:p>
+      <w:pPr>
+        <w:pStyle w:val="NoSpacing"/>
+        <w:rPr>
+          <w:rFonts w:ascii="Consolas" w:hAnsi="Consolas"/>
+          <w:sz w:val="19"/>
+        </w:rPr>
+      </w:pPr>
+    </w:p>
+    <w:p>
+      <w:pPr>
+        <w:pStyle w:val="NoSpacing"/>
+        <w:rPr>
+          <w:rFonts w:ascii="Consolas" w:hAnsi="Consolas"/>
+          <w:sz w:val="19"/>
+        </w:rPr>
+      </w:pPr>
+      <w:r>
+        <w:rPr>
+          <w:rFonts w:ascii="Consolas" w:hAnsi="Consolas"/>
+          <w:sz w:val="19"/>
+        </w:rPr>
         <w:t xml:space="preserve">                var decisionResponse = await chatService.GetChatMessageContentAsync(history, coordSettings);</w:t>
       </w:r>
     </w:p>
     <w:p>
-      <w:r>
-        <w:t xml:space="preserve">                </w:t>
-      </w:r>
-    </w:p>
-    <w:p>
-      <w:r>
-        <w:t xml:space="preserve">                // Clean up history (Remove both the System persona and the Ghost Nudge)</w:t>
-      </w:r>
-    </w:p>
-    <w:p>
-      <w:r>
-        <w:t xml:space="preserve">                history.RemoveAt(0); </w:t>
-      </w:r>
-    </w:p>
-    <w:p>
-      <w:r>
+      <w:pPr>
+        <w:pStyle w:val="NoSpacing"/>
+        <w:rPr>
+          <w:rFonts w:ascii="Consolas" w:hAnsi="Consolas"/>
+          <w:sz w:val="19"/>
+        </w:rPr>
+      </w:pPr>
+    </w:p>
+    <w:p>
+      <w:pPr>
+        <w:pStyle w:val="NoSpacing"/>
+        <w:rPr>
+          <w:rFonts w:ascii="Consolas" w:hAnsi="Consolas"/>
+          <w:sz w:val="19"/>
+        </w:rPr>
+      </w:pPr>
+      <w:r>
+        <w:rPr>
+          <w:rFonts w:ascii="Consolas" w:hAnsi="Consolas"/>
+          <w:sz w:val="19"/>
+        </w:rPr>
+        <w:t xml:space="preserve">                history.RemoveAt(0);</w:t>
+      </w:r>
+    </w:p>
+    <w:p>
+      <w:pPr>
+        <w:pStyle w:val="NoSpacing"/>
+        <w:rPr>
+          <w:rFonts w:ascii="Consolas" w:hAnsi="Consolas"/>
+          <w:sz w:val="19"/>
+        </w:rPr>
+      </w:pPr>
+      <w:r>
+        <w:rPr>
+          <w:rFonts w:ascii="Consolas" w:hAnsi="Consolas"/>
+          <w:sz w:val="19"/>
+        </w:rPr>
         <w:t xml:space="preserve">                history.Remove(ghostNudge);</w:t>
       </w:r>
     </w:p>
-    <w:p/>
-    <w:p>
-      <w:r>
-        <w:t xml:space="preserve">                // Parse the guaranteed JSON</w:t>
-      </w:r>
-    </w:p>
-    <w:p>
-      <w:r>
-        <w:t xml:space="preserve">                RoutingDecision decision = JsonSerializer.Deserialize&lt;RoutingDecision&gt;(decisionResponse.Content ?? "{}") </w:t>
-      </w:r>
-    </w:p>
-    <w:p>
-      <w:r>
-        <w:t xml:space="preserve">                                           ?? new RoutingDecision();</w:t>
-      </w:r>
-    </w:p>
-    <w:p/>
-    <w:p>
-      <w:r>
+    <w:p>
+      <w:pPr>
+        <w:pStyle w:val="NoSpacing"/>
+        <w:rPr>
+          <w:rFonts w:ascii="Consolas" w:hAnsi="Consolas"/>
+          <w:sz w:val="19"/>
+        </w:rPr>
+      </w:pPr>
+    </w:p>
+    <w:p>
+      <w:pPr>
+        <w:pStyle w:val="NoSpacing"/>
+        <w:rPr>
+          <w:rFonts w:ascii="Consolas" w:hAnsi="Consolas"/>
+          <w:sz w:val="19"/>
+        </w:rPr>
+      </w:pPr>
+      <w:r>
+        <w:rPr>
+          <w:rFonts w:ascii="Consolas" w:hAnsi="Consolas"/>
+          <w:sz w:val="19"/>
+        </w:rPr>
+        <w:t xml:space="preserve">                RoutingDecision decision = JsonSerializer.Deserialize&lt;RoutingDecision&gt;(decisionResponse.Content ?? "{}")</w:t>
+      </w:r>
+    </w:p>
+    <w:p>
+      <w:pPr>
+        <w:pStyle w:val="NoSpacing"/>
+        <w:rPr>
+          <w:rFonts w:ascii="Consolas" w:hAnsi="Consolas"/>
+          <w:sz w:val="19"/>
+        </w:rPr>
+      </w:pPr>
+      <w:r>
+        <w:rPr>
+          <w:rFonts w:ascii="Consolas" w:hAnsi="Consolas"/>
+          <w:sz w:val="19"/>
+        </w:rPr>
+        <w:t xml:space="preserve">                    ?? new RoutingDecision();</w:t>
+      </w:r>
+    </w:p>
+    <w:p>
+      <w:pPr>
+        <w:pStyle w:val="NoSpacing"/>
+        <w:rPr>
+          <w:rFonts w:ascii="Consolas" w:hAnsi="Consolas"/>
+          <w:sz w:val="19"/>
+        </w:rPr>
+      </w:pPr>
+    </w:p>
+    <w:p>
+      <w:pPr>
+        <w:pStyle w:val="NoSpacing"/>
+        <w:rPr>
+          <w:rFonts w:ascii="Consolas" w:hAnsi="Consolas"/>
+          <w:sz w:val="19"/>
+        </w:rPr>
+      </w:pPr>
+      <w:r>
+        <w:rPr>
+          <w:rFonts w:ascii="Consolas" w:hAnsi="Consolas"/>
+          <w:sz w:val="19"/>
+        </w:rPr>
         <w:t xml:space="preserve">                Console.WriteLine($"\n[THOUGHT]: {decision.Reasoning}");</w:t>
       </w:r>
     </w:p>
     <w:p>
-      <w:r>
-        <w:t xml:space="preserve">                Console.WriteLine($"[ROUTE]: {decision.NextAgent}");</w:t>
-      </w:r>
-    </w:p>
-    <w:p/>
-    <w:p>
-      <w:r>
-        <w:t xml:space="preserve">                // --- STEP B: ROUTE TO THE CORRECT SPECIALIST ---</w:t>
-      </w:r>
-    </w:p>
-    <w:p>
-      <w:r>
+      <w:pPr>
+        <w:pStyle w:val="NoSpacing"/>
+        <w:rPr>
+          <w:rFonts w:ascii="Consolas" w:hAnsi="Consolas"/>
+          <w:sz w:val="19"/>
+        </w:rPr>
+      </w:pPr>
+      <w:r>
+        <w:rPr>
+          <w:rFonts w:ascii="Consolas" w:hAnsi="Consolas"/>
+          <w:sz w:val="19"/>
+        </w:rPr>
+        <w:t xml:space="preserve">                Console.WriteLine($"\n[ROUTE]: {decision.NextAgent}");</w:t>
+      </w:r>
+    </w:p>
+    <w:p>
+      <w:pPr>
+        <w:pStyle w:val="NoSpacing"/>
+        <w:rPr>
+          <w:rFonts w:ascii="Consolas" w:hAnsi="Consolas"/>
+          <w:sz w:val="19"/>
+        </w:rPr>
+      </w:pPr>
+    </w:p>
+    <w:p>
+      <w:pPr>
+        <w:pStyle w:val="NoSpacing"/>
+        <w:rPr>
+          <w:rFonts w:ascii="Consolas" w:hAnsi="Consolas"/>
+          <w:sz w:val="19"/>
+        </w:rPr>
+      </w:pPr>
+      <w:r>
+        <w:rPr>
+          <w:rFonts w:ascii="Consolas" w:hAnsi="Consolas"/>
+          <w:sz w:val="19"/>
+        </w:rPr>
         <w:t xml:space="preserve">                if (decision.NextAgent == "COMPLETE")</w:t>
       </w:r>
     </w:p>
     <w:p>
-      <w:r>
+      <w:pPr>
+        <w:pStyle w:val="NoSpacing"/>
+        <w:rPr>
+          <w:rFonts w:ascii="Consolas" w:hAnsi="Consolas"/>
+          <w:sz w:val="19"/>
+        </w:rPr>
+      </w:pPr>
+      <w:r>
+        <w:rPr>
+          <w:rFonts w:ascii="Consolas" w:hAnsi="Consolas"/>
+          <w:sz w:val="19"/>
+        </w:rPr>
         <w:t xml:space="preserve">                {</w:t>
       </w:r>
     </w:p>
     <w:p>
-      <w:r>
+      <w:pPr>
+        <w:pStyle w:val="NoSpacing"/>
+        <w:rPr>
+          <w:rFonts w:ascii="Consolas" w:hAnsi="Consolas"/>
+          <w:sz w:val="19"/>
+        </w:rPr>
+      </w:pPr>
+      <w:r>
+        <w:rPr>
+          <w:rFonts w:ascii="Consolas" w:hAnsi="Consolas"/>
+          <w:sz w:val="19"/>
+        </w:rPr>
         <w:t xml:space="preserve">                    isFinished = true;</w:t>
       </w:r>
     </w:p>
     <w:p>
-      <w:r>
+      <w:pPr>
+        <w:pStyle w:val="NoSpacing"/>
+        <w:rPr>
+          <w:rFonts w:ascii="Consolas" w:hAnsi="Consolas"/>
+          <w:sz w:val="19"/>
+        </w:rPr>
+      </w:pPr>
+      <w:r>
+        <w:rPr>
+          <w:rFonts w:ascii="Consolas" w:hAnsi="Consolas"/>
+          <w:sz w:val="19"/>
+        </w:rPr>
         <w:t xml:space="preserve">                }</w:t>
       </w:r>
     </w:p>
     <w:p>
-      <w:r>
+      <w:pPr>
+        <w:pStyle w:val="NoSpacing"/>
+        <w:rPr>
+          <w:rFonts w:ascii="Consolas" w:hAnsi="Consolas"/>
+          <w:sz w:val="19"/>
+        </w:rPr>
+      </w:pPr>
+      <w:r>
+        <w:rPr>
+          <w:rFonts w:ascii="Consolas" w:hAnsi="Consolas"/>
+          <w:sz w:val="19"/>
+        </w:rPr>
         <w:t xml:space="preserve">                else if (decision.NextAgent == "CODER")</w:t>
       </w:r>
     </w:p>
     <w:p>
-      <w:r>
-        <w:lastRenderedPageBreak/>
+      <w:pPr>
+        <w:pStyle w:val="NoSpacing"/>
+        <w:rPr>
+          <w:rFonts w:ascii="Consolas" w:hAnsi="Consolas"/>
+          <w:sz w:val="19"/>
+        </w:rPr>
+      </w:pPr>
+      <w:r>
+        <w:rPr>
+          <w:rFonts w:ascii="Consolas" w:hAnsi="Consolas"/>
+          <w:sz w:val="19"/>
+        </w:rPr>
         <w:t xml:space="preserve">                {</w:t>
       </w:r>
     </w:p>
     <w:p>
-      <w:r>
+      <w:pPr>
+        <w:pStyle w:val="NoSpacing"/>
+        <w:rPr>
+          <w:rFonts w:ascii="Consolas" w:hAnsi="Consolas"/>
+          <w:sz w:val="19"/>
+        </w:rPr>
+      </w:pPr>
+      <w:r>
+        <w:rPr>
+          <w:rFonts w:ascii="Consolas" w:hAnsi="Consolas"/>
+          <w:sz w:val="19"/>
+        </w:rPr>
         <w:t xml:space="preserve">                    await CallAgent("Coder", coderPersona, history, chatService);</w:t>
       </w:r>
     </w:p>
     <w:p>
-      <w:r>
+      <w:pPr>
+        <w:pStyle w:val="NoSpacing"/>
+        <w:rPr>
+          <w:rFonts w:ascii="Consolas" w:hAnsi="Consolas"/>
+          <w:sz w:val="19"/>
+        </w:rPr>
+      </w:pPr>
+      <w:r>
+        <w:rPr>
+          <w:rFonts w:ascii="Consolas" w:hAnsi="Consolas"/>
+          <w:sz w:val="19"/>
+        </w:rPr>
         <w:t xml:space="preserve">                }</w:t>
       </w:r>
     </w:p>
     <w:p>
-      <w:r>
+      <w:pPr>
+        <w:pStyle w:val="NoSpacing"/>
+        <w:rPr>
+          <w:rFonts w:ascii="Consolas" w:hAnsi="Consolas"/>
+          <w:sz w:val="19"/>
+        </w:rPr>
+      </w:pPr>
+      <w:r>
+        <w:rPr>
+          <w:rFonts w:ascii="Consolas" w:hAnsi="Consolas"/>
+          <w:sz w:val="19"/>
+        </w:rPr>
         <w:t xml:space="preserve">                else if (decision.NextAgent == "AUDITOR")</w:t>
       </w:r>
     </w:p>
     <w:p>
-      <w:r>
+      <w:pPr>
+        <w:pStyle w:val="NoSpacing"/>
+        <w:rPr>
+          <w:rFonts w:ascii="Consolas" w:hAnsi="Consolas"/>
+          <w:sz w:val="19"/>
+        </w:rPr>
+      </w:pPr>
+      <w:r>
+        <w:rPr>
+          <w:rFonts w:ascii="Consolas" w:hAnsi="Consolas"/>
+          <w:sz w:val="19"/>
+        </w:rPr>
         <w:t xml:space="preserve">                {</w:t>
       </w:r>
     </w:p>
     <w:p>
-      <w:r>
+      <w:pPr>
+        <w:pStyle w:val="NoSpacing"/>
+        <w:rPr>
+          <w:rFonts w:ascii="Consolas" w:hAnsi="Consolas"/>
+          <w:sz w:val="19"/>
+        </w:rPr>
+      </w:pPr>
+      <w:r>
+        <w:rPr>
+          <w:rFonts w:ascii="Consolas" w:hAnsi="Consolas"/>
+          <w:sz w:val="19"/>
+        </w:rPr>
         <w:t xml:space="preserve">                    await CallAgent("Auditor", auditorPersona, history, chatService);</w:t>
       </w:r>
     </w:p>
     <w:p>
-      <w:r>
+      <w:pPr>
+        <w:pStyle w:val="NoSpacing"/>
+        <w:rPr>
+          <w:rFonts w:ascii="Consolas" w:hAnsi="Consolas"/>
+          <w:sz w:val="19"/>
+        </w:rPr>
+      </w:pPr>
+      <w:r>
+        <w:rPr>
+          <w:rFonts w:ascii="Consolas" w:hAnsi="Consolas"/>
+          <w:sz w:val="19"/>
+        </w:rPr>
         <w:t xml:space="preserve">                }</w:t>
       </w:r>
     </w:p>
-    <w:p/>
-    <w:p>
-      <w:r>
+    <w:p>
+      <w:pPr>
+        <w:pStyle w:val="NoSpacing"/>
+        <w:rPr>
+          <w:rFonts w:ascii="Consolas" w:hAnsi="Consolas"/>
+          <w:sz w:val="19"/>
+        </w:rPr>
+      </w:pPr>
+    </w:p>
+    <w:p>
+      <w:pPr>
+        <w:pStyle w:val="NoSpacing"/>
+        <w:rPr>
+          <w:rFonts w:ascii="Consolas" w:hAnsi="Consolas"/>
+          <w:sz w:val="19"/>
+        </w:rPr>
+      </w:pPr>
+      <w:r>
+        <w:rPr>
+          <w:rFonts w:ascii="Consolas" w:hAnsi="Consolas"/>
+          <w:sz w:val="19"/>
+        </w:rPr>
         <w:t xml:space="preserve">                iteration++;</w:t>
       </w:r>
     </w:p>
     <w:p>
-      <w:r>
+      <w:pPr>
+        <w:pStyle w:val="NoSpacing"/>
+        <w:rPr>
+          <w:rFonts w:ascii="Consolas" w:hAnsi="Consolas"/>
+          <w:sz w:val="19"/>
+        </w:rPr>
+      </w:pPr>
+      <w:r>
+        <w:rPr>
+          <w:rFonts w:ascii="Consolas" w:hAnsi="Consolas"/>
+          <w:sz w:val="19"/>
+        </w:rPr>
         <w:t xml:space="preserve">            }</w:t>
       </w:r>
     </w:p>
-    <w:p/>
-    <w:p>
-      <w:r>
-        <w:t xml:space="preserve">            Console.WriteLine(isFinished ? "\n</w:t>
-      </w:r>
-      <w:r>
-        <w:rPr>
-          <w:rFonts w:ascii="Segoe UI Emoji" w:hAnsi="Segoe UI Emoji" w:cs="Segoe UI Emoji"/>
-        </w:rPr>
-        <w:t>✅</w:t>
-      </w:r>
-      <w:r>
-        <w:t xml:space="preserve"> Project Lifecycle Finished." : "\n</w:t>
-      </w:r>
-      <w:r>
-        <w:rPr>
-          <w:rFonts w:ascii="Segoe UI Emoji" w:hAnsi="Segoe UI Emoji" w:cs="Segoe UI Emoji"/>
-        </w:rPr>
-        <w:t>⚠️</w:t>
-      </w:r>
-      <w:r>
-        <w:t xml:space="preserve"> Max iterations reached.");</w:t>
-      </w:r>
-    </w:p>
-    <w:p>
-      <w:r>
+    <w:p>
+      <w:pPr>
+        <w:pStyle w:val="NoSpacing"/>
+        <w:rPr>
+          <w:rFonts w:ascii="Consolas" w:hAnsi="Consolas"/>
+          <w:sz w:val="19"/>
+        </w:rPr>
+      </w:pPr>
+    </w:p>
+    <w:p>
+      <w:pPr>
+        <w:pStyle w:val="NoSpacing"/>
+        <w:rPr>
+          <w:rFonts w:ascii="Consolas" w:hAnsi="Consolas"/>
+          <w:sz w:val="19"/>
+        </w:rPr>
+      </w:pPr>
+      <w:r>
+        <w:rPr>
+          <w:rFonts w:ascii="Consolas" w:hAnsi="Consolas"/>
+          <w:sz w:val="19"/>
+        </w:rPr>
+        <w:t xml:space="preserve">            Console.WriteLine(isFinished ? "\nProject lifecycle finished." : "\nMax iterations reached.");</w:t>
+      </w:r>
+    </w:p>
+    <w:p>
+      <w:pPr>
+        <w:pStyle w:val="NoSpacing"/>
+        <w:rPr>
+          <w:rFonts w:ascii="Consolas" w:hAnsi="Consolas"/>
+          <w:sz w:val="19"/>
+        </w:rPr>
+      </w:pPr>
+      <w:r>
+        <w:rPr>
+          <w:rFonts w:ascii="Consolas" w:hAnsi="Consolas"/>
+          <w:sz w:val="19"/>
+        </w:rPr>
         <w:t xml:space="preserve">        }</w:t>
       </w:r>
     </w:p>
-    <w:p/>
-    <w:p>
-      <w:r>
-        <w:t xml:space="preserve">        // Helper method to handle specialist calls with Gemini-safe role alternation</w:t>
-      </w:r>
-    </w:p>
-    <w:p>
-      <w:r>
+    <w:p>
+      <w:pPr>
+        <w:pStyle w:val="NoSpacing"/>
+        <w:rPr>
+          <w:rFonts w:ascii="Consolas" w:hAnsi="Consolas"/>
+          <w:sz w:val="19"/>
+        </w:rPr>
+      </w:pPr>
+    </w:p>
+    <w:p>
+      <w:pPr>
+        <w:pStyle w:val="NoSpacing"/>
+        <w:rPr>
+          <w:rFonts w:ascii="Consolas" w:hAnsi="Consolas"/>
+          <w:sz w:val="19"/>
+        </w:rPr>
+      </w:pPr>
+      <w:r>
+        <w:rPr>
+          <w:rFonts w:ascii="Consolas" w:hAnsi="Consolas"/>
+          <w:sz w:val="19"/>
+        </w:rPr>
         <w:t xml:space="preserve">        static async Task CallAgent(string name, string persona, ChatHistory history, IChatCompletionService service)</w:t>
       </w:r>
     </w:p>
     <w:p>
-      <w:r>
+      <w:pPr>
+        <w:pStyle w:val="NoSpacing"/>
+        <w:rPr>
+          <w:rFonts w:ascii="Consolas" w:hAnsi="Consolas"/>
+          <w:sz w:val="19"/>
+        </w:rPr>
+      </w:pPr>
+      <w:r>
+        <w:rPr>
+          <w:rFonts w:ascii="Consolas" w:hAnsi="Consolas"/>
+          <w:sz w:val="19"/>
+        </w:rPr>
         <w:t xml:space="preserve">        {</w:t>
       </w:r>
     </w:p>
     <w:p>
-      <w:r>
-        <w:t xml:space="preserve">            // Ensure a 'User' message exists before this 'Assistant' response</w:t>
-      </w:r>
-    </w:p>
-    <w:p>
-      <w:r>
+      <w:pPr>
+        <w:pStyle w:val="NoSpacing"/>
+        <w:rPr>
+          <w:rFonts w:ascii="Consolas" w:hAnsi="Consolas"/>
+          <w:sz w:val="19"/>
+        </w:rPr>
+      </w:pPr>
+      <w:r>
+        <w:rPr>
+          <w:rFonts w:ascii="Consolas" w:hAnsi="Consolas"/>
+          <w:sz w:val="19"/>
+        </w:rPr>
         <w:t xml:space="preserve">            history.AddUserMessage($"{name}, please perform your task based on the current state.");</w:t>
       </w:r>
     </w:p>
     <w:p>
-      <w:r>
-        <w:t xml:space="preserve">            </w:t>
-      </w:r>
-    </w:p>
-    <w:p>
-      <w:r>
-        <w:t xml:space="preserve">            // Persona Swapping</w:t>
-      </w:r>
-    </w:p>
-    <w:p>
-      <w:r>
+      <w:pPr>
+        <w:pStyle w:val="NoSpacing"/>
+        <w:rPr>
+          <w:rFonts w:ascii="Consolas" w:hAnsi="Consolas"/>
+          <w:sz w:val="19"/>
+        </w:rPr>
+      </w:pPr>
+      <w:r>
+        <w:rPr>
+          <w:rFonts w:ascii="Consolas" w:hAnsi="Consolas"/>
+          <w:sz w:val="19"/>
+        </w:rPr>
         <w:t xml:space="preserve">            history.Insert(0, new ChatMessageContent(AuthorRole.System, persona));</w:t>
       </w:r>
     </w:p>
     <w:p>
-      <w:r>
-        <w:t xml:space="preserve">            </w:t>
-      </w:r>
-    </w:p>
-    <w:p>
-      <w:r>
+      <w:pPr>
+        <w:pStyle w:val="NoSpacing"/>
+        <w:rPr>
+          <w:rFonts w:ascii="Consolas" w:hAnsi="Consolas"/>
+          <w:sz w:val="19"/>
+        </w:rPr>
+      </w:pPr>
+    </w:p>
+    <w:p>
+      <w:pPr>
+        <w:pStyle w:val="NoSpacing"/>
+        <w:rPr>
+          <w:rFonts w:ascii="Consolas" w:hAnsi="Consolas"/>
+          <w:sz w:val="19"/>
+        </w:rPr>
+      </w:pPr>
+      <w:r>
+        <w:rPr>
+          <w:rFonts w:ascii="Consolas" w:hAnsi="Consolas"/>
+          <w:sz w:val="19"/>
+        </w:rPr>
         <w:t xml:space="preserve">            var result = await service.GetChatMessageContentAsync(history);</w:t>
       </w:r>
     </w:p>
     <w:p>
-      <w:r>
-        <w:lastRenderedPageBreak/>
-        <w:t xml:space="preserve">            </w:t>
-      </w:r>
-    </w:p>
-    <w:p>
-      <w:r>
+      <w:pPr>
+        <w:pStyle w:val="NoSpacing"/>
+        <w:rPr>
+          <w:rFonts w:ascii="Consolas" w:hAnsi="Consolas"/>
+          <w:sz w:val="19"/>
+        </w:rPr>
+      </w:pPr>
+      <w:r>
+        <w:rPr>
+          <w:rFonts w:ascii="Consolas" w:hAnsi="Consolas"/>
+          <w:sz w:val="19"/>
+        </w:rPr>
         <w:t xml:space="preserve">            history.RemoveAt(0);</w:t>
       </w:r>
     </w:p>
-    <w:p/>
-    <w:p>
-      <w:r>
+    <w:p>
+      <w:pPr>
+        <w:pStyle w:val="NoSpacing"/>
+        <w:rPr>
+          <w:rFonts w:ascii="Consolas" w:hAnsi="Consolas"/>
+          <w:sz w:val="19"/>
+        </w:rPr>
+      </w:pPr>
+    </w:p>
+    <w:p>
+      <w:pPr>
+        <w:pStyle w:val="NoSpacing"/>
+        <w:rPr>
+          <w:rFonts w:ascii="Consolas" w:hAnsi="Consolas"/>
+          <w:sz w:val="19"/>
+        </w:rPr>
+      </w:pPr>
+      <w:r>
+        <w:rPr>
+          <w:rFonts w:ascii="Consolas" w:hAnsi="Consolas"/>
+          <w:sz w:val="19"/>
+        </w:rPr>
         <w:t xml:space="preserve">            string output = result.Content ?? "No output.";</w:t>
       </w:r>
     </w:p>
     <w:p>
-      <w:r>
+      <w:pPr>
+        <w:pStyle w:val="NoSpacing"/>
+        <w:rPr>
+          <w:rFonts w:ascii="Consolas" w:hAnsi="Consolas"/>
+          <w:sz w:val="19"/>
+        </w:rPr>
+      </w:pPr>
+      <w:r>
+        <w:rPr>
+          <w:rFonts w:ascii="Consolas" w:hAnsi="Consolas"/>
+          <w:sz w:val="19"/>
+        </w:rPr>
         <w:t xml:space="preserve">            Console.WriteLine($"\n[{name.ToUpper()}]: {output}");</w:t>
       </w:r>
     </w:p>
     <w:p>
-      <w:r>
-        <w:t xml:space="preserve">            </w:t>
-      </w:r>
-    </w:p>
-    <w:p>
-      <w:r>
+      <w:pPr>
+        <w:pStyle w:val="NoSpacing"/>
+        <w:rPr>
+          <w:rFonts w:ascii="Consolas" w:hAnsi="Consolas"/>
+          <w:sz w:val="19"/>
+        </w:rPr>
+      </w:pPr>
+    </w:p>
+    <w:p>
+      <w:pPr>
+        <w:pStyle w:val="NoSpacing"/>
+        <w:rPr>
+          <w:rFonts w:ascii="Consolas" w:hAnsi="Consolas"/>
+          <w:sz w:val="19"/>
+        </w:rPr>
+      </w:pPr>
+      <w:r>
+        <w:rPr>
+          <w:rFonts w:ascii="Consolas" w:hAnsi="Consolas"/>
+          <w:sz w:val="19"/>
+        </w:rPr>
         <w:t xml:space="preserve">            history.AddAssistantMessage(output);</w:t>
       </w:r>
     </w:p>
     <w:p>
-      <w:r>
+      <w:pPr>
+        <w:pStyle w:val="NoSpacing"/>
+        <w:rPr>
+          <w:rFonts w:ascii="Consolas" w:hAnsi="Consolas"/>
+          <w:sz w:val="19"/>
+        </w:rPr>
+      </w:pPr>
+      <w:r>
+        <w:rPr>
+          <w:rFonts w:ascii="Consolas" w:hAnsi="Consolas"/>
+          <w:sz w:val="19"/>
+        </w:rPr>
         <w:t xml:space="preserve">        }</w:t>
       </w:r>
     </w:p>
     <w:p>
-      <w:r>
+      <w:pPr>
+        <w:pStyle w:val="NoSpacing"/>
+        <w:rPr>
+          <w:rFonts w:ascii="Consolas" w:hAnsi="Consolas"/>
+          <w:sz w:val="19"/>
+        </w:rPr>
+      </w:pPr>
+      <w:r>
+        <w:rPr>
+          <w:rFonts w:ascii="Consolas" w:hAnsi="Consolas"/>
+          <w:sz w:val="19"/>
+        </w:rPr>
         <w:t xml:space="preserve">    }</w:t>
       </w:r>
     </w:p>
     <w:p>
-      <w:r>
+      <w:pPr>
+        <w:pStyle w:val="NoSpacing"/>
+        <w:rPr>
+          <w:rFonts w:ascii="Consolas" w:hAnsi="Consolas"/>
+          <w:sz w:val="19"/>
+        </w:rPr>
+      </w:pPr>
+      <w:r>
+        <w:rPr>
+          <w:rFonts w:ascii="Consolas" w:hAnsi="Consolas"/>
+          <w:sz w:val="19"/>
+        </w:rPr>
         <w:t>}</w:t>
       </w:r>
     </w:p>
     <w:p>
       <w:pPr>
         <w:rPr>
-          <w:b/>
-          <w:bCs/>
-        </w:rPr>
-      </w:pPr>
-      <w:r>
-        <w:rPr>
-          <w:b/>
-          <w:bCs/>
-        </w:rPr>
+          <w:rFonts w:ascii="Calibri" w:hAnsi="Calibri" w:cs="Calibri"/>
+          <w:sz w:val="22"/>
+        </w:rPr>
+      </w:pPr>
+    </w:p>
+    <w:p>
+      <w:pPr>
+        <w:pStyle w:val="Heading2"/>
+      </w:pPr>
+      <w:r>
         <w:t>Walkthrough</w:t>
       </w:r>
     </w:p>
     <w:p>
       <w:pPr>
+        <w:pStyle w:val="ListParagraph"/>
         <w:numPr>
           <w:ilvl w:val="0"/>
           <w:numId w:val="3"/>
         </w:numPr>
-      </w:pPr>
-      <w:r>
-        <w:rPr>
+        <w:rPr>
+          <w:rFonts w:ascii="Calibri" w:hAnsi="Calibri" w:cs="Calibri"/>
+          <w:sz w:val="22"/>
+        </w:rPr>
+      </w:pPr>
+      <w:r>
+        <w:rPr>
+          <w:rFonts w:ascii="Calibri" w:hAnsi="Calibri" w:cs="Calibri"/>
           <w:b/>
-          <w:bCs/>
-        </w:rPr>
-        <w:t>Model Upgrade (gemini-3.1-pro):</w:t>
-      </w:r>
-      <w:r>
-        <w:t> We step up to the Pro model tier. This is vital for orchestration tasks because "meta-agents" require much higher abstract reasoning capabilities than standard "worker" agents.</w:t>
-      </w:r>
-    </w:p>
-    <w:p>
-      <w:pPr>
+          <w:sz w:val="22"/>
+        </w:rPr>
+        <w:t>Structured JSON:</w:t>
+      </w:r>
+      <w:r>
+        <w:rPr>
+          <w:rFonts w:ascii="Calibri" w:hAnsi="Calibri" w:cs="Calibri"/>
+          <w:sz w:val="22"/>
+        </w:rPr>
+        <w:t xml:space="preserve"> By providing a schema in the prompt and setting </w:t>
+      </w:r>
+      <w:r>
+        <w:rPr>
+          <w:rFonts w:ascii="Consolas" w:hAnsi="Consolas" w:cs="Calibri"/>
+          <w:sz w:val="20"/>
+        </w:rPr>
+        <w:t>ResponseFormat = ChatResponseFormat.CreateJsonObjectFormat()</w:t>
+      </w:r>
+      <w:r>
+        <w:rPr>
+          <w:rFonts w:ascii="Calibri" w:hAnsi="Calibri" w:cs="Calibri"/>
+          <w:sz w:val="22"/>
+        </w:rPr>
+        <w:t xml:space="preserve">, we guarantee the model's response can be cleanly deserialized into our </w:t>
+      </w:r>
+      <w:r>
+        <w:rPr>
+          <w:rFonts w:ascii="Consolas" w:hAnsi="Consolas" w:cs="Calibri"/>
+          <w:sz w:val="20"/>
+        </w:rPr>
+        <w:t>RoutingDecision</w:t>
+      </w:r>
+      <w:r>
+        <w:rPr>
+          <w:rFonts w:ascii="Calibri" w:hAnsi="Calibri" w:cs="Calibri"/>
+          <w:sz w:val="22"/>
+        </w:rPr>
+        <w:t xml:space="preserve"> C# object.</w:t>
+      </w:r>
+    </w:p>
+    <w:p>
+      <w:pPr>
+        <w:pStyle w:val="ListParagraph"/>
         <w:numPr>
           <w:ilvl w:val="0"/>
           <w:numId w:val="3"/>
         </w:numPr>
-      </w:pPr>
-      <w:r>
-        <w:rPr>
+        <w:rPr>
+          <w:rFonts w:ascii="Calibri" w:hAnsi="Calibri" w:cs="Calibri"/>
+          <w:sz w:val="22"/>
+        </w:rPr>
+      </w:pPr>
+      <w:r>
+        <w:rPr>
+          <w:rFonts w:ascii="Calibri" w:hAnsi="Calibri" w:cs="Calibri"/>
           <w:b/>
-          <w:bCs/>
-        </w:rPr>
-        <w:t>Structured JSON:</w:t>
-      </w:r>
-      <w:r>
-        <w:t> By providing a schema in the prompt and setting ResponseMimeType = "application/json", we guarantee the LLM's response can be cleanly deserialized into our RoutingDecision C# object.</w:t>
-      </w:r>
-    </w:p>
-    <w:p>
-      <w:pPr>
+          <w:sz w:val="22"/>
+        </w:rPr>
+        <w:t>The "Ghost" Nudge:</w:t>
+      </w:r>
+      <w:r>
+        <w:rPr>
+          <w:rFonts w:ascii="Calibri" w:hAnsi="Calibri" w:cs="Calibri"/>
+          <w:sz w:val="22"/>
+        </w:rPr>
+        <w:t xml:space="preserve"> Right before we call the Coordinator, the last message in history is an Assistant message from the previous specialist. The Ghost Nudge inserts a temporary User message to trigger the Coordinator, gets the response, then deletes the nudge — giving you complete, surgical control over the context window.</w:t>
+      </w:r>
+    </w:p>
+    <w:p>
+      <w:pPr>
+        <w:pStyle w:val="ListParagraph"/>
         <w:numPr>
           <w:ilvl w:val="0"/>
           <w:numId w:val="3"/>
         </w:numPr>
-      </w:pPr>
-      <w:r>
-        <w:rPr>
+        <w:rPr>
+          <w:rFonts w:ascii="Calibri" w:hAnsi="Calibri" w:cs="Calibri"/>
+          <w:sz w:val="22"/>
+        </w:rPr>
+      </w:pPr>
+      <w:r>
+        <w:rPr>
+          <w:rFonts w:ascii="Calibri" w:hAnsi="Calibri" w:cs="Calibri"/>
           <w:b/>
-          <w:bCs/>
-        </w:rPr>
-        <w:t>The "Ghost" Nudge:</w:t>
-      </w:r>
-      <w:r>
-        <w:t> In the while loop, right before we call the Coordinator, the last message in history is an Assistant message (from the Coder or Auditor). If we asked Gemini to generate </w:t>
-      </w:r>
-      <w:r>
-        <w:rPr>
-          <w:i/>
-          <w:iCs/>
-        </w:rPr>
-        <w:t>another</w:t>
-      </w:r>
-      <w:r>
-        <w:t> Assistant message immediately, it would fail. The "Ghost Nudge" inserts a User message to trigger the Coordinator, gets the response, and then deletes the nudge so the Specialists never see it. This gives you complete, surgical control over the context window.</w:t>
-      </w:r>
-    </w:p>
-    <w:p>
-      <w:pPr>
-        <w:rPr>
-          <w:b/>
-          <w:bCs/>
-        </w:rPr>
-      </w:pPr>
-      <w:r>
-        <w:rPr>
-          <w:b/>
-          <w:bCs/>
-        </w:rPr>
+          <w:sz w:val="22"/>
+        </w:rPr>
+        <w:t>RetryHandler.cs</w:t>
+      </w:r>
+      <w:r>
+        <w:rPr>
+          <w:rFonts w:ascii="Calibri" w:hAnsi="Calibri" w:cs="Calibri"/>
+          <w:sz w:val="22"/>
+        </w:rPr>
+        <w:t xml:space="preserve"> needed zero changes for this migration — it only wraps </w:t>
+      </w:r>
+      <w:r>
+        <w:rPr>
+          <w:rFonts w:ascii="Consolas" w:hAnsi="Consolas" w:cs="Calibri"/>
+          <w:sz w:val="20"/>
+        </w:rPr>
+        <w:t>HttpClient</w:t>
+      </w:r>
+      <w:r>
+        <w:rPr>
+          <w:rFonts w:ascii="Calibri" w:hAnsi="Calibri" w:cs="Calibri"/>
+          <w:sz w:val="22"/>
+        </w:rPr>
+        <w:t xml:space="preserve">, so it composes with whichever connector's </w:t>
+      </w:r>
+      <w:r>
+        <w:rPr>
+          <w:rFonts w:ascii="Consolas" w:hAnsi="Consolas" w:cs="Calibri"/>
+          <w:sz w:val="20"/>
+        </w:rPr>
+        <w:t>AddOpenAIChatCompletion(..., httpClient: ...)</w:t>
+      </w:r>
+      <w:r>
+        <w:rPr>
+          <w:rFonts w:ascii="Calibri" w:hAnsi="Calibri" w:cs="Calibri"/>
+          <w:sz w:val="22"/>
+        </w:rPr>
+        <w:t xml:space="preserve"> overload you point it at.</w:t>
+      </w:r>
+    </w:p>
+    <w:p>
+      <w:pPr>
+        <w:rPr>
+          <w:rFonts w:ascii="Calibri" w:hAnsi="Calibri" w:cs="Calibri"/>
+          <w:sz w:val="22"/>
+        </w:rPr>
+      </w:pPr>
+    </w:p>
+    <w:p>
+      <w:pPr>
+        <w:pStyle w:val="Heading2"/>
+      </w:pPr>
+      <w:r>
         <w:t>Expected Output</w:t>
       </w:r>
     </w:p>
     <w:p>
-      <w:r>
-        <w:t>codeText</w:t>
-      </w:r>
-    </w:p>
-    <w:p>
-      <w:r>
+      <w:pPr>
+        <w:pStyle w:val="NoSpacing"/>
+        <w:rPr>
+          <w:rFonts w:ascii="Consolas" w:hAnsi="Consolas"/>
+          <w:sz w:val="19"/>
+        </w:rPr>
+      </w:pPr>
+      <w:r>
+        <w:rPr>
+          <w:rFonts w:ascii="Consolas" w:hAnsi="Consolas"/>
+          <w:sz w:val="19"/>
+        </w:rPr>
         <w:t>Enter a C# feature to build: A method to calculate factorials.</w:t>
       </w:r>
     </w:p>
-    <w:p/>
-    <w:p>
-      <w:r>
+    <w:p>
+      <w:pPr>
+        <w:pStyle w:val="NoSpacing"/>
+        <w:rPr>
+          <w:rFonts w:ascii="Consolas" w:hAnsi="Consolas"/>
+          <w:sz w:val="19"/>
+        </w:rPr>
+      </w:pPr>
+      <w:r>
+        <w:rPr>
+          <w:rFonts w:ascii="Consolas" w:hAnsi="Consolas"/>
+          <w:sz w:val="19"/>
+        </w:rPr>
         <w:t>[THOUGHT]: No code has been written yet for the factorial method request. The next agent should be CODER.</w:t>
       </w:r>
     </w:p>
     <w:p>
-      <w:r>
-        <w:lastRenderedPageBreak/>
+      <w:pPr>
+        <w:pStyle w:val="NoSpacing"/>
+        <w:rPr>
+          <w:rFonts w:ascii="Consolas" w:hAnsi="Consolas"/>
+          <w:sz w:val="19"/>
+        </w:rPr>
+      </w:pPr>
+      <w:r>
+        <w:rPr>
+          <w:rFonts w:ascii="Consolas" w:hAnsi="Consolas"/>
+          <w:sz w:val="19"/>
+        </w:rPr>
         <w:t>[ROUTE]: CODER</w:t>
       </w:r>
     </w:p>
-    <w:p/>
-    <w:p>
-      <w:r>
+    <w:p>
+      <w:pPr>
+        <w:pStyle w:val="NoSpacing"/>
+        <w:rPr>
+          <w:rFonts w:ascii="Consolas" w:hAnsi="Consolas"/>
+          <w:sz w:val="19"/>
+        </w:rPr>
+      </w:pPr>
+      <w:r>
+        <w:rPr>
+          <w:rFonts w:ascii="Consolas" w:hAnsi="Consolas"/>
+          <w:sz w:val="19"/>
+        </w:rPr>
         <w:t>[CODER]: public int Fact(int n) =&gt; n == 0 ? 1 : n * Fact(n - 1);</w:t>
       </w:r>
     </w:p>
-    <w:p/>
-    <w:p>
-      <w:r>
+    <w:p>
+      <w:pPr>
+        <w:pStyle w:val="NoSpacing"/>
+        <w:rPr>
+          <w:rFonts w:ascii="Consolas" w:hAnsi="Consolas"/>
+          <w:sz w:val="19"/>
+        </w:rPr>
+      </w:pPr>
+      <w:r>
+        <w:rPr>
+          <w:rFonts w:ascii="Consolas" w:hAnsi="Consolas"/>
+          <w:sz w:val="19"/>
+        </w:rPr>
         <w:t>[THOUGHT]: The Coder has provided the initial implementation, but it has not been reviewed by the Security Auditor yet.</w:t>
       </w:r>
     </w:p>
     <w:p>
-      <w:r>
+      <w:pPr>
+        <w:pStyle w:val="NoSpacing"/>
+        <w:rPr>
+          <w:rFonts w:ascii="Consolas" w:hAnsi="Consolas"/>
+          <w:sz w:val="19"/>
+        </w:rPr>
+      </w:pPr>
+      <w:r>
+        <w:rPr>
+          <w:rFonts w:ascii="Consolas" w:hAnsi="Consolas"/>
+          <w:sz w:val="19"/>
+        </w:rPr>
         <w:t>[ROUTE]: AUDITOR</w:t>
       </w:r>
     </w:p>
-    <w:p/>
-    <w:p>
-      <w:r>
+    <w:p>
+      <w:pPr>
+        <w:pStyle w:val="NoSpacing"/>
+        <w:rPr>
+          <w:rFonts w:ascii="Consolas" w:hAnsi="Consolas"/>
+          <w:sz w:val="19"/>
+        </w:rPr>
+      </w:pPr>
+      <w:r>
+        <w:rPr>
+          <w:rFonts w:ascii="Consolas" w:hAnsi="Consolas"/>
+          <w:sz w:val="19"/>
+        </w:rPr>
         <w:t>[AUDITOR]: The code is functional, but lacks input validation for negative numbers which will cause a StackOverflowException.</w:t>
       </w:r>
     </w:p>
-    <w:p/>
-    <w:p>
-      <w:r>
+    <w:p>
+      <w:pPr>
+        <w:pStyle w:val="NoSpacing"/>
+        <w:rPr>
+          <w:rFonts w:ascii="Consolas" w:hAnsi="Consolas"/>
+          <w:sz w:val="19"/>
+        </w:rPr>
+      </w:pPr>
+      <w:r>
+        <w:rPr>
+          <w:rFonts w:ascii="Consolas" w:hAnsi="Consolas"/>
+          <w:sz w:val="19"/>
+        </w:rPr>
         <w:t>[THOUGHT]: The Auditor reviewed the code and requested changes regarding input validation. It needs to go back to the Coder for refinement.</w:t>
       </w:r>
     </w:p>
     <w:p>
-      <w:r>
+      <w:pPr>
+        <w:pStyle w:val="NoSpacing"/>
+        <w:rPr>
+          <w:rFonts w:ascii="Consolas" w:hAnsi="Consolas"/>
+          <w:sz w:val="19"/>
+        </w:rPr>
+      </w:pPr>
+      <w:r>
+        <w:rPr>
+          <w:rFonts w:ascii="Consolas" w:hAnsi="Consolas"/>
+          <w:sz w:val="19"/>
+        </w:rPr>
         <w:t>[ROUTE]: CODER</w:t>
       </w:r>
     </w:p>
-    <w:p/>
-    <w:p>
-      <w:r>
+    <w:p>
+      <w:pPr>
+        <w:pStyle w:val="NoSpacing"/>
+        <w:rPr>
+          <w:rFonts w:ascii="Consolas" w:hAnsi="Consolas"/>
+          <w:sz w:val="19"/>
+        </w:rPr>
+      </w:pPr>
+      <w:r>
+        <w:rPr>
+          <w:rFonts w:ascii="Consolas" w:hAnsi="Consolas"/>
+          <w:sz w:val="19"/>
+        </w:rPr>
         <w:t>[CODER]: public int Fact(int n) { if (n &lt; 0) throw new ArgumentOutOfRangeException(nameof(n)); return n == 0 ? 1 : n * Fact(n - 1); }</w:t>
       </w:r>
     </w:p>
-    <w:p/>
-    <w:p>
-      <w:r>
+    <w:p>
+      <w:pPr>
+        <w:pStyle w:val="NoSpacing"/>
+        <w:rPr>
+          <w:rFonts w:ascii="Consolas" w:hAnsi="Consolas"/>
+          <w:sz w:val="19"/>
+        </w:rPr>
+      </w:pPr>
+      <w:r>
+        <w:rPr>
+          <w:rFonts w:ascii="Consolas" w:hAnsi="Consolas"/>
+          <w:sz w:val="19"/>
+        </w:rPr>
         <w:t>[THOUGHT]: The Coder implemented the requested input validation. The Auditor needs to review the updated code.</w:t>
       </w:r>
     </w:p>
     <w:p>
-      <w:r>
+      <w:pPr>
+        <w:pStyle w:val="NoSpacing"/>
+        <w:rPr>
+          <w:rFonts w:ascii="Consolas" w:hAnsi="Consolas"/>
+          <w:sz w:val="19"/>
+        </w:rPr>
+      </w:pPr>
+      <w:r>
+        <w:rPr>
+          <w:rFonts w:ascii="Consolas" w:hAnsi="Consolas"/>
+          <w:sz w:val="19"/>
+        </w:rPr>
         <w:t>[ROUTE]: AUDITOR</w:t>
       </w:r>
     </w:p>
-    <w:p/>
-    <w:p>
-      <w:r>
+    <w:p>
+      <w:pPr>
+        <w:pStyle w:val="NoSpacing"/>
+        <w:rPr>
+          <w:rFonts w:ascii="Consolas" w:hAnsi="Consolas"/>
+          <w:sz w:val="19"/>
+        </w:rPr>
+      </w:pPr>
+      <w:r>
+        <w:rPr>
+          <w:rFonts w:ascii="Consolas" w:hAnsi="Consolas"/>
+          <w:sz w:val="19"/>
+        </w:rPr>
         <w:t>[AUDITOR]: LGTM.</w:t>
       </w:r>
     </w:p>
-    <w:p/>
-    <w:p>
-      <w:r>
+    <w:p>
+      <w:pPr>
+        <w:pStyle w:val="NoSpacing"/>
+        <w:rPr>
+          <w:rFonts w:ascii="Consolas" w:hAnsi="Consolas"/>
+          <w:sz w:val="19"/>
+        </w:rPr>
+      </w:pPr>
+      <w:r>
+        <w:rPr>
+          <w:rFonts w:ascii="Consolas" w:hAnsi="Consolas"/>
+          <w:sz w:val="19"/>
+        </w:rPr>
         <w:t>[THOUGHT]: The Auditor has approved the code with 'LGTM'. The workflow is finished.</w:t>
       </w:r>
     </w:p>
     <w:p>
-      <w:r>
+      <w:pPr>
+        <w:pStyle w:val="NoSpacing"/>
+        <w:rPr>
+          <w:rFonts w:ascii="Consolas" w:hAnsi="Consolas"/>
+          <w:sz w:val="19"/>
+        </w:rPr>
+      </w:pPr>
+      <w:r>
+        <w:rPr>
+          <w:rFonts w:ascii="Consolas" w:hAnsi="Consolas"/>
+          <w:sz w:val="19"/>
+        </w:rPr>
         <w:t>[ROUTE]: COMPLETE</w:t>
       </w:r>
     </w:p>
-    <w:p/>
-    <w:p>
-      <w:r>
-        <w:rPr>
-          <w:rFonts w:ascii="Segoe UI Emoji" w:hAnsi="Segoe UI Emoji" w:cs="Segoe UI Emoji"/>
-        </w:rPr>
-        <w:lastRenderedPageBreak/>
-        <w:t>✅</w:t>
-      </w:r>
-      <w:r>
-        <w:t xml:space="preserve"> Project Lifecycle Finished.</w:t>
-      </w:r>
-    </w:p>
-    <w:p/>
+    <w:p>
+      <w:pPr>
+        <w:pStyle w:val="NoSpacing"/>
+        <w:rPr>
+          <w:rFonts w:ascii="Consolas" w:hAnsi="Consolas"/>
+          <w:sz w:val="19"/>
+        </w:rPr>
+      </w:pPr>
+      <w:r>
+        <w:rPr>
+          <w:rFonts w:ascii="Consolas" w:hAnsi="Consolas"/>
+          <w:sz w:val="19"/>
+        </w:rPr>
+        <w:t>Project lifecycle finished.</w:t>
+      </w:r>
+    </w:p>
+    <w:p>
+      <w:pPr>
+        <w:pStyle w:val="NoSpacing"/>
+        <w:rPr>
+          <w:rFonts w:ascii="Consolas" w:hAnsi="Consolas"/>
+          <w:sz w:val="19"/>
+        </w:rPr>
+      </w:pPr>
+    </w:p>
     <w:sectPr>
       <w:pgSz w:w="12240" w:h="15840"/>
       <w:pgMar w:top="1440" w:right="1440" w:bottom="1440" w:left="1440" w:header="720" w:footer="720" w:gutter="0"/>
@@ -1085,390 +2815,66 @@
 </file>
 
 <file path=word/numbering.xml><?xml version="1.0" encoding="utf-8"?>
-<w:numbering xmlns:wpc="http://schemas.microsoft.com/office/word/2010/wordprocessingCanvas" xmlns:cx="http://schemas.microsoft.com/office/drawing/2014/chartex" xmlns:cx1="http://schemas.microsoft.com/office/drawing/2015/9/8/chartex" xmlns:cx2="http://schemas.microsoft.com/office/drawing/2015/10/21/chartex" xmlns:cx3="http://schemas.microsoft.com/office/drawing/2016/5/9/chartex" xmlns:cx4="http://schemas.microsoft.com/office/drawing/2016/5/10/chartex" xmlns:cx5="http://schemas.microsoft.com/office/drawing/2016/5/11/chartex" xmlns:cx6="http://schemas.microsoft.com/office/drawing/2016/5/12/chartex" xmlns:cx7="http://schemas.microsoft.com/office/drawing/2016/5/13/chartex" xmlns:cx8="http://schemas.microsoft.com/office/drawing/2016/5/14/chartex" xmlns:mc="http://schemas.openxmlformats.org/markup-compatibility/2006" xmlns:aink="http://schemas.microsoft.com/office/drawing/2016/ink" xmlns:am3d="http://schemas.microsoft.com/office/drawing/2017/model3d" xmlns:o="urn:schemas-microsoft-com:office:office" xmlns:oel="http://schemas.microsoft.com/office/2019/extlst" xmlns:r="http://schemas.openxmlformats.org/officeDocument/2006/relationships" xmlns:m="http://schemas.openxmlformats.org/officeDocument/2006/math" xmlns:v="urn:schemas-microsoft-com:vml" xmlns:wp14="http://schemas.microsoft.com/office/word/2010/wordprocessingDrawing" xmlns:wp="http://schemas.openxmlformats.org/drawingml/2006/wordprocessingDrawing" xmlns:w10="urn:schemas-microsoft-com:office:word" xmlns:w="http://schemas.openxmlformats.org/wordprocessingml/2006/main" xmlns:w14="http://schemas.microsoft.com/office/word/2010/wordml" xmlns:w15="http://schemas.microsoft.com/office/word/2012/wordml" xmlns:w16cex="http://schemas.microsoft.com/office/word/2018/wordml/cex" xmlns:w16cid="http://schemas.microsoft.com/office/word/2016/wordml/cid" xmlns:w16="http://schemas.microsoft.com/office/word/2018/wordml" xmlns:w16du="http://schemas.microsoft.com/office/word/2023/wordml/word16du" xmlns:w16sdtdh="http://schemas.microsoft.com/office/word/2020/wordml/sdtdatahash" xmlns:w16sdtfl="http://schemas.microsoft.com/office/word/2024/wordml/sdtformatlock" xmlns:w16se="http://schemas.microsoft.com/office/word/2015/wordml/symex" xmlns:wpg="http://schemas.microsoft.com/office/word/2010/wordprocessingGroup" xmlns:wpi="http://schemas.microsoft.com/office/word/2010/wordprocessingInk" xmlns:wne="http://schemas.microsoft.com/office/word/2006/wordml" xmlns:wps="http://schemas.microsoft.com/office/word/2010/wordprocessingShape" mc:Ignorable="w14 w15 w16se w16cid w16 w16cex w16sdtdh w16sdtfl w16du wp14">
+<w:numbering xmlns:wpc="http://schemas.microsoft.com/office/word/2010/wordprocessingCanvas" xmlns:cx="http://schemas.microsoft.com/office/drawing/2014/chartex" xmlns:cx1="http://schemas.microsoft.com/office/drawing/2015/9/8/chartex" xmlns:cx2="http://schemas.microsoft.com/office/drawing/2015/10/21/chartex" xmlns:cx3="http://schemas.microsoft.com/office/drawing/2016/5/9/chartex" xmlns:cx4="http://schemas.microsoft.com/office/drawing/2016/5/10/chartex" xmlns:cx5="http://schemas.microsoft.com/office/drawing/2016/5/11/chartex" xmlns:cx6="http://schemas.microsoft.com/office/drawing/2016/5/12/chartex" xmlns:cx7="http://schemas.microsoft.com/office/drawing/2016/5/13/chartex" xmlns:cx8="http://schemas.microsoft.com/office/drawing/2016/5/14/chartex" xmlns:mc="http://schemas.openxmlformats.org/markup-compatibility/2006" xmlns:aink="http://schemas.microsoft.com/office/drawing/2016/ink" xmlns:am3d="http://schemas.microsoft.com/office/drawing/2017/model3d" xmlns:o="urn:schemas-microsoft-com:office:office" xmlns:oel="http://schemas.microsoft.com/office/2019/extlst" xmlns:r="http://schemas.openxmlformats.org/officeDocument/2006/relationships" xmlns:m="http://schemas.openxmlformats.org/officeDocument/2006/math" xmlns:v="urn:schemas-microsoft-com:vml" xmlns:wp14="http://schemas.microsoft.com/office/word/2010/wordprocessingDrawing" xmlns:wp="http://schemas.openxmlformats.org/drawingml/2006/wordprocessingDrawing" xmlns:w10="urn:schemas-microsoft-com:office:word" xmlns:w="http://schemas.openxmlformats.org/wordprocessingml/2006/main" xmlns:w14="http://schemas.microsoft.com/office/word/2010/wordml" xmlns:w15="http://schemas.microsoft.com/office/word/2012/wordml" xmlns:w16cei="http://schemas.microsoft.com/office/word/2026/wordml/cei" xmlns:w16cex="http://schemas.microsoft.com/office/word/2018/wordml/cex" xmlns:w16cid="http://schemas.microsoft.com/office/word/2016/wordml/cid" xmlns:w16="http://schemas.microsoft.com/office/word/2018/wordml" xmlns:w16du="http://schemas.microsoft.com/office/word/2023/wordml/word16du" xmlns:w16sdtdh="http://schemas.microsoft.com/office/word/2020/wordml/sdtdatahash" xmlns:w16sdtfl="http://schemas.microsoft.com/office/word/2024/wordml/sdtformatlock" xmlns:w16se="http://schemas.microsoft.com/office/word/2015/wordml/symex" xmlns:wpg="http://schemas.microsoft.com/office/word/2010/wordprocessingGroup" xmlns:wpi="http://schemas.microsoft.com/office/word/2010/wordprocessingInk" xmlns:wne="http://schemas.microsoft.com/office/word/2006/wordml" xmlns:wps="http://schemas.microsoft.com/office/word/2010/wordprocessingShape" mc:Ignorable="w14 w15 w16se w16cid w16 w16cex w16sdtdh w16sdtfl w16du wp14">
   <w:abstractNum w:abstractNumId="0" w15:restartNumberingAfterBreak="0">
-    <w:nsid w:val="1888493C"/>
-    <w:multiLevelType w:val="multilevel"/>
-    <w:tmpl w:val="85D48F52"/>
-    <w:lvl w:ilvl="0">
-      <w:start w:val="1"/>
-      <w:numFmt w:val="decimal"/>
-      <w:lvlText w:val="%1."/>
-      <w:lvlJc w:val="left"/>
-      <w:pPr>
-        <w:tabs>
-          <w:tab w:val="num" w:pos="720"/>
-        </w:tabs>
-        <w:ind w:left="720" w:hanging="360"/>
-      </w:pPr>
-    </w:lvl>
-    <w:lvl w:ilvl="1" w:tentative="1">
-      <w:start w:val="1"/>
-      <w:numFmt w:val="decimal"/>
-      <w:lvlText w:val="%2."/>
-      <w:lvlJc w:val="left"/>
-      <w:pPr>
-        <w:tabs>
-          <w:tab w:val="num" w:pos="1440"/>
-        </w:tabs>
-        <w:ind w:left="1440" w:hanging="360"/>
-      </w:pPr>
-    </w:lvl>
-    <w:lvl w:ilvl="2" w:tentative="1">
-      <w:start w:val="1"/>
-      <w:numFmt w:val="decimal"/>
-      <w:lvlText w:val="%3."/>
-      <w:lvlJc w:val="left"/>
-      <w:pPr>
-        <w:tabs>
-          <w:tab w:val="num" w:pos="2160"/>
-        </w:tabs>
-        <w:ind w:left="2160" w:hanging="360"/>
-      </w:pPr>
-    </w:lvl>
-    <w:lvl w:ilvl="3" w:tentative="1">
-      <w:start w:val="1"/>
-      <w:numFmt w:val="decimal"/>
-      <w:lvlText w:val="%4."/>
-      <w:lvlJc w:val="left"/>
-      <w:pPr>
-        <w:tabs>
-          <w:tab w:val="num" w:pos="2880"/>
-        </w:tabs>
-        <w:ind w:left="2880" w:hanging="360"/>
-      </w:pPr>
-    </w:lvl>
-    <w:lvl w:ilvl="4" w:tentative="1">
-      <w:start w:val="1"/>
-      <w:numFmt w:val="decimal"/>
-      <w:lvlText w:val="%5."/>
-      <w:lvlJc w:val="left"/>
-      <w:pPr>
-        <w:tabs>
-          <w:tab w:val="num" w:pos="3600"/>
-        </w:tabs>
-        <w:ind w:left="3600" w:hanging="360"/>
-      </w:pPr>
-    </w:lvl>
-    <w:lvl w:ilvl="5" w:tentative="1">
-      <w:start w:val="1"/>
-      <w:numFmt w:val="decimal"/>
-      <w:lvlText w:val="%6."/>
-      <w:lvlJc w:val="left"/>
-      <w:pPr>
-        <w:tabs>
-          <w:tab w:val="num" w:pos="4320"/>
-        </w:tabs>
-        <w:ind w:left="4320" w:hanging="360"/>
-      </w:pPr>
-    </w:lvl>
-    <w:lvl w:ilvl="6" w:tentative="1">
-      <w:start w:val="1"/>
-      <w:numFmt w:val="decimal"/>
-      <w:lvlText w:val="%7."/>
-      <w:lvlJc w:val="left"/>
-      <w:pPr>
-        <w:tabs>
-          <w:tab w:val="num" w:pos="5040"/>
-        </w:tabs>
-        <w:ind w:left="5040" w:hanging="360"/>
-      </w:pPr>
-    </w:lvl>
-    <w:lvl w:ilvl="7" w:tentative="1">
-      <w:start w:val="1"/>
-      <w:numFmt w:val="decimal"/>
-      <w:lvlText w:val="%8."/>
-      <w:lvlJc w:val="left"/>
-      <w:pPr>
-        <w:tabs>
-          <w:tab w:val="num" w:pos="5760"/>
-        </w:tabs>
-        <w:ind w:left="5760" w:hanging="360"/>
-      </w:pPr>
-    </w:lvl>
-    <w:lvl w:ilvl="8" w:tentative="1">
-      <w:start w:val="1"/>
-      <w:numFmt w:val="decimal"/>
-      <w:lvlText w:val="%9."/>
-      <w:lvlJc w:val="left"/>
-      <w:pPr>
-        <w:tabs>
-          <w:tab w:val="num" w:pos="6480"/>
-        </w:tabs>
-        <w:ind w:left="6480" w:hanging="360"/>
-      </w:pPr>
-    </w:lvl>
-  </w:abstractNum>
-  <w:abstractNum w:abstractNumId="1" w15:restartNumberingAfterBreak="0">
-    <w:nsid w:val="2B8B2F27"/>
-    <w:multiLevelType w:val="multilevel"/>
-    <w:tmpl w:val="4F863514"/>
+    <w:nsid w:val="4503547B"/>
+    <w:multiLevelType w:val="singleLevel"/>
+    <w:tmpl w:val="04090001"/>
     <w:lvl w:ilvl="0">
       <w:start w:val="1"/>
       <w:numFmt w:val="bullet"/>
       <w:lvlText w:val=""/>
       <w:lvlJc w:val="left"/>
       <w:pPr>
-        <w:tabs>
-          <w:tab w:val="num" w:pos="720"/>
-        </w:tabs>
         <w:ind w:left="720" w:hanging="360"/>
       </w:pPr>
       <w:rPr>
         <w:rFonts w:ascii="Symbol" w:hAnsi="Symbol" w:hint="default"/>
-        <w:sz w:val="20"/>
       </w:rPr>
     </w:lvl>
-    <w:lvl w:ilvl="1" w:tentative="1">
+  </w:abstractNum>
+  <w:abstractNum w:abstractNumId="1" w15:restartNumberingAfterBreak="0">
+    <w:nsid w:val="56CD3679"/>
+    <w:multiLevelType w:val="singleLevel"/>
+    <w:tmpl w:val="04090001"/>
+    <w:lvl w:ilvl="0">
       <w:start w:val="1"/>
       <w:numFmt w:val="bullet"/>
-      <w:lvlText w:val="o"/>
+      <w:lvlText w:val=""/>
       <w:lvlJc w:val="left"/>
       <w:pPr>
-        <w:tabs>
-          <w:tab w:val="num" w:pos="1440"/>
-        </w:tabs>
-        <w:ind w:left="1440" w:hanging="360"/>
+        <w:ind w:left="720" w:hanging="360"/>
       </w:pPr>
       <w:rPr>
-        <w:rFonts w:ascii="Courier New" w:hAnsi="Courier New" w:hint="default"/>
-        <w:sz w:val="20"/>
-      </w:rPr>
-    </w:lvl>
-    <w:lvl w:ilvl="2" w:tentative="1">
-      <w:start w:val="1"/>
-      <w:numFmt w:val="bullet"/>
-      <w:lvlText w:val=""/>
-      <w:lvlJc w:val="left"/>
-      <w:pPr>
-        <w:tabs>
-          <w:tab w:val="num" w:pos="2160"/>
-        </w:tabs>
-        <w:ind w:left="2160" w:hanging="360"/>
-      </w:pPr>
-      <w:rPr>
-        <w:rFonts w:ascii="Wingdings" w:hAnsi="Wingdings" w:hint="default"/>
-        <w:sz w:val="20"/>
-      </w:rPr>
-    </w:lvl>
-    <w:lvl w:ilvl="3" w:tentative="1">
-      <w:start w:val="1"/>
-      <w:numFmt w:val="bullet"/>
-      <w:lvlText w:val=""/>
-      <w:lvlJc w:val="left"/>
-      <w:pPr>
-        <w:tabs>
-          <w:tab w:val="num" w:pos="2880"/>
-        </w:tabs>
-        <w:ind w:left="2880" w:hanging="360"/>
-      </w:pPr>
-      <w:rPr>
-        <w:rFonts w:ascii="Wingdings" w:hAnsi="Wingdings" w:hint="default"/>
-        <w:sz w:val="20"/>
-      </w:rPr>
-    </w:lvl>
-    <w:lvl w:ilvl="4" w:tentative="1">
-      <w:start w:val="1"/>
-      <w:numFmt w:val="bullet"/>
-      <w:lvlText w:val=""/>
-      <w:lvlJc w:val="left"/>
-      <w:pPr>
-        <w:tabs>
-          <w:tab w:val="num" w:pos="3600"/>
-        </w:tabs>
-        <w:ind w:left="3600" w:hanging="360"/>
-      </w:pPr>
-      <w:rPr>
-        <w:rFonts w:ascii="Wingdings" w:hAnsi="Wingdings" w:hint="default"/>
-        <w:sz w:val="20"/>
-      </w:rPr>
-    </w:lvl>
-    <w:lvl w:ilvl="5" w:tentative="1">
-      <w:start w:val="1"/>
-      <w:numFmt w:val="bullet"/>
-      <w:lvlText w:val=""/>
-      <w:lvlJc w:val="left"/>
-      <w:pPr>
-        <w:tabs>
-          <w:tab w:val="num" w:pos="4320"/>
-        </w:tabs>
-        <w:ind w:left="4320" w:hanging="360"/>
-      </w:pPr>
-      <w:rPr>
-        <w:rFonts w:ascii="Wingdings" w:hAnsi="Wingdings" w:hint="default"/>
-        <w:sz w:val="20"/>
-      </w:rPr>
-    </w:lvl>
-    <w:lvl w:ilvl="6" w:tentative="1">
-      <w:start w:val="1"/>
-      <w:numFmt w:val="bullet"/>
-      <w:lvlText w:val=""/>
-      <w:lvlJc w:val="left"/>
-      <w:pPr>
-        <w:tabs>
-          <w:tab w:val="num" w:pos="5040"/>
-        </w:tabs>
-        <w:ind w:left="5040" w:hanging="360"/>
-      </w:pPr>
-      <w:rPr>
-        <w:rFonts w:ascii="Wingdings" w:hAnsi="Wingdings" w:hint="default"/>
-        <w:sz w:val="20"/>
-      </w:rPr>
-    </w:lvl>
-    <w:lvl w:ilvl="7" w:tentative="1">
-      <w:start w:val="1"/>
-      <w:numFmt w:val="bullet"/>
-      <w:lvlText w:val=""/>
-      <w:lvlJc w:val="left"/>
-      <w:pPr>
-        <w:tabs>
-          <w:tab w:val="num" w:pos="5760"/>
-        </w:tabs>
-        <w:ind w:left="5760" w:hanging="360"/>
-      </w:pPr>
-      <w:rPr>
-        <w:rFonts w:ascii="Wingdings" w:hAnsi="Wingdings" w:hint="default"/>
-        <w:sz w:val="20"/>
-      </w:rPr>
-    </w:lvl>
-    <w:lvl w:ilvl="8" w:tentative="1">
-      <w:start w:val="1"/>
-      <w:numFmt w:val="bullet"/>
-      <w:lvlText w:val=""/>
-      <w:lvlJc w:val="left"/>
-      <w:pPr>
-        <w:tabs>
-          <w:tab w:val="num" w:pos="6480"/>
-        </w:tabs>
-        <w:ind w:left="6480" w:hanging="360"/>
-      </w:pPr>
-      <w:rPr>
-        <w:rFonts w:ascii="Wingdings" w:hAnsi="Wingdings" w:hint="default"/>
-        <w:sz w:val="20"/>
+        <w:rFonts w:ascii="Symbol" w:hAnsi="Symbol" w:hint="default"/>
       </w:rPr>
     </w:lvl>
   </w:abstractNum>
   <w:abstractNum w:abstractNumId="2" w15:restartNumberingAfterBreak="0">
-    <w:nsid w:val="60D17ED7"/>
-    <w:multiLevelType w:val="multilevel"/>
-    <w:tmpl w:val="AD203C24"/>
+    <w:nsid w:val="73B372BF"/>
+    <w:multiLevelType w:val="singleLevel"/>
+    <w:tmpl w:val="04090001"/>
     <w:lvl w:ilvl="0">
       <w:start w:val="1"/>
-      <w:numFmt w:val="decimal"/>
-      <w:lvlText w:val="%1."/>
+      <w:numFmt w:val="bullet"/>
+      <w:lvlText w:val=""/>
       <w:lvlJc w:val="left"/>
       <w:pPr>
-        <w:tabs>
-          <w:tab w:val="num" w:pos="720"/>
-        </w:tabs>
         <w:ind w:left="720" w:hanging="360"/>
       </w:pPr>
-    </w:lvl>
-    <w:lvl w:ilvl="1" w:tentative="1">
-      <w:start w:val="1"/>
-      <w:numFmt w:val="decimal"/>
-      <w:lvlText w:val="%2."/>
-      <w:lvlJc w:val="left"/>
-      <w:pPr>
-        <w:tabs>
-          <w:tab w:val="num" w:pos="1440"/>
-        </w:tabs>
-        <w:ind w:left="1440" w:hanging="360"/>
-      </w:pPr>
-    </w:lvl>
-    <w:lvl w:ilvl="2" w:tentative="1">
-      <w:start w:val="1"/>
-      <w:numFmt w:val="decimal"/>
-      <w:lvlText w:val="%3."/>
-      <w:lvlJc w:val="left"/>
-      <w:pPr>
-        <w:tabs>
-          <w:tab w:val="num" w:pos="2160"/>
-        </w:tabs>
-        <w:ind w:left="2160" w:hanging="360"/>
-      </w:pPr>
-    </w:lvl>
-    <w:lvl w:ilvl="3" w:tentative="1">
-      <w:start w:val="1"/>
-      <w:numFmt w:val="decimal"/>
-      <w:lvlText w:val="%4."/>
-      <w:lvlJc w:val="left"/>
-      <w:pPr>
-        <w:tabs>
-          <w:tab w:val="num" w:pos="2880"/>
-        </w:tabs>
-        <w:ind w:left="2880" w:hanging="360"/>
-      </w:pPr>
-    </w:lvl>
-    <w:lvl w:ilvl="4" w:tentative="1">
-      <w:start w:val="1"/>
-      <w:numFmt w:val="decimal"/>
-      <w:lvlText w:val="%5."/>
-      <w:lvlJc w:val="left"/>
-      <w:pPr>
-        <w:tabs>
-          <w:tab w:val="num" w:pos="3600"/>
-        </w:tabs>
-        <w:ind w:left="3600" w:hanging="360"/>
-      </w:pPr>
-    </w:lvl>
-    <w:lvl w:ilvl="5" w:tentative="1">
-      <w:start w:val="1"/>
-      <w:numFmt w:val="decimal"/>
-      <w:lvlText w:val="%6."/>
-      <w:lvlJc w:val="left"/>
-      <w:pPr>
-        <w:tabs>
-          <w:tab w:val="num" w:pos="4320"/>
-        </w:tabs>
-        <w:ind w:left="4320" w:hanging="360"/>
-      </w:pPr>
-    </w:lvl>
-    <w:lvl w:ilvl="6" w:tentative="1">
-      <w:start w:val="1"/>
-      <w:numFmt w:val="decimal"/>
-      <w:lvlText w:val="%7."/>
-      <w:lvlJc w:val="left"/>
-      <w:pPr>
-        <w:tabs>
-          <w:tab w:val="num" w:pos="5040"/>
-        </w:tabs>
-        <w:ind w:left="5040" w:hanging="360"/>
-      </w:pPr>
-    </w:lvl>
-    <w:lvl w:ilvl="7" w:tentative="1">
-      <w:start w:val="1"/>
-      <w:numFmt w:val="decimal"/>
-      <w:lvlText w:val="%8."/>
-      <w:lvlJc w:val="left"/>
-      <w:pPr>
-        <w:tabs>
-          <w:tab w:val="num" w:pos="5760"/>
-        </w:tabs>
-        <w:ind w:left="5760" w:hanging="360"/>
-      </w:pPr>
-    </w:lvl>
-    <w:lvl w:ilvl="8" w:tentative="1">
-      <w:start w:val="1"/>
-      <w:numFmt w:val="decimal"/>
-      <w:lvlText w:val="%9."/>
-      <w:lvlJc w:val="left"/>
-      <w:pPr>
-        <w:tabs>
-          <w:tab w:val="num" w:pos="6480"/>
-        </w:tabs>
-        <w:ind w:left="6480" w:hanging="360"/>
-      </w:pPr>
+      <w:rPr>
+        <w:rFonts w:ascii="Symbol" w:hAnsi="Symbol" w:hint="default"/>
+      </w:rPr>
     </w:lvl>
   </w:abstractNum>
-  <w:num w:numId="1" w16cid:durableId="1772318161">
-    <w:abstractNumId w:val="0"/>
-  </w:num>
-  <w:num w:numId="2" w16cid:durableId="1232421007">
+  <w:num w:numId="1" w16cid:durableId="782654605">
     <w:abstractNumId w:val="1"/>
   </w:num>
-  <w:num w:numId="3" w16cid:durableId="1605579265">
+  <w:num w:numId="2" w16cid:durableId="991909252">
     <w:abstractNumId w:val="2"/>
+  </w:num>
+  <w:num w:numId="3" w16cid:durableId="1224411514">
+    <w:abstractNumId w:val="0"/>
   </w:num>
 </w:numbering>
 </file>
@@ -1881,7 +3287,7 @@
     <w:link w:val="Heading1Char"/>
     <w:uiPriority w:val="9"/>
     <w:qFormat/>
-    <w:rsid w:val="00FE1CAC"/>
+    <w:rsid w:val="00F0610C"/>
     <w:pPr>
       <w:keepNext/>
       <w:keepLines/>
@@ -1901,10 +3307,9 @@
     <w:next w:val="Normal"/>
     <w:link w:val="Heading2Char"/>
     <w:uiPriority w:val="9"/>
-    <w:semiHidden/>
     <w:unhideWhenUsed/>
     <w:qFormat/>
-    <w:rsid w:val="00FE1CAC"/>
+    <w:rsid w:val="00F0610C"/>
     <w:pPr>
       <w:keepNext/>
       <w:keepLines/>
@@ -1927,7 +3332,7 @@
     <w:semiHidden/>
     <w:unhideWhenUsed/>
     <w:qFormat/>
-    <w:rsid w:val="00FE1CAC"/>
+    <w:rsid w:val="00F0610C"/>
     <w:pPr>
       <w:keepNext/>
       <w:keepLines/>
@@ -1950,7 +3355,7 @@
     <w:semiHidden/>
     <w:unhideWhenUsed/>
     <w:qFormat/>
-    <w:rsid w:val="00FE1CAC"/>
+    <w:rsid w:val="00F0610C"/>
     <w:pPr>
       <w:keepNext/>
       <w:keepLines/>
@@ -1973,7 +3378,7 @@
     <w:semiHidden/>
     <w:unhideWhenUsed/>
     <w:qFormat/>
-    <w:rsid w:val="00FE1CAC"/>
+    <w:rsid w:val="00F0610C"/>
     <w:pPr>
       <w:keepNext/>
       <w:keepLines/>
@@ -1994,7 +3399,7 @@
     <w:semiHidden/>
     <w:unhideWhenUsed/>
     <w:qFormat/>
-    <w:rsid w:val="00FE1CAC"/>
+    <w:rsid w:val="00F0610C"/>
     <w:pPr>
       <w:keepNext/>
       <w:keepLines/>
@@ -2017,7 +3422,7 @@
     <w:semiHidden/>
     <w:unhideWhenUsed/>
     <w:qFormat/>
-    <w:rsid w:val="00FE1CAC"/>
+    <w:rsid w:val="00F0610C"/>
     <w:pPr>
       <w:keepNext/>
       <w:keepLines/>
@@ -2038,7 +3443,7 @@
     <w:semiHidden/>
     <w:unhideWhenUsed/>
     <w:qFormat/>
-    <w:rsid w:val="00FE1CAC"/>
+    <w:rsid w:val="00F0610C"/>
     <w:pPr>
       <w:keepNext/>
       <w:keepLines/>
@@ -2061,7 +3466,7 @@
     <w:semiHidden/>
     <w:unhideWhenUsed/>
     <w:qFormat/>
-    <w:rsid w:val="00FE1CAC"/>
+    <w:rsid w:val="00F0610C"/>
     <w:pPr>
       <w:keepNext/>
       <w:keepLines/>
@@ -2076,6 +3481,7 @@
   <w:style w:type="character" w:default="1" w:styleId="DefaultParagraphFont">
     <w:name w:val="Default Paragraph Font"/>
     <w:uiPriority w:val="1"/>
+    <w:semiHidden/>
     <w:unhideWhenUsed/>
   </w:style>
   <w:style w:type="table" w:default="1" w:styleId="TableNormal">
@@ -2104,7 +3510,7 @@
     <w:basedOn w:val="DefaultParagraphFont"/>
     <w:link w:val="Heading1"/>
     <w:uiPriority w:val="9"/>
-    <w:rsid w:val="00FE1CAC"/>
+    <w:rsid w:val="00F0610C"/>
     <w:rPr>
       <w:rFonts w:asciiTheme="majorHAnsi" w:eastAsiaTheme="majorEastAsia" w:hAnsiTheme="majorHAnsi" w:cstheme="majorBidi"/>
       <w:color w:val="0F4761" w:themeColor="accent1" w:themeShade="BF"/>
@@ -2117,8 +3523,7 @@
     <w:basedOn w:val="DefaultParagraphFont"/>
     <w:link w:val="Heading2"/>
     <w:uiPriority w:val="9"/>
-    <w:semiHidden/>
-    <w:rsid w:val="00FE1CAC"/>
+    <w:rsid w:val="00F0610C"/>
     <w:rPr>
       <w:rFonts w:asciiTheme="majorHAnsi" w:eastAsiaTheme="majorEastAsia" w:hAnsiTheme="majorHAnsi" w:cstheme="majorBidi"/>
       <w:color w:val="0F4761" w:themeColor="accent1" w:themeShade="BF"/>
@@ -2132,7 +3537,7 @@
     <w:link w:val="Heading3"/>
     <w:uiPriority w:val="9"/>
     <w:semiHidden/>
-    <w:rsid w:val="00FE1CAC"/>
+    <w:rsid w:val="00F0610C"/>
     <w:rPr>
       <w:rFonts w:eastAsiaTheme="majorEastAsia" w:cstheme="majorBidi"/>
       <w:color w:val="0F4761" w:themeColor="accent1" w:themeShade="BF"/>
@@ -2146,7 +3551,7 @@
     <w:link w:val="Heading4"/>
     <w:uiPriority w:val="9"/>
     <w:semiHidden/>
-    <w:rsid w:val="00FE1CAC"/>
+    <w:rsid w:val="00F0610C"/>
     <w:rPr>
       <w:rFonts w:eastAsiaTheme="majorEastAsia" w:cstheme="majorBidi"/>
       <w:i/>
@@ -2160,7 +3565,7 @@
     <w:link w:val="Heading5"/>
     <w:uiPriority w:val="9"/>
     <w:semiHidden/>
-    <w:rsid w:val="00FE1CAC"/>
+    <w:rsid w:val="00F0610C"/>
     <w:rPr>
       <w:rFonts w:eastAsiaTheme="majorEastAsia" w:cstheme="majorBidi"/>
       <w:color w:val="0F4761" w:themeColor="accent1" w:themeShade="BF"/>
@@ -2172,7 +3577,7 @@
     <w:link w:val="Heading6"/>
     <w:uiPriority w:val="9"/>
     <w:semiHidden/>
-    <w:rsid w:val="00FE1CAC"/>
+    <w:rsid w:val="00F0610C"/>
     <w:rPr>
       <w:rFonts w:eastAsiaTheme="majorEastAsia" w:cstheme="majorBidi"/>
       <w:i/>
@@ -2186,7 +3591,7 @@
     <w:link w:val="Heading7"/>
     <w:uiPriority w:val="9"/>
     <w:semiHidden/>
-    <w:rsid w:val="00FE1CAC"/>
+    <w:rsid w:val="00F0610C"/>
     <w:rPr>
       <w:rFonts w:eastAsiaTheme="majorEastAsia" w:cstheme="majorBidi"/>
       <w:color w:val="595959" w:themeColor="text1" w:themeTint="A6"/>
@@ -2198,7 +3603,7 @@
     <w:link w:val="Heading8"/>
     <w:uiPriority w:val="9"/>
     <w:semiHidden/>
-    <w:rsid w:val="00FE1CAC"/>
+    <w:rsid w:val="00F0610C"/>
     <w:rPr>
       <w:rFonts w:eastAsiaTheme="majorEastAsia" w:cstheme="majorBidi"/>
       <w:i/>
@@ -2212,7 +3617,7 @@
     <w:link w:val="Heading9"/>
     <w:uiPriority w:val="9"/>
     <w:semiHidden/>
-    <w:rsid w:val="00FE1CAC"/>
+    <w:rsid w:val="00F0610C"/>
     <w:rPr>
       <w:rFonts w:eastAsiaTheme="majorEastAsia" w:cstheme="majorBidi"/>
       <w:color w:val="272727" w:themeColor="text1" w:themeTint="D8"/>
@@ -2225,7 +3630,7 @@
     <w:link w:val="TitleChar"/>
     <w:uiPriority w:val="10"/>
     <w:qFormat/>
-    <w:rsid w:val="00FE1CAC"/>
+    <w:rsid w:val="00F0610C"/>
     <w:pPr>
       <w:spacing w:after="80" w:line="240" w:lineRule="auto"/>
       <w:contextualSpacing/>
@@ -2243,7 +3648,7 @@
     <w:basedOn w:val="DefaultParagraphFont"/>
     <w:link w:val="Title"/>
     <w:uiPriority w:val="10"/>
-    <w:rsid w:val="00FE1CAC"/>
+    <w:rsid w:val="00F0610C"/>
     <w:rPr>
       <w:rFonts w:asciiTheme="majorHAnsi" w:eastAsiaTheme="majorEastAsia" w:hAnsiTheme="majorHAnsi" w:cstheme="majorBidi"/>
       <w:spacing w:val="-10"/>
@@ -2259,7 +3664,7 @@
     <w:link w:val="SubtitleChar"/>
     <w:uiPriority w:val="11"/>
     <w:qFormat/>
-    <w:rsid w:val="00FE1CAC"/>
+    <w:rsid w:val="00F0610C"/>
     <w:pPr>
       <w:numPr>
         <w:ilvl w:val="1"/>
@@ -2278,7 +3683,7 @@
     <w:basedOn w:val="DefaultParagraphFont"/>
     <w:link w:val="Subtitle"/>
     <w:uiPriority w:val="11"/>
-    <w:rsid w:val="00FE1CAC"/>
+    <w:rsid w:val="00F0610C"/>
     <w:rPr>
       <w:rFonts w:eastAsiaTheme="majorEastAsia" w:cstheme="majorBidi"/>
       <w:color w:val="595959" w:themeColor="text1" w:themeTint="A6"/>
@@ -2294,7 +3699,7 @@
     <w:link w:val="QuoteChar"/>
     <w:uiPriority w:val="29"/>
     <w:qFormat/>
-    <w:rsid w:val="00FE1CAC"/>
+    <w:rsid w:val="00F0610C"/>
     <w:pPr>
       <w:spacing w:before="160"/>
       <w:jc w:val="center"/>
@@ -2310,7 +3715,7 @@
     <w:basedOn w:val="DefaultParagraphFont"/>
     <w:link w:val="Quote"/>
     <w:uiPriority w:val="29"/>
-    <w:rsid w:val="00FE1CAC"/>
+    <w:rsid w:val="00F0610C"/>
     <w:rPr>
       <w:i/>
       <w:iCs/>
@@ -2322,7 +3727,7 @@
     <w:basedOn w:val="Normal"/>
     <w:uiPriority w:val="34"/>
     <w:qFormat/>
-    <w:rsid w:val="00FE1CAC"/>
+    <w:rsid w:val="00F0610C"/>
     <w:pPr>
       <w:ind w:left="720"/>
       <w:contextualSpacing/>
@@ -2333,7 +3738,7 @@
     <w:basedOn w:val="DefaultParagraphFont"/>
     <w:uiPriority w:val="21"/>
     <w:qFormat/>
-    <w:rsid w:val="00FE1CAC"/>
+    <w:rsid w:val="00F0610C"/>
     <w:rPr>
       <w:i/>
       <w:iCs/>
@@ -2347,7 +3752,7 @@
     <w:link w:val="IntenseQuoteChar"/>
     <w:uiPriority w:val="30"/>
     <w:qFormat/>
-    <w:rsid w:val="00FE1CAC"/>
+    <w:rsid w:val="00F0610C"/>
     <w:pPr>
       <w:pBdr>
         <w:top w:val="single" w:sz="4" w:space="10" w:color="0F4761" w:themeColor="accent1" w:themeShade="BF"/>
@@ -2368,7 +3773,7 @@
     <w:basedOn w:val="DefaultParagraphFont"/>
     <w:link w:val="IntenseQuote"/>
     <w:uiPriority w:val="30"/>
-    <w:rsid w:val="00FE1CAC"/>
+    <w:rsid w:val="00F0610C"/>
     <w:rPr>
       <w:i/>
       <w:iCs/>
@@ -2380,7 +3785,7 @@
     <w:basedOn w:val="DefaultParagraphFont"/>
     <w:uiPriority w:val="32"/>
     <w:qFormat/>
-    <w:rsid w:val="00FE1CAC"/>
+    <w:rsid w:val="00F0610C"/>
     <w:rPr>
       <w:b/>
       <w:bCs/>
@@ -2388,6 +3793,15 @@
       <w:color w:val="0F4761" w:themeColor="accent1" w:themeShade="BF"/>
       <w:spacing w:val="5"/>
     </w:rPr>
+  </w:style>
+  <w:style w:type="paragraph" w:styleId="NoSpacing">
+    <w:name w:val="No Spacing"/>
+    <w:uiPriority w:val="1"/>
+    <w:qFormat/>
+    <w:rsid w:val="00F0610C"/>
+    <w:pPr>
+      <w:spacing w:after="0" w:line="240" w:lineRule="auto"/>
+    </w:pPr>
   </w:style>
 </w:styles>
 </file>

--- a/Day19-CoordinatorPro.docx
+++ b/Day19-CoordinatorPro.docx
@@ -1,1079 +1,3719 @@
 
 <file path=word/document.xml><?xml version="1.0" encoding="utf-8"?>
-<w:document xmlns:wpc="http://schemas.microsoft.com/office/word/2010/wordprocessingCanvas" xmlns:cx="http://schemas.microsoft.com/office/drawing/2014/chartex" xmlns:cx1="http://schemas.microsoft.com/office/drawing/2015/9/8/chartex" xmlns:cx2="http://schemas.microsoft.com/office/drawing/2015/10/21/chartex" xmlns:cx3="http://schemas.microsoft.com/office/drawing/2016/5/9/chartex" xmlns:cx4="http://schemas.microsoft.com/office/drawing/2016/5/10/chartex" xmlns:cx5="http://schemas.microsoft.com/office/drawing/2016/5/11/chartex" xmlns:cx6="http://schemas.microsoft.com/office/drawing/2016/5/12/chartex" xmlns:cx7="http://schemas.microsoft.com/office/drawing/2016/5/13/chartex" xmlns:cx8="http://schemas.microsoft.com/office/drawing/2016/5/14/chartex" xmlns:mc="http://schemas.openxmlformats.org/markup-compatibility/2006" xmlns:aink="http://schemas.microsoft.com/office/drawing/2016/ink" xmlns:am3d="http://schemas.microsoft.com/office/drawing/2017/model3d" xmlns:o="urn:schemas-microsoft-com:office:office" xmlns:oel="http://schemas.microsoft.com/office/2019/extlst" xmlns:r="http://schemas.openxmlformats.org/officeDocument/2006/relationships" xmlns:m="http://schemas.openxmlformats.org/officeDocument/2006/math" xmlns:v="urn:schemas-microsoft-com:vml" xmlns:wp14="http://schemas.microsoft.com/office/word/2010/wordprocessingDrawing" xmlns:wp="http://schemas.openxmlformats.org/drawingml/2006/wordprocessingDrawing" xmlns:w10="urn:schemas-microsoft-com:office:word" xmlns:w="http://schemas.openxmlformats.org/wordprocessingml/2006/main" xmlns:w14="http://schemas.microsoft.com/office/word/2010/wordml" xmlns:w15="http://schemas.microsoft.com/office/word/2012/wordml" xmlns:w16cex="http://schemas.microsoft.com/office/word/2018/wordml/cex" xmlns:w16cid="http://schemas.microsoft.com/office/word/2016/wordml/cid" xmlns:w16="http://schemas.microsoft.com/office/word/2018/wordml" xmlns:w16du="http://schemas.microsoft.com/office/word/2023/wordml/word16du" xmlns:w16sdtdh="http://schemas.microsoft.com/office/word/2020/wordml/sdtdatahash" xmlns:w16sdtfl="http://schemas.microsoft.com/office/word/2024/wordml/sdtformatlock" xmlns:w16se="http://schemas.microsoft.com/office/word/2015/wordml/symex" xmlns:wpg="http://schemas.microsoft.com/office/word/2010/wordprocessingGroup" xmlns:wpi="http://schemas.microsoft.com/office/word/2010/wordprocessingInk" xmlns:wne="http://schemas.microsoft.com/office/word/2006/wordml" xmlns:wps="http://schemas.microsoft.com/office/word/2010/wordprocessingShape" mc:Ignorable="w14 w15 w16se w16cid w16 w16cex w16sdtdh w16sdtfl w16du wp14">
+<w:document xmlns:wpc="http://schemas.microsoft.com/office/word/2010/wordprocessingCanvas" xmlns:cx="http://schemas.microsoft.com/office/drawing/2014/chartex" xmlns:cx1="http://schemas.microsoft.com/office/drawing/2015/9/8/chartex" xmlns:cx2="http://schemas.microsoft.com/office/drawing/2015/10/21/chartex" xmlns:cx3="http://schemas.microsoft.com/office/drawing/2016/5/9/chartex" xmlns:cx4="http://schemas.microsoft.com/office/drawing/2016/5/10/chartex" xmlns:cx5="http://schemas.microsoft.com/office/drawing/2016/5/11/chartex" xmlns:cx6="http://schemas.microsoft.com/office/drawing/2016/5/12/chartex" xmlns:cx7="http://schemas.microsoft.com/office/drawing/2016/5/13/chartex" xmlns:cx8="http://schemas.microsoft.com/office/drawing/2016/5/14/chartex" xmlns:mc="http://schemas.openxmlformats.org/markup-compatibility/2006" xmlns:aink="http://schemas.microsoft.com/office/drawing/2016/ink" xmlns:am3d="http://schemas.microsoft.com/office/drawing/2017/model3d" xmlns:o="urn:schemas-microsoft-com:office:office" xmlns:oel="http://schemas.microsoft.com/office/2019/extlst" xmlns:r="http://schemas.openxmlformats.org/officeDocument/2006/relationships" xmlns:m="http://schemas.openxmlformats.org/officeDocument/2006/math" xmlns:v="urn:schemas-microsoft-com:vml" xmlns:wp14="http://schemas.microsoft.com/office/word/2010/wordprocessingDrawing" xmlns:wp="http://schemas.openxmlformats.org/drawingml/2006/wordprocessingDrawing" xmlns:w10="urn:schemas-microsoft-com:office:word" xmlns:w="http://schemas.openxmlformats.org/wordprocessingml/2006/main" xmlns:w14="http://schemas.microsoft.com/office/word/2010/wordml" xmlns:w15="http://schemas.microsoft.com/office/word/2012/wordml" xmlns:w16cei="http://schemas.microsoft.com/office/word/2026/wordml/cei" xmlns:w16cex="http://schemas.microsoft.com/office/word/2018/wordml/cex" xmlns:w16cid="http://schemas.microsoft.com/office/word/2016/wordml/cid" xmlns:w16="http://schemas.microsoft.com/office/word/2018/wordml" xmlns:w16du="http://schemas.microsoft.com/office/word/2023/wordml/word16du" xmlns:w16sdtdh="http://schemas.microsoft.com/office/word/2020/wordml/sdtdatahash" xmlns:w16sdtfl="http://schemas.microsoft.com/office/word/2024/wordml/sdtformatlock" xmlns:w16se="http://schemas.microsoft.com/office/word/2015/wordml/symex" xmlns:wpg="http://schemas.microsoft.com/office/word/2010/wordprocessingGroup" xmlns:wpi="http://schemas.microsoft.com/office/word/2010/wordprocessingInk" xmlns:wne="http://schemas.microsoft.com/office/word/2006/wordml" xmlns:wps="http://schemas.microsoft.com/office/word/2010/wordprocessingShape" mc:Ignorable="w14 w15 w16se w16cid w16 w16cex w16sdtdh w16sdtfl w16du wp14">
   <w:body>
     <w:p>
       <w:pPr>
-        <w:rPr>
-          <w:b/>
-          <w:bCs/>
-        </w:rPr>
-      </w:pPr>
-      <w:r>
-        <w:rPr>
-          <w:b/>
-          <w:bCs/>
-        </w:rPr>
-        <w:t>Day 19: The Coordinator (Advanced Orchestration with Gemini 3.1 Pro)</w:t>
-      </w:r>
-    </w:p>
-    <w:p>
-      <w:pPr>
-        <w:rPr>
-          <w:b/>
-          <w:bCs/>
-        </w:rPr>
-      </w:pPr>
-      <w:r>
-        <w:rPr>
-          <w:b/>
-          <w:bCs/>
-        </w:rPr>
-        <w:t>Project Overview</w:t>
-      </w:r>
-    </w:p>
-    <w:p>
-      <w:r>
-        <w:t>In Day 19, we progress from simple back-and-forth turn-taking to the </w:t>
-      </w:r>
-      <w:r>
-        <w:rPr>
-          <w:b/>
-          <w:bCs/>
-        </w:rPr>
-        <w:t>Coordinator Pattern</w:t>
-      </w:r>
-      <w:r>
-        <w:t>. Instead of hard-coding the order of agents, we build a "Coordinator" (a meta-agent) that looks at the current progress and dynamically decides which specialist should speak next.</w:t>
-      </w:r>
-    </w:p>
-    <w:p>
-      <w:r>
-        <w:t>Today, we are upgrading our model to </w:t>
-      </w:r>
-      <w:r>
-        <w:rPr>
-          <w:b/>
-          <w:bCs/>
-        </w:rPr>
-        <w:t>Gemini 3.1 Pro</w:t>
-      </w:r>
-      <w:r>
-        <w:t>. The "Pro" tier brings massive improvements to complex reasoning and strict instruction following. We will leverage its native </w:t>
-      </w:r>
-      <w:r>
-        <w:rPr>
-          <w:b/>
-          <w:bCs/>
-        </w:rPr>
-        <w:t>Structured JSON Output</w:t>
-      </w:r>
-      <w:r>
-        <w:t> feature to guarantee the Coordinator returns a programmatic routing decision, eliminating unreliable string-parsing hacks.</w:t>
-      </w:r>
-    </w:p>
-    <w:p>
-      <w:pPr>
-        <w:rPr>
-          <w:b/>
-          <w:bCs/>
-        </w:rPr>
-      </w:pPr>
-      <w:r>
-        <w:rPr>
-          <w:b/>
-          <w:bCs/>
-        </w:rPr>
-        <w:t>Setup</w:t>
-      </w:r>
-    </w:p>
-    <w:p>
-      <w:pPr>
+        <w:pStyle w:val="Heading1"/>
+      </w:pPr>
+      <w:r>
+        <w:t>Day 19: The Coordinator (Pro)</w:t>
+      </w:r>
+    </w:p>
+    <w:p/>
+    <w:p>
+      <w:pPr>
+        <w:pStyle w:val="Heading2"/>
+      </w:pPr>
+      <w:r>
+        <w:t>1. Project Overview</w:t>
+      </w:r>
+    </w:p>
+    <w:p>
+      <w:r>
+        <w:t>This project evolves the fixed-order, two-agent collaboration from Day 18 into a dynamic "Coordinator Pattern": instead of the code hard-coding "Copywriter always speaks, then Editor," a meta-agent (the Coordinator) inspects the current conversation state on every iteration and decides which specialist — a Coder or a Security Auditor — should act next. The Coordinator is forced to respond in strict JSON (via `ResponseMimeType = "application/json"`) so its routing decision can be deserialized directly into a C# object instead of being guessed from free text, and it must show its reasoning in a `reasoning` field before naming the `nextAgent`. The lesson also pairs the orchestration logic with `RetryHandler.cs`, a small provider-agnostic HTTP resilience layer, showing students that production-grade agent orchestration needs to survive transient upstream failures, not just reason correctly.</w:t>
+      </w:r>
+    </w:p>
+    <w:p/>
+    <w:p>
+      <w:pPr>
+        <w:pStyle w:val="Heading2"/>
+      </w:pPr>
+      <w:r>
+        <w:t>2. Prerequisites &amp; Setup</w:t>
+      </w:r>
+    </w:p>
+    <w:p>
+      <w:pPr>
+        <w:pStyle w:val="ListParagraph"/>
         <w:numPr>
           <w:ilvl w:val="0"/>
-          <w:numId w:val="1"/>
+          <w:numId w:val="4"/>
         </w:numPr>
-      </w:pPr>
-      <w:r>
-        <w:rPr>
-          <w:b/>
-          <w:bCs/>
-        </w:rPr>
-        <w:t>Project Name:</w:t>
-      </w:r>
-      <w:r>
-        <w:t> Day19CoordinatorPro</w:t>
-      </w:r>
-    </w:p>
-    <w:p>
-      <w:pPr>
+        <w:ind w:left="1080"/>
+      </w:pPr>
+      <w:r>
+        <w:t>Environment: .NET 10 SDK installed.</w:t>
+      </w:r>
+    </w:p>
+    <w:p>
+      <w:pPr>
+        <w:pStyle w:val="ListParagraph"/>
         <w:numPr>
           <w:ilvl w:val="0"/>
-          <w:numId w:val="1"/>
+          <w:numId w:val="4"/>
         </w:numPr>
-      </w:pPr>
-      <w:r>
-        <w:rPr>
-          <w:b/>
-          <w:bCs/>
-        </w:rPr>
-        <w:t>NuGet Packages:</w:t>
-      </w:r>
-    </w:p>
-    <w:p>
-      <w:r>
-        <w:t>codeBash</w:t>
-      </w:r>
-    </w:p>
-    <w:p>
-      <w:r>
-        <w:t>dotnet add package Microsoft.SemanticKernel</w:t>
-      </w:r>
-    </w:p>
-    <w:p>
-      <w:r>
-        <w:t>dotnet add package Microsoft.SemanticKernel.Connectors.Google</w:t>
-      </w:r>
-    </w:p>
-    <w:p>
-      <w:pPr>
+        <w:ind w:left="1080"/>
+      </w:pPr>
+      <w:r>
+        <w:t>Project Type: A standard C# Console Application (dotnet new console).</w:t>
+      </w:r>
+    </w:p>
+    <w:p>
+      <w:pPr>
+        <w:pStyle w:val="ListParagraph"/>
         <w:numPr>
           <w:ilvl w:val="0"/>
-          <w:numId w:val="1"/>
+          <w:numId w:val="4"/>
         </w:numPr>
-      </w:pPr>
-      <w:r>
-        <w:rPr>
-          <w:b/>
-          <w:bCs/>
-        </w:rPr>
-        <w:t>Environment Variable:</w:t>
-      </w:r>
-      <w:r>
-        <w:t> Ensure GEMINI_API_KEY is set.</w:t>
-      </w:r>
-    </w:p>
-    <w:p>
-      <w:pPr>
-        <w:rPr>
-          <w:b/>
-          <w:bCs/>
-        </w:rPr>
-      </w:pPr>
-      <w:r>
-        <w:rPr>
-          <w:b/>
-          <w:bCs/>
-        </w:rPr>
-        <w:t>Core Concepts</w:t>
-      </w:r>
-    </w:p>
-    <w:p>
-      <w:pPr>
+        <w:ind w:left="1080"/>
+      </w:pPr>
+      <w:r>
+        <w:t>NuGet Packages required:</w:t>
+      </w:r>
+    </w:p>
+    <w:p>
+      <w:r>
+        <w:t xml:space="preserve">  - Microsoft.SemanticKernel (Version 1.78.0)</w:t>
+      </w:r>
+    </w:p>
+    <w:p>
+      <w:r>
+        <w:t xml:space="preserve">  - Microsoft.SemanticKernel.Connectors.Google (Version 1.78.0-alpha)</w:t>
+      </w:r>
+    </w:p>
+    <w:p>
+      <w:pPr>
+        <w:pStyle w:val="ListParagraph"/>
         <w:numPr>
           <w:ilvl w:val="0"/>
-          <w:numId w:val="2"/>
+          <w:numId w:val="5"/>
         </w:numPr>
-      </w:pPr>
-      <w:r>
-        <w:rPr>
-          <w:b/>
-          <w:bCs/>
-        </w:rPr>
-        <w:t>Gemini 3.1 Pro &amp; Structured Outputs:</w:t>
-      </w:r>
-      <w:r>
-        <w:t> Using ResponseMimeType = "application/json" to force the model to return a strictly typed JSON object that maps to a C# class.</w:t>
-      </w:r>
-    </w:p>
-    <w:p>
-      <w:pPr>
+        <w:ind w:left="1080"/>
+      </w:pPr>
+      <w:r>
+        <w:t>API Key: A Google Gemini API key.</w:t>
+      </w:r>
+    </w:p>
+    <w:p>
+      <w:pPr>
+        <w:pStyle w:val="ListParagraph"/>
         <w:numPr>
           <w:ilvl w:val="0"/>
-          <w:numId w:val="2"/>
+          <w:numId w:val="5"/>
         </w:numPr>
-      </w:pPr>
-      <w:r>
-        <w:rPr>
-          <w:b/>
-          <w:bCs/>
-        </w:rPr>
-        <w:t>Chain-of-Thought Routing:</w:t>
-      </w:r>
-      <w:r>
-        <w:t> We require the JSON to include a "reasoning" field </w:t>
-      </w:r>
-      <w:r>
-        <w:rPr>
-          <w:i/>
-          <w:iCs/>
-        </w:rPr>
-        <w:t>before</w:t>
-      </w:r>
-      <w:r>
-        <w:t> the "nextAgent" field. Forcing the model to explain its logic first significantly boosts routing accuracy.</w:t>
-      </w:r>
-    </w:p>
-    <w:p>
-      <w:pPr>
+        <w:ind w:left="1080"/>
+      </w:pPr>
+      <w:r>
+        <w:t>Note: The API key is read from the GEMINI_API_KEY environment variable; the program throws immediately if it is not set. The Gemini connector is configured with a custom `HttpClient` wrapping `RetryHandler`, so all requests (not just chat completions) automatically retry on transi</w:t>
+      </w:r>
+      <w:r>
+        <w:lastRenderedPageBreak/>
+        <w:t>ent failures.</w:t>
+      </w:r>
+    </w:p>
+    <w:p/>
+    <w:p>
+      <w:pPr>
+        <w:pStyle w:val="Heading2"/>
+      </w:pPr>
+      <w:r>
+        <w:t>3. Core Concepts Covered</w:t>
+      </w:r>
+    </w:p>
+    <w:p>
+      <w:pPr>
+        <w:pStyle w:val="ListParagraph"/>
         <w:numPr>
           <w:ilvl w:val="0"/>
-          <w:numId w:val="2"/>
+          <w:numId w:val="6"/>
         </w:numPr>
+        <w:ind w:left="1080"/>
       </w:pPr>
       <w:r>
         <w:rPr>
           <w:b/>
-          <w:bCs/>
-        </w:rPr>
-        <w:t>The "Ghost" Nudge:</w:t>
-      </w:r>
-      <w:r>
-        <w:t> To maintain Gemini's strict User -&gt; Assistant protocol, we temporarily inject a User message to trigger the Coordinator, then immediately delete it so it doesn't pollute the context window for the specialists.</w:t>
-      </w:r>
-    </w:p>
-    <w:p>
-      <w:pPr>
-        <w:rPr>
-          <w:b/>
-          <w:bCs/>
-        </w:rPr>
-      </w:pPr>
-      <w:r>
-        <w:rPr>
-          <w:b/>
-          <w:bCs/>
-        </w:rPr>
-        <w:t>Complete C# Code</w:t>
-      </w:r>
-    </w:p>
-    <w:p>
-      <w:r>
-        <w:t>codeC#</w:t>
-      </w:r>
-    </w:p>
-    <w:p>
-      <w:r>
-        <w:t>using System;</w:t>
-      </w:r>
-    </w:p>
-    <w:p>
-      <w:r>
-        <w:lastRenderedPageBreak/>
-        <w:t>using System.Text.Json;</w:t>
-      </w:r>
-    </w:p>
-    <w:p>
-      <w:r>
-        <w:t>using System.Text.Json.Serialization;</w:t>
-      </w:r>
-    </w:p>
-    <w:p>
-      <w:r>
-        <w:t>using System.Threading.Tasks;</w:t>
-      </w:r>
-    </w:p>
-    <w:p>
-      <w:r>
-        <w:t>using Microsoft.SemanticKernel;</w:t>
-      </w:r>
-    </w:p>
-    <w:p>
-      <w:r>
-        <w:t>using Microsoft.SemanticKernel.ChatCompletion;</w:t>
-      </w:r>
-    </w:p>
-    <w:p>
-      <w:r>
-        <w:t>using Microsoft.SemanticKernel.Connectors.Google;</w:t>
-      </w:r>
-    </w:p>
-    <w:p/>
-    <w:p>
-      <w:r>
-        <w:t>namespace Day19CoordinatorPro</w:t>
-      </w:r>
-    </w:p>
-    <w:p>
-      <w:r>
-        <w:t>{</w:t>
-      </w:r>
-    </w:p>
-    <w:p>
-      <w:r>
-        <w:t xml:space="preserve">    // 1. Define the Structured Output Schema</w:t>
-      </w:r>
-    </w:p>
-    <w:p>
-      <w:r>
-        <w:t xml:space="preserve">    public class RoutingDecision</w:t>
-      </w:r>
-    </w:p>
-    <w:p>
-      <w:r>
-        <w:t xml:space="preserve">    {</w:t>
-      </w:r>
-    </w:p>
-    <w:p>
-      <w:r>
-        <w:t xml:space="preserve">        [JsonPropertyName("reasoning")]</w:t>
-      </w:r>
-    </w:p>
-    <w:p>
-      <w:r>
-        <w:t xml:space="preserve">        public string Reasoning { get; set; } = "";</w:t>
-      </w:r>
-    </w:p>
-    <w:p>
-      <w:r>
-        <w:t xml:space="preserve">        </w:t>
-      </w:r>
-    </w:p>
-    <w:p>
-      <w:r>
-        <w:t xml:space="preserve">        [JsonPropertyName("nextAgent")]</w:t>
-      </w:r>
-    </w:p>
-    <w:p>
-      <w:r>
-        <w:t xml:space="preserve">        public string NextAgent { get; set; } = "";</w:t>
-      </w:r>
-    </w:p>
-    <w:p>
-      <w:r>
-        <w:t xml:space="preserve">    }</w:t>
-      </w:r>
-    </w:p>
-    <w:p/>
-    <w:p>
-      <w:r>
-        <w:t xml:space="preserve">    class Program</w:t>
-      </w:r>
-    </w:p>
-    <w:p>
-      <w:r>
-        <w:t xml:space="preserve">    {</w:t>
-      </w:r>
-    </w:p>
-    <w:p>
-      <w:r>
-        <w:t xml:space="preserve">        static async Task Main(string[] args)</w:t>
-      </w:r>
-    </w:p>
-    <w:p>
-      <w:r>
-        <w:t xml:space="preserve">        {</w:t>
-      </w:r>
-    </w:p>
-    <w:p>
-      <w:r>
-        <w:t xml:space="preserve">            IKernelBuilder builder = Kernel.CreateBuilder();</w:t>
-      </w:r>
-    </w:p>
-    <w:p>
-      <w:r>
-        <w:t xml:space="preserve">            string apiKey = Environment.GetEnvironmentVariable("GEMINI_API_KEY") ?? throw new Exception("GEMINI_API_KEY is missing");</w:t>
-      </w:r>
-    </w:p>
-    <w:p/>
-    <w:p>
-      <w:r>
-        <w:t xml:space="preserve">            // Upgrade to Gemini 3.1 Pro for advanced reasoning tasks</w:t>
-      </w:r>
-    </w:p>
-    <w:p>
-      <w:r>
-        <w:t xml:space="preserve">            builder.AddGoogleAIGeminiChatCompletion("gemini-3.1-pro", apiKey);</w:t>
-      </w:r>
-    </w:p>
-    <w:p>
-      <w:r>
-        <w:t xml:space="preserve">            Kernel kernel = builder.Build();</w:t>
-      </w:r>
-    </w:p>
-    <w:p/>
-    <w:p>
-      <w:r>
-        <w:t xml:space="preserve">            IChatCompletionService chatService = kernel.GetRequiredService&lt;IChatCompletionService&gt;();</w:t>
-      </w:r>
-    </w:p>
-    <w:p/>
-    <w:p>
-      <w:r>
-        <w:t xml:space="preserve">            // 2. Define the Agent Personas</w:t>
-      </w:r>
-    </w:p>
-    <w:p>
-      <w:r>
-        <w:t xml:space="preserve">            string coderPersona = "You are a C# Developer. Write clean code for the requested feature. Output only the code.";</w:t>
-      </w:r>
-    </w:p>
-    <w:p>
-      <w:r>
-        <w:t xml:space="preserve">            string auditorPersona = "You are a Security Auditor. Find one flaw in the code. If it is perfect, say exactly 'LGTM'.";</w:t>
-      </w:r>
-    </w:p>
-    <w:p>
-      <w:r>
-        <w:t xml:space="preserve">            </w:t>
-      </w:r>
-    </w:p>
-    <w:p>
-      <w:r>
-        <w:t xml:space="preserve">            string coordinatorInstructions = @"</w:t>
-      </w:r>
-    </w:p>
-    <w:p>
-      <w:r>
-        <w:t xml:space="preserve">                You are the Project Coordinator. Analyze the conversation history.</w:t>
-      </w:r>
-    </w:p>
-    <w:p>
-      <w:r>
-        <w:t xml:space="preserve">                1. If there is no code yet, the nextAgent is CODER.</w:t>
-      </w:r>
-    </w:p>
-    <w:p>
-      <w:r>
-        <w:t xml:space="preserve">                2. If there is code but no security review, the nextAgent is AUDITOR.</w:t>
-      </w:r>
-    </w:p>
-    <w:p>
-      <w:r>
-        <w:t xml:space="preserve">                3. If the Auditor said 'LGTM', the nextAgent is COMPLETE.</w:t>
-      </w:r>
-    </w:p>
-    <w:p>
-      <w:r>
-        <w:t xml:space="preserve">                4. If the Auditor requested changes, the nextAgent is CODER.</w:t>
-      </w:r>
-    </w:p>
-    <w:p>
-      <w:r>
-        <w:t xml:space="preserve">                </w:t>
-      </w:r>
-    </w:p>
-    <w:p>
-      <w:r>
-        <w:t xml:space="preserve">                You MUST output your decision in valid JSON matching this schema:</w:t>
-      </w:r>
-    </w:p>
-    <w:p>
-      <w:r>
-        <w:t xml:space="preserve">                {</w:t>
-      </w:r>
-    </w:p>
-    <w:p>
-      <w:r>
-        <w:t xml:space="preserve">                    ""reasoning"": ""Your step-by-step logic."",</w:t>
-      </w:r>
-    </w:p>
-    <w:p>
-      <w:r>
-        <w:t xml:space="preserve">                    ""nextAgent"": ""CODER"" | ""AUDITOR"" | ""COMPLETE""</w:t>
-      </w:r>
-    </w:p>
-    <w:p>
-      <w:r>
-        <w:t xml:space="preserve">                }";</w:t>
-      </w:r>
-    </w:p>
-    <w:p/>
-    <w:p>
-      <w:r>
-        <w:lastRenderedPageBreak/>
-        <w:t xml:space="preserve">            ChatHistory history = new ChatHistory();</w:t>
-      </w:r>
-    </w:p>
-    <w:p>
-      <w:r>
-        <w:t xml:space="preserve">            </w:t>
-      </w:r>
-    </w:p>
-    <w:p>
-      <w:r>
-        <w:t xml:space="preserve">            Console.Write("Enter a C# feature to build: ");</w:t>
-      </w:r>
-    </w:p>
-    <w:p>
-      <w:r>
-        <w:t xml:space="preserve">            string? goal = Console.ReadLine();</w:t>
-      </w:r>
-    </w:p>
-    <w:p>
-      <w:r>
-        <w:t xml:space="preserve">            </w:t>
-      </w:r>
-    </w:p>
-    <w:p>
-      <w:r>
-        <w:t xml:space="preserve">            if (string.IsNullOrWhiteSpace(goal)) return;</w:t>
-      </w:r>
-    </w:p>
-    <w:p>
-      <w:r>
-        <w:t xml:space="preserve">            history.AddUserMessage($"Goal: {goal}");</w:t>
-      </w:r>
-    </w:p>
-    <w:p/>
-    <w:p>
-      <w:r>
-        <w:t xml:space="preserve">            bool isFinished = false;</w:t>
-      </w:r>
-    </w:p>
-    <w:p>
-      <w:r>
-        <w:t xml:space="preserve">            int iteration = 0;</w:t>
-      </w:r>
-    </w:p>
-    <w:p>
-      <w:r>
-        <w:t xml:space="preserve">            int maxIterations = 8; // Safety cap</w:t>
-      </w:r>
-    </w:p>
-    <w:p/>
-    <w:p>
-      <w:r>
-        <w:t xml:space="preserve">            // Settings to force JSON output from Gemini 3.1 Pro</w:t>
-      </w:r>
-    </w:p>
-    <w:p>
-      <w:r>
-        <w:t xml:space="preserve">            var coordSettings = new GeminiPromptExecutionSettings() </w:t>
-      </w:r>
-    </w:p>
-    <w:p>
-      <w:r>
-        <w:t xml:space="preserve">            { </w:t>
-      </w:r>
-    </w:p>
-    <w:p>
-      <w:r>
-        <w:t xml:space="preserve">                ResponseMimeType = "application/json",</w:t>
-      </w:r>
-    </w:p>
-    <w:p>
-      <w:r>
-        <w:t xml:space="preserve">                Temperature = 0.0 // Routing must be deterministic</w:t>
-      </w:r>
-    </w:p>
-    <w:p>
-      <w:r>
-        <w:t xml:space="preserve">            };</w:t>
-      </w:r>
-    </w:p>
-    <w:p/>
-    <w:p>
-      <w:r>
-        <w:t xml:space="preserve">            while (!isFinished &amp;&amp; iteration &lt; maxIterations)</w:t>
-      </w:r>
-    </w:p>
-    <w:p>
-      <w:r>
-        <w:t xml:space="preserve">            {</w:t>
-      </w:r>
-    </w:p>
-    <w:p>
-      <w:r>
-        <w:t xml:space="preserve">                // --- STEP A: THE COORDINATOR DECIDES ---</w:t>
-      </w:r>
-    </w:p>
-    <w:p>
-      <w:r>
-        <w:t xml:space="preserve">                </w:t>
-      </w:r>
-    </w:p>
-    <w:p>
-      <w:r>
-        <w:t xml:space="preserve">                // The "Ghost Nudge": Add a temporary user message to satisfy Gemini's alternation rule</w:t>
-      </w:r>
-    </w:p>
-    <w:p>
-      <w:r>
-        <w:t xml:space="preserve">                var ghostNudge = new ChatMessageContent(AuthorRole.User, "Coordinator, evaluate the state and output the JSON routing decision.");</w:t>
-      </w:r>
-    </w:p>
-    <w:p>
-      <w:r>
-        <w:lastRenderedPageBreak/>
-        <w:t xml:space="preserve">                history.Add(ghostNudge);</w:t>
-      </w:r>
-    </w:p>
-    <w:p>
-      <w:r>
-        <w:t xml:space="preserve">                </w:t>
-      </w:r>
-    </w:p>
-    <w:p>
-      <w:r>
-        <w:t xml:space="preserve">                // Inject Coordinator Persona</w:t>
-      </w:r>
-    </w:p>
-    <w:p>
-      <w:r>
-        <w:t xml:space="preserve">                history.Insert(0, new ChatMessageContent(AuthorRole.System, coordinatorInstructions));</w:t>
-      </w:r>
-    </w:p>
-    <w:p>
-      <w:r>
-        <w:t xml:space="preserve">                </w:t>
-      </w:r>
-    </w:p>
-    <w:p>
-      <w:r>
-        <w:t xml:space="preserve">                var decisionResponse = await chatService.GetChatMessageContentAsync(history, coordSettings);</w:t>
-      </w:r>
-    </w:p>
-    <w:p>
-      <w:r>
-        <w:t xml:space="preserve">                </w:t>
-      </w:r>
-    </w:p>
-    <w:p>
-      <w:r>
-        <w:t xml:space="preserve">                // Clean up history (Remove both the System persona and the Ghost Nudge)</w:t>
-      </w:r>
-    </w:p>
-    <w:p>
-      <w:r>
-        <w:t xml:space="preserve">                history.RemoveAt(0); </w:t>
-      </w:r>
-    </w:p>
-    <w:p>
-      <w:r>
-        <w:t xml:space="preserve">                history.Remove(ghostNudge);</w:t>
-      </w:r>
-    </w:p>
-    <w:p/>
-    <w:p>
-      <w:r>
-        <w:t xml:space="preserve">                // Parse the guaranteed JSON</w:t>
-      </w:r>
-    </w:p>
-    <w:p>
-      <w:r>
-        <w:t xml:space="preserve">                RoutingDecision decision = JsonSerializer.Deserialize&lt;RoutingDecision&gt;(decisionResponse.Content ?? "{}") </w:t>
-      </w:r>
-    </w:p>
-    <w:p>
-      <w:r>
-        <w:t xml:space="preserve">                                           ?? new RoutingDecision();</w:t>
-      </w:r>
-    </w:p>
-    <w:p/>
-    <w:p>
-      <w:r>
-        <w:t xml:space="preserve">                Console.WriteLine($"\n[THOUGHT]: {decision.Reasoning}");</w:t>
-      </w:r>
-    </w:p>
-    <w:p>
-      <w:r>
-        <w:t xml:space="preserve">                Console.WriteLine($"[ROUTE]: {decision.NextAgent}");</w:t>
-      </w:r>
-    </w:p>
-    <w:p/>
-    <w:p>
-      <w:r>
-        <w:t xml:space="preserve">                // --- STEP B: ROUTE TO THE CORRECT SPECIALIST ---</w:t>
-      </w:r>
-    </w:p>
-    <w:p>
-      <w:r>
-        <w:t xml:space="preserve">                if (decision.NextAgent == "COMPLETE")</w:t>
-      </w:r>
-    </w:p>
-    <w:p>
-      <w:r>
-        <w:t xml:space="preserve">                {</w:t>
-      </w:r>
-    </w:p>
-    <w:p>
-      <w:r>
-        <w:t xml:space="preserve">                    isFinished = true;</w:t>
-      </w:r>
-    </w:p>
-    <w:p>
-      <w:r>
-        <w:t xml:space="preserve">                }</w:t>
-      </w:r>
-    </w:p>
-    <w:p>
-      <w:r>
-        <w:t xml:space="preserve">                else if (decision.NextAgent == "CODER")</w:t>
-      </w:r>
-    </w:p>
-    <w:p>
-      <w:r>
-        <w:lastRenderedPageBreak/>
-        <w:t xml:space="preserve">                {</w:t>
-      </w:r>
-    </w:p>
-    <w:p>
-      <w:r>
-        <w:t xml:space="preserve">                    await CallAgent("Coder", coderPersona, history, chatService);</w:t>
-      </w:r>
-    </w:p>
-    <w:p>
-      <w:r>
-        <w:t xml:space="preserve">                }</w:t>
-      </w:r>
-    </w:p>
-    <w:p>
-      <w:r>
-        <w:t xml:space="preserve">                else if (decision.NextAgent == "AUDITOR")</w:t>
-      </w:r>
-    </w:p>
-    <w:p>
-      <w:r>
-        <w:t xml:space="preserve">                {</w:t>
-      </w:r>
-    </w:p>
-    <w:p>
-      <w:r>
-        <w:t xml:space="preserve">                    await CallAgent("Auditor", auditorPersona, history, chatService);</w:t>
-      </w:r>
-    </w:p>
-    <w:p>
-      <w:r>
-        <w:t xml:space="preserve">                }</w:t>
-      </w:r>
-    </w:p>
-    <w:p/>
-    <w:p>
-      <w:r>
-        <w:t xml:space="preserve">                iteration++;</w:t>
-      </w:r>
-    </w:p>
-    <w:p>
-      <w:r>
-        <w:t xml:space="preserve">            }</w:t>
-      </w:r>
-    </w:p>
-    <w:p/>
-    <w:p>
-      <w:r>
-        <w:t xml:space="preserve">            Console.WriteLine(isFinished ? "\n</w:t>
-      </w:r>
-      <w:r>
-        <w:rPr>
-          <w:rFonts w:ascii="Segoe UI Emoji" w:hAnsi="Segoe UI Emoji" w:cs="Segoe UI Emoji"/>
-        </w:rPr>
-        <w:t>✅</w:t>
-      </w:r>
-      <w:r>
-        <w:t xml:space="preserve"> Project Lifecycle Finished." : "\n</w:t>
-      </w:r>
-      <w:r>
-        <w:rPr>
-          <w:rFonts w:ascii="Segoe UI Emoji" w:hAnsi="Segoe UI Emoji" w:cs="Segoe UI Emoji"/>
-        </w:rPr>
-        <w:t>⚠️</w:t>
-      </w:r>
-      <w:r>
-        <w:t xml:space="preserve"> Max iterations reached.");</w:t>
-      </w:r>
-    </w:p>
-    <w:p>
-      <w:r>
-        <w:t xml:space="preserve">        }</w:t>
-      </w:r>
-    </w:p>
-    <w:p/>
-    <w:p>
-      <w:r>
-        <w:t xml:space="preserve">        // Helper method to handle specialist calls with Gemini-safe role alternation</w:t>
-      </w:r>
-    </w:p>
-    <w:p>
-      <w:r>
-        <w:t xml:space="preserve">        static async Task CallAgent(string name, string persona, ChatHistory history, IChatCompletionService service)</w:t>
-      </w:r>
-    </w:p>
-    <w:p>
-      <w:r>
-        <w:t xml:space="preserve">        {</w:t>
-      </w:r>
-    </w:p>
-    <w:p>
-      <w:r>
-        <w:t xml:space="preserve">            // Ensure a 'User' message exists before this 'Assistant' response</w:t>
-      </w:r>
-    </w:p>
-    <w:p>
-      <w:r>
-        <w:t xml:space="preserve">            history.AddUserMessage($"{name}, please perform your task based on the current state.");</w:t>
-      </w:r>
-    </w:p>
-    <w:p>
-      <w:r>
-        <w:t xml:space="preserve">            </w:t>
-      </w:r>
-    </w:p>
-    <w:p>
-      <w:r>
-        <w:t xml:space="preserve">            // Persona Swapping</w:t>
-      </w:r>
-    </w:p>
-    <w:p>
-      <w:r>
-        <w:t xml:space="preserve">            history.Insert(0, new ChatMessageContent(AuthorRole.System, persona));</w:t>
-      </w:r>
-    </w:p>
-    <w:p>
-      <w:r>
-        <w:t xml:space="preserve">            </w:t>
-      </w:r>
-    </w:p>
-    <w:p>
-      <w:r>
-        <w:t xml:space="preserve">            var result = await service.GetChatMessageContentAsync(history);</w:t>
-      </w:r>
-    </w:p>
-    <w:p>
-      <w:r>
-        <w:lastRenderedPageBreak/>
-        <w:t xml:space="preserve">            </w:t>
-      </w:r>
-    </w:p>
-    <w:p>
-      <w:r>
-        <w:t xml:space="preserve">            history.RemoveAt(0);</w:t>
-      </w:r>
-    </w:p>
-    <w:p/>
-    <w:p>
-      <w:r>
-        <w:t xml:space="preserve">            string output = result.Content ?? "No output.";</w:t>
-      </w:r>
-    </w:p>
-    <w:p>
-      <w:r>
-        <w:t xml:space="preserve">            Console.WriteLine($"\n[{name.ToUpper()}]: {output}");</w:t>
-      </w:r>
-    </w:p>
-    <w:p>
-      <w:r>
-        <w:t xml:space="preserve">            </w:t>
-      </w:r>
-    </w:p>
-    <w:p>
-      <w:r>
-        <w:t xml:space="preserve">            history.AddAssistantMessage(output);</w:t>
-      </w:r>
-    </w:p>
-    <w:p>
-      <w:r>
-        <w:t xml:space="preserve">        }</w:t>
-      </w:r>
-    </w:p>
-    <w:p>
-      <w:r>
-        <w:t xml:space="preserve">    }</w:t>
-      </w:r>
-    </w:p>
-    <w:p>
-      <w:r>
-        <w:t>}</w:t>
-      </w:r>
-    </w:p>
-    <w:p>
-      <w:pPr>
-        <w:rPr>
-          <w:b/>
-          <w:bCs/>
-        </w:rPr>
-      </w:pPr>
-      <w:r>
-        <w:rPr>
-          <w:b/>
-          <w:bCs/>
-        </w:rPr>
-        <w:t>Walkthrough</w:t>
-      </w:r>
-    </w:p>
-    <w:p>
-      <w:pPr>
+        </w:rPr>
+        <w:t>The Coordinator (Meta-Agent) Pattern</w:t>
+      </w:r>
+      <w:r>
+        <w:t>: A dedicated agent whose only job is to look at the conversation so far and decide which specialist should act next, replacing the fixed turn order used in Day 18 with dynamic, state-driven routing.</w:t>
+      </w:r>
+    </w:p>
+    <w:p>
+      <w:pPr>
+        <w:pStyle w:val="ListParagraph"/>
         <w:numPr>
           <w:ilvl w:val="0"/>
-          <w:numId w:val="3"/>
+          <w:numId w:val="6"/>
         </w:numPr>
+        <w:ind w:left="1080"/>
       </w:pPr>
       <w:r>
         <w:rPr>
           <w:b/>
-          <w:bCs/>
-        </w:rPr>
-        <w:t>Model Upgrade (gemini-3.1-pro):</w:t>
-      </w:r>
-      <w:r>
-        <w:t> We step up to the Pro model tier. This is vital for orchestration tasks because "meta-agents" require much higher abstract reasoning capabilities than standard "worker" agents.</w:t>
-      </w:r>
-    </w:p>
-    <w:p>
-      <w:pPr>
+        </w:rPr>
+        <w:t>Structured JSON Output via `ResponseMimeType`</w:t>
+      </w:r>
+      <w:r>
+        <w:t>: Setting `GeminiPromptExecutionSettings.ResponseMimeType = "application/json"` forces the model to return a JSON payload that can be reliably deserialized into a strongly-typed `RoutingDecision` class using `System.Text.Json`, eliminating fragile string-parsing of routing decisions.</w:t>
+      </w:r>
+    </w:p>
+    <w:p>
+      <w:pPr>
+        <w:pStyle w:val="ListParagraph"/>
         <w:numPr>
           <w:ilvl w:val="0"/>
-          <w:numId w:val="3"/>
+          <w:numId w:val="6"/>
         </w:numPr>
+        <w:ind w:left="1080"/>
       </w:pPr>
       <w:r>
         <w:rPr>
           <w:b/>
-          <w:bCs/>
-        </w:rPr>
-        <w:t>Structured JSON:</w:t>
-      </w:r>
-      <w:r>
-        <w:t> By providing a schema in the prompt and setting ResponseMimeType = "application/json", we guarantee the LLM's response can be cleanly deserialized into our RoutingDecision C# object.</w:t>
-      </w:r>
-    </w:p>
-    <w:p>
-      <w:pPr>
+        </w:rPr>
+        <w:t>Chain-of-Thought Before the Decision</w:t>
+      </w:r>
+      <w:r>
+        <w:t xml:space="preserve">: The `RoutingDecision` schema requires a `reasoning` field ahead of `nextAgent`, and the coordinator's instructions explicitly ask for step-by-step logic first — teaching </w:t>
+      </w:r>
+      <w:r>
+        <w:lastRenderedPageBreak/>
+        <w:t>students that asking a model to explain itself before committing to an answer tends to improve the quality of the answer.</w:t>
+      </w:r>
+    </w:p>
+    <w:p>
+      <w:pPr>
+        <w:pStyle w:val="ListParagraph"/>
         <w:numPr>
           <w:ilvl w:val="0"/>
-          <w:numId w:val="3"/>
+          <w:numId w:val="6"/>
         </w:numPr>
+        <w:ind w:left="1080"/>
       </w:pPr>
       <w:r>
         <w:rPr>
           <w:b/>
-          <w:bCs/>
-        </w:rPr>
-        <w:t>The "Ghost" Nudge:</w:t>
-      </w:r>
-      <w:r>
-        <w:t> In the while loop, right before we call the Coordinator, the last message in history is an Assistant message (from the Coder or Auditor). If we asked Gemini to generate </w:t>
-      </w:r>
-      <w:r>
-        <w:rPr>
-          <w:i/>
-          <w:iCs/>
-        </w:rPr>
-        <w:t>another</w:t>
-      </w:r>
-      <w:r>
-        <w:t> Assistant message immediately, it would fail. The "Ghost Nudge" inserts a User message to trigger the Coordinator, gets the response, and then deletes the nudge so the Specialists never see it. This gives you complete, surgical control over the context window.</w:t>
-      </w:r>
-    </w:p>
-    <w:p>
-      <w:pPr>
+        </w:rPr>
+        <w:t>The "Ghost Nudge"</w:t>
+      </w:r>
+      <w:r>
+        <w:t>: A temporary `ChatMessageContent(AuthorRole.User, ...)` message is added right before asking the Coordinator to decide (to satisfy Gemini's User/Assistant alternation rule), and then explicitly removed (`history.Remove(ghostNudge)`) immediately afterward so it never pollutes the context the specialists eventually see.</w:t>
+      </w:r>
+    </w:p>
+    <w:p>
+      <w:pPr>
+        <w:pStyle w:val="ListParagraph"/>
+        <w:numPr>
+          <w:ilvl w:val="0"/>
+          <w:numId w:val="6"/>
+        </w:numPr>
+        <w:ind w:left="1080"/>
+      </w:pPr>
+      <w:r>
         <w:rPr>
           <w:b/>
-          <w:bCs/>
-        </w:rPr>
+        </w:rPr>
+        <w:t>A Reusable `CallAgent` Helper for Persona Swapping</w:t>
+      </w:r>
+      <w:r>
+        <w:t>: Unlike Day 18's duplicated inline logic, this lesson factors the insert-persona / call / remove-persona / append-response sequence into a single shared `CallAgent` method, called identically for both the Coder and the Auditor.</w:t>
+      </w:r>
+    </w:p>
+    <w:p>
+      <w:pPr>
+        <w:pStyle w:val="ListParagraph"/>
+        <w:numPr>
+          <w:ilvl w:val="0"/>
+          <w:numId w:val="6"/>
+        </w:numPr>
+        <w:ind w:left="1080"/>
       </w:pPr>
       <w:r>
         <w:rPr>
           <w:b/>
-          <w:bCs/>
-        </w:rPr>
-        <w:t>Expected Output</w:t>
-      </w:r>
-    </w:p>
-    <w:p>
-      <w:r>
-        <w:t>codeText</w:t>
-      </w:r>
-    </w:p>
-    <w:p>
-      <w:r>
+        </w:rPr>
+        <w:t>HTTP-Level Resilience via a Custom `HttpClient`</w:t>
+      </w:r>
+      <w:r>
+        <w:t>: `builder.AddGoogleAIGeminiChatCompletion(..., httpClient: resilientHttpClient)` shows that Semantic Kernel connectors accept an injectable `HttpClient`, letting the whole lesson add retry-with-backoff behavior without touching any Semantic Kernel-specific code at all.</w:t>
+      </w:r>
+    </w:p>
+    <w:p>
+      <w:pPr>
+        <w:pStyle w:val="ListParagraph"/>
+        <w:numPr>
+          <w:ilvl w:val="0"/>
+          <w:numId w:val="6"/>
+        </w:numPr>
+        <w:ind w:left="1080"/>
+      </w:pPr>
+      <w:r>
+        <w:rPr>
+          <w:b/>
+        </w:rPr>
+        <w:t>Deterministic Routing via `Temperature = 0.0`</w:t>
+      </w:r>
+      <w:r>
+        <w:t>: The Coordinator's execution settings pin temperature to zero, reinforcing the Day 14 lesson that classification/routing-style tasks should be deterministic, not creative.</w:t>
+      </w:r>
+    </w:p>
+    <w:p/>
+    <w:p>
+      <w:pPr>
+        <w:pStyle w:val="Heading2"/>
+      </w:pPr>
+      <w:r>
+        <w:t>4. Complete Code</w:t>
+      </w:r>
+    </w:p>
+    <w:p>
+      <w:pPr>
+        <w:rPr>
+          <w:b/>
+        </w:rPr>
+      </w:pPr>
+      <w:r>
+        <w:rPr>
+          <w:b/>
+        </w:rPr>
+        <w:t>Program.cs</w:t>
+      </w:r>
+    </w:p>
+    <w:p>
+      <w:pPr>
+        <w:pStyle w:val="NoSpacing"/>
+        <w:rPr>
+          <w:rFonts w:ascii="Consolas" w:hAnsi="Consolas"/>
+          <w:sz w:val="19"/>
+        </w:rPr>
+      </w:pPr>
+      <w:r>
+        <w:rPr>
+          <w:rFonts w:ascii="Consolas" w:hAnsi="Consolas"/>
+          <w:sz w:val="19"/>
+        </w:rPr>
+        <w:t>// Day 19: The Coordinat</w:t>
+      </w:r>
+      <w:r>
+        <w:rPr>
+          <w:rFonts w:ascii="Consolas" w:hAnsi="Consolas"/>
+          <w:sz w:val="19"/>
+        </w:rPr>
+        <w:lastRenderedPageBreak/>
+        <w:t>or (Pro)</w:t>
+      </w:r>
+    </w:p>
+    <w:p>
+      <w:pPr>
+        <w:pStyle w:val="NoSpacing"/>
+        <w:rPr>
+          <w:rFonts w:ascii="Consolas" w:hAnsi="Consolas"/>
+          <w:sz w:val="19"/>
+        </w:rPr>
+      </w:pPr>
+      <w:r>
+        <w:rPr>
+          <w:rFonts w:ascii="Consolas" w:hAnsi="Consolas"/>
+          <w:sz w:val="19"/>
+        </w:rPr>
+        <w:t>// ---------------------------------------------------------------------------</w:t>
+      </w:r>
+    </w:p>
+    <w:p>
+      <w:pPr>
+        <w:pStyle w:val="NoSpacing"/>
+        <w:rPr>
+          <w:rFonts w:ascii="Consolas" w:hAnsi="Consolas"/>
+          <w:sz w:val="19"/>
+        </w:rPr>
+      </w:pPr>
+      <w:r>
+        <w:rPr>
+          <w:rFonts w:ascii="Consolas" w:hAnsi="Consolas"/>
+          <w:sz w:val="19"/>
+        </w:rPr>
+        <w:t>// Progresses from the fixed turn-order of Day 18 to the Coordinator Pattern:</w:t>
+      </w:r>
+    </w:p>
+    <w:p>
+      <w:pPr>
+        <w:pStyle w:val="NoSpacing"/>
+        <w:rPr>
+          <w:rFonts w:ascii="Consolas" w:hAnsi="Consolas"/>
+          <w:sz w:val="19"/>
+        </w:rPr>
+      </w:pPr>
+      <w:r>
+        <w:rPr>
+          <w:rFonts w:ascii="Consolas" w:hAnsi="Consolas"/>
+          <w:sz w:val="19"/>
+        </w:rPr>
+        <w:t>// a meta-agent that reads conversation state and decides, on every</w:t>
+      </w:r>
+    </w:p>
+    <w:p>
+      <w:pPr>
+        <w:pStyle w:val="NoSpacing"/>
+        <w:rPr>
+          <w:rFonts w:ascii="Consolas" w:hAnsi="Consolas"/>
+          <w:sz w:val="19"/>
+        </w:rPr>
+      </w:pPr>
+      <w:r>
+        <w:rPr>
+          <w:rFonts w:ascii="Consolas" w:hAnsi="Consolas"/>
+          <w:sz w:val="19"/>
+        </w:rPr>
+        <w:t>// iteration, which specialist (Coder/Auditor) should speak next - forced to</w:t>
+      </w:r>
+    </w:p>
+    <w:p>
+      <w:pPr>
+        <w:pStyle w:val="NoSpacing"/>
+        <w:rPr>
+          <w:rFonts w:ascii="Consolas" w:hAnsi="Consolas"/>
+          <w:sz w:val="19"/>
+        </w:rPr>
+      </w:pPr>
+      <w:r>
+        <w:rPr>
+          <w:rFonts w:ascii="Consolas" w:hAnsi="Consolas"/>
+          <w:sz w:val="19"/>
+        </w:rPr>
+        <w:t>// respond with strict JSON via ResponseMimeType so routing decisions are</w:t>
+      </w:r>
+    </w:p>
+    <w:p>
+      <w:pPr>
+        <w:pStyle w:val="NoSpacing"/>
+        <w:rPr>
+          <w:rFonts w:ascii="Consolas" w:hAnsi="Consolas"/>
+          <w:sz w:val="19"/>
+        </w:rPr>
+      </w:pPr>
+      <w:r>
+        <w:rPr>
+          <w:rFonts w:ascii="Consolas" w:hAnsi="Consolas"/>
+          <w:sz w:val="19"/>
+        </w:rPr>
+        <w:t>// parsed programmatically instead of guessed from free text. Also pairs</w:t>
+      </w:r>
+    </w:p>
+    <w:p>
+      <w:pPr>
+        <w:pStyle w:val="NoSpacing"/>
+        <w:rPr>
+          <w:rFonts w:ascii="Consolas" w:hAnsi="Consolas"/>
+          <w:sz w:val="19"/>
+        </w:rPr>
+      </w:pPr>
+      <w:r>
+        <w:rPr>
+          <w:rFonts w:ascii="Consolas" w:hAnsi="Consolas"/>
+          <w:sz w:val="19"/>
+        </w:rPr>
+        <w:t>// with RetryHandler.cs, a provider-agnostic resilient HttpClient for</w:t>
+      </w:r>
+    </w:p>
+    <w:p>
+      <w:pPr>
+        <w:pStyle w:val="NoSpacing"/>
+        <w:rPr>
+          <w:rFonts w:ascii="Consolas" w:hAnsi="Consolas"/>
+          <w:sz w:val="19"/>
+        </w:rPr>
+      </w:pPr>
+      <w:r>
+        <w:rPr>
+          <w:rFonts w:ascii="Consolas" w:hAnsi="Consolas"/>
+          <w:sz w:val="19"/>
+        </w:rPr>
+        <w:t>// transient upstream errors.</w:t>
+      </w:r>
+    </w:p>
+    <w:p>
+      <w:pPr>
+        <w:pStyle w:val="NoSpacing"/>
+        <w:rPr>
+          <w:rFonts w:ascii="Consolas" w:hAnsi="Consolas"/>
+          <w:sz w:val="19"/>
+        </w:rPr>
+      </w:pPr>
+      <w:r>
+        <w:rPr>
+          <w:rFonts w:ascii="Consolas" w:hAnsi="Consolas"/>
+          <w:sz w:val="19"/>
+        </w:rPr>
+        <w:t>using Microsoft.SemanticKernel;</w:t>
+      </w:r>
+    </w:p>
+    <w:p>
+      <w:pPr>
+        <w:pStyle w:val="NoSpacing"/>
+        <w:rPr>
+          <w:rFonts w:ascii="Consolas" w:hAnsi="Consolas"/>
+          <w:sz w:val="19"/>
+        </w:rPr>
+      </w:pPr>
+      <w:r>
+        <w:rPr>
+          <w:rFonts w:ascii="Consolas" w:hAnsi="Consolas"/>
+          <w:sz w:val="19"/>
+        </w:rPr>
+        <w:t>using Microsoft.SemanticKernel.ChatCompletion;</w:t>
+      </w:r>
+    </w:p>
+    <w:p>
+      <w:pPr>
+        <w:pStyle w:val="NoSpacing"/>
+        <w:rPr>
+          <w:rFonts w:ascii="Consolas" w:hAnsi="Consolas"/>
+          <w:sz w:val="19"/>
+        </w:rPr>
+      </w:pPr>
+      <w:r>
+        <w:rPr>
+          <w:rFonts w:ascii="Consolas" w:hAnsi="Consolas"/>
+          <w:sz w:val="19"/>
+        </w:rPr>
+        <w:t>using Microsoft.SemanticKernel.Connectors.Google;</w:t>
+      </w:r>
+    </w:p>
+    <w:p>
+      <w:pPr>
+        <w:pStyle w:val="NoSpacing"/>
+        <w:rPr>
+          <w:rFonts w:ascii="Consolas" w:hAnsi="Consolas"/>
+          <w:sz w:val="19"/>
+        </w:rPr>
+      </w:pPr>
+      <w:r>
+        <w:rPr>
+          <w:rFonts w:ascii="Consolas" w:hAnsi="Consolas"/>
+          <w:sz w:val="19"/>
+        </w:rPr>
+        <w:t>using System.Text.Json;</w:t>
+      </w:r>
+    </w:p>
+    <w:p>
+      <w:pPr>
+        <w:pStyle w:val="NoSpacing"/>
+        <w:rPr>
+          <w:rFonts w:ascii="Consolas" w:hAnsi="Consolas"/>
+          <w:sz w:val="19"/>
+        </w:rPr>
+      </w:pPr>
+      <w:r>
+        <w:rPr>
+          <w:rFonts w:ascii="Consolas" w:hAnsi="Consolas"/>
+          <w:sz w:val="19"/>
+        </w:rPr>
+        <w:t>using System.Text.Json.Serialization;</w:t>
+      </w:r>
+    </w:p>
+    <w:p>
+      <w:pPr>
+        <w:pStyle w:val="NoSpacing"/>
+        <w:rPr>
+          <w:rFonts w:ascii="Consolas" w:hAnsi="Consolas"/>
+          <w:sz w:val="19"/>
+        </w:rPr>
+      </w:pPr>
+    </w:p>
+    <w:p>
+      <w:pPr>
+        <w:pStyle w:val="NoSpacing"/>
+        <w:rPr>
+          <w:rFonts w:ascii="Consolas" w:hAnsi="Consolas"/>
+          <w:sz w:val="19"/>
+        </w:rPr>
+      </w:pPr>
+      <w:r>
+        <w:rPr>
+          <w:rFonts w:ascii="Consolas" w:hAnsi="Consolas"/>
+          <w:sz w:val="19"/>
+        </w:rPr>
+        <w:t>namespace CoordinatorPro</w:t>
+      </w:r>
+    </w:p>
+    <w:p>
+      <w:pPr>
+        <w:pStyle w:val="NoSpacing"/>
+        <w:rPr>
+          <w:rFonts w:ascii="Consolas" w:hAnsi="Consolas"/>
+          <w:sz w:val="19"/>
+        </w:rPr>
+      </w:pPr>
+      <w:r>
+        <w:rPr>
+          <w:rFonts w:ascii="Consolas" w:hAnsi="Consolas"/>
+          <w:sz w:val="19"/>
+        </w:rPr>
+        <w:t>{</w:t>
+      </w:r>
+    </w:p>
+    <w:p>
+      <w:pPr>
+        <w:pStyle w:val="NoSpacing"/>
+        <w:rPr>
+          <w:rFonts w:ascii="Consolas" w:hAnsi="Consolas"/>
+          <w:sz w:val="19"/>
+        </w:rPr>
+      </w:pPr>
+      <w:r>
+        <w:rPr>
+          <w:rFonts w:ascii="Consolas" w:hAnsi="Consolas"/>
+          <w:sz w:val="19"/>
+        </w:rPr>
+        <w:t xml:space="preserve">    // The strict JSON schema the Coordinator must respond with on every turn.</w:t>
+      </w:r>
+    </w:p>
+    <w:p>
+      <w:pPr>
+        <w:pStyle w:val="NoSpacing"/>
+        <w:rPr>
+          <w:rFonts w:ascii="Consolas" w:hAnsi="Consolas"/>
+          <w:sz w:val="19"/>
+        </w:rPr>
+      </w:pPr>
+      <w:r>
+        <w:rPr>
+          <w:rFonts w:ascii="Consolas" w:hAnsi="Consolas"/>
+          <w:sz w:val="19"/>
+        </w:rPr>
+        <w:t xml:space="preserve">    public class RoutingDecision</w:t>
+      </w:r>
+    </w:p>
+    <w:p>
+      <w:pPr>
+        <w:pStyle w:val="NoSpacing"/>
+        <w:rPr>
+          <w:rFonts w:ascii="Consolas" w:hAnsi="Consolas"/>
+          <w:sz w:val="19"/>
+        </w:rPr>
+      </w:pPr>
+      <w:r>
+        <w:rPr>
+          <w:rFonts w:ascii="Consolas" w:hAnsi="Consolas"/>
+          <w:sz w:val="19"/>
+        </w:rPr>
+        <w:t xml:space="preserve">    {</w:t>
+      </w:r>
+    </w:p>
+    <w:p>
+      <w:pPr>
+        <w:pStyle w:val="NoSpacing"/>
+        <w:rPr>
+          <w:rFonts w:ascii="Consolas" w:hAnsi="Consolas"/>
+          <w:sz w:val="19"/>
+        </w:rPr>
+      </w:pPr>
+      <w:r>
+        <w:rPr>
+          <w:rFonts w:ascii="Consolas" w:hAnsi="Consolas"/>
+          <w:sz w:val="19"/>
+        </w:rPr>
+        <w:t xml:space="preserve">        [JsonPropertyName("reasoning")]</w:t>
+      </w:r>
+    </w:p>
+    <w:p>
+      <w:pPr>
+        <w:pStyle w:val="NoSpacing"/>
+        <w:rPr>
+          <w:rFonts w:ascii="Consolas" w:hAnsi="Consolas"/>
+          <w:sz w:val="19"/>
+        </w:rPr>
+      </w:pPr>
+      <w:r>
+        <w:rPr>
+          <w:rFonts w:ascii="Consolas" w:hAnsi="Consolas"/>
+          <w:sz w:val="19"/>
+        </w:rPr>
+        <w:t xml:space="preserve">        public string Reasoning { get; set; } = "";</w:t>
+      </w:r>
+    </w:p>
+    <w:p>
+      <w:pPr>
+        <w:pStyle w:val="NoSpacing"/>
+        <w:rPr>
+          <w:rFonts w:ascii="Consolas" w:hAnsi="Consolas"/>
+          <w:sz w:val="19"/>
+        </w:rPr>
+      </w:pPr>
+    </w:p>
+    <w:p>
+      <w:pPr>
+        <w:pStyle w:val="NoSpacing"/>
+        <w:rPr>
+          <w:rFonts w:ascii="Consolas" w:hAnsi="Consolas"/>
+          <w:sz w:val="19"/>
+        </w:rPr>
+      </w:pPr>
+      <w:r>
+        <w:rPr>
+          <w:rFonts w:ascii="Consolas" w:hAnsi="Consolas"/>
+          <w:sz w:val="19"/>
+        </w:rPr>
+        <w:t xml:space="preserve">        [JsonPropertyName("nextAgent")]</w:t>
+      </w:r>
+    </w:p>
+    <w:p>
+      <w:pPr>
+        <w:pStyle w:val="NoSpacing"/>
+        <w:rPr>
+          <w:rFonts w:ascii="Consolas" w:hAnsi="Consolas"/>
+          <w:sz w:val="19"/>
+        </w:rPr>
+      </w:pPr>
+      <w:r>
+        <w:rPr>
+          <w:rFonts w:ascii="Consolas" w:hAnsi="Consolas"/>
+          <w:sz w:val="19"/>
+        </w:rPr>
+        <w:t xml:space="preserve">        public string NextAgent { get; set; } = "";</w:t>
+      </w:r>
+    </w:p>
+    <w:p>
+      <w:pPr>
+        <w:pStyle w:val="NoSpacing"/>
+        <w:rPr>
+          <w:rFonts w:ascii="Consolas" w:hAnsi="Consolas"/>
+          <w:sz w:val="19"/>
+        </w:rPr>
+      </w:pPr>
+      <w:r>
+        <w:rPr>
+          <w:rFonts w:ascii="Consolas" w:hAnsi="Consolas"/>
+          <w:sz w:val="19"/>
+        </w:rPr>
+        <w:t xml:space="preserve">    }</w:t>
+      </w:r>
+    </w:p>
+    <w:p>
+      <w:pPr>
+        <w:pStyle w:val="NoSpacing"/>
+        <w:rPr>
+          <w:rFonts w:ascii="Consolas" w:hAnsi="Consolas"/>
+          <w:sz w:val="19"/>
+        </w:rPr>
+      </w:pPr>
+    </w:p>
+    <w:p>
+      <w:pPr>
+        <w:pStyle w:val="NoSpacing"/>
+        <w:rPr>
+          <w:rFonts w:ascii="Consolas" w:hAnsi="Consolas"/>
+          <w:sz w:val="19"/>
+        </w:rPr>
+      </w:pPr>
+      <w:r>
+        <w:rPr>
+          <w:rFonts w:ascii="Consolas" w:hAnsi="Consolas"/>
+          <w:sz w:val="19"/>
+        </w:rPr>
+        <w:t xml:space="preserve">    internal clas</w:t>
+      </w:r>
+      <w:r>
+        <w:rPr>
+          <w:rFonts w:ascii="Consolas" w:hAnsi="Consolas"/>
+          <w:sz w:val="19"/>
+        </w:rPr>
+        <w:lastRenderedPageBreak/>
+        <w:t>s Program</w:t>
+      </w:r>
+    </w:p>
+    <w:p>
+      <w:pPr>
+        <w:pStyle w:val="NoSpacing"/>
+        <w:rPr>
+          <w:rFonts w:ascii="Consolas" w:hAnsi="Consolas"/>
+          <w:sz w:val="19"/>
+        </w:rPr>
+      </w:pPr>
+      <w:r>
+        <w:rPr>
+          <w:rFonts w:ascii="Consolas" w:hAnsi="Consolas"/>
+          <w:sz w:val="19"/>
+        </w:rPr>
+        <w:t xml:space="preserve">    {</w:t>
+      </w:r>
+    </w:p>
+    <w:p>
+      <w:pPr>
+        <w:pStyle w:val="NoSpacing"/>
+        <w:rPr>
+          <w:rFonts w:ascii="Consolas" w:hAnsi="Consolas"/>
+          <w:sz w:val="19"/>
+        </w:rPr>
+      </w:pPr>
+      <w:r>
+        <w:rPr>
+          <w:rFonts w:ascii="Consolas" w:hAnsi="Consolas"/>
+          <w:sz w:val="19"/>
+        </w:rPr>
+        <w:t xml:space="preserve">        static async Task Main(string[] args)</w:t>
+      </w:r>
+    </w:p>
+    <w:p>
+      <w:pPr>
+        <w:pStyle w:val="NoSpacing"/>
+        <w:rPr>
+          <w:rFonts w:ascii="Consolas" w:hAnsi="Consolas"/>
+          <w:sz w:val="19"/>
+        </w:rPr>
+      </w:pPr>
+      <w:r>
+        <w:rPr>
+          <w:rFonts w:ascii="Consolas" w:hAnsi="Consolas"/>
+          <w:sz w:val="19"/>
+        </w:rPr>
+        <w:t xml:space="preserve">        {</w:t>
+      </w:r>
+    </w:p>
+    <w:p>
+      <w:pPr>
+        <w:pStyle w:val="NoSpacing"/>
+        <w:rPr>
+          <w:rFonts w:ascii="Consolas" w:hAnsi="Consolas"/>
+          <w:sz w:val="19"/>
+        </w:rPr>
+      </w:pPr>
+      <w:r>
+        <w:rPr>
+          <w:rFonts w:ascii="Consolas" w:hAnsi="Consolas"/>
+          <w:sz w:val="19"/>
+        </w:rPr>
+        <w:t xml:space="preserve">            IKernelBuilder builder = Kernel.CreateBuilder();</w:t>
+      </w:r>
+    </w:p>
+    <w:p>
+      <w:pPr>
+        <w:pStyle w:val="NoSpacing"/>
+        <w:rPr>
+          <w:rFonts w:ascii="Consolas" w:hAnsi="Consolas"/>
+          <w:sz w:val="19"/>
+        </w:rPr>
+      </w:pPr>
+      <w:r>
+        <w:rPr>
+          <w:rFonts w:ascii="Consolas" w:hAnsi="Consolas"/>
+          <w:sz w:val="19"/>
+        </w:rPr>
+        <w:t xml:space="preserve">            string apiKey = Environment.GetEnvironmentVariable("GEMINI_API_KEY")</w:t>
+      </w:r>
+    </w:p>
+    <w:p>
+      <w:pPr>
+        <w:pStyle w:val="NoSpacing"/>
+        <w:rPr>
+          <w:rFonts w:ascii="Consolas" w:hAnsi="Consolas"/>
+          <w:sz w:val="19"/>
+        </w:rPr>
+      </w:pPr>
+      <w:r>
+        <w:rPr>
+          <w:rFonts w:ascii="Consolas" w:hAnsi="Consolas"/>
+          <w:sz w:val="19"/>
+        </w:rPr>
+        <w:t xml:space="preserve">                ?? throw new Exception("GEMINI_API_KEY is missing");</w:t>
+      </w:r>
+    </w:p>
+    <w:p>
+      <w:pPr>
+        <w:pStyle w:val="NoSpacing"/>
+        <w:rPr>
+          <w:rFonts w:ascii="Consolas" w:hAnsi="Consolas"/>
+          <w:sz w:val="19"/>
+        </w:rPr>
+      </w:pPr>
+    </w:p>
+    <w:p>
+      <w:pPr>
+        <w:pStyle w:val="NoSpacing"/>
+        <w:rPr>
+          <w:rFonts w:ascii="Consolas" w:hAnsi="Consolas"/>
+          <w:sz w:val="19"/>
+        </w:rPr>
+      </w:pPr>
+      <w:r>
+        <w:rPr>
+          <w:rFonts w:ascii="Consolas" w:hAnsi="Consolas"/>
+          <w:sz w:val="19"/>
+        </w:rPr>
+        <w:t xml:space="preserve">            var resilientHttpClient = new HttpClient(new RetryHandler(maxRetries: 5));</w:t>
+      </w:r>
+    </w:p>
+    <w:p>
+      <w:pPr>
+        <w:pStyle w:val="NoSpacing"/>
+        <w:rPr>
+          <w:rFonts w:ascii="Consolas" w:hAnsi="Consolas"/>
+          <w:sz w:val="19"/>
+        </w:rPr>
+      </w:pPr>
+    </w:p>
+    <w:p>
+      <w:pPr>
+        <w:pStyle w:val="NoSpacing"/>
+        <w:rPr>
+          <w:rFonts w:ascii="Consolas" w:hAnsi="Consolas"/>
+          <w:sz w:val="19"/>
+        </w:rPr>
+      </w:pPr>
+      <w:r>
+        <w:rPr>
+          <w:rFonts w:ascii="Consolas" w:hAnsi="Consolas"/>
+          <w:sz w:val="19"/>
+        </w:rPr>
+        <w:t xml:space="preserve">            // This "meta-agent" episode benefits from a stronger model for its routing</w:t>
+      </w:r>
+    </w:p>
+    <w:p>
+      <w:pPr>
+        <w:pStyle w:val="NoSpacing"/>
+        <w:rPr>
+          <w:rFonts w:ascii="Consolas" w:hAnsi="Consolas"/>
+          <w:sz w:val="19"/>
+        </w:rPr>
+      </w:pPr>
+      <w:r>
+        <w:rPr>
+          <w:rFonts w:ascii="Consolas" w:hAnsi="Consolas"/>
+          <w:sz w:val="19"/>
+        </w:rPr>
+        <w:t xml:space="preserve">            // reasoning - swap in a Pro-tier Gemini model here if you want to demonstrate</w:t>
+      </w:r>
+    </w:p>
+    <w:p>
+      <w:pPr>
+        <w:pStyle w:val="NoSpacing"/>
+        <w:rPr>
+          <w:rFonts w:ascii="Consolas" w:hAnsi="Consolas"/>
+          <w:sz w:val="19"/>
+        </w:rPr>
+      </w:pPr>
+      <w:r>
+        <w:rPr>
+          <w:rFonts w:ascii="Consolas" w:hAnsi="Consolas"/>
+          <w:sz w:val="19"/>
+        </w:rPr>
+        <w:t xml:space="preserve">            // that. We've also included a resilient HTTP retry handler to deal with</w:t>
+      </w:r>
+    </w:p>
+    <w:p>
+      <w:pPr>
+        <w:pStyle w:val="NoSpacing"/>
+        <w:rPr>
+          <w:rFonts w:ascii="Consolas" w:hAnsi="Consolas"/>
+          <w:sz w:val="19"/>
+        </w:rPr>
+      </w:pPr>
+      <w:r>
+        <w:rPr>
+          <w:rFonts w:ascii="Consolas" w:hAnsi="Consolas"/>
+          <w:sz w:val="19"/>
+        </w:rPr>
+        <w:t xml:space="preserve">            // Google's occasional outages (503 Service Unavailable).</w:t>
+      </w:r>
+    </w:p>
+    <w:p>
+      <w:pPr>
+        <w:pStyle w:val="NoSpacing"/>
+        <w:rPr>
+          <w:rFonts w:ascii="Consolas" w:hAnsi="Consolas"/>
+          <w:sz w:val="19"/>
+        </w:rPr>
+      </w:pPr>
+      <w:r>
+        <w:rPr>
+          <w:rFonts w:ascii="Consolas" w:hAnsi="Consolas"/>
+          <w:sz w:val="19"/>
+        </w:rPr>
+        <w:t xml:space="preserve">            builder.AddGoogleAIGeminiChatCompletion(</w:t>
+      </w:r>
+    </w:p>
+    <w:p>
+      <w:pPr>
+        <w:pStyle w:val="NoSpacing"/>
+        <w:rPr>
+          <w:rFonts w:ascii="Consolas" w:hAnsi="Consolas"/>
+          <w:sz w:val="19"/>
+        </w:rPr>
+      </w:pPr>
+      <w:r>
+        <w:rPr>
+          <w:rFonts w:ascii="Consolas" w:hAnsi="Consolas"/>
+          <w:sz w:val="19"/>
+        </w:rPr>
+        <w:t xml:space="preserve">                modelId: "gemini-2.5-flash",</w:t>
+      </w:r>
+    </w:p>
+    <w:p>
+      <w:pPr>
+        <w:pStyle w:val="NoSpacing"/>
+        <w:rPr>
+          <w:rFonts w:ascii="Consolas" w:hAnsi="Consolas"/>
+          <w:sz w:val="19"/>
+        </w:rPr>
+      </w:pPr>
+      <w:r>
+        <w:rPr>
+          <w:rFonts w:ascii="Consolas" w:hAnsi="Consolas"/>
+          <w:sz w:val="19"/>
+        </w:rPr>
+        <w:t xml:space="preserve">                apiKey: apiKey,</w:t>
+      </w:r>
+    </w:p>
+    <w:p>
+      <w:pPr>
+        <w:pStyle w:val="NoSpacing"/>
+        <w:rPr>
+          <w:rFonts w:ascii="Consolas" w:hAnsi="Consolas"/>
+          <w:sz w:val="19"/>
+        </w:rPr>
+      </w:pPr>
+      <w:r>
+        <w:rPr>
+          <w:rFonts w:ascii="Consolas" w:hAnsi="Consolas"/>
+          <w:sz w:val="19"/>
+        </w:rPr>
+        <w:t xml:space="preserve">                httpClient: resilientHttpClient);</w:t>
+      </w:r>
+    </w:p>
+    <w:p>
+      <w:pPr>
+        <w:pStyle w:val="NoSpacing"/>
+        <w:rPr>
+          <w:rFonts w:ascii="Consolas" w:hAnsi="Consolas"/>
+          <w:sz w:val="19"/>
+        </w:rPr>
+      </w:pPr>
+    </w:p>
+    <w:p>
+      <w:pPr>
+        <w:pStyle w:val="NoSpacing"/>
+        <w:rPr>
+          <w:rFonts w:ascii="Consolas" w:hAnsi="Consolas"/>
+          <w:sz w:val="19"/>
+        </w:rPr>
+      </w:pPr>
+      <w:r>
+        <w:rPr>
+          <w:rFonts w:ascii="Consolas" w:hAnsi="Consolas"/>
+          <w:sz w:val="19"/>
+        </w:rPr>
+        <w:t xml:space="preserve">            Kernel kernel = builder.Build();</w:t>
+      </w:r>
+    </w:p>
+    <w:p>
+      <w:pPr>
+        <w:pStyle w:val="NoSpacing"/>
+        <w:rPr>
+          <w:rFonts w:ascii="Consolas" w:hAnsi="Consolas"/>
+          <w:sz w:val="19"/>
+        </w:rPr>
+      </w:pPr>
+    </w:p>
+    <w:p>
+      <w:pPr>
+        <w:pStyle w:val="NoSpacing"/>
+        <w:rPr>
+          <w:rFonts w:ascii="Consolas" w:hAnsi="Consolas"/>
+          <w:sz w:val="19"/>
+        </w:rPr>
+      </w:pPr>
+      <w:r>
+        <w:rPr>
+          <w:rFonts w:ascii="Consolas" w:hAnsi="Consolas"/>
+          <w:sz w:val="19"/>
+        </w:rPr>
+        <w:t xml:space="preserve">            IChatCompletionService chatService = kernel.GetRequiredService&lt;IChatCompletionService&gt;();</w:t>
+      </w:r>
+    </w:p>
+    <w:p>
+      <w:pPr>
+        <w:pStyle w:val="NoSpacing"/>
+        <w:rPr>
+          <w:rFonts w:ascii="Consolas" w:hAnsi="Consolas"/>
+          <w:sz w:val="19"/>
+        </w:rPr>
+      </w:pPr>
+    </w:p>
+    <w:p>
+      <w:pPr>
+        <w:pStyle w:val="NoSpacing"/>
+        <w:rPr>
+          <w:rFonts w:ascii="Consolas" w:hAnsi="Consolas"/>
+          <w:sz w:val="19"/>
+        </w:rPr>
+      </w:pPr>
+      <w:r>
+        <w:rPr>
+          <w:rFonts w:ascii="Consolas" w:hAnsi="Consolas"/>
+          <w:sz w:val="19"/>
+        </w:rPr>
+        <w:t xml:space="preserve">            // 2. Define the Agent Personas</w:t>
+      </w:r>
+    </w:p>
+    <w:p>
+      <w:pPr>
+        <w:pStyle w:val="NoSpacing"/>
+        <w:rPr>
+          <w:rFonts w:ascii="Consolas" w:hAnsi="Consolas"/>
+          <w:sz w:val="19"/>
+        </w:rPr>
+      </w:pPr>
+      <w:r>
+        <w:rPr>
+          <w:rFonts w:ascii="Consolas" w:hAnsi="Consolas"/>
+          <w:sz w:val="19"/>
+        </w:rPr>
+        <w:t xml:space="preserve">            string coderPersona = "You are a C# developer.  Write clean co</w:t>
+      </w:r>
+      <w:r>
+        <w:rPr>
+          <w:rFonts w:ascii="Consolas" w:hAnsi="Consolas"/>
+          <w:sz w:val="19"/>
+        </w:rPr>
+        <w:lastRenderedPageBreak/>
+        <w:t>de for the requested feature.  Output only the code.";</w:t>
+      </w:r>
+    </w:p>
+    <w:p>
+      <w:pPr>
+        <w:pStyle w:val="NoSpacing"/>
+        <w:rPr>
+          <w:rFonts w:ascii="Consolas" w:hAnsi="Consolas"/>
+          <w:sz w:val="19"/>
+        </w:rPr>
+      </w:pPr>
+      <w:r>
+        <w:rPr>
+          <w:rFonts w:ascii="Consolas" w:hAnsi="Consolas"/>
+          <w:sz w:val="19"/>
+        </w:rPr>
+        <w:t xml:space="preserve">            string auditorPersona = "You are a Security Auditor.  Find one flaw in the code.  If it is perfect, say exactly 'LGTM'.";</w:t>
+      </w:r>
+    </w:p>
+    <w:p>
+      <w:pPr>
+        <w:pStyle w:val="NoSpacing"/>
+        <w:rPr>
+          <w:rFonts w:ascii="Consolas" w:hAnsi="Consolas"/>
+          <w:sz w:val="19"/>
+        </w:rPr>
+      </w:pPr>
+    </w:p>
+    <w:p>
+      <w:pPr>
+        <w:pStyle w:val="NoSpacing"/>
+        <w:rPr>
+          <w:rFonts w:ascii="Consolas" w:hAnsi="Consolas"/>
+          <w:sz w:val="19"/>
+        </w:rPr>
+      </w:pPr>
+      <w:r>
+        <w:rPr>
+          <w:rFonts w:ascii="Consolas" w:hAnsi="Consolas"/>
+          <w:sz w:val="19"/>
+        </w:rPr>
+        <w:t xml:space="preserve">            string coordinatorInstructions = @"</w:t>
+      </w:r>
+    </w:p>
+    <w:p>
+      <w:pPr>
+        <w:pStyle w:val="NoSpacing"/>
+        <w:rPr>
+          <w:rFonts w:ascii="Consolas" w:hAnsi="Consolas"/>
+          <w:sz w:val="19"/>
+        </w:rPr>
+      </w:pPr>
+      <w:r>
+        <w:rPr>
+          <w:rFonts w:ascii="Consolas" w:hAnsi="Consolas"/>
+          <w:sz w:val="19"/>
+        </w:rPr>
+        <w:t xml:space="preserve">                You are the project Coordinator.  Analyze the conversation history</w:t>
+      </w:r>
+    </w:p>
+    <w:p>
+      <w:pPr>
+        <w:pStyle w:val="NoSpacing"/>
+        <w:rPr>
+          <w:rFonts w:ascii="Consolas" w:hAnsi="Consolas"/>
+          <w:sz w:val="19"/>
+        </w:rPr>
+      </w:pPr>
+      <w:r>
+        <w:rPr>
+          <w:rFonts w:ascii="Consolas" w:hAnsi="Consolas"/>
+          <w:sz w:val="19"/>
+        </w:rPr>
+        <w:t xml:space="preserve">                1. If there is no code yet, the nextAgent is the CODER.</w:t>
+      </w:r>
+    </w:p>
+    <w:p>
+      <w:pPr>
+        <w:pStyle w:val="NoSpacing"/>
+        <w:rPr>
+          <w:rFonts w:ascii="Consolas" w:hAnsi="Consolas"/>
+          <w:sz w:val="19"/>
+        </w:rPr>
+      </w:pPr>
+      <w:r>
+        <w:rPr>
+          <w:rFonts w:ascii="Consolas" w:hAnsi="Consolas"/>
+          <w:sz w:val="19"/>
+        </w:rPr>
+        <w:t xml:space="preserve">                2. If there is code but no security review, the nextAgent is the AUDITOR.</w:t>
+      </w:r>
+    </w:p>
+    <w:p>
+      <w:pPr>
+        <w:pStyle w:val="NoSpacing"/>
+        <w:rPr>
+          <w:rFonts w:ascii="Consolas" w:hAnsi="Consolas"/>
+          <w:sz w:val="19"/>
+        </w:rPr>
+      </w:pPr>
+      <w:r>
+        <w:rPr>
+          <w:rFonts w:ascii="Consolas" w:hAnsi="Consolas"/>
+          <w:sz w:val="19"/>
+        </w:rPr>
+        <w:t xml:space="preserve">                3. If the Auditor said 'LGTM', the nextAgent is COMPLETE.</w:t>
+      </w:r>
+    </w:p>
+    <w:p>
+      <w:pPr>
+        <w:pStyle w:val="NoSpacing"/>
+        <w:rPr>
+          <w:rFonts w:ascii="Consolas" w:hAnsi="Consolas"/>
+          <w:sz w:val="19"/>
+        </w:rPr>
+      </w:pPr>
+      <w:r>
+        <w:rPr>
+          <w:rFonts w:ascii="Consolas" w:hAnsi="Consolas"/>
+          <w:sz w:val="19"/>
+        </w:rPr>
+        <w:t xml:space="preserve">                4. If the Auditor requested changes, the nextAgent is CODER.</w:t>
+      </w:r>
+    </w:p>
+    <w:p>
+      <w:pPr>
+        <w:pStyle w:val="NoSpacing"/>
+        <w:rPr>
+          <w:rFonts w:ascii="Consolas" w:hAnsi="Consolas"/>
+          <w:sz w:val="19"/>
+        </w:rPr>
+      </w:pPr>
+    </w:p>
+    <w:p>
+      <w:pPr>
+        <w:pStyle w:val="NoSpacing"/>
+        <w:rPr>
+          <w:rFonts w:ascii="Consolas" w:hAnsi="Consolas"/>
+          <w:sz w:val="19"/>
+        </w:rPr>
+      </w:pPr>
+      <w:r>
+        <w:rPr>
+          <w:rFonts w:ascii="Consolas" w:hAnsi="Consolas"/>
+          <w:sz w:val="19"/>
+        </w:rPr>
+        <w:t xml:space="preserve">                You must output your decision in valid JSON matching this schema:</w:t>
+      </w:r>
+    </w:p>
+    <w:p>
+      <w:pPr>
+        <w:pStyle w:val="NoSpacing"/>
+        <w:rPr>
+          <w:rFonts w:ascii="Consolas" w:hAnsi="Consolas"/>
+          <w:sz w:val="19"/>
+        </w:rPr>
+      </w:pPr>
+      <w:r>
+        <w:rPr>
+          <w:rFonts w:ascii="Consolas" w:hAnsi="Consolas"/>
+          <w:sz w:val="19"/>
+        </w:rPr>
+        <w:t xml:space="preserve">                {</w:t>
+      </w:r>
+    </w:p>
+    <w:p>
+      <w:pPr>
+        <w:pStyle w:val="NoSpacing"/>
+        <w:rPr>
+          <w:rFonts w:ascii="Consolas" w:hAnsi="Consolas"/>
+          <w:sz w:val="19"/>
+        </w:rPr>
+      </w:pPr>
+      <w:r>
+        <w:rPr>
+          <w:rFonts w:ascii="Consolas" w:hAnsi="Consolas"/>
+          <w:sz w:val="19"/>
+        </w:rPr>
+        <w:t xml:space="preserve">                    ""reasoning"": ""Your step-by-step logic."",</w:t>
+      </w:r>
+    </w:p>
+    <w:p>
+      <w:pPr>
+        <w:pStyle w:val="NoSpacing"/>
+        <w:rPr>
+          <w:rFonts w:ascii="Consolas" w:hAnsi="Consolas"/>
+          <w:sz w:val="19"/>
+        </w:rPr>
+      </w:pPr>
+      <w:r>
+        <w:rPr>
+          <w:rFonts w:ascii="Consolas" w:hAnsi="Consolas"/>
+          <w:sz w:val="19"/>
+        </w:rPr>
+        <w:t xml:space="preserve">                    ""nextAgent"": ""CODER"" | ""AUDITOR"" | ""COMPLETE""</w:t>
+      </w:r>
+    </w:p>
+    <w:p>
+      <w:pPr>
+        <w:pStyle w:val="NoSpacing"/>
+        <w:rPr>
+          <w:rFonts w:ascii="Consolas" w:hAnsi="Consolas"/>
+          <w:sz w:val="19"/>
+        </w:rPr>
+      </w:pPr>
+      <w:r>
+        <w:rPr>
+          <w:rFonts w:ascii="Consolas" w:hAnsi="Consolas"/>
+          <w:sz w:val="19"/>
+        </w:rPr>
+        <w:t xml:space="preserve">                }";</w:t>
+      </w:r>
+    </w:p>
+    <w:p>
+      <w:pPr>
+        <w:pStyle w:val="NoSpacing"/>
+        <w:rPr>
+          <w:rFonts w:ascii="Consolas" w:hAnsi="Consolas"/>
+          <w:sz w:val="19"/>
+        </w:rPr>
+      </w:pPr>
+    </w:p>
+    <w:p>
+      <w:pPr>
+        <w:pStyle w:val="NoSpacing"/>
+        <w:rPr>
+          <w:rFonts w:ascii="Consolas" w:hAnsi="Consolas"/>
+          <w:sz w:val="19"/>
+        </w:rPr>
+      </w:pPr>
+      <w:r>
+        <w:rPr>
+          <w:rFonts w:ascii="Consolas" w:hAnsi="Consolas"/>
+          <w:sz w:val="19"/>
+        </w:rPr>
+        <w:t xml:space="preserve">            ChatHistory history = new ChatHistory();</w:t>
+      </w:r>
+    </w:p>
+    <w:p>
+      <w:pPr>
+        <w:pStyle w:val="NoSpacing"/>
+        <w:rPr>
+          <w:rFonts w:ascii="Consolas" w:hAnsi="Consolas"/>
+          <w:sz w:val="19"/>
+        </w:rPr>
+      </w:pPr>
+      <w:r>
+        <w:rPr>
+          <w:rFonts w:ascii="Consolas" w:hAnsi="Consolas"/>
+          <w:sz w:val="19"/>
+        </w:rPr>
+        <w:t xml:space="preserve">            Console.Write("Enter a C# feature to build: ");</w:t>
+      </w:r>
+    </w:p>
+    <w:p>
+      <w:pPr>
+        <w:pStyle w:val="NoSpacing"/>
+        <w:rPr>
+          <w:rFonts w:ascii="Consolas" w:hAnsi="Consolas"/>
+          <w:sz w:val="19"/>
+        </w:rPr>
+      </w:pPr>
+      <w:r>
+        <w:rPr>
+          <w:rFonts w:ascii="Consolas" w:hAnsi="Consolas"/>
+          <w:sz w:val="19"/>
+        </w:rPr>
+        <w:t xml:space="preserve">            string? goal = Console.ReadLine();</w:t>
+      </w:r>
+    </w:p>
+    <w:p>
+      <w:pPr>
+        <w:pStyle w:val="NoSpacing"/>
+        <w:rPr>
+          <w:rFonts w:ascii="Consolas" w:hAnsi="Consolas"/>
+          <w:sz w:val="19"/>
+        </w:rPr>
+      </w:pPr>
+    </w:p>
+    <w:p>
+      <w:pPr>
+        <w:pStyle w:val="NoSpacing"/>
+        <w:rPr>
+          <w:rFonts w:ascii="Consolas" w:hAnsi="Consolas"/>
+          <w:sz w:val="19"/>
+        </w:rPr>
+      </w:pPr>
+      <w:r>
+        <w:rPr>
+          <w:rFonts w:ascii="Consolas" w:hAnsi="Consolas"/>
+          <w:sz w:val="19"/>
+        </w:rPr>
+        <w:t xml:space="preserve">            if (string.IsNullOrWhiteSpace(goal)) return;</w:t>
+      </w:r>
+    </w:p>
+    <w:p>
+      <w:pPr>
+        <w:pStyle w:val="NoSpacing"/>
+        <w:rPr>
+          <w:rFonts w:ascii="Consolas" w:hAnsi="Consolas"/>
+          <w:sz w:val="19"/>
+        </w:rPr>
+      </w:pPr>
+      <w:r>
+        <w:rPr>
+          <w:rFonts w:ascii="Consolas" w:hAnsi="Consolas"/>
+          <w:sz w:val="19"/>
+        </w:rPr>
+        <w:t xml:space="preserve">            history.AddUserMessage($"Goal: {goal}");</w:t>
+      </w:r>
+    </w:p>
+    <w:p>
+      <w:pPr>
+        <w:pStyle w:val="NoSpacing"/>
+        <w:rPr>
+          <w:rFonts w:ascii="Consolas" w:hAnsi="Consolas"/>
+          <w:sz w:val="19"/>
+        </w:rPr>
+      </w:pPr>
+    </w:p>
+    <w:p>
+      <w:pPr>
+        <w:pStyle w:val="NoSpacing"/>
+        <w:rPr>
+          <w:rFonts w:ascii="Consolas" w:hAnsi="Consolas"/>
+          <w:sz w:val="19"/>
+        </w:rPr>
+      </w:pPr>
+      <w:r>
+        <w:rPr>
+          <w:rFonts w:ascii="Consolas" w:hAnsi="Consolas"/>
+          <w:sz w:val="19"/>
+        </w:rPr>
+        <w:t xml:space="preserve">            bool isFinished = false;</w:t>
+      </w:r>
+    </w:p>
+    <w:p>
+      <w:pPr>
+        <w:pStyle w:val="NoSpacing"/>
+        <w:rPr>
+          <w:rFonts w:ascii="Consolas" w:hAnsi="Consolas"/>
+          <w:sz w:val="19"/>
+        </w:rPr>
+      </w:pPr>
+      <w:r>
+        <w:rPr>
+          <w:rFonts w:ascii="Consolas" w:hAnsi="Consolas"/>
+          <w:sz w:val="19"/>
+        </w:rPr>
+        <w:t xml:space="preserve">            int iteration = 0;</w:t>
+      </w:r>
+    </w:p>
+    <w:p>
+      <w:pPr>
+        <w:pStyle w:val="NoSpacing"/>
+        <w:rPr>
+          <w:rFonts w:ascii="Consolas" w:hAnsi="Consolas"/>
+          <w:sz w:val="19"/>
+        </w:rPr>
+      </w:pPr>
+      <w:r>
+        <w:rPr>
+          <w:rFonts w:ascii="Consolas" w:hAnsi="Consolas"/>
+          <w:sz w:val="19"/>
+        </w:rPr>
+        <w:t xml:space="preserve">            int maxIterations = 8;</w:t>
+      </w:r>
+    </w:p>
+    <w:p>
+      <w:pPr>
+        <w:pStyle w:val="NoSpacing"/>
+        <w:rPr>
+          <w:rFonts w:ascii="Consolas" w:hAnsi="Consolas"/>
+          <w:sz w:val="19"/>
+        </w:rPr>
+      </w:pPr>
+    </w:p>
+    <w:p>
+      <w:pPr>
+        <w:pStyle w:val="NoSpacing"/>
+        <w:rPr>
+          <w:rFonts w:ascii="Consolas" w:hAnsi="Consolas"/>
+          <w:sz w:val="19"/>
+        </w:rPr>
+      </w:pPr>
+      <w:r>
+        <w:rPr>
+          <w:rFonts w:ascii="Consolas" w:hAnsi="Consolas"/>
+          <w:sz w:val="19"/>
+        </w:rPr>
+        <w:t xml:space="preserve">            var coordSettings = new GeminiPromptExecutionSettings()</w:t>
+      </w:r>
+    </w:p>
+    <w:p>
+      <w:pPr>
+        <w:pStyle w:val="NoSpacing"/>
+        <w:rPr>
+          <w:rFonts w:ascii="Consolas" w:hAnsi="Consolas"/>
+          <w:sz w:val="19"/>
+        </w:rPr>
+      </w:pPr>
+      <w:r>
+        <w:rPr>
+          <w:rFonts w:ascii="Consolas" w:hAnsi="Consolas"/>
+          <w:sz w:val="19"/>
+        </w:rPr>
+        <w:t xml:space="preserve">            {</w:t>
+      </w:r>
+    </w:p>
+    <w:p>
+      <w:pPr>
+        <w:pStyle w:val="NoSpacing"/>
+        <w:rPr>
+          <w:rFonts w:ascii="Consolas" w:hAnsi="Consolas"/>
+          <w:sz w:val="19"/>
+        </w:rPr>
+      </w:pPr>
+      <w:r>
+        <w:rPr>
+          <w:rFonts w:ascii="Consolas" w:hAnsi="Consolas"/>
+          <w:sz w:val="19"/>
+        </w:rPr>
+        <w:t xml:space="preserve">                ResponseMimeType = "application/json",</w:t>
+      </w:r>
+    </w:p>
+    <w:p>
+      <w:pPr>
+        <w:pStyle w:val="NoSpacing"/>
+        <w:rPr>
+          <w:rFonts w:ascii="Consolas" w:hAnsi="Consolas"/>
+          <w:sz w:val="19"/>
+        </w:rPr>
+      </w:pPr>
+      <w:r>
+        <w:rPr>
+          <w:rFonts w:ascii="Consolas" w:hAnsi="Consolas"/>
+          <w:sz w:val="19"/>
+        </w:rPr>
+        <w:t xml:space="preserve">                Temperature = 0.0</w:t>
+      </w:r>
+    </w:p>
+    <w:p>
+      <w:pPr>
+        <w:pStyle w:val="NoSpacing"/>
+        <w:rPr>
+          <w:rFonts w:ascii="Consolas" w:hAnsi="Consolas"/>
+          <w:sz w:val="19"/>
+        </w:rPr>
+      </w:pPr>
+      <w:r>
+        <w:rPr>
+          <w:rFonts w:ascii="Consolas" w:hAnsi="Consolas"/>
+          <w:sz w:val="19"/>
+        </w:rPr>
+        <w:t xml:space="preserve">            };</w:t>
+      </w:r>
+    </w:p>
+    <w:p>
+      <w:pPr>
+        <w:pStyle w:val="NoSpacing"/>
+        <w:rPr>
+          <w:rFonts w:ascii="Consolas" w:hAnsi="Consolas"/>
+          <w:sz w:val="19"/>
+        </w:rPr>
+      </w:pPr>
+    </w:p>
+    <w:p>
+      <w:pPr>
+        <w:pStyle w:val="NoSpacing"/>
+        <w:rPr>
+          <w:rFonts w:ascii="Consolas" w:hAnsi="Consolas"/>
+          <w:sz w:val="19"/>
+        </w:rPr>
+      </w:pPr>
+      <w:r>
+        <w:rPr>
+          <w:rFonts w:ascii="Consolas" w:hAnsi="Consolas"/>
+          <w:sz w:val="19"/>
+        </w:rPr>
+        <w:t xml:space="preserve">            while (!isFinished &amp;&amp; iteration &lt; maxIterations)</w:t>
+      </w:r>
+    </w:p>
+    <w:p>
+      <w:pPr>
+        <w:pStyle w:val="NoSpacing"/>
+        <w:rPr>
+          <w:rFonts w:ascii="Consolas" w:hAnsi="Consolas"/>
+          <w:sz w:val="19"/>
+        </w:rPr>
+      </w:pPr>
+      <w:r>
+        <w:rPr>
+          <w:rFonts w:ascii="Consolas" w:hAnsi="Consolas"/>
+          <w:sz w:val="19"/>
+        </w:rPr>
+        <w:t xml:space="preserve">            {</w:t>
+      </w:r>
+    </w:p>
+    <w:p>
+      <w:pPr>
+        <w:pStyle w:val="NoSpacing"/>
+        <w:rPr>
+          <w:rFonts w:ascii="Consolas" w:hAnsi="Consolas"/>
+          <w:sz w:val="19"/>
+        </w:rPr>
+      </w:pPr>
+      <w:r>
+        <w:rPr>
+          <w:rFonts w:ascii="Consolas" w:hAnsi="Consolas"/>
+          <w:sz w:val="19"/>
+        </w:rPr>
+        <w:t xml:space="preserve">                // ------------------------------------</w:t>
+      </w:r>
+    </w:p>
+    <w:p>
+      <w:pPr>
+        <w:pStyle w:val="NoSpacing"/>
+        <w:rPr>
+          <w:rFonts w:ascii="Consolas" w:hAnsi="Consolas"/>
+          <w:sz w:val="19"/>
+        </w:rPr>
+      </w:pPr>
+      <w:r>
+        <w:rPr>
+          <w:rFonts w:ascii="Consolas" w:hAnsi="Consolas"/>
+          <w:sz w:val="19"/>
+        </w:rPr>
+        <w:t xml:space="preserve">                // The COORDINATOR decides</w:t>
+      </w:r>
+    </w:p>
+    <w:p>
+      <w:pPr>
+        <w:pStyle w:val="NoSpacing"/>
+        <w:rPr>
+          <w:rFonts w:ascii="Consolas" w:hAnsi="Consolas"/>
+          <w:sz w:val="19"/>
+        </w:rPr>
+      </w:pPr>
+      <w:r>
+        <w:rPr>
+          <w:rFonts w:ascii="Consolas" w:hAnsi="Consolas"/>
+          <w:sz w:val="19"/>
+        </w:rPr>
+        <w:t xml:space="preserve">                // ------------------------------------</w:t>
+      </w:r>
+    </w:p>
+    <w:p>
+      <w:pPr>
+        <w:pStyle w:val="NoSpacing"/>
+        <w:rPr>
+          <w:rFonts w:ascii="Consolas" w:hAnsi="Consolas"/>
+          <w:sz w:val="19"/>
+        </w:rPr>
+      </w:pPr>
+    </w:p>
+    <w:p>
+      <w:pPr>
+        <w:pStyle w:val="NoSpacing"/>
+        <w:rPr>
+          <w:rFonts w:ascii="Consolas" w:hAnsi="Consolas"/>
+          <w:sz w:val="19"/>
+        </w:rPr>
+      </w:pPr>
+      <w:r>
+        <w:rPr>
+          <w:rFonts w:ascii="Consolas" w:hAnsi="Consolas"/>
+          <w:sz w:val="19"/>
+        </w:rPr>
+        <w:t xml:space="preserve">                // The "Ghost Nudge": Add a temporary user message to satisfy Gemini's alternation rule</w:t>
+      </w:r>
+    </w:p>
+    <w:p>
+      <w:pPr>
+        <w:pStyle w:val="NoSpacing"/>
+        <w:rPr>
+          <w:rFonts w:ascii="Consolas" w:hAnsi="Consolas"/>
+          <w:sz w:val="19"/>
+        </w:rPr>
+      </w:pPr>
+      <w:r>
+        <w:rPr>
+          <w:rFonts w:ascii="Consolas" w:hAnsi="Consolas"/>
+          <w:sz w:val="19"/>
+        </w:rPr>
+        <w:t xml:space="preserve">                var ghostNudge = new ChatMessageContent(AuthorRole.User, "Coordinator, evaluate the state and output the JSON routing decision.");</w:t>
+      </w:r>
+    </w:p>
+    <w:p>
+      <w:pPr>
+        <w:pStyle w:val="NoSpacing"/>
+        <w:rPr>
+          <w:rFonts w:ascii="Consolas" w:hAnsi="Consolas"/>
+          <w:sz w:val="19"/>
+        </w:rPr>
+      </w:pPr>
+      <w:r>
+        <w:rPr>
+          <w:rFonts w:ascii="Consolas" w:hAnsi="Consolas"/>
+          <w:sz w:val="19"/>
+        </w:rPr>
+        <w:t xml:space="preserve">                history.Add(ghostNudge);</w:t>
+      </w:r>
+    </w:p>
+    <w:p>
+      <w:pPr>
+        <w:pStyle w:val="NoSpacing"/>
+        <w:rPr>
+          <w:rFonts w:ascii="Consolas" w:hAnsi="Consolas"/>
+          <w:sz w:val="19"/>
+        </w:rPr>
+      </w:pPr>
+    </w:p>
+    <w:p>
+      <w:pPr>
+        <w:pStyle w:val="NoSpacing"/>
+        <w:rPr>
+          <w:rFonts w:ascii="Consolas" w:hAnsi="Consolas"/>
+          <w:sz w:val="19"/>
+        </w:rPr>
+      </w:pPr>
+      <w:r>
+        <w:rPr>
+          <w:rFonts w:ascii="Consolas" w:hAnsi="Consolas"/>
+          <w:sz w:val="19"/>
+        </w:rPr>
+        <w:t xml:space="preserve">                // Inject Coordinator Persona</w:t>
+      </w:r>
+    </w:p>
+    <w:p>
+      <w:pPr>
+        <w:pStyle w:val="NoSpacing"/>
+        <w:rPr>
+          <w:rFonts w:ascii="Consolas" w:hAnsi="Consolas"/>
+          <w:sz w:val="19"/>
+        </w:rPr>
+      </w:pPr>
+      <w:r>
+        <w:rPr>
+          <w:rFonts w:ascii="Consolas" w:hAnsi="Consolas"/>
+          <w:sz w:val="19"/>
+        </w:rPr>
+        <w:t xml:space="preserve">                history.Insert(0, new ChatMessageContent(AuthorRole.System, coordinatorInstructions.Trim()));</w:t>
+      </w:r>
+    </w:p>
+    <w:p>
+      <w:pPr>
+        <w:pStyle w:val="NoSpacing"/>
+        <w:rPr>
+          <w:rFonts w:ascii="Consolas" w:hAnsi="Consolas"/>
+          <w:sz w:val="19"/>
+        </w:rPr>
+      </w:pPr>
+    </w:p>
+    <w:p>
+      <w:pPr>
+        <w:pStyle w:val="NoSpacing"/>
+        <w:rPr>
+          <w:rFonts w:ascii="Consolas" w:hAnsi="Consolas"/>
+          <w:sz w:val="19"/>
+        </w:rPr>
+      </w:pPr>
+      <w:r>
+        <w:rPr>
+          <w:rFonts w:ascii="Consolas" w:hAnsi="Consolas"/>
+          <w:sz w:val="19"/>
+        </w:rPr>
+        <w:t xml:space="preserve">                var decisionResponse = await chatService.GetChatMessageContentAsync(history, coordSettings);</w:t>
+      </w:r>
+    </w:p>
+    <w:p>
+      <w:pPr>
+        <w:pStyle w:val="NoSpacing"/>
+        <w:rPr>
+          <w:rFonts w:ascii="Consolas" w:hAnsi="Consolas"/>
+          <w:sz w:val="19"/>
+        </w:rPr>
+      </w:pPr>
+    </w:p>
+    <w:p>
+      <w:pPr>
+        <w:pStyle w:val="NoSpacing"/>
+        <w:rPr>
+          <w:rFonts w:ascii="Consolas" w:hAnsi="Consolas"/>
+          <w:sz w:val="19"/>
+        </w:rPr>
+      </w:pPr>
+      <w:r>
+        <w:rPr>
+          <w:rFonts w:ascii="Consolas" w:hAnsi="Consolas"/>
+          <w:sz w:val="19"/>
+        </w:rPr>
+        <w:t xml:space="preserve">                // Cleanup history (remove both the system persona and the Ghost nudge</w:t>
+      </w:r>
+    </w:p>
+    <w:p>
+      <w:pPr>
+        <w:pStyle w:val="NoSpacing"/>
+        <w:rPr>
+          <w:rFonts w:ascii="Consolas" w:hAnsi="Consolas"/>
+          <w:sz w:val="19"/>
+        </w:rPr>
+      </w:pPr>
+      <w:r>
+        <w:rPr>
+          <w:rFonts w:ascii="Consolas" w:hAnsi="Consolas"/>
+          <w:sz w:val="19"/>
+        </w:rPr>
+        <w:t xml:space="preserve">                history.RemoveAt(0);</w:t>
+      </w:r>
+    </w:p>
+    <w:p>
+      <w:pPr>
+        <w:pStyle w:val="NoSpacing"/>
+        <w:rPr>
+          <w:rFonts w:ascii="Consolas" w:hAnsi="Consolas"/>
+          <w:sz w:val="19"/>
+        </w:rPr>
+      </w:pPr>
+      <w:r>
+        <w:rPr>
+          <w:rFonts w:ascii="Consolas" w:hAnsi="Consolas"/>
+          <w:sz w:val="19"/>
+        </w:rPr>
+        <w:t xml:space="preserve">                history.Remove(ghostNudge);</w:t>
+      </w:r>
+    </w:p>
+    <w:p>
+      <w:pPr>
+        <w:pStyle w:val="NoSpacing"/>
+        <w:rPr>
+          <w:rFonts w:ascii="Consolas" w:hAnsi="Consolas"/>
+          <w:sz w:val="19"/>
+        </w:rPr>
+      </w:pPr>
+    </w:p>
+    <w:p>
+      <w:pPr>
+        <w:pStyle w:val="NoSpacing"/>
+        <w:rPr>
+          <w:rFonts w:ascii="Consolas" w:hAnsi="Consolas"/>
+          <w:sz w:val="19"/>
+        </w:rPr>
+      </w:pPr>
+      <w:r>
+        <w:rPr>
+          <w:rFonts w:ascii="Consolas" w:hAnsi="Consolas"/>
+          <w:sz w:val="19"/>
+        </w:rPr>
+        <w:t xml:space="preserve">                // Parse the guaranteed JSON</w:t>
+      </w:r>
+    </w:p>
+    <w:p>
+      <w:pPr>
+        <w:pStyle w:val="NoSpacing"/>
+        <w:rPr>
+          <w:rFonts w:ascii="Consolas" w:hAnsi="Consolas"/>
+          <w:sz w:val="19"/>
+        </w:rPr>
+      </w:pPr>
+      <w:r>
+        <w:rPr>
+          <w:rFonts w:ascii="Consolas" w:hAnsi="Consolas"/>
+          <w:sz w:val="19"/>
+        </w:rPr>
+        <w:t xml:space="preserve">                RoutingDecision decision = JsonSerializer.Deserialize&lt;RoutingDecision&gt;(decisionResponse.Content ?? "{}")</w:t>
+      </w:r>
+    </w:p>
+    <w:p>
+      <w:pPr>
+        <w:pStyle w:val="NoSpacing"/>
+        <w:rPr>
+          <w:rFonts w:ascii="Consolas" w:hAnsi="Consolas"/>
+          <w:sz w:val="19"/>
+        </w:rPr>
+      </w:pPr>
+      <w:r>
+        <w:rPr>
+          <w:rFonts w:ascii="Consolas" w:hAnsi="Consolas"/>
+          <w:sz w:val="19"/>
+        </w:rPr>
+        <w:t xml:space="preserve">                    ?? new RoutingDecision();</w:t>
+      </w:r>
+    </w:p>
+    <w:p>
+      <w:pPr>
+        <w:pStyle w:val="NoSpacing"/>
+        <w:rPr>
+          <w:rFonts w:ascii="Consolas" w:hAnsi="Consolas"/>
+          <w:sz w:val="19"/>
+        </w:rPr>
+      </w:pPr>
+    </w:p>
+    <w:p>
+      <w:pPr>
+        <w:pStyle w:val="NoSpacing"/>
+        <w:rPr>
+          <w:rFonts w:ascii="Consolas" w:hAnsi="Consolas"/>
+          <w:sz w:val="19"/>
+        </w:rPr>
+      </w:pPr>
+      <w:r>
+        <w:rPr>
+          <w:rFonts w:ascii="Consolas" w:hAnsi="Consolas"/>
+          <w:sz w:val="19"/>
+        </w:rPr>
+        <w:t xml:space="preserve">                Console.WriteLine($"\n[THOUGHT]: {decision.Reasoning}");</w:t>
+      </w:r>
+    </w:p>
+    <w:p>
+      <w:pPr>
+        <w:pStyle w:val="NoSpacing"/>
+        <w:rPr>
+          <w:rFonts w:ascii="Consolas" w:hAnsi="Consolas"/>
+          <w:sz w:val="19"/>
+        </w:rPr>
+      </w:pPr>
+      <w:r>
+        <w:rPr>
+          <w:rFonts w:ascii="Consolas" w:hAnsi="Consolas"/>
+          <w:sz w:val="19"/>
+        </w:rPr>
+        <w:t xml:space="preserve">                Console.WriteLine($"\n[ROUTE]: {decision.NextAgent}");</w:t>
+      </w:r>
+    </w:p>
+    <w:p>
+      <w:pPr>
+        <w:pStyle w:val="NoSpacing"/>
+        <w:rPr>
+          <w:rFonts w:ascii="Consolas" w:hAnsi="Consolas"/>
+          <w:sz w:val="19"/>
+        </w:rPr>
+      </w:pPr>
+    </w:p>
+    <w:p>
+      <w:pPr>
+        <w:pStyle w:val="NoSpacing"/>
+        <w:rPr>
+          <w:rFonts w:ascii="Consolas" w:hAnsi="Consolas"/>
+          <w:sz w:val="19"/>
+        </w:rPr>
+      </w:pPr>
+      <w:r>
+        <w:rPr>
+          <w:rFonts w:ascii="Consolas" w:hAnsi="Consolas"/>
+          <w:sz w:val="19"/>
+        </w:rPr>
+        <w:t xml:space="preserve">                // ------------------------------------</w:t>
+      </w:r>
+    </w:p>
+    <w:p>
+      <w:pPr>
+        <w:pStyle w:val="NoSpacing"/>
+        <w:rPr>
+          <w:rFonts w:ascii="Consolas" w:hAnsi="Consolas"/>
+          <w:sz w:val="19"/>
+        </w:rPr>
+      </w:pPr>
+      <w:r>
+        <w:rPr>
+          <w:rFonts w:ascii="Consolas" w:hAnsi="Consolas"/>
+          <w:sz w:val="19"/>
+        </w:rPr>
+        <w:t xml:space="preserve">                // ROUTE to the Correct Specialist</w:t>
+      </w:r>
+    </w:p>
+    <w:p>
+      <w:pPr>
+        <w:pStyle w:val="NoSpacing"/>
+        <w:rPr>
+          <w:rFonts w:ascii="Consolas" w:hAnsi="Consolas"/>
+          <w:sz w:val="19"/>
+        </w:rPr>
+      </w:pPr>
+      <w:r>
+        <w:rPr>
+          <w:rFonts w:ascii="Consolas" w:hAnsi="Consolas"/>
+          <w:sz w:val="19"/>
+        </w:rPr>
+        <w:t xml:space="preserve">                // ------------------------------------</w:t>
+      </w:r>
+    </w:p>
+    <w:p>
+      <w:pPr>
+        <w:pStyle w:val="NoSpacing"/>
+        <w:rPr>
+          <w:rFonts w:ascii="Consolas" w:hAnsi="Consolas"/>
+          <w:sz w:val="19"/>
+        </w:rPr>
+      </w:pPr>
+    </w:p>
+    <w:p>
+      <w:pPr>
+        <w:pStyle w:val="NoSpacing"/>
+        <w:rPr>
+          <w:rFonts w:ascii="Consolas" w:hAnsi="Consolas"/>
+          <w:sz w:val="19"/>
+        </w:rPr>
+      </w:pPr>
+      <w:r>
+        <w:rPr>
+          <w:rFonts w:ascii="Consolas" w:hAnsi="Consolas"/>
+          <w:sz w:val="19"/>
+        </w:rPr>
+        <w:t xml:space="preserve">                if (decision.NextAgent == "COMPLETE")</w:t>
+      </w:r>
+    </w:p>
+    <w:p>
+      <w:pPr>
+        <w:pStyle w:val="NoSpacing"/>
+        <w:rPr>
+          <w:rFonts w:ascii="Consolas" w:hAnsi="Consolas"/>
+          <w:sz w:val="19"/>
+        </w:rPr>
+      </w:pPr>
+      <w:r>
+        <w:rPr>
+          <w:rFonts w:ascii="Consolas" w:hAnsi="Consolas"/>
+          <w:sz w:val="19"/>
+        </w:rPr>
+        <w:t xml:space="preserve">                {</w:t>
+      </w:r>
+    </w:p>
+    <w:p>
+      <w:pPr>
+        <w:pStyle w:val="NoSpacing"/>
+        <w:rPr>
+          <w:rFonts w:ascii="Consolas" w:hAnsi="Consolas"/>
+          <w:sz w:val="19"/>
+        </w:rPr>
+      </w:pPr>
+      <w:r>
+        <w:rPr>
+          <w:rFonts w:ascii="Consolas" w:hAnsi="Consolas"/>
+          <w:sz w:val="19"/>
+        </w:rPr>
+        <w:t xml:space="preserve">                    isFinished = true;</w:t>
+      </w:r>
+    </w:p>
+    <w:p>
+      <w:pPr>
+        <w:pStyle w:val="NoSpacing"/>
+        <w:rPr>
+          <w:rFonts w:ascii="Consolas" w:hAnsi="Consolas"/>
+          <w:sz w:val="19"/>
+        </w:rPr>
+      </w:pPr>
+      <w:r>
+        <w:rPr>
+          <w:rFonts w:ascii="Consolas" w:hAnsi="Consolas"/>
+          <w:sz w:val="19"/>
+        </w:rPr>
+        <w:t xml:space="preserve">                }</w:t>
+      </w:r>
+    </w:p>
+    <w:p>
+      <w:pPr>
+        <w:pStyle w:val="NoSpacing"/>
+        <w:rPr>
+          <w:rFonts w:ascii="Consolas" w:hAnsi="Consolas"/>
+          <w:sz w:val="19"/>
+        </w:rPr>
+      </w:pPr>
+      <w:r>
+        <w:rPr>
+          <w:rFonts w:ascii="Consolas" w:hAnsi="Consolas"/>
+          <w:sz w:val="19"/>
+        </w:rPr>
+        <w:t xml:space="preserve">                else if (decision.NextAgent == "CODER")</w:t>
+      </w:r>
+    </w:p>
+    <w:p>
+      <w:pPr>
+        <w:pStyle w:val="NoSpacing"/>
+        <w:rPr>
+          <w:rFonts w:ascii="Consolas" w:hAnsi="Consolas"/>
+          <w:sz w:val="19"/>
+        </w:rPr>
+      </w:pPr>
+      <w:r>
+        <w:rPr>
+          <w:rFonts w:ascii="Consolas" w:hAnsi="Consolas"/>
+          <w:sz w:val="19"/>
+        </w:rPr>
+        <w:t xml:space="preserve">                {</w:t>
+      </w:r>
+    </w:p>
+    <w:p>
+      <w:pPr>
+        <w:pStyle w:val="NoSpacing"/>
+        <w:rPr>
+          <w:rFonts w:ascii="Consolas" w:hAnsi="Consolas"/>
+          <w:sz w:val="19"/>
+        </w:rPr>
+      </w:pPr>
+      <w:r>
+        <w:rPr>
+          <w:rFonts w:ascii="Consolas" w:hAnsi="Consolas"/>
+          <w:sz w:val="19"/>
+        </w:rPr>
+        <w:t xml:space="preserve">                    await CallAgent("Coder", coderPersona, history, chatService);</w:t>
+      </w:r>
+    </w:p>
+    <w:p>
+      <w:pPr>
+        <w:pStyle w:val="NoSpacing"/>
+        <w:rPr>
+          <w:rFonts w:ascii="Consolas" w:hAnsi="Consolas"/>
+          <w:sz w:val="19"/>
+        </w:rPr>
+      </w:pPr>
+      <w:r>
+        <w:rPr>
+          <w:rFonts w:ascii="Consolas" w:hAnsi="Consolas"/>
+          <w:sz w:val="19"/>
+        </w:rPr>
+        <w:t xml:space="preserve">                }</w:t>
+      </w:r>
+    </w:p>
+    <w:p>
+      <w:pPr>
+        <w:pStyle w:val="NoSpacing"/>
+        <w:rPr>
+          <w:rFonts w:ascii="Consolas" w:hAnsi="Consolas"/>
+          <w:sz w:val="19"/>
+        </w:rPr>
+      </w:pPr>
+      <w:r>
+        <w:rPr>
+          <w:rFonts w:ascii="Consolas" w:hAnsi="Consolas"/>
+          <w:sz w:val="19"/>
+        </w:rPr>
+        <w:t xml:space="preserve">                else if (decision.NextAgent == "AUDITOR")</w:t>
+      </w:r>
+    </w:p>
+    <w:p>
+      <w:pPr>
+        <w:pStyle w:val="NoSpacing"/>
+        <w:rPr>
+          <w:rFonts w:ascii="Consolas" w:hAnsi="Consolas"/>
+          <w:sz w:val="19"/>
+        </w:rPr>
+      </w:pPr>
+      <w:r>
+        <w:rPr>
+          <w:rFonts w:ascii="Consolas" w:hAnsi="Consolas"/>
+          <w:sz w:val="19"/>
+        </w:rPr>
+        <w:t xml:space="preserve">                {</w:t>
+      </w:r>
+    </w:p>
+    <w:p>
+      <w:pPr>
+        <w:pStyle w:val="NoSpacing"/>
+        <w:rPr>
+          <w:rFonts w:ascii="Consolas" w:hAnsi="Consolas"/>
+          <w:sz w:val="19"/>
+        </w:rPr>
+      </w:pPr>
+      <w:r>
+        <w:rPr>
+          <w:rFonts w:ascii="Consolas" w:hAnsi="Consolas"/>
+          <w:sz w:val="19"/>
+        </w:rPr>
+        <w:t xml:space="preserve">                    await CallAgent("Auditor", auditorPersona, history, chatService);</w:t>
+      </w:r>
+    </w:p>
+    <w:p>
+      <w:pPr>
+        <w:pStyle w:val="NoSpacing"/>
+        <w:rPr>
+          <w:rFonts w:ascii="Consolas" w:hAnsi="Consolas"/>
+          <w:sz w:val="19"/>
+        </w:rPr>
+      </w:pPr>
+      <w:r>
+        <w:rPr>
+          <w:rFonts w:ascii="Consolas" w:hAnsi="Consolas"/>
+          <w:sz w:val="19"/>
+        </w:rPr>
+        <w:t xml:space="preserve">                }</w:t>
+      </w:r>
+    </w:p>
+    <w:p>
+      <w:pPr>
+        <w:pStyle w:val="NoSpacing"/>
+        <w:rPr>
+          <w:rFonts w:ascii="Consolas" w:hAnsi="Consolas"/>
+          <w:sz w:val="19"/>
+        </w:rPr>
+      </w:pPr>
+    </w:p>
+    <w:p>
+      <w:pPr>
+        <w:pStyle w:val="NoSpacing"/>
+        <w:rPr>
+          <w:rFonts w:ascii="Consolas" w:hAnsi="Consolas"/>
+          <w:sz w:val="19"/>
+        </w:rPr>
+      </w:pPr>
+      <w:r>
+        <w:rPr>
+          <w:rFonts w:ascii="Consolas" w:hAnsi="Consolas"/>
+          <w:sz w:val="19"/>
+        </w:rPr>
+        <w:t xml:space="preserve">                iteration++;</w:t>
+      </w:r>
+    </w:p>
+    <w:p>
+      <w:pPr>
+        <w:pStyle w:val="NoSpacing"/>
+        <w:rPr>
+          <w:rFonts w:ascii="Consolas" w:hAnsi="Consolas"/>
+          <w:sz w:val="19"/>
+        </w:rPr>
+      </w:pPr>
+    </w:p>
+    <w:p>
+      <w:pPr>
+        <w:pStyle w:val="NoSpacing"/>
+        <w:rPr>
+          <w:rFonts w:ascii="Consolas" w:hAnsi="Consolas"/>
+          <w:sz w:val="19"/>
+        </w:rPr>
+      </w:pPr>
+      <w:r>
+        <w:rPr>
+          <w:rFonts w:ascii="Consolas" w:hAnsi="Consolas"/>
+          <w:sz w:val="19"/>
+        </w:rPr>
+        <w:t xml:space="preserve">            }</w:t>
+      </w:r>
+    </w:p>
+    <w:p>
+      <w:pPr>
+        <w:pStyle w:val="NoSpacing"/>
+        <w:rPr>
+          <w:rFonts w:ascii="Consolas" w:hAnsi="Consolas"/>
+          <w:sz w:val="19"/>
+        </w:rPr>
+      </w:pPr>
+    </w:p>
+    <w:p>
+      <w:pPr>
+        <w:pStyle w:val="NoSpacing"/>
+        <w:rPr>
+          <w:rFonts w:ascii="Consolas" w:hAnsi="Consolas"/>
+          <w:sz w:val="19"/>
+        </w:rPr>
+      </w:pPr>
+      <w:r>
+        <w:rPr>
+          <w:rFonts w:ascii="Consolas" w:hAnsi="Consolas"/>
+          <w:sz w:val="19"/>
+        </w:rPr>
+        <w:t xml:space="preserve">            Console.WriteLine(isFinished ? "\nProject lifecycle finished." : "\n Max iterations reached.");</w:t>
+      </w:r>
+    </w:p>
+    <w:p>
+      <w:pPr>
+        <w:pStyle w:val="NoSpacing"/>
+        <w:rPr>
+          <w:rFonts w:ascii="Consolas" w:hAnsi="Consolas"/>
+          <w:sz w:val="19"/>
+        </w:rPr>
+      </w:pPr>
+      <w:r>
+        <w:rPr>
+          <w:rFonts w:ascii="Consolas" w:hAnsi="Consolas"/>
+          <w:sz w:val="19"/>
+        </w:rPr>
+        <w:t xml:space="preserve">        }</w:t>
+      </w:r>
+    </w:p>
+    <w:p>
+      <w:pPr>
+        <w:pStyle w:val="NoSpacing"/>
+        <w:rPr>
+          <w:rFonts w:ascii="Consolas" w:hAnsi="Consolas"/>
+          <w:sz w:val="19"/>
+        </w:rPr>
+      </w:pPr>
+    </w:p>
+    <w:p>
+      <w:pPr>
+        <w:pStyle w:val="NoSpacing"/>
+        <w:rPr>
+          <w:rFonts w:ascii="Consolas" w:hAnsi="Consolas"/>
+          <w:sz w:val="19"/>
+        </w:rPr>
+      </w:pPr>
+      <w:r>
+        <w:rPr>
+          <w:rFonts w:ascii="Consolas" w:hAnsi="Consolas"/>
+          <w:sz w:val="19"/>
+        </w:rPr>
+        <w:t xml:space="preserve">        static async Task CallAgent(string name, string persona, ChatHistory history, IChatCompletionService service)</w:t>
+      </w:r>
+    </w:p>
+    <w:p>
+      <w:pPr>
+        <w:pStyle w:val="NoSpacing"/>
+        <w:rPr>
+          <w:rFonts w:ascii="Consolas" w:hAnsi="Consolas"/>
+          <w:sz w:val="19"/>
+        </w:rPr>
+      </w:pPr>
+      <w:r>
+        <w:rPr>
+          <w:rFonts w:ascii="Consolas" w:hAnsi="Consolas"/>
+          <w:sz w:val="19"/>
+        </w:rPr>
+        <w:t xml:space="preserve">        {</w:t>
+      </w:r>
+    </w:p>
+    <w:p>
+      <w:pPr>
+        <w:pStyle w:val="NoSpacing"/>
+        <w:rPr>
+          <w:rFonts w:ascii="Consolas" w:hAnsi="Consolas"/>
+          <w:sz w:val="19"/>
+        </w:rPr>
+      </w:pPr>
+      <w:r>
+        <w:rPr>
+          <w:rFonts w:ascii="Consolas" w:hAnsi="Consolas"/>
+          <w:sz w:val="19"/>
+        </w:rPr>
+        <w:t xml:space="preserve">            // Ensure a user message exists betfore this 'Assistant' response</w:t>
+      </w:r>
+    </w:p>
+    <w:p>
+      <w:pPr>
+        <w:pStyle w:val="NoSpacing"/>
+        <w:rPr>
+          <w:rFonts w:ascii="Consolas" w:hAnsi="Consolas"/>
+          <w:sz w:val="19"/>
+        </w:rPr>
+      </w:pPr>
+      <w:r>
+        <w:rPr>
+          <w:rFonts w:ascii="Consolas" w:hAnsi="Consolas"/>
+          <w:sz w:val="19"/>
+        </w:rPr>
+        <w:t xml:space="preserve">            history.AddUserMessage($"{name}, please perform your task based on the current state.");</w:t>
+      </w:r>
+    </w:p>
+    <w:p>
+      <w:pPr>
+        <w:pStyle w:val="NoSpacing"/>
+        <w:rPr>
+          <w:rFonts w:ascii="Consolas" w:hAnsi="Consolas"/>
+          <w:sz w:val="19"/>
+        </w:rPr>
+      </w:pPr>
+    </w:p>
+    <w:p>
+      <w:pPr>
+        <w:pStyle w:val="NoSpacing"/>
+        <w:rPr>
+          <w:rFonts w:ascii="Consolas" w:hAnsi="Consolas"/>
+          <w:sz w:val="19"/>
+        </w:rPr>
+      </w:pPr>
+      <w:r>
+        <w:rPr>
+          <w:rFonts w:ascii="Consolas" w:hAnsi="Consolas"/>
+          <w:sz w:val="19"/>
+        </w:rPr>
+        <w:t xml:space="preserve">            // Persona swapping</w:t>
+      </w:r>
+    </w:p>
+    <w:p>
+      <w:pPr>
+        <w:pStyle w:val="NoSpacing"/>
+        <w:rPr>
+          <w:rFonts w:ascii="Consolas" w:hAnsi="Consolas"/>
+          <w:sz w:val="19"/>
+        </w:rPr>
+      </w:pPr>
+      <w:r>
+        <w:rPr>
+          <w:rFonts w:ascii="Consolas" w:hAnsi="Consolas"/>
+          <w:sz w:val="19"/>
+        </w:rPr>
+        <w:t xml:space="preserve">            history.Insert(0, new ChatMessageContent(AuthorRole.System, persona));</w:t>
+      </w:r>
+    </w:p>
+    <w:p>
+      <w:pPr>
+        <w:pStyle w:val="NoSpacing"/>
+        <w:rPr>
+          <w:rFonts w:ascii="Consolas" w:hAnsi="Consolas"/>
+          <w:sz w:val="19"/>
+        </w:rPr>
+      </w:pPr>
+    </w:p>
+    <w:p>
+      <w:pPr>
+        <w:pStyle w:val="NoSpacing"/>
+        <w:rPr>
+          <w:rFonts w:ascii="Consolas" w:hAnsi="Consolas"/>
+          <w:sz w:val="19"/>
+        </w:rPr>
+      </w:pPr>
+      <w:r>
+        <w:rPr>
+          <w:rFonts w:ascii="Consolas" w:hAnsi="Consolas"/>
+          <w:sz w:val="19"/>
+        </w:rPr>
+        <w:t xml:space="preserve">            var result = await service.GetChatMessageContentAsync(history);</w:t>
+      </w:r>
+    </w:p>
+    <w:p>
+      <w:pPr>
+        <w:pStyle w:val="NoSpacing"/>
+        <w:rPr>
+          <w:rFonts w:ascii="Consolas" w:hAnsi="Consolas"/>
+          <w:sz w:val="19"/>
+        </w:rPr>
+      </w:pPr>
+    </w:p>
+    <w:p>
+      <w:pPr>
+        <w:pStyle w:val="NoSpacing"/>
+        <w:rPr>
+          <w:rFonts w:ascii="Consolas" w:hAnsi="Consolas"/>
+          <w:sz w:val="19"/>
+        </w:rPr>
+      </w:pPr>
+      <w:r>
+        <w:rPr>
+          <w:rFonts w:ascii="Consolas" w:hAnsi="Consolas"/>
+          <w:sz w:val="19"/>
+        </w:rPr>
+        <w:t xml:space="preserve">            history.RemoveAt(0);</w:t>
+      </w:r>
+    </w:p>
+    <w:p>
+      <w:pPr>
+        <w:pStyle w:val="NoSpacing"/>
+        <w:rPr>
+          <w:rFonts w:ascii="Consolas" w:hAnsi="Consolas"/>
+          <w:sz w:val="19"/>
+        </w:rPr>
+      </w:pPr>
+    </w:p>
+    <w:p>
+      <w:pPr>
+        <w:pStyle w:val="NoSpacing"/>
+        <w:rPr>
+          <w:rFonts w:ascii="Consolas" w:hAnsi="Consolas"/>
+          <w:sz w:val="19"/>
+        </w:rPr>
+      </w:pPr>
+      <w:r>
+        <w:rPr>
+          <w:rFonts w:ascii="Consolas" w:hAnsi="Consolas"/>
+          <w:sz w:val="19"/>
+        </w:rPr>
+        <w:t xml:space="preserve">            string output = result.Content ?? "No output.";</w:t>
+      </w:r>
+    </w:p>
+    <w:p>
+      <w:pPr>
+        <w:pStyle w:val="NoSpacing"/>
+        <w:rPr>
+          <w:rFonts w:ascii="Consolas" w:hAnsi="Consolas"/>
+          <w:sz w:val="19"/>
+        </w:rPr>
+      </w:pPr>
+      <w:r>
+        <w:rPr>
+          <w:rFonts w:ascii="Consolas" w:hAnsi="Consolas"/>
+          <w:sz w:val="19"/>
+        </w:rPr>
+        <w:t xml:space="preserve">            Console.WriteLine($"\n[{name.ToUpper()}]: {output}");</w:t>
+      </w:r>
+    </w:p>
+    <w:p>
+      <w:pPr>
+        <w:pStyle w:val="NoSpacing"/>
+        <w:rPr>
+          <w:rFonts w:ascii="Consolas" w:hAnsi="Consolas"/>
+          <w:sz w:val="19"/>
+        </w:rPr>
+      </w:pPr>
+    </w:p>
+    <w:p>
+      <w:pPr>
+        <w:pStyle w:val="NoSpacing"/>
+        <w:rPr>
+          <w:rFonts w:ascii="Consolas" w:hAnsi="Consolas"/>
+          <w:sz w:val="19"/>
+        </w:rPr>
+      </w:pPr>
+      <w:r>
+        <w:rPr>
+          <w:rFonts w:ascii="Consolas" w:hAnsi="Consolas"/>
+          <w:sz w:val="19"/>
+        </w:rPr>
+        <w:t xml:space="preserve">            history.AddAssistantMessage(output);</w:t>
+      </w:r>
+    </w:p>
+    <w:p>
+      <w:pPr>
+        <w:pStyle w:val="NoSpacing"/>
+        <w:rPr>
+          <w:rFonts w:ascii="Consolas" w:hAnsi="Consolas"/>
+          <w:sz w:val="19"/>
+        </w:rPr>
+      </w:pPr>
+      <w:r>
+        <w:rPr>
+          <w:rFonts w:ascii="Consolas" w:hAnsi="Consolas"/>
+          <w:sz w:val="19"/>
+        </w:rPr>
+        <w:t xml:space="preserve">        }</w:t>
+      </w:r>
+    </w:p>
+    <w:p>
+      <w:pPr>
+        <w:pStyle w:val="NoSpacing"/>
+        <w:rPr>
+          <w:rFonts w:ascii="Consolas" w:hAnsi="Consolas"/>
+          <w:sz w:val="19"/>
+        </w:rPr>
+      </w:pPr>
+      <w:r>
+        <w:rPr>
+          <w:rFonts w:ascii="Consolas" w:hAnsi="Consolas"/>
+          <w:sz w:val="19"/>
+        </w:rPr>
+        <w:t xml:space="preserve">    }</w:t>
+      </w:r>
+    </w:p>
+    <w:p>
+      <w:pPr>
+        <w:pStyle w:val="NoSpacing"/>
+        <w:rPr>
+          <w:rFonts w:ascii="Consolas" w:hAnsi="Consolas"/>
+          <w:sz w:val="19"/>
+        </w:rPr>
+      </w:pPr>
+      <w:r>
+        <w:rPr>
+          <w:rFonts w:ascii="Consolas" w:hAnsi="Consolas"/>
+          <w:sz w:val="19"/>
+        </w:rPr>
+        <w:t>}</w:t>
+      </w:r>
+    </w:p>
+    <w:p/>
+    <w:p>
+      <w:pPr>
+        <w:rPr>
+          <w:b/>
+        </w:rPr>
+      </w:pPr>
+      <w:r>
+        <w:rPr>
+          <w:b/>
+        </w:rPr>
+        <w:t>RetryHandler.cs</w:t>
+      </w:r>
+    </w:p>
+    <w:p>
+      <w:pPr>
+        <w:pStyle w:val="NoSpacing"/>
+        <w:rPr>
+          <w:rFonts w:ascii="Consolas" w:hAnsi="Consolas"/>
+          <w:sz w:val="19"/>
+        </w:rPr>
+      </w:pPr>
+      <w:r>
+        <w:rPr>
+          <w:rFonts w:ascii="Consolas" w:hAnsi="Consolas"/>
+          <w:sz w:val="19"/>
+        </w:rPr>
+        <w:t>// RetryHandler</w:t>
+      </w:r>
+    </w:p>
+    <w:p>
+      <w:pPr>
+        <w:pStyle w:val="NoSpacing"/>
+        <w:rPr>
+          <w:rFonts w:ascii="Consolas" w:hAnsi="Consolas"/>
+          <w:sz w:val="19"/>
+        </w:rPr>
+      </w:pPr>
+      <w:r>
+        <w:rPr>
+          <w:rFonts w:ascii="Consolas" w:hAnsi="Consolas"/>
+          <w:sz w:val="19"/>
+        </w:rPr>
+        <w:t>// ---------------------------------------------------------------------------</w:t>
+      </w:r>
+    </w:p>
+    <w:p>
+      <w:pPr>
+        <w:pStyle w:val="NoSpacing"/>
+        <w:rPr>
+          <w:rFonts w:ascii="Consolas" w:hAnsi="Consolas"/>
+          <w:sz w:val="19"/>
+        </w:rPr>
+      </w:pPr>
+      <w:r>
+        <w:rPr>
+          <w:rFonts w:ascii="Consolas" w:hAnsi="Consolas"/>
+          <w:sz w:val="19"/>
+        </w:rPr>
+        <w:t>// A plain DelegatingHandler that retries transient HTTP failures (500/503/</w:t>
+      </w:r>
+    </w:p>
+    <w:p>
+      <w:pPr>
+        <w:pStyle w:val="NoSpacing"/>
+        <w:rPr>
+          <w:rFonts w:ascii="Consolas" w:hAnsi="Consolas"/>
+          <w:sz w:val="19"/>
+        </w:rPr>
+      </w:pPr>
+      <w:r>
+        <w:rPr>
+          <w:rFonts w:ascii="Consolas" w:hAnsi="Consolas"/>
+          <w:sz w:val="19"/>
+        </w:rPr>
+        <w:t>// 429) with exponential backoff before giving up. This is entirely</w:t>
+      </w:r>
+    </w:p>
+    <w:p>
+      <w:pPr>
+        <w:pStyle w:val="NoSpacing"/>
+        <w:rPr>
+          <w:rFonts w:ascii="Consolas" w:hAnsi="Consolas"/>
+          <w:sz w:val="19"/>
+        </w:rPr>
+      </w:pPr>
+      <w:r>
+        <w:rPr>
+          <w:rFonts w:ascii="Consolas" w:hAnsi="Consolas"/>
+          <w:sz w:val="19"/>
+        </w:rPr>
+        <w:t>// provider-agnostic - it just wraps whatever HttpClient the connector uses,</w:t>
+      </w:r>
+    </w:p>
+    <w:p>
+      <w:pPr>
+        <w:pStyle w:val="NoSpacing"/>
+        <w:rPr>
+          <w:rFonts w:ascii="Consolas" w:hAnsi="Consolas"/>
+          <w:sz w:val="19"/>
+        </w:rPr>
+      </w:pPr>
+      <w:r>
+        <w:rPr>
+          <w:rFonts w:ascii="Consolas" w:hAnsi="Consolas"/>
+          <w:sz w:val="19"/>
+        </w:rPr>
+        <w:t>// so it works unchanged no matter which LLM provider is registered.</w:t>
+      </w:r>
+    </w:p>
+    <w:p>
+      <w:pPr>
+        <w:pStyle w:val="NoSpacing"/>
+        <w:rPr>
+          <w:rFonts w:ascii="Consolas" w:hAnsi="Consolas"/>
+          <w:sz w:val="19"/>
+        </w:rPr>
+      </w:pPr>
+      <w:r>
+        <w:rPr>
+          <w:rFonts w:ascii="Consolas" w:hAnsi="Consolas"/>
+          <w:sz w:val="19"/>
+        </w:rPr>
+        <w:t>using System.Net.Http;</w:t>
+      </w:r>
+    </w:p>
+    <w:p>
+      <w:pPr>
+        <w:pStyle w:val="NoSpacing"/>
+        <w:rPr>
+          <w:rFonts w:ascii="Consolas" w:hAnsi="Consolas"/>
+          <w:sz w:val="19"/>
+        </w:rPr>
+      </w:pPr>
+      <w:r>
+        <w:rPr>
+          <w:rFonts w:ascii="Consolas" w:hAnsi="Consolas"/>
+          <w:sz w:val="19"/>
+        </w:rPr>
+        <w:t>using System.Threading;</w:t>
+      </w:r>
+    </w:p>
+    <w:p>
+      <w:pPr>
+        <w:pStyle w:val="NoSpacing"/>
+        <w:rPr>
+          <w:rFonts w:ascii="Consolas" w:hAnsi="Consolas"/>
+          <w:sz w:val="19"/>
+        </w:rPr>
+      </w:pPr>
+    </w:p>
+    <w:p>
+      <w:pPr>
+        <w:pStyle w:val="NoSpacing"/>
+        <w:rPr>
+          <w:rFonts w:ascii="Consolas" w:hAnsi="Consolas"/>
+          <w:sz w:val="19"/>
+        </w:rPr>
+      </w:pPr>
+      <w:r>
+        <w:rPr>
+          <w:rFonts w:ascii="Consolas" w:hAnsi="Consolas"/>
+          <w:sz w:val="19"/>
+        </w:rPr>
+        <w:t>public class RetryHandler : DelegatingHandler</w:t>
+      </w:r>
+    </w:p>
+    <w:p>
+      <w:pPr>
+        <w:pStyle w:val="NoSpacing"/>
+        <w:rPr>
+          <w:rFonts w:ascii="Consolas" w:hAnsi="Consolas"/>
+          <w:sz w:val="19"/>
+        </w:rPr>
+      </w:pPr>
+      <w:r>
+        <w:rPr>
+          <w:rFonts w:ascii="Consolas" w:hAnsi="Consolas"/>
+          <w:sz w:val="19"/>
+        </w:rPr>
+        <w:t>{</w:t>
+      </w:r>
+    </w:p>
+    <w:p>
+      <w:pPr>
+        <w:pStyle w:val="NoSpacing"/>
+        <w:rPr>
+          <w:rFonts w:ascii="Consolas" w:hAnsi="Consolas"/>
+          <w:sz w:val="19"/>
+        </w:rPr>
+      </w:pPr>
+      <w:r>
+        <w:rPr>
+          <w:rFonts w:ascii="Consolas" w:hAnsi="Consolas"/>
+          <w:sz w:val="19"/>
+        </w:rPr>
+        <w:t xml:space="preserve">    private readonly int _maxRetries;</w:t>
+      </w:r>
+    </w:p>
+    <w:p>
+      <w:pPr>
+        <w:pStyle w:val="NoSpacing"/>
+        <w:rPr>
+          <w:rFonts w:ascii="Consolas" w:hAnsi="Consolas"/>
+          <w:sz w:val="19"/>
+        </w:rPr>
+      </w:pPr>
+    </w:p>
+    <w:p>
+      <w:pPr>
+        <w:pStyle w:val="NoSpacing"/>
+        <w:rPr>
+          <w:rFonts w:ascii="Consolas" w:hAnsi="Consolas"/>
+          <w:sz w:val="19"/>
+        </w:rPr>
+      </w:pPr>
+      <w:r>
+        <w:rPr>
+          <w:rFonts w:ascii="Consolas" w:hAnsi="Consolas"/>
+          <w:sz w:val="19"/>
+        </w:rPr>
+        <w:t xml:space="preserve">    public RetryHandler(int maxRetries = 3)</w:t>
+      </w:r>
+    </w:p>
+    <w:p>
+      <w:pPr>
+        <w:pStyle w:val="NoSpacing"/>
+        <w:rPr>
+          <w:rFonts w:ascii="Consolas" w:hAnsi="Consolas"/>
+          <w:sz w:val="19"/>
+        </w:rPr>
+      </w:pPr>
+      <w:r>
+        <w:rPr>
+          <w:rFonts w:ascii="Consolas" w:hAnsi="Consolas"/>
+          <w:sz w:val="19"/>
+        </w:rPr>
+        <w:t xml:space="preserve">    {</w:t>
+      </w:r>
+    </w:p>
+    <w:p>
+      <w:pPr>
+        <w:pStyle w:val="NoSpacing"/>
+        <w:rPr>
+          <w:rFonts w:ascii="Consolas" w:hAnsi="Consolas"/>
+          <w:sz w:val="19"/>
+        </w:rPr>
+      </w:pPr>
+      <w:r>
+        <w:rPr>
+          <w:rFonts w:ascii="Consolas" w:hAnsi="Consolas"/>
+          <w:sz w:val="19"/>
+        </w:rPr>
+        <w:t xml:space="preserve">        _maxRetries = maxRetries;</w:t>
+      </w:r>
+    </w:p>
+    <w:p>
+      <w:pPr>
+        <w:pStyle w:val="NoSpacing"/>
+        <w:rPr>
+          <w:rFonts w:ascii="Consolas" w:hAnsi="Consolas"/>
+          <w:sz w:val="19"/>
+        </w:rPr>
+      </w:pPr>
+      <w:r>
+        <w:rPr>
+          <w:rFonts w:ascii="Consolas" w:hAnsi="Consolas"/>
+          <w:sz w:val="19"/>
+        </w:rPr>
+        <w:t xml:space="preserve">        // Use the modern default HTTP handler under the hood</w:t>
+      </w:r>
+    </w:p>
+    <w:p>
+      <w:pPr>
+        <w:pStyle w:val="NoSpacing"/>
+        <w:rPr>
+          <w:rFonts w:ascii="Consolas" w:hAnsi="Consolas"/>
+          <w:sz w:val="19"/>
+        </w:rPr>
+      </w:pPr>
+      <w:r>
+        <w:rPr>
+          <w:rFonts w:ascii="Consolas" w:hAnsi="Consolas"/>
+          <w:sz w:val="19"/>
+        </w:rPr>
+        <w:t xml:space="preserve">        InnerHandler = new SocketsHttpHandler();</w:t>
+      </w:r>
+    </w:p>
+    <w:p>
+      <w:pPr>
+        <w:pStyle w:val="NoSpacing"/>
+        <w:rPr>
+          <w:rFonts w:ascii="Consolas" w:hAnsi="Consolas"/>
+          <w:sz w:val="19"/>
+        </w:rPr>
+      </w:pPr>
+      <w:r>
+        <w:rPr>
+          <w:rFonts w:ascii="Consolas" w:hAnsi="Consolas"/>
+          <w:sz w:val="19"/>
+        </w:rPr>
+        <w:t xml:space="preserve">    }</w:t>
+      </w:r>
+    </w:p>
+    <w:p>
+      <w:pPr>
+        <w:pStyle w:val="NoSpacing"/>
+        <w:rPr>
+          <w:rFonts w:ascii="Consolas" w:hAnsi="Consolas"/>
+          <w:sz w:val="19"/>
+        </w:rPr>
+      </w:pPr>
+    </w:p>
+    <w:p>
+      <w:pPr>
+        <w:pStyle w:val="NoSpacing"/>
+        <w:rPr>
+          <w:rFonts w:ascii="Consolas" w:hAnsi="Consolas"/>
+          <w:sz w:val="19"/>
+        </w:rPr>
+      </w:pPr>
+      <w:r>
+        <w:rPr>
+          <w:rFonts w:ascii="Consolas" w:hAnsi="Consolas"/>
+          <w:sz w:val="19"/>
+        </w:rPr>
+        <w:t xml:space="preserve">    protected override async Task&lt;HttpResponseMessage&gt; SendAsync(HttpRequestMessage request, CancellationToken cancellationToken)</w:t>
+      </w:r>
+    </w:p>
+    <w:p>
+      <w:pPr>
+        <w:pStyle w:val="NoSpacing"/>
+        <w:rPr>
+          <w:rFonts w:ascii="Consolas" w:hAnsi="Consolas"/>
+          <w:sz w:val="19"/>
+        </w:rPr>
+      </w:pPr>
+      <w:r>
+        <w:rPr>
+          <w:rFonts w:ascii="Consolas" w:hAnsi="Consolas"/>
+          <w:sz w:val="19"/>
+        </w:rPr>
+        <w:t xml:space="preserve">    {</w:t>
+      </w:r>
+    </w:p>
+    <w:p>
+      <w:pPr>
+        <w:pStyle w:val="NoSpacing"/>
+        <w:rPr>
+          <w:rFonts w:ascii="Consolas" w:hAnsi="Consolas"/>
+          <w:sz w:val="19"/>
+        </w:rPr>
+      </w:pPr>
+      <w:r>
+        <w:rPr>
+          <w:rFonts w:ascii="Consolas" w:hAnsi="Consolas"/>
+          <w:sz w:val="19"/>
+        </w:rPr>
+        <w:t xml:space="preserve">        for (int i = 0; i &lt;= _maxRetries; i++)</w:t>
+      </w:r>
+    </w:p>
+    <w:p>
+      <w:pPr>
+        <w:pStyle w:val="NoSpacing"/>
+        <w:rPr>
+          <w:rFonts w:ascii="Consolas" w:hAnsi="Consolas"/>
+          <w:sz w:val="19"/>
+        </w:rPr>
+      </w:pPr>
+      <w:r>
+        <w:rPr>
+          <w:rFonts w:ascii="Consolas" w:hAnsi="Consolas"/>
+          <w:sz w:val="19"/>
+        </w:rPr>
+        <w:t xml:space="preserve">        {</w:t>
+      </w:r>
+    </w:p>
+    <w:p>
+      <w:pPr>
+        <w:pStyle w:val="NoSpacing"/>
+        <w:rPr>
+          <w:rFonts w:ascii="Consolas" w:hAnsi="Consolas"/>
+          <w:sz w:val="19"/>
+        </w:rPr>
+      </w:pPr>
+      <w:r>
+        <w:rPr>
+          <w:rFonts w:ascii="Consolas" w:hAnsi="Consolas"/>
+          <w:sz w:val="19"/>
+        </w:rPr>
+        <w:t xml:space="preserve">            var response = await base.SendAsync(request, cancellationToken);</w:t>
+      </w:r>
+    </w:p>
+    <w:p>
+      <w:pPr>
+        <w:pStyle w:val="NoSpacing"/>
+        <w:rPr>
+          <w:rFonts w:ascii="Consolas" w:hAnsi="Consolas"/>
+          <w:sz w:val="19"/>
+        </w:rPr>
+      </w:pPr>
+    </w:p>
+    <w:p>
+      <w:pPr>
+        <w:pStyle w:val="NoSpacing"/>
+        <w:rPr>
+          <w:rFonts w:ascii="Consolas" w:hAnsi="Consolas"/>
+          <w:sz w:val="19"/>
+        </w:rPr>
+      </w:pPr>
+      <w:r>
+        <w:rPr>
+          <w:rFonts w:ascii="Consolas" w:hAnsi="Consolas"/>
+          <w:sz w:val="19"/>
+        </w:rPr>
+        <w:t xml:space="preserve">            // If it succeeds, or fails with a non-transient error (like a 404), return immediately</w:t>
+      </w:r>
+    </w:p>
+    <w:p>
+      <w:pPr>
+        <w:pStyle w:val="NoSpacing"/>
+        <w:rPr>
+          <w:rFonts w:ascii="Consolas" w:hAnsi="Consolas"/>
+          <w:sz w:val="19"/>
+        </w:rPr>
+      </w:pPr>
+      <w:r>
+        <w:rPr>
+          <w:rFonts w:ascii="Consolas" w:hAnsi="Consolas"/>
+          <w:sz w:val="19"/>
+        </w:rPr>
+        <w:t xml:space="preserve">            int statusCode = (int)response.StatusCode;</w:t>
+      </w:r>
+    </w:p>
+    <w:p>
+      <w:pPr>
+        <w:pStyle w:val="NoSpacing"/>
+        <w:rPr>
+          <w:rFonts w:ascii="Consolas" w:hAnsi="Consolas"/>
+          <w:sz w:val="19"/>
+        </w:rPr>
+      </w:pPr>
+      <w:r>
+        <w:rPr>
+          <w:rFonts w:ascii="Consolas" w:hAnsi="Consolas"/>
+          <w:sz w:val="19"/>
+        </w:rPr>
+        <w:t xml:space="preserve">            if (response.IsSuccessStatusCode || (statusCode != 503 &amp;&amp; statusCode != 500 &amp;&amp; statusCode != 429))</w:t>
+      </w:r>
+    </w:p>
+    <w:p>
+      <w:pPr>
+        <w:pStyle w:val="NoSpacing"/>
+        <w:rPr>
+          <w:rFonts w:ascii="Consolas" w:hAnsi="Consolas"/>
+          <w:sz w:val="19"/>
+        </w:rPr>
+      </w:pPr>
+      <w:r>
+        <w:rPr>
+          <w:rFonts w:ascii="Consolas" w:hAnsi="Consolas"/>
+          <w:sz w:val="19"/>
+        </w:rPr>
+        <w:t xml:space="preserve">            {</w:t>
+      </w:r>
+    </w:p>
+    <w:p>
+      <w:pPr>
+        <w:pStyle w:val="NoSpacing"/>
+        <w:rPr>
+          <w:rFonts w:ascii="Consolas" w:hAnsi="Consolas"/>
+          <w:sz w:val="19"/>
+        </w:rPr>
+      </w:pPr>
+      <w:r>
+        <w:rPr>
+          <w:rFonts w:ascii="Consolas" w:hAnsi="Consolas"/>
+          <w:sz w:val="19"/>
+        </w:rPr>
+        <w:t xml:space="preserve">                return response;</w:t>
+      </w:r>
+    </w:p>
+    <w:p>
+      <w:pPr>
+        <w:pStyle w:val="NoSpacing"/>
+        <w:rPr>
+          <w:rFonts w:ascii="Consolas" w:hAnsi="Consolas"/>
+          <w:sz w:val="19"/>
+        </w:rPr>
+      </w:pPr>
+      <w:r>
+        <w:rPr>
+          <w:rFonts w:ascii="Consolas" w:hAnsi="Consolas"/>
+          <w:sz w:val="19"/>
+        </w:rPr>
+        <w:t xml:space="preserve">            }</w:t>
+      </w:r>
+    </w:p>
+    <w:p>
+      <w:pPr>
+        <w:pStyle w:val="NoSpacing"/>
+        <w:rPr>
+          <w:rFonts w:ascii="Consolas" w:hAnsi="Consolas"/>
+          <w:sz w:val="19"/>
+        </w:rPr>
+      </w:pPr>
+    </w:p>
+    <w:p>
+      <w:pPr>
+        <w:pStyle w:val="NoSpacing"/>
+        <w:rPr>
+          <w:rFonts w:ascii="Consolas" w:hAnsi="Consolas"/>
+          <w:sz w:val="19"/>
+        </w:rPr>
+      </w:pPr>
+      <w:r>
+        <w:rPr>
+          <w:rFonts w:ascii="Consolas" w:hAnsi="Consolas"/>
+          <w:sz w:val="19"/>
+        </w:rPr>
+        <w:t xml:space="preserve">            // If we've hit our max retries, just return the failed response</w:t>
+      </w:r>
+    </w:p>
+    <w:p>
+      <w:pPr>
+        <w:pStyle w:val="NoSpacing"/>
+        <w:rPr>
+          <w:rFonts w:ascii="Consolas" w:hAnsi="Consolas"/>
+          <w:sz w:val="19"/>
+        </w:rPr>
+      </w:pPr>
+      <w:r>
+        <w:rPr>
+          <w:rFonts w:ascii="Consolas" w:hAnsi="Consolas"/>
+          <w:sz w:val="19"/>
+        </w:rPr>
+        <w:t xml:space="preserve">            if (i == _maxRetries) return response;</w:t>
+      </w:r>
+    </w:p>
+    <w:p>
+      <w:pPr>
+        <w:pStyle w:val="NoSpacing"/>
+        <w:rPr>
+          <w:rFonts w:ascii="Consolas" w:hAnsi="Consolas"/>
+          <w:sz w:val="19"/>
+        </w:rPr>
+      </w:pPr>
+    </w:p>
+    <w:p>
+      <w:pPr>
+        <w:pStyle w:val="NoSpacing"/>
+        <w:rPr>
+          <w:rFonts w:ascii="Consolas" w:hAnsi="Consolas"/>
+          <w:sz w:val="19"/>
+        </w:rPr>
+      </w:pPr>
+      <w:r>
+        <w:rPr>
+          <w:rFonts w:ascii="Consolas" w:hAnsi="Consolas"/>
+          <w:sz w:val="19"/>
+        </w:rPr>
+        <w:t xml:space="preserve">            // Exponential backoff: Wait 1s, then 2s, then 4s...</w:t>
+      </w:r>
+    </w:p>
+    <w:p>
+      <w:pPr>
+        <w:pStyle w:val="NoSpacing"/>
+        <w:rPr>
+          <w:rFonts w:ascii="Consolas" w:hAnsi="Consolas"/>
+          <w:sz w:val="19"/>
+        </w:rPr>
+      </w:pPr>
+      <w:r>
+        <w:rPr>
+          <w:rFonts w:ascii="Consolas" w:hAnsi="Consolas"/>
+          <w:sz w:val="19"/>
+        </w:rPr>
+        <w:t xml:space="preserve">            int delaySeconds = (int)Math.Pow(2, i);</w:t>
+      </w:r>
+    </w:p>
+    <w:p>
+      <w:pPr>
+        <w:pStyle w:val="NoSpacing"/>
+        <w:rPr>
+          <w:rFonts w:ascii="Consolas" w:hAnsi="Consolas"/>
+          <w:sz w:val="19"/>
+        </w:rPr>
+      </w:pPr>
+      <w:r>
+        <w:rPr>
+          <w:rFonts w:ascii="Consolas" w:hAnsi="Consolas"/>
+          <w:sz w:val="19"/>
+        </w:rPr>
+        <w:t xml:space="preserve">            Console.WriteLine($"\n[API Error {statusCode}] Server busy. Retrying in {delaySeconds}s... (Attempt {i + 1} of {_maxRetries})");</w:t>
+      </w:r>
+    </w:p>
+    <w:p>
+      <w:pPr>
+        <w:pStyle w:val="NoSpacing"/>
+        <w:rPr>
+          <w:rFonts w:ascii="Consolas" w:hAnsi="Consolas"/>
+          <w:sz w:val="19"/>
+        </w:rPr>
+      </w:pPr>
+    </w:p>
+    <w:p>
+      <w:pPr>
+        <w:pStyle w:val="NoSpacing"/>
+        <w:rPr>
+          <w:rFonts w:ascii="Consolas" w:hAnsi="Consolas"/>
+          <w:sz w:val="19"/>
+        </w:rPr>
+      </w:pPr>
+      <w:r>
+        <w:rPr>
+          <w:rFonts w:ascii="Consolas" w:hAnsi="Consolas"/>
+          <w:sz w:val="19"/>
+        </w:rPr>
+        <w:t xml:space="preserve">            await Task.Delay(TimeSpan.FromSeconds(delaySeconds), cancellationToken);</w:t>
+      </w:r>
+    </w:p>
+    <w:p>
+      <w:pPr>
+        <w:pStyle w:val="NoSpacing"/>
+        <w:rPr>
+          <w:rFonts w:ascii="Consolas" w:hAnsi="Consolas"/>
+          <w:sz w:val="19"/>
+        </w:rPr>
+      </w:pPr>
+      <w:r>
+        <w:rPr>
+          <w:rFonts w:ascii="Consolas" w:hAnsi="Consolas"/>
+          <w:sz w:val="19"/>
+        </w:rPr>
+        <w:t xml:space="preserve">        }</w:t>
+      </w:r>
+    </w:p>
+    <w:p>
+      <w:pPr>
+        <w:pStyle w:val="NoSpacing"/>
+        <w:rPr>
+          <w:rFonts w:ascii="Consolas" w:hAnsi="Consolas"/>
+          <w:sz w:val="19"/>
+        </w:rPr>
+      </w:pPr>
+    </w:p>
+    <w:p>
+      <w:pPr>
+        <w:pStyle w:val="NoSpacing"/>
+        <w:rPr>
+          <w:rFonts w:ascii="Consolas" w:hAnsi="Consolas"/>
+          <w:sz w:val="19"/>
+        </w:rPr>
+      </w:pPr>
+      <w:r>
+        <w:rPr>
+          <w:rFonts w:ascii="Consolas" w:hAnsi="Consolas"/>
+          <w:sz w:val="19"/>
+        </w:rPr>
+        <w:t xml:space="preserve">        throw new Exception("Unreachable code reached in RetryHandler.");</w:t>
+      </w:r>
+    </w:p>
+    <w:p>
+      <w:pPr>
+        <w:pStyle w:val="NoSpacing"/>
+        <w:rPr>
+          <w:rFonts w:ascii="Consolas" w:hAnsi="Consolas"/>
+          <w:sz w:val="19"/>
+        </w:rPr>
+      </w:pPr>
+      <w:r>
+        <w:rPr>
+          <w:rFonts w:ascii="Consolas" w:hAnsi="Consolas"/>
+          <w:sz w:val="19"/>
+        </w:rPr>
+        <w:t xml:space="preserve">    }</w:t>
+      </w:r>
+    </w:p>
+    <w:p>
+      <w:pPr>
+        <w:pStyle w:val="NoSpacing"/>
+        <w:rPr>
+          <w:rFonts w:ascii="Consolas" w:hAnsi="Consolas"/>
+          <w:sz w:val="19"/>
+        </w:rPr>
+      </w:pPr>
+      <w:r>
+        <w:rPr>
+          <w:rFonts w:ascii="Consolas" w:hAnsi="Consolas"/>
+          <w:sz w:val="19"/>
+        </w:rPr>
+        <w:t>}</w:t>
+      </w:r>
+    </w:p>
+    <w:p/>
+    <w:p>
+      <w:pPr>
+        <w:pStyle w:val="Heading2"/>
+      </w:pPr>
+      <w:r>
+        <w:t>5. Code Walkthrough &amp; Explanations</w:t>
+      </w:r>
+    </w:p>
+    <w:p>
+      <w:r>
+        <w:rPr>
+          <w:b/>
+        </w:rPr>
+        <w:t>Step 1: A Resilient `HttpClient` Injected Into the Connector.</w:t>
+      </w:r>
+      <w:r>
+        <w:t xml:space="preserve"> Before the kernel is even built, the code constructs `var resilientHttpClient = new HttpClient(new RetryHandler(maxRetries: 5))` and passes it into `AddGoogleAIGeminiChatCompletion(..., httpClient: resilientHttpClient)`. This is the first time in the course that a connector's underlying transport is customized. Every single HTTP call the Gemini connector makes — for the Coordinator's routing decisions and for both specialists' turns — now automatically passes through `RetryHandler` first.</w:t>
+      </w:r>
+    </w:p>
+    <w:p/>
+    <w:p>
+      <w:r>
+        <w:rPr>
+          <w:b/>
+        </w:rPr>
+        <w:t>Step 2: `RoutingDecision` — a Typed Contract for the Coordinator's Output.</w:t>
+      </w:r>
+      <w:r>
+        <w:t xml:space="preserve"> `RoutingDecision` is a plain C# class with `[JsonPropertyName]` attributes mapping to `reasoning` and `nextAgent`. This class exists purely so that `System.Text.Json.JsonSerializer.Deserialize&lt;RoutingDecision&gt;(...)` can turn the model's JSON text response directly into a strongly-typed object the rest of the program can branch on with ordinary C# `if`/`else if` statements — no regular expressions or substring searches required.</w:t>
+      </w:r>
+    </w:p>
+    <w:p/>
+    <w:p>
+      <w:r>
+        <w:rPr>
+          <w:b/>
+        </w:rPr>
+        <w:t>Step 3: The Coordinator's Instructions Encode the State Machine.</w:t>
+      </w:r>
+      <w:r>
+        <w:t xml:space="preserve"> `coordinatorInstructions` spells out, in plain numbered English, the exact rules the Coordinator must apply: no code yet → CODER; code but no review → AUDITOR; "LGTM" → COMPLETE; changes requested → back to CODER. Note that this state machine lives entirely in the prompt text, not in C# code — the "logic" of the workflow is delegated to the model's reading comprehension of the conversation history, guided by these rules.</w:t>
+      </w:r>
+    </w:p>
+    <w:p/>
+    <w:p>
+      <w:r>
+        <w:rPr>
+          <w:b/>
+        </w:rPr>
+        <w:t>Step 4: Forcing Structured Output with `ResponseMimeType`.</w:t>
+      </w:r>
+      <w:r>
+        <w:t xml:space="preserve"> `coordSettings` sets `ResponseMimeType = "application/json"` and `Temperature = 0.0`. The MIME type setting is what actually constrains Gemini's output format at the API level (not just via prompt instruction), which is why the subsequent `JsonSerializer.Deserialize` call can be trusted to succeed rather than needing defensive parsing of malformed text. Temperature zero keeps the routing decision itself deterministic and repeatable — as with the QA task in Day 14, routing is a job for precision, not creativity.</w:t>
+      </w:r>
+    </w:p>
+    <w:p/>
+    <w:p>
+      <w:r>
+        <w:rPr>
+          <w:b/>
+        </w:rPr>
+        <w:t>Step 5: The Ghost Nudge, Injected and Then Erased.</w:t>
+      </w:r>
+      <w:r>
+        <w:t xml:space="preserve"> Right before asking the Coordinator to decide, the code adds a throwaway `ghostNudge` User message ("Coordinator, evaluate the state and output the JSON routing decision.") — purely to satisfy Gemini's requirement that an Assistant message never immediately follows another Assistant message (the last message in history at that point came from whichever specialist spoke previously). Immediately after getting the Coordinator's response, both the temporary system persona (`RemoveAt(0)`) and the ghost nudge (`history.Remove(ghostNudge)`) are stripped back out — so from the perspective of the Coder and Auditor reading history later, this Coordinator exchange never happened. This is a more surgical version of the same "nudge" technique introduced in Day 18, but applied to a message that must leave *zero* permanent trace.</w:t>
+      </w:r>
+    </w:p>
+    <w:p/>
+    <w:p>
+      <w:r>
+        <w:rPr>
+          <w:b/>
+        </w:rPr>
+        <w:t>Step 6: `CallAgent` — the Persona-Swap Logic, Now Factored Out.</w:t>
+      </w:r>
+      <w:r>
+        <w:t xml:space="preserve"> Where Day 18 wrote the insert/call/remove/append sequence twice by hand (once per agent), this lesson extracts it into a single reusable `static async Task CallAgent(string name, string persona, ChatHistory history, IChatCompletionService service)` method, called identically for `"Coder"` and `"Auditor"`. This refactor is worth calling out explicitly to students: the underlying technique (persona swapping via `Insert(0, ...)` / `RemoveAt(0)`) hasn't changed since Day 18, but now that there's a Coordinator making the routing decision on top of it, deduplicating the specialist-calling code keeps `Main` readable.</w:t>
+      </w:r>
+    </w:p>
+    <w:p/>
+    <w:p>
+      <w:r>
+        <w:rPr>
+          <w:b/>
+        </w:rPr>
+        <w:t>Step 7: The Outer Loop Ties Coordinator and Specialists Together.</w:t>
+      </w:r>
+      <w:r>
+        <w:t xml:space="preserve"> The `while (!isFinished &amp;&amp; iteration &lt; maxIterations)` loop first always asks the Coordinator to decide (`decision.NextAgent`), then dispatches to whichever specialist (or terminates) that decision names. `maxIterations = 8` is the safety bound — twice Day 18's cap, because a Coder/Auditor exchange can now go through more back-and-forth rounds before resolving. If the loop exhausts its budget without the Auditor ever saying "LGTM," the program reports "Max iterations reached" rather than looping forever.</w:t>
+      </w:r>
+    </w:p>
+    <w:p/>
+    <w:p>
+      <w:pPr>
+        <w:pStyle w:val="Heading2"/>
+      </w:pPr>
+      <w:r>
+        <w:t>6. Expected Output for Demonstration</w:t>
+      </w:r>
+    </w:p>
+    <w:p>
+      <w:pPr>
+        <w:pStyle w:val="NoSpacing"/>
+        <w:rPr>
+          <w:rFonts w:ascii="Consolas" w:hAnsi="Consolas"/>
+          <w:sz w:val="19"/>
+        </w:rPr>
+      </w:pPr>
+      <w:r>
+        <w:rPr>
+          <w:rFonts w:ascii="Consolas" w:hAnsi="Consolas"/>
+          <w:sz w:val="19"/>
+        </w:rPr>
         <w:t>Enter a C# feature to build: A method to calculate factorials.</w:t>
       </w:r>
     </w:p>
-    <w:p/>
-    <w:p>
-      <w:r>
+    <w:p>
+      <w:pPr>
+        <w:pStyle w:val="NoSpacing"/>
+        <w:rPr>
+          <w:rFonts w:ascii="Consolas" w:hAnsi="Consolas"/>
+          <w:sz w:val="19"/>
+        </w:rPr>
+      </w:pPr>
+    </w:p>
+    <w:p>
+      <w:pPr>
+        <w:pStyle w:val="NoSpacing"/>
+        <w:rPr>
+          <w:rFonts w:ascii="Consolas" w:hAnsi="Consolas"/>
+          <w:sz w:val="19"/>
+        </w:rPr>
+      </w:pPr>
+      <w:r>
+        <w:rPr>
+          <w:rFonts w:ascii="Consolas" w:hAnsi="Consolas"/>
+          <w:sz w:val="19"/>
+        </w:rPr>
         <w:t>[THOUGHT]: No code has been written yet for the factorial method request. The next agent should be CODER.</w:t>
       </w:r>
     </w:p>
     <w:p>
-      <w:r>
-        <w:lastRenderedPageBreak/>
+      <w:pPr>
+        <w:pStyle w:val="NoSpacing"/>
+        <w:rPr>
+          <w:rFonts w:ascii="Consolas" w:hAnsi="Consolas"/>
+          <w:sz w:val="19"/>
+        </w:rPr>
+      </w:pPr>
+    </w:p>
+    <w:p>
+      <w:pPr>
+        <w:pStyle w:val="NoSpacing"/>
+        <w:rPr>
+          <w:rFonts w:ascii="Consolas" w:hAnsi="Consolas"/>
+          <w:sz w:val="19"/>
+        </w:rPr>
+      </w:pPr>
+      <w:r>
+        <w:rPr>
+          <w:rFonts w:ascii="Consolas" w:hAnsi="Consolas"/>
+          <w:sz w:val="19"/>
+        </w:rPr>
         <w:t>[ROUTE]: CODER</w:t>
       </w:r>
     </w:p>
-    <w:p/>
-    <w:p>
-      <w:r>
+    <w:p>
+      <w:pPr>
+        <w:pStyle w:val="NoSpacing"/>
+        <w:rPr>
+          <w:rFonts w:ascii="Consolas" w:hAnsi="Consolas"/>
+          <w:sz w:val="19"/>
+        </w:rPr>
+      </w:pPr>
+    </w:p>
+    <w:p>
+      <w:pPr>
+        <w:pStyle w:val="NoSpacing"/>
+        <w:rPr>
+          <w:rFonts w:ascii="Consolas" w:hAnsi="Consolas"/>
+          <w:sz w:val="19"/>
+        </w:rPr>
+      </w:pPr>
+      <w:r>
+        <w:rPr>
+          <w:rFonts w:ascii="Consolas" w:hAnsi="Consolas"/>
+          <w:sz w:val="19"/>
+        </w:rPr>
         <w:t>[CODER]: public int Fact(int n) =&gt; n == 0 ? 1 : n * Fact(n - 1);</w:t>
       </w:r>
     </w:p>
-    <w:p/>
-    <w:p>
-      <w:r>
+    <w:p>
+      <w:pPr>
+        <w:pStyle w:val="NoSpacing"/>
+        <w:rPr>
+          <w:rFonts w:ascii="Consolas" w:hAnsi="Consolas"/>
+          <w:sz w:val="19"/>
+        </w:rPr>
+      </w:pPr>
+    </w:p>
+    <w:p>
+      <w:pPr>
+        <w:pStyle w:val="NoSpacing"/>
+        <w:rPr>
+          <w:rFonts w:ascii="Consolas" w:hAnsi="Consolas"/>
+          <w:sz w:val="19"/>
+        </w:rPr>
+      </w:pPr>
+      <w:r>
+        <w:rPr>
+          <w:rFonts w:ascii="Consolas" w:hAnsi="Consolas"/>
+          <w:sz w:val="19"/>
+        </w:rPr>
         <w:t>[THOUGHT]: The Coder has provided the initial implementation, but it has not been reviewed by the Security Auditor yet.</w:t>
       </w:r>
     </w:p>
     <w:p>
-      <w:r>
+      <w:pPr>
+        <w:pStyle w:val="NoSpacing"/>
+        <w:rPr>
+          <w:rFonts w:ascii="Consolas" w:hAnsi="Consolas"/>
+          <w:sz w:val="19"/>
+        </w:rPr>
+      </w:pPr>
+    </w:p>
+    <w:p>
+      <w:pPr>
+        <w:pStyle w:val="NoSpacing"/>
+        <w:rPr>
+          <w:rFonts w:ascii="Consolas" w:hAnsi="Consolas"/>
+          <w:sz w:val="19"/>
+        </w:rPr>
+      </w:pPr>
+      <w:r>
+        <w:rPr>
+          <w:rFonts w:ascii="Consolas" w:hAnsi="Consolas"/>
+          <w:sz w:val="19"/>
+        </w:rPr>
         <w:t>[ROUTE]: AUDITOR</w:t>
       </w:r>
     </w:p>
-    <w:p/>
-    <w:p>
-      <w:r>
+    <w:p>
+      <w:pPr>
+        <w:pStyle w:val="NoSpacing"/>
+        <w:rPr>
+          <w:rFonts w:ascii="Consolas" w:hAnsi="Consolas"/>
+          <w:sz w:val="19"/>
+        </w:rPr>
+      </w:pPr>
+    </w:p>
+    <w:p>
+      <w:pPr>
+        <w:pStyle w:val="NoSpacing"/>
+        <w:rPr>
+          <w:rFonts w:ascii="Consolas" w:hAnsi="Consolas"/>
+          <w:sz w:val="19"/>
+        </w:rPr>
+      </w:pPr>
+      <w:r>
+        <w:rPr>
+          <w:rFonts w:ascii="Consolas" w:hAnsi="Consolas"/>
+          <w:sz w:val="19"/>
+        </w:rPr>
         <w:t>[AUDITOR]: The code is functional, but lacks input validation for negative numbers which will cause a StackOverflowException.</w:t>
       </w:r>
     </w:p>
-    <w:p/>
-    <w:p>
-      <w:r>
+    <w:p>
+      <w:pPr>
+        <w:pStyle w:val="NoSpacing"/>
+        <w:rPr>
+          <w:rFonts w:ascii="Consolas" w:hAnsi="Consolas"/>
+          <w:sz w:val="19"/>
+        </w:rPr>
+      </w:pPr>
+    </w:p>
+    <w:p>
+      <w:pPr>
+        <w:pStyle w:val="NoSpacing"/>
+        <w:rPr>
+          <w:rFonts w:ascii="Consolas" w:hAnsi="Consolas"/>
+          <w:sz w:val="19"/>
+        </w:rPr>
+      </w:pPr>
+      <w:r>
+        <w:rPr>
+          <w:rFonts w:ascii="Consolas" w:hAnsi="Consolas"/>
+          <w:sz w:val="19"/>
+        </w:rPr>
         <w:t>[THOUGHT]: The Auditor reviewed the code and requested changes regarding input validation. It needs to go back to the Coder for refinement.</w:t>
       </w:r>
     </w:p>
     <w:p>
-      <w:r>
+      <w:pPr>
+        <w:pStyle w:val="NoSpacing"/>
+        <w:rPr>
+          <w:rFonts w:ascii="Consolas" w:hAnsi="Consolas"/>
+          <w:sz w:val="19"/>
+        </w:rPr>
+      </w:pPr>
+    </w:p>
+    <w:p>
+      <w:pPr>
+        <w:pStyle w:val="NoSpacing"/>
+        <w:rPr>
+          <w:rFonts w:ascii="Consolas" w:hAnsi="Consolas"/>
+          <w:sz w:val="19"/>
+        </w:rPr>
+      </w:pPr>
+      <w:r>
+        <w:rPr>
+          <w:rFonts w:ascii="Consolas" w:hAnsi="Consolas"/>
+          <w:sz w:val="19"/>
+        </w:rPr>
         <w:t>[ROUTE]: CODER</w:t>
       </w:r>
     </w:p>
-    <w:p/>
-    <w:p>
-      <w:r>
+    <w:p>
+      <w:pPr>
+        <w:pStyle w:val="NoSpacing"/>
+        <w:rPr>
+          <w:rFonts w:ascii="Consolas" w:hAnsi="Consolas"/>
+          <w:sz w:val="19"/>
+        </w:rPr>
+      </w:pPr>
+    </w:p>
+    <w:p>
+      <w:pPr>
+        <w:pStyle w:val="NoSpacing"/>
+        <w:rPr>
+          <w:rFonts w:ascii="Consolas" w:hAnsi="Consolas"/>
+          <w:sz w:val="19"/>
+        </w:rPr>
+      </w:pPr>
+      <w:r>
+        <w:rPr>
+          <w:rFonts w:ascii="Consolas" w:hAnsi="Consolas"/>
+          <w:sz w:val="19"/>
+        </w:rPr>
         <w:t>[CODER]: public int Fact(int n) { if (n &lt; 0) throw new ArgumentOutOfRangeException(nameof(n)); return n == 0 ? 1 : n * Fact(n - 1); }</w:t>
       </w:r>
     </w:p>
-    <w:p/>
-    <w:p>
-      <w:r>
+    <w:p>
+      <w:pPr>
+        <w:pStyle w:val="NoSpacing"/>
+        <w:rPr>
+          <w:rFonts w:ascii="Consolas" w:hAnsi="Consolas"/>
+          <w:sz w:val="19"/>
+        </w:rPr>
+      </w:pPr>
+    </w:p>
+    <w:p>
+      <w:pPr>
+        <w:pStyle w:val="NoSpacing"/>
+        <w:rPr>
+          <w:rFonts w:ascii="Consolas" w:hAnsi="Consolas"/>
+          <w:sz w:val="19"/>
+        </w:rPr>
+      </w:pPr>
+      <w:r>
+        <w:rPr>
+          <w:rFonts w:ascii="Consolas" w:hAnsi="Consolas"/>
+          <w:sz w:val="19"/>
+        </w:rPr>
         <w:t>[THOUGHT]: The Coder implemented the requested input validation. The Auditor needs to review the updated code.</w:t>
       </w:r>
     </w:p>
     <w:p>
-      <w:r>
+      <w:pPr>
+        <w:pStyle w:val="NoSpacing"/>
+        <w:rPr>
+          <w:rFonts w:ascii="Consolas" w:hAnsi="Consolas"/>
+          <w:sz w:val="19"/>
+        </w:rPr>
+      </w:pPr>
+    </w:p>
+    <w:p>
+      <w:pPr>
+        <w:pStyle w:val="NoSpacing"/>
+        <w:rPr>
+          <w:rFonts w:ascii="Consolas" w:hAnsi="Consolas"/>
+          <w:sz w:val="19"/>
+        </w:rPr>
+      </w:pPr>
+      <w:r>
+        <w:rPr>
+          <w:rFonts w:ascii="Consolas" w:hAnsi="Consolas"/>
+          <w:sz w:val="19"/>
+        </w:rPr>
         <w:t>[ROUTE]: AUDITOR</w:t>
       </w:r>
     </w:p>
-    <w:p/>
-    <w:p>
-      <w:r>
+    <w:p>
+      <w:pPr>
+        <w:pStyle w:val="NoSpacing"/>
+        <w:rPr>
+          <w:rFonts w:ascii="Consolas" w:hAnsi="Consolas"/>
+          <w:sz w:val="19"/>
+        </w:rPr>
+      </w:pPr>
+    </w:p>
+    <w:p>
+      <w:pPr>
+        <w:pStyle w:val="NoSpacing"/>
+        <w:rPr>
+          <w:rFonts w:ascii="Consolas" w:hAnsi="Consolas"/>
+          <w:sz w:val="19"/>
+        </w:rPr>
+      </w:pPr>
+      <w:r>
+        <w:rPr>
+          <w:rFonts w:ascii="Consolas" w:hAnsi="Consolas"/>
+          <w:sz w:val="19"/>
+        </w:rPr>
         <w:t>[AUDITOR]: LGTM.</w:t>
       </w:r>
     </w:p>
-    <w:p/>
-    <w:p>
-      <w:r>
+    <w:p>
+      <w:pPr>
+        <w:pStyle w:val="NoSpacing"/>
+        <w:rPr>
+          <w:rFonts w:ascii="Consolas" w:hAnsi="Consolas"/>
+          <w:sz w:val="19"/>
+        </w:rPr>
+      </w:pPr>
+    </w:p>
+    <w:p>
+      <w:pPr>
+        <w:pStyle w:val="NoSpacing"/>
+        <w:rPr>
+          <w:rFonts w:ascii="Consolas" w:hAnsi="Consolas"/>
+          <w:sz w:val="19"/>
+        </w:rPr>
+      </w:pPr>
+      <w:r>
+        <w:rPr>
+          <w:rFonts w:ascii="Consolas" w:hAnsi="Consolas"/>
+          <w:sz w:val="19"/>
+        </w:rPr>
         <w:t>[THOUGHT]: The Auditor has approved the code with 'LGTM'. The workflow is finished.</w:t>
       </w:r>
     </w:p>
     <w:p>
-      <w:r>
+      <w:pPr>
+        <w:pStyle w:val="NoSpacing"/>
+        <w:rPr>
+          <w:rFonts w:ascii="Consolas" w:hAnsi="Consolas"/>
+          <w:sz w:val="19"/>
+        </w:rPr>
+      </w:pPr>
+    </w:p>
+    <w:p>
+      <w:pPr>
+        <w:pStyle w:val="NoSpacing"/>
+        <w:rPr>
+          <w:rFonts w:ascii="Consolas" w:hAnsi="Consolas"/>
+          <w:sz w:val="19"/>
+        </w:rPr>
+      </w:pPr>
+      <w:r>
+        <w:rPr>
+          <w:rFonts w:ascii="Consolas" w:hAnsi="Consolas"/>
+          <w:sz w:val="19"/>
+        </w:rPr>
         <w:t>[ROUTE]: COMPLETE</w:t>
       </w:r>
     </w:p>
-    <w:p/>
-    <w:p>
-      <w:r>
-        <w:rPr>
-          <w:rFonts w:ascii="Segoe UI Emoji" w:hAnsi="Segoe UI Emoji" w:cs="Segoe UI Emoji"/>
-        </w:rPr>
-        <w:lastRenderedPageBreak/>
-        <w:t>✅</w:t>
-      </w:r>
-      <w:r>
-        <w:t xml:space="preserve"> Project Lifecycle Finished.</w:t>
-      </w:r>
-    </w:p>
-    <w:p/>
+    <w:p>
+      <w:pPr>
+        <w:pStyle w:val="NoSpacing"/>
+        <w:rPr>
+          <w:rFonts w:ascii="Consolas" w:hAnsi="Consolas"/>
+          <w:sz w:val="19"/>
+        </w:rPr>
+      </w:pPr>
+    </w:p>
+    <w:p>
+      <w:pPr>
+        <w:pStyle w:val="NoSpacing"/>
+        <w:rPr>
+          <w:rFonts w:ascii="Consolas" w:hAnsi="Consolas"/>
+          <w:sz w:val="19"/>
+        </w:rPr>
+      </w:pPr>
+      <w:r>
+        <w:rPr>
+          <w:rFonts w:ascii="Consolas" w:hAnsi="Consolas"/>
+          <w:sz w:val="19"/>
+        </w:rPr>
+        <w:t>Project lifecycle finished.</w:t>
+      </w:r>
+    </w:p>
     <w:sectPr>
       <w:pgSz w:w="12240" w:h="15840"/>
       <w:pgMar w:top="1440" w:right="1440" w:bottom="1440" w:left="1440" w:header="720" w:footer="720" w:gutter="0"/>
@@ -1085,7 +3725,7 @@
 </file>
 
 <file path=word/numbering.xml><?xml version="1.0" encoding="utf-8"?>
-<w:numbering xmlns:wpc="http://schemas.microsoft.com/office/word/2010/wordprocessingCanvas" xmlns:cx="http://schemas.microsoft.com/office/drawing/2014/chartex" xmlns:cx1="http://schemas.microsoft.com/office/drawing/2015/9/8/chartex" xmlns:cx2="http://schemas.microsoft.com/office/drawing/2015/10/21/chartex" xmlns:cx3="http://schemas.microsoft.com/office/drawing/2016/5/9/chartex" xmlns:cx4="http://schemas.microsoft.com/office/drawing/2016/5/10/chartex" xmlns:cx5="http://schemas.microsoft.com/office/drawing/2016/5/11/chartex" xmlns:cx6="http://schemas.microsoft.com/office/drawing/2016/5/12/chartex" xmlns:cx7="http://schemas.microsoft.com/office/drawing/2016/5/13/chartex" xmlns:cx8="http://schemas.microsoft.com/office/drawing/2016/5/14/chartex" xmlns:mc="http://schemas.openxmlformats.org/markup-compatibility/2006" xmlns:aink="http://schemas.microsoft.com/office/drawing/2016/ink" xmlns:am3d="http://schemas.microsoft.com/office/drawing/2017/model3d" xmlns:o="urn:schemas-microsoft-com:office:office" xmlns:oel="http://schemas.microsoft.com/office/2019/extlst" xmlns:r="http://schemas.openxmlformats.org/officeDocument/2006/relationships" xmlns:m="http://schemas.openxmlformats.org/officeDocument/2006/math" xmlns:v="urn:schemas-microsoft-com:vml" xmlns:wp14="http://schemas.microsoft.com/office/word/2010/wordprocessingDrawing" xmlns:wp="http://schemas.openxmlformats.org/drawingml/2006/wordprocessingDrawing" xmlns:w10="urn:schemas-microsoft-com:office:word" xmlns:w="http://schemas.openxmlformats.org/wordprocessingml/2006/main" xmlns:w14="http://schemas.microsoft.com/office/word/2010/wordml" xmlns:w15="http://schemas.microsoft.com/office/word/2012/wordml" xmlns:w16cex="http://schemas.microsoft.com/office/word/2018/wordml/cex" xmlns:w16cid="http://schemas.microsoft.com/office/word/2016/wordml/cid" xmlns:w16="http://schemas.microsoft.com/office/word/2018/wordml" xmlns:w16du="http://schemas.microsoft.com/office/word/2023/wordml/word16du" xmlns:w16sdtdh="http://schemas.microsoft.com/office/word/2020/wordml/sdtdatahash" xmlns:w16sdtfl="http://schemas.microsoft.com/office/word/2024/wordml/sdtformatlock" xmlns:w16se="http://schemas.microsoft.com/office/word/2015/wordml/symex" xmlns:wpg="http://schemas.microsoft.com/office/word/2010/wordprocessingGroup" xmlns:wpi="http://schemas.microsoft.com/office/word/2010/wordprocessingInk" xmlns:wne="http://schemas.microsoft.com/office/word/2006/wordml" xmlns:wps="http://schemas.microsoft.com/office/word/2010/wordprocessingShape" mc:Ignorable="w14 w15 w16se w16cid w16 w16cex w16sdtdh w16sdtfl w16du wp14">
+<w:numbering xmlns:wpc="http://schemas.microsoft.com/office/word/2010/wordprocessingCanvas" xmlns:cx="http://schemas.microsoft.com/office/drawing/2014/chartex" xmlns:cx1="http://schemas.microsoft.com/office/drawing/2015/9/8/chartex" xmlns:cx2="http://schemas.microsoft.com/office/drawing/2015/10/21/chartex" xmlns:cx3="http://schemas.microsoft.com/office/drawing/2016/5/9/chartex" xmlns:cx4="http://schemas.microsoft.com/office/drawing/2016/5/10/chartex" xmlns:cx5="http://schemas.microsoft.com/office/drawing/2016/5/11/chartex" xmlns:cx6="http://schemas.microsoft.com/office/drawing/2016/5/12/chartex" xmlns:cx7="http://schemas.microsoft.com/office/drawing/2016/5/13/chartex" xmlns:cx8="http://schemas.microsoft.com/office/drawing/2016/5/14/chartex" xmlns:mc="http://schemas.openxmlformats.org/markup-compatibility/2006" xmlns:aink="http://schemas.microsoft.com/office/drawing/2016/ink" xmlns:am3d="http://schemas.microsoft.com/office/drawing/2017/model3d" xmlns:o="urn:schemas-microsoft-com:office:office" xmlns:oel="http://schemas.microsoft.com/office/2019/extlst" xmlns:r="http://schemas.openxmlformats.org/officeDocument/2006/relationships" xmlns:m="http://schemas.openxmlformats.org/officeDocument/2006/math" xmlns:v="urn:schemas-microsoft-com:vml" xmlns:wp14="http://schemas.microsoft.com/office/word/2010/wordprocessingDrawing" xmlns:wp="http://schemas.openxmlformats.org/drawingml/2006/wordprocessingDrawing" xmlns:w10="urn:schemas-microsoft-com:office:word" xmlns:w="http://schemas.openxmlformats.org/wordprocessingml/2006/main" xmlns:w14="http://schemas.microsoft.com/office/word/2010/wordml" xmlns:w15="http://schemas.microsoft.com/office/word/2012/wordml" xmlns:w16cei="http://schemas.microsoft.com/office/word/2026/wordml/cei" xmlns:w16cex="http://schemas.microsoft.com/office/word/2018/wordml/cex" xmlns:w16cid="http://schemas.microsoft.com/office/word/2016/wordml/cid" xmlns:w16="http://schemas.microsoft.com/office/word/2018/wordml" xmlns:w16du="http://schemas.microsoft.com/office/word/2023/wordml/word16du" xmlns:w16sdtdh="http://schemas.microsoft.com/office/word/2020/wordml/sdtdatahash" xmlns:w16sdtfl="http://schemas.microsoft.com/office/word/2024/wordml/sdtformatlock" xmlns:w16se="http://schemas.microsoft.com/office/word/2015/wordml/symex" xmlns:wpg="http://schemas.microsoft.com/office/word/2010/wordprocessingGroup" xmlns:wpi="http://schemas.microsoft.com/office/word/2010/wordprocessingInk" xmlns:wne="http://schemas.microsoft.com/office/word/2006/wordml" xmlns:wps="http://schemas.microsoft.com/office/word/2010/wordprocessingShape" mc:Ignorable="w14 w15 w16se w16cid w16 w16cex w16sdtdh w16sdtfl w16du wp14">
   <w:abstractNum w:abstractNumId="0" w15:restartNumberingAfterBreak="0">
     <w:nsid w:val="1888493C"/>
     <w:multiLevelType w:val="multilevel"/>
@@ -1349,6 +3989,40 @@
     </w:lvl>
   </w:abstractNum>
   <w:abstractNum w:abstractNumId="2" w15:restartNumberingAfterBreak="0">
+    <w:nsid w:val="31170A74"/>
+    <w:multiLevelType w:val="singleLevel"/>
+    <w:tmpl w:val="04090001"/>
+    <w:lvl w:ilvl="0">
+      <w:start w:val="1"/>
+      <w:numFmt w:val="bullet"/>
+      <w:lvlText w:val=""/>
+      <w:lvlJc w:val="left"/>
+      <w:pPr>
+        <w:ind w:left="720" w:hanging="360"/>
+      </w:pPr>
+      <w:rPr>
+        <w:rFonts w:ascii="Symbol" w:hAnsi="Symbol" w:hint="default"/>
+      </w:rPr>
+    </w:lvl>
+  </w:abstractNum>
+  <w:abstractNum w:abstractNumId="3" w15:restartNumberingAfterBreak="0">
+    <w:nsid w:val="410F1F38"/>
+    <w:multiLevelType w:val="singleLevel"/>
+    <w:tmpl w:val="04090001"/>
+    <w:lvl w:ilvl="0">
+      <w:start w:val="1"/>
+      <w:numFmt w:val="bullet"/>
+      <w:lvlText w:val=""/>
+      <w:lvlJc w:val="left"/>
+      <w:pPr>
+        <w:ind w:left="720" w:hanging="360"/>
+      </w:pPr>
+      <w:rPr>
+        <w:rFonts w:ascii="Symbol" w:hAnsi="Symbol" w:hint="default"/>
+      </w:rPr>
+    </w:lvl>
+  </w:abstractNum>
+  <w:abstractNum w:abstractNumId="4" w15:restartNumberingAfterBreak="0">
     <w:nsid w:val="60D17ED7"/>
     <w:multiLevelType w:val="multilevel"/>
     <w:tmpl w:val="AD203C24"/>
@@ -1459,6 +4133,23 @@
         </w:tabs>
         <w:ind w:left="6480" w:hanging="360"/>
       </w:pPr>
+    </w:lvl>
+  </w:abstractNum>
+  <w:abstractNum w:abstractNumId="5" w15:restartNumberingAfterBreak="0">
+    <w:nsid w:val="72707E5A"/>
+    <w:multiLevelType w:val="singleLevel"/>
+    <w:tmpl w:val="04090001"/>
+    <w:lvl w:ilvl="0">
+      <w:start w:val="1"/>
+      <w:numFmt w:val="bullet"/>
+      <w:lvlText w:val=""/>
+      <w:lvlJc w:val="left"/>
+      <w:pPr>
+        <w:ind w:left="720" w:hanging="360"/>
+      </w:pPr>
+      <w:rPr>
+        <w:rFonts w:ascii="Symbol" w:hAnsi="Symbol" w:hint="default"/>
+      </w:rPr>
     </w:lvl>
   </w:abstractNum>
   <w:num w:numId="1" w16cid:durableId="1772318161">
@@ -1468,6 +4159,15 @@
     <w:abstractNumId w:val="1"/>
   </w:num>
   <w:num w:numId="3" w16cid:durableId="1605579265">
+    <w:abstractNumId w:val="4"/>
+  </w:num>
+  <w:num w:numId="4" w16cid:durableId="1834489678">
+    <w:abstractNumId w:val="3"/>
+  </w:num>
+  <w:num w:numId="5" w16cid:durableId="463697316">
+    <w:abstractNumId w:val="5"/>
+  </w:num>
+  <w:num w:numId="6" w16cid:durableId="394207975">
     <w:abstractNumId w:val="2"/>
   </w:num>
 </w:numbering>
@@ -1901,7 +4601,6 @@
     <w:next w:val="Normal"/>
     <w:link w:val="Heading2Char"/>
     <w:uiPriority w:val="9"/>
-    <w:semiHidden/>
     <w:unhideWhenUsed/>
     <w:qFormat/>
     <w:rsid w:val="00FE1CAC"/>
@@ -2076,6 +4775,7 @@
   <w:style w:type="character" w:default="1" w:styleId="DefaultParagraphFont">
     <w:name w:val="Default Paragraph Font"/>
     <w:uiPriority w:val="1"/>
+    <w:semiHidden/>
     <w:unhideWhenUsed/>
   </w:style>
   <w:style w:type="table" w:default="1" w:styleId="TableNormal">
@@ -2117,7 +4817,6 @@
     <w:basedOn w:val="DefaultParagraphFont"/>
     <w:link w:val="Heading2"/>
     <w:uiPriority w:val="9"/>
-    <w:semiHidden/>
     <w:rsid w:val="00FE1CAC"/>
     <w:rPr>
       <w:rFonts w:asciiTheme="majorHAnsi" w:eastAsiaTheme="majorEastAsia" w:hAnsiTheme="majorHAnsi" w:cstheme="majorBidi"/>
@@ -2388,6 +5087,15 @@
       <w:color w:val="0F4761" w:themeColor="accent1" w:themeShade="BF"/>
       <w:spacing w:val="5"/>
     </w:rPr>
+  </w:style>
+  <w:style w:type="paragraph" w:styleId="NoSpacing">
+    <w:name w:val="No Spacing"/>
+    <w:uiPriority w:val="1"/>
+    <w:qFormat/>
+    <w:rsid w:val="001557BD"/>
+    <w:pPr>
+      <w:spacing w:after="0" w:line="240" w:lineRule="auto"/>
+    </w:pPr>
   </w:style>
 </w:styles>
 </file>

--- a/Day19-CoordinatorPro.docx
+++ b/Day19-CoordinatorPro.docx
@@ -105,19 +105,16 @@
         <w:ind w:left="1080"/>
       </w:pPr>
       <w:r>
-        <w:t>Note: The API key is read from the GEMINI_API_KEY environment variable; the program throws immediately if it is not set. The Gemini connector is configured with a custom `HttpClient` wrapping `RetryHandler`, so all requests (not just chat completions) automatically retry on transi</w:t>
-      </w:r>
+        <w:t>Note: The API key is read from the GEMINI_API_KEY environment variable; the program throws immediately if it is not set. The Gemini connector is configured with a custom `HttpClient` wrapping `RetryHandler`, so all requests (not just chat completions) automatically retry on transient failures.</w:t>
+      </w:r>
+    </w:p>
+    <w:p/>
+    <w:p>
+      <w:pPr>
+        <w:pStyle w:val="Heading2"/>
+      </w:pPr>
       <w:r>
         <w:lastRenderedPageBreak/>
-        <w:t>ent failures.</w:t>
-      </w:r>
-    </w:p>
-    <w:p/>
-    <w:p>
-      <w:pPr>
-        <w:pStyle w:val="Heading2"/>
-      </w:pPr>
-      <w:r>
         <w:t>3. Core Concepts Covered</w:t>
       </w:r>
     </w:p>
@@ -175,11 +172,7 @@
         <w:t>Chain-of-Thought Before the Decision</w:t>
       </w:r>
       <w:r>
-        <w:t xml:space="preserve">: The `RoutingDecision` schema requires a `reasoning` field ahead of `nextAgent`, and the coordinator's instructions explicitly ask for step-by-step logic first — teaching </w:t>
-      </w:r>
-      <w:r>
-        <w:lastRenderedPageBreak/>
-        <w:t>students that asking a model to explain itself before committing to an answer tends to improve the quality of the answer.</w:t>
+        <w:t>: The `RoutingDecision` schema requires a `reasoning` field ahead of `nextAgent`, and the coordinator's instructions explicitly ask for step-by-step logic first — teaching students that asking a model to explain itself before committing to an answer tends to improve the quality of the answer.</w:t>
       </w:r>
     </w:p>
     <w:p>
@@ -293,30 +286,23 @@
           <w:rFonts w:ascii="Consolas" w:hAnsi="Consolas"/>
           <w:sz w:val="19"/>
         </w:rPr>
-        <w:t>// Day 19: The Coordinat</w:t>
-      </w:r>
+        <w:t>// Day 19: The Coordinator (Pro)</w:t>
+      </w:r>
+    </w:p>
+    <w:p>
+      <w:pPr>
+        <w:pStyle w:val="NoSpacing"/>
+        <w:rPr>
+          <w:rFonts w:ascii="Consolas" w:hAnsi="Consolas"/>
+          <w:sz w:val="19"/>
+        </w:rPr>
+      </w:pPr>
       <w:r>
         <w:rPr>
           <w:rFonts w:ascii="Consolas" w:hAnsi="Consolas"/>
           <w:sz w:val="19"/>
         </w:rPr>
         <w:lastRenderedPageBreak/>
-        <w:t>or (Pro)</w:t>
-      </w:r>
-    </w:p>
-    <w:p>
-      <w:pPr>
-        <w:pStyle w:val="NoSpacing"/>
-        <w:rPr>
-          <w:rFonts w:ascii="Consolas" w:hAnsi="Consolas"/>
-          <w:sz w:val="19"/>
-        </w:rPr>
-      </w:pPr>
-      <w:r>
-        <w:rPr>
-          <w:rFonts w:ascii="Consolas" w:hAnsi="Consolas"/>
-          <w:sz w:val="19"/>
-        </w:rPr>
         <w:t>// ---------------------------------------------------------------------------</w:t>
       </w:r>
     </w:p>
@@ -712,15 +698,2184 @@
           <w:rFonts w:ascii="Consolas" w:hAnsi="Consolas"/>
           <w:sz w:val="19"/>
         </w:rPr>
-        <w:t xml:space="preserve">    internal clas</w:t>
-      </w:r>
+        <w:t xml:space="preserve">    internal class Program</w:t>
+      </w:r>
+    </w:p>
+    <w:p>
+      <w:pPr>
+        <w:pStyle w:val="NoSpacing"/>
+        <w:rPr>
+          <w:rFonts w:ascii="Consolas" w:hAnsi="Consolas"/>
+          <w:sz w:val="19"/>
+        </w:rPr>
+      </w:pPr>
+      <w:r>
+        <w:rPr>
+          <w:rFonts w:ascii="Consolas" w:hAnsi="Consolas"/>
+          <w:sz w:val="19"/>
+        </w:rPr>
+        <w:t xml:space="preserve">    {</w:t>
+      </w:r>
+    </w:p>
+    <w:p>
+      <w:pPr>
+        <w:pStyle w:val="NoSpacing"/>
+        <w:rPr>
+          <w:rFonts w:ascii="Consolas" w:hAnsi="Consolas"/>
+          <w:sz w:val="19"/>
+        </w:rPr>
+      </w:pPr>
+      <w:r>
+        <w:rPr>
+          <w:rFonts w:ascii="Consolas" w:hAnsi="Consolas"/>
+          <w:sz w:val="19"/>
+        </w:rPr>
+        <w:t xml:space="preserve">        static async Task Main(string[] args)</w:t>
+      </w:r>
+    </w:p>
+    <w:p>
+      <w:pPr>
+        <w:pStyle w:val="NoSpacing"/>
+        <w:rPr>
+          <w:rFonts w:ascii="Consolas" w:hAnsi="Consolas"/>
+          <w:sz w:val="19"/>
+        </w:rPr>
+      </w:pPr>
+      <w:r>
+        <w:rPr>
+          <w:rFonts w:ascii="Consolas" w:hAnsi="Consolas"/>
+          <w:sz w:val="19"/>
+        </w:rPr>
+        <w:t xml:space="preserve">        {</w:t>
+      </w:r>
+    </w:p>
+    <w:p>
+      <w:pPr>
+        <w:pStyle w:val="NoSpacing"/>
+        <w:rPr>
+          <w:rFonts w:ascii="Consolas" w:hAnsi="Consolas"/>
+          <w:sz w:val="19"/>
+        </w:rPr>
+      </w:pPr>
+      <w:r>
+        <w:rPr>
+          <w:rFonts w:ascii="Consolas" w:hAnsi="Consolas"/>
+          <w:sz w:val="19"/>
+        </w:rPr>
+        <w:t xml:space="preserve">            IKernelBuilder builder = Kernel.CreateBuilder();</w:t>
+      </w:r>
+    </w:p>
+    <w:p>
+      <w:pPr>
+        <w:pStyle w:val="NoSpacing"/>
+        <w:rPr>
+          <w:rFonts w:ascii="Consolas" w:hAnsi="Consolas"/>
+          <w:sz w:val="19"/>
+        </w:rPr>
+      </w:pPr>
+      <w:r>
+        <w:rPr>
+          <w:rFonts w:ascii="Consolas" w:hAnsi="Consolas"/>
+          <w:sz w:val="19"/>
+        </w:rPr>
+        <w:t xml:space="preserve">            string apiKey = Environment.GetEnvironmentVariable("GEMINI_API_KEY")</w:t>
+      </w:r>
+    </w:p>
+    <w:p>
+      <w:pPr>
+        <w:pStyle w:val="NoSpacing"/>
+        <w:rPr>
+          <w:rFonts w:ascii="Consolas" w:hAnsi="Consolas"/>
+          <w:sz w:val="19"/>
+        </w:rPr>
+      </w:pPr>
+      <w:r>
+        <w:rPr>
+          <w:rFonts w:ascii="Consolas" w:hAnsi="Consolas"/>
+          <w:sz w:val="19"/>
+        </w:rPr>
+        <w:t xml:space="preserve">                ?? throw new Exception("GEMINI_API_KEY is missing");</w:t>
+      </w:r>
+    </w:p>
+    <w:p>
+      <w:pPr>
+        <w:pStyle w:val="NoSpacing"/>
+        <w:rPr>
+          <w:rFonts w:ascii="Consolas" w:hAnsi="Consolas"/>
+          <w:sz w:val="19"/>
+        </w:rPr>
+      </w:pPr>
+    </w:p>
+    <w:p>
+      <w:pPr>
+        <w:pStyle w:val="NoSpacing"/>
+        <w:rPr>
+          <w:rFonts w:ascii="Consolas" w:hAnsi="Consolas"/>
+          <w:sz w:val="19"/>
+        </w:rPr>
+      </w:pPr>
+      <w:r>
+        <w:rPr>
+          <w:rFonts w:ascii="Consolas" w:hAnsi="Consolas"/>
+          <w:sz w:val="19"/>
+        </w:rPr>
+        <w:t xml:space="preserve">            var resilientHttpClient = new HttpClient(new RetryHandler(maxRetries: 5));</w:t>
+      </w:r>
+    </w:p>
+    <w:p>
+      <w:pPr>
+        <w:pStyle w:val="NoSpacing"/>
+        <w:rPr>
+          <w:rFonts w:ascii="Consolas" w:hAnsi="Consolas"/>
+          <w:sz w:val="19"/>
+        </w:rPr>
+      </w:pPr>
+    </w:p>
+    <w:p>
+      <w:pPr>
+        <w:pStyle w:val="NoSpacing"/>
+        <w:rPr>
+          <w:rFonts w:ascii="Consolas" w:hAnsi="Consolas"/>
+          <w:sz w:val="19"/>
+        </w:rPr>
+      </w:pPr>
+      <w:r>
+        <w:rPr>
+          <w:rFonts w:ascii="Consolas" w:hAnsi="Consolas"/>
+          <w:sz w:val="19"/>
+        </w:rPr>
+        <w:t xml:space="preserve">            // This "meta-agent" episode benefits from a stronger model for its routing</w:t>
+      </w:r>
+    </w:p>
+    <w:p>
+      <w:pPr>
+        <w:pStyle w:val="NoSpacing"/>
+        <w:rPr>
+          <w:rFonts w:ascii="Consolas" w:hAnsi="Consolas"/>
+          <w:sz w:val="19"/>
+        </w:rPr>
+      </w:pPr>
+      <w:r>
+        <w:rPr>
+          <w:rFonts w:ascii="Consolas" w:hAnsi="Consolas"/>
+          <w:sz w:val="19"/>
+        </w:rPr>
+        <w:t xml:space="preserve">            // reasoning - swap in a Pro-tier Gemini model here if you want to demonstrate</w:t>
+      </w:r>
+    </w:p>
+    <w:p>
+      <w:pPr>
+        <w:pStyle w:val="NoSpacing"/>
+        <w:rPr>
+          <w:rFonts w:ascii="Consolas" w:hAnsi="Consolas"/>
+          <w:sz w:val="19"/>
+        </w:rPr>
+      </w:pPr>
+      <w:r>
+        <w:rPr>
+          <w:rFonts w:ascii="Consolas" w:hAnsi="Consolas"/>
+          <w:sz w:val="19"/>
+        </w:rPr>
+        <w:t xml:space="preserve">            // that. We've also included a resilient HTTP retry handler to deal with</w:t>
+      </w:r>
+    </w:p>
+    <w:p>
+      <w:pPr>
+        <w:pStyle w:val="NoSpacing"/>
+        <w:rPr>
+          <w:rFonts w:ascii="Consolas" w:hAnsi="Consolas"/>
+          <w:sz w:val="19"/>
+        </w:rPr>
+      </w:pPr>
+      <w:r>
+        <w:rPr>
+          <w:rFonts w:ascii="Consolas" w:hAnsi="Consolas"/>
+          <w:sz w:val="19"/>
+        </w:rPr>
+        <w:t xml:space="preserve">            // Google's occasional outages (503 Service Unavailable).</w:t>
+      </w:r>
+    </w:p>
+    <w:p>
+      <w:pPr>
+        <w:pStyle w:val="NoSpacing"/>
+        <w:rPr>
+          <w:rFonts w:ascii="Consolas" w:hAnsi="Consolas"/>
+          <w:sz w:val="19"/>
+        </w:rPr>
+      </w:pPr>
+      <w:r>
+        <w:rPr>
+          <w:rFonts w:ascii="Consolas" w:hAnsi="Consolas"/>
+          <w:sz w:val="19"/>
+        </w:rPr>
+        <w:t xml:space="preserve">            builder.AddGoogleAIGeminiChatCompletion(</w:t>
+      </w:r>
+    </w:p>
+    <w:p>
+      <w:pPr>
+        <w:pStyle w:val="NoSpacing"/>
+        <w:rPr>
+          <w:rFonts w:ascii="Consolas" w:hAnsi="Consolas"/>
+          <w:sz w:val="19"/>
+        </w:rPr>
+      </w:pPr>
+      <w:r>
+        <w:rPr>
+          <w:rFonts w:ascii="Consolas" w:hAnsi="Consolas"/>
+          <w:sz w:val="19"/>
+        </w:rPr>
+        <w:t xml:space="preserve">                modelId: "gemini-2.5-flash",</w:t>
+      </w:r>
+    </w:p>
+    <w:p>
+      <w:pPr>
+        <w:pStyle w:val="NoSpacing"/>
+        <w:rPr>
+          <w:rFonts w:ascii="Consolas" w:hAnsi="Consolas"/>
+          <w:sz w:val="19"/>
+        </w:rPr>
+      </w:pPr>
+      <w:r>
+        <w:rPr>
+          <w:rFonts w:ascii="Consolas" w:hAnsi="Consolas"/>
+          <w:sz w:val="19"/>
+        </w:rPr>
+        <w:t xml:space="preserve">                apiKey: apiKey,</w:t>
+      </w:r>
+    </w:p>
+    <w:p>
+      <w:pPr>
+        <w:pStyle w:val="NoSpacing"/>
+        <w:rPr>
+          <w:rFonts w:ascii="Consolas" w:hAnsi="Consolas"/>
+          <w:sz w:val="19"/>
+        </w:rPr>
+      </w:pPr>
+      <w:r>
+        <w:rPr>
+          <w:rFonts w:ascii="Consolas" w:hAnsi="Consolas"/>
+          <w:sz w:val="19"/>
+        </w:rPr>
+        <w:t xml:space="preserve">                httpClient: resilientHttpClient);</w:t>
+      </w:r>
+    </w:p>
+    <w:p>
+      <w:pPr>
+        <w:pStyle w:val="NoSpacing"/>
+        <w:rPr>
+          <w:rFonts w:ascii="Consolas" w:hAnsi="Consolas"/>
+          <w:sz w:val="19"/>
+        </w:rPr>
+      </w:pPr>
+    </w:p>
+    <w:p>
+      <w:pPr>
+        <w:pStyle w:val="NoSpacing"/>
+        <w:rPr>
+          <w:rFonts w:ascii="Consolas" w:hAnsi="Consolas"/>
+          <w:sz w:val="19"/>
+        </w:rPr>
+      </w:pPr>
+      <w:r>
+        <w:rPr>
+          <w:rFonts w:ascii="Consolas" w:hAnsi="Consolas"/>
+          <w:sz w:val="19"/>
+        </w:rPr>
+        <w:t xml:space="preserve">            Kernel kernel = builder.Build();</w:t>
+      </w:r>
+    </w:p>
+    <w:p>
+      <w:pPr>
+        <w:pStyle w:val="NoSpacing"/>
+        <w:rPr>
+          <w:rFonts w:ascii="Consolas" w:hAnsi="Consolas"/>
+          <w:sz w:val="19"/>
+        </w:rPr>
+      </w:pPr>
+    </w:p>
+    <w:p>
+      <w:pPr>
+        <w:pStyle w:val="NoSpacing"/>
+        <w:rPr>
+          <w:rFonts w:ascii="Consolas" w:hAnsi="Consolas"/>
+          <w:sz w:val="19"/>
+        </w:rPr>
+      </w:pPr>
+      <w:r>
+        <w:rPr>
+          <w:rFonts w:ascii="Consolas" w:hAnsi="Consolas"/>
+          <w:sz w:val="19"/>
+        </w:rPr>
+        <w:t xml:space="preserve">            IChatCompletionService chatService = kernel.GetRequiredService&lt;IChatCompletionService&gt;();</w:t>
+      </w:r>
+    </w:p>
+    <w:p>
+      <w:pPr>
+        <w:pStyle w:val="NoSpacing"/>
+        <w:rPr>
+          <w:rFonts w:ascii="Consolas" w:hAnsi="Consolas"/>
+          <w:sz w:val="19"/>
+        </w:rPr>
+      </w:pPr>
+    </w:p>
+    <w:p>
+      <w:pPr>
+        <w:pStyle w:val="NoSpacing"/>
+        <w:rPr>
+          <w:rFonts w:ascii="Consolas" w:hAnsi="Consolas"/>
+          <w:sz w:val="19"/>
+        </w:rPr>
+      </w:pPr>
+      <w:r>
+        <w:rPr>
+          <w:rFonts w:ascii="Consolas" w:hAnsi="Consolas"/>
+          <w:sz w:val="19"/>
+        </w:rPr>
+        <w:t xml:space="preserve">            // 2. Define the Agent Personas</w:t>
+      </w:r>
+    </w:p>
+    <w:p>
+      <w:pPr>
+        <w:pStyle w:val="NoSpacing"/>
+        <w:rPr>
+          <w:rFonts w:ascii="Consolas" w:hAnsi="Consolas"/>
+          <w:sz w:val="19"/>
+        </w:rPr>
+      </w:pPr>
+      <w:r>
+        <w:rPr>
+          <w:rFonts w:ascii="Consolas" w:hAnsi="Consolas"/>
+          <w:sz w:val="19"/>
+        </w:rPr>
+        <w:t xml:space="preserve">            string coderPersona = "You are a C# developer.  Write clean code for the requested feature.  Output only the code.";</w:t>
+      </w:r>
+    </w:p>
+    <w:p>
+      <w:pPr>
+        <w:pStyle w:val="NoSpacing"/>
+        <w:rPr>
+          <w:rFonts w:ascii="Consolas" w:hAnsi="Consolas"/>
+          <w:sz w:val="19"/>
+        </w:rPr>
+      </w:pPr>
+      <w:r>
+        <w:rPr>
+          <w:rFonts w:ascii="Consolas" w:hAnsi="Consolas"/>
+          <w:sz w:val="19"/>
+        </w:rPr>
+        <w:t xml:space="preserve">            string auditorPersona = "You are a Security Auditor.  Find one flaw in the code.  If it is perfect, say exactly 'LGTM'.";</w:t>
+      </w:r>
+    </w:p>
+    <w:p>
+      <w:pPr>
+        <w:pStyle w:val="NoSpacing"/>
+        <w:rPr>
+          <w:rFonts w:ascii="Consolas" w:hAnsi="Consolas"/>
+          <w:sz w:val="19"/>
+        </w:rPr>
+      </w:pPr>
+    </w:p>
+    <w:p>
+      <w:pPr>
+        <w:pStyle w:val="NoSpacing"/>
+        <w:rPr>
+          <w:rFonts w:ascii="Consolas" w:hAnsi="Consolas"/>
+          <w:sz w:val="19"/>
+        </w:rPr>
+      </w:pPr>
+      <w:r>
+        <w:rPr>
+          <w:rFonts w:ascii="Consolas" w:hAnsi="Consolas"/>
+          <w:sz w:val="19"/>
+        </w:rPr>
+        <w:t xml:space="preserve">            string coordinatorInstructions = @"</w:t>
+      </w:r>
+    </w:p>
+    <w:p>
+      <w:pPr>
+        <w:pStyle w:val="NoSpacing"/>
+        <w:rPr>
+          <w:rFonts w:ascii="Consolas" w:hAnsi="Consolas"/>
+          <w:sz w:val="19"/>
+        </w:rPr>
+      </w:pPr>
       <w:r>
         <w:rPr>
           <w:rFonts w:ascii="Consolas" w:hAnsi="Consolas"/>
           <w:sz w:val="19"/>
         </w:rPr>
         <w:lastRenderedPageBreak/>
-        <w:t>s Program</w:t>
+        <w:t xml:space="preserve">                You are the project Coordinator.  Analyze the conversation history</w:t>
+      </w:r>
+    </w:p>
+    <w:p>
+      <w:pPr>
+        <w:pStyle w:val="NoSpacing"/>
+        <w:rPr>
+          <w:rFonts w:ascii="Consolas" w:hAnsi="Consolas"/>
+          <w:sz w:val="19"/>
+        </w:rPr>
+      </w:pPr>
+      <w:r>
+        <w:rPr>
+          <w:rFonts w:ascii="Consolas" w:hAnsi="Consolas"/>
+          <w:sz w:val="19"/>
+        </w:rPr>
+        <w:t xml:space="preserve">                1. If there is no code yet, the nextAgent is the CODER.</w:t>
+      </w:r>
+    </w:p>
+    <w:p>
+      <w:pPr>
+        <w:pStyle w:val="NoSpacing"/>
+        <w:rPr>
+          <w:rFonts w:ascii="Consolas" w:hAnsi="Consolas"/>
+          <w:sz w:val="19"/>
+        </w:rPr>
+      </w:pPr>
+      <w:r>
+        <w:rPr>
+          <w:rFonts w:ascii="Consolas" w:hAnsi="Consolas"/>
+          <w:sz w:val="19"/>
+        </w:rPr>
+        <w:t xml:space="preserve">                2. If there is code but no security review, the nextAgent is the AUDITOR.</w:t>
+      </w:r>
+    </w:p>
+    <w:p>
+      <w:pPr>
+        <w:pStyle w:val="NoSpacing"/>
+        <w:rPr>
+          <w:rFonts w:ascii="Consolas" w:hAnsi="Consolas"/>
+          <w:sz w:val="19"/>
+        </w:rPr>
+      </w:pPr>
+      <w:r>
+        <w:rPr>
+          <w:rFonts w:ascii="Consolas" w:hAnsi="Consolas"/>
+          <w:sz w:val="19"/>
+        </w:rPr>
+        <w:t xml:space="preserve">                3. If the Auditor said 'LGTM', the nextAgent is COMPLETE.</w:t>
+      </w:r>
+    </w:p>
+    <w:p>
+      <w:pPr>
+        <w:pStyle w:val="NoSpacing"/>
+        <w:rPr>
+          <w:rFonts w:ascii="Consolas" w:hAnsi="Consolas"/>
+          <w:sz w:val="19"/>
+        </w:rPr>
+      </w:pPr>
+      <w:r>
+        <w:rPr>
+          <w:rFonts w:ascii="Consolas" w:hAnsi="Consolas"/>
+          <w:sz w:val="19"/>
+        </w:rPr>
+        <w:t xml:space="preserve">                4. If the Auditor requested changes, the nextAgent is CODER.</w:t>
+      </w:r>
+    </w:p>
+    <w:p>
+      <w:pPr>
+        <w:pStyle w:val="NoSpacing"/>
+        <w:rPr>
+          <w:rFonts w:ascii="Consolas" w:hAnsi="Consolas"/>
+          <w:sz w:val="19"/>
+        </w:rPr>
+      </w:pPr>
+    </w:p>
+    <w:p>
+      <w:pPr>
+        <w:pStyle w:val="NoSpacing"/>
+        <w:rPr>
+          <w:rFonts w:ascii="Consolas" w:hAnsi="Consolas"/>
+          <w:sz w:val="19"/>
+        </w:rPr>
+      </w:pPr>
+      <w:r>
+        <w:rPr>
+          <w:rFonts w:ascii="Consolas" w:hAnsi="Consolas"/>
+          <w:sz w:val="19"/>
+        </w:rPr>
+        <w:t xml:space="preserve">                You must output your decision in valid JSON matching this schema:</w:t>
+      </w:r>
+    </w:p>
+    <w:p>
+      <w:pPr>
+        <w:pStyle w:val="NoSpacing"/>
+        <w:rPr>
+          <w:rFonts w:ascii="Consolas" w:hAnsi="Consolas"/>
+          <w:sz w:val="19"/>
+        </w:rPr>
+      </w:pPr>
+      <w:r>
+        <w:rPr>
+          <w:rFonts w:ascii="Consolas" w:hAnsi="Consolas"/>
+          <w:sz w:val="19"/>
+        </w:rPr>
+        <w:t xml:space="preserve">                {</w:t>
+      </w:r>
+    </w:p>
+    <w:p>
+      <w:pPr>
+        <w:pStyle w:val="NoSpacing"/>
+        <w:rPr>
+          <w:rFonts w:ascii="Consolas" w:hAnsi="Consolas"/>
+          <w:sz w:val="19"/>
+        </w:rPr>
+      </w:pPr>
+      <w:r>
+        <w:rPr>
+          <w:rFonts w:ascii="Consolas" w:hAnsi="Consolas"/>
+          <w:sz w:val="19"/>
+        </w:rPr>
+        <w:t xml:space="preserve">                    ""reasoning"": ""Your step-by-step logic."",</w:t>
+      </w:r>
+    </w:p>
+    <w:p>
+      <w:pPr>
+        <w:pStyle w:val="NoSpacing"/>
+        <w:rPr>
+          <w:rFonts w:ascii="Consolas" w:hAnsi="Consolas"/>
+          <w:sz w:val="19"/>
+        </w:rPr>
+      </w:pPr>
+      <w:r>
+        <w:rPr>
+          <w:rFonts w:ascii="Consolas" w:hAnsi="Consolas"/>
+          <w:sz w:val="19"/>
+        </w:rPr>
+        <w:t xml:space="preserve">                    ""nextAgent"": ""CODER"" | ""AUDITOR"" | ""COMPLETE""</w:t>
+      </w:r>
+    </w:p>
+    <w:p>
+      <w:pPr>
+        <w:pStyle w:val="NoSpacing"/>
+        <w:rPr>
+          <w:rFonts w:ascii="Consolas" w:hAnsi="Consolas"/>
+          <w:sz w:val="19"/>
+        </w:rPr>
+      </w:pPr>
+      <w:r>
+        <w:rPr>
+          <w:rFonts w:ascii="Consolas" w:hAnsi="Consolas"/>
+          <w:sz w:val="19"/>
+        </w:rPr>
+        <w:t xml:space="preserve">                }";</w:t>
+      </w:r>
+    </w:p>
+    <w:p>
+      <w:pPr>
+        <w:pStyle w:val="NoSpacing"/>
+        <w:rPr>
+          <w:rFonts w:ascii="Consolas" w:hAnsi="Consolas"/>
+          <w:sz w:val="19"/>
+        </w:rPr>
+      </w:pPr>
+    </w:p>
+    <w:p>
+      <w:pPr>
+        <w:pStyle w:val="NoSpacing"/>
+        <w:rPr>
+          <w:rFonts w:ascii="Consolas" w:hAnsi="Consolas"/>
+          <w:sz w:val="19"/>
+        </w:rPr>
+      </w:pPr>
+      <w:r>
+        <w:rPr>
+          <w:rFonts w:ascii="Consolas" w:hAnsi="Consolas"/>
+          <w:sz w:val="19"/>
+        </w:rPr>
+        <w:t xml:space="preserve">            ChatHistory history = new ChatHistory();</w:t>
+      </w:r>
+    </w:p>
+    <w:p>
+      <w:pPr>
+        <w:pStyle w:val="NoSpacing"/>
+        <w:rPr>
+          <w:rFonts w:ascii="Consolas" w:hAnsi="Consolas"/>
+          <w:sz w:val="19"/>
+        </w:rPr>
+      </w:pPr>
+      <w:r>
+        <w:rPr>
+          <w:rFonts w:ascii="Consolas" w:hAnsi="Consolas"/>
+          <w:sz w:val="19"/>
+        </w:rPr>
+        <w:t xml:space="preserve">            Console.Write("Enter a C# feature to build: ");</w:t>
+      </w:r>
+    </w:p>
+    <w:p>
+      <w:pPr>
+        <w:pStyle w:val="NoSpacing"/>
+        <w:rPr>
+          <w:rFonts w:ascii="Consolas" w:hAnsi="Consolas"/>
+          <w:sz w:val="19"/>
+        </w:rPr>
+      </w:pPr>
+      <w:r>
+        <w:rPr>
+          <w:rFonts w:ascii="Consolas" w:hAnsi="Consolas"/>
+          <w:sz w:val="19"/>
+        </w:rPr>
+        <w:t xml:space="preserve">            string? goal = Console.ReadLine();</w:t>
+      </w:r>
+    </w:p>
+    <w:p>
+      <w:pPr>
+        <w:pStyle w:val="NoSpacing"/>
+        <w:rPr>
+          <w:rFonts w:ascii="Consolas" w:hAnsi="Consolas"/>
+          <w:sz w:val="19"/>
+        </w:rPr>
+      </w:pPr>
+    </w:p>
+    <w:p>
+      <w:pPr>
+        <w:pStyle w:val="NoSpacing"/>
+        <w:rPr>
+          <w:rFonts w:ascii="Consolas" w:hAnsi="Consolas"/>
+          <w:sz w:val="19"/>
+        </w:rPr>
+      </w:pPr>
+      <w:r>
+        <w:rPr>
+          <w:rFonts w:ascii="Consolas" w:hAnsi="Consolas"/>
+          <w:sz w:val="19"/>
+        </w:rPr>
+        <w:t xml:space="preserve">            if (string.IsNullOrWhiteSpace(goal)) return;</w:t>
+      </w:r>
+    </w:p>
+    <w:p>
+      <w:pPr>
+        <w:pStyle w:val="NoSpacing"/>
+        <w:rPr>
+          <w:rFonts w:ascii="Consolas" w:hAnsi="Consolas"/>
+          <w:sz w:val="19"/>
+        </w:rPr>
+      </w:pPr>
+      <w:r>
+        <w:rPr>
+          <w:rFonts w:ascii="Consolas" w:hAnsi="Consolas"/>
+          <w:sz w:val="19"/>
+        </w:rPr>
+        <w:t xml:space="preserve">            history.AddUserMessage($"Goal: {goal}");</w:t>
+      </w:r>
+    </w:p>
+    <w:p>
+      <w:pPr>
+        <w:pStyle w:val="NoSpacing"/>
+        <w:rPr>
+          <w:rFonts w:ascii="Consolas" w:hAnsi="Consolas"/>
+          <w:sz w:val="19"/>
+        </w:rPr>
+      </w:pPr>
+    </w:p>
+    <w:p>
+      <w:pPr>
+        <w:pStyle w:val="NoSpacing"/>
+        <w:rPr>
+          <w:rFonts w:ascii="Consolas" w:hAnsi="Consolas"/>
+          <w:sz w:val="19"/>
+        </w:rPr>
+      </w:pPr>
+      <w:r>
+        <w:rPr>
+          <w:rFonts w:ascii="Consolas" w:hAnsi="Consolas"/>
+          <w:sz w:val="19"/>
+        </w:rPr>
+        <w:t xml:space="preserve">            bool isFinished = false;</w:t>
+      </w:r>
+    </w:p>
+    <w:p>
+      <w:pPr>
+        <w:pStyle w:val="NoSpacing"/>
+        <w:rPr>
+          <w:rFonts w:ascii="Consolas" w:hAnsi="Consolas"/>
+          <w:sz w:val="19"/>
+        </w:rPr>
+      </w:pPr>
+      <w:r>
+        <w:rPr>
+          <w:rFonts w:ascii="Consolas" w:hAnsi="Consolas"/>
+          <w:sz w:val="19"/>
+        </w:rPr>
+        <w:t xml:space="preserve">            int iteration = 0;</w:t>
+      </w:r>
+    </w:p>
+    <w:p>
+      <w:pPr>
+        <w:pStyle w:val="NoSpacing"/>
+        <w:rPr>
+          <w:rFonts w:ascii="Consolas" w:hAnsi="Consolas"/>
+          <w:sz w:val="19"/>
+        </w:rPr>
+      </w:pPr>
+      <w:r>
+        <w:rPr>
+          <w:rFonts w:ascii="Consolas" w:hAnsi="Consolas"/>
+          <w:sz w:val="19"/>
+        </w:rPr>
+        <w:t xml:space="preserve">            int maxIterations = 8;</w:t>
+      </w:r>
+    </w:p>
+    <w:p>
+      <w:pPr>
+        <w:pStyle w:val="NoSpacing"/>
+        <w:rPr>
+          <w:rFonts w:ascii="Consolas" w:hAnsi="Consolas"/>
+          <w:sz w:val="19"/>
+        </w:rPr>
+      </w:pPr>
+    </w:p>
+    <w:p>
+      <w:pPr>
+        <w:pStyle w:val="NoSpacing"/>
+        <w:rPr>
+          <w:rFonts w:ascii="Consolas" w:hAnsi="Consolas"/>
+          <w:sz w:val="19"/>
+        </w:rPr>
+      </w:pPr>
+      <w:r>
+        <w:rPr>
+          <w:rFonts w:ascii="Consolas" w:hAnsi="Consolas"/>
+          <w:sz w:val="19"/>
+        </w:rPr>
+        <w:t xml:space="preserve">            var coordSettings = new GeminiPromptExecutionSettings()</w:t>
+      </w:r>
+    </w:p>
+    <w:p>
+      <w:pPr>
+        <w:pStyle w:val="NoSpacing"/>
+        <w:rPr>
+          <w:rFonts w:ascii="Consolas" w:hAnsi="Consolas"/>
+          <w:sz w:val="19"/>
+        </w:rPr>
+      </w:pPr>
+      <w:r>
+        <w:rPr>
+          <w:rFonts w:ascii="Consolas" w:hAnsi="Consolas"/>
+          <w:sz w:val="19"/>
+        </w:rPr>
+        <w:t xml:space="preserve">            {</w:t>
+      </w:r>
+    </w:p>
+    <w:p>
+      <w:pPr>
+        <w:pStyle w:val="NoSpacing"/>
+        <w:rPr>
+          <w:rFonts w:ascii="Consolas" w:hAnsi="Consolas"/>
+          <w:sz w:val="19"/>
+        </w:rPr>
+      </w:pPr>
+      <w:r>
+        <w:rPr>
+          <w:rFonts w:ascii="Consolas" w:hAnsi="Consolas"/>
+          <w:sz w:val="19"/>
+        </w:rPr>
+        <w:t xml:space="preserve">                ResponseMimeType = "application/json",</w:t>
+      </w:r>
+    </w:p>
+    <w:p>
+      <w:pPr>
+        <w:pStyle w:val="NoSpacing"/>
+        <w:rPr>
+          <w:rFonts w:ascii="Consolas" w:hAnsi="Consolas"/>
+          <w:sz w:val="19"/>
+        </w:rPr>
+      </w:pPr>
+      <w:r>
+        <w:rPr>
+          <w:rFonts w:ascii="Consolas" w:hAnsi="Consolas"/>
+          <w:sz w:val="19"/>
+        </w:rPr>
+        <w:t xml:space="preserve">                Temperature = 0.0</w:t>
+      </w:r>
+    </w:p>
+    <w:p>
+      <w:pPr>
+        <w:pStyle w:val="NoSpacing"/>
+        <w:rPr>
+          <w:rFonts w:ascii="Consolas" w:hAnsi="Consolas"/>
+          <w:sz w:val="19"/>
+        </w:rPr>
+      </w:pPr>
+      <w:r>
+        <w:rPr>
+          <w:rFonts w:ascii="Consolas" w:hAnsi="Consolas"/>
+          <w:sz w:val="19"/>
+        </w:rPr>
+        <w:t xml:space="preserve">            };</w:t>
+      </w:r>
+    </w:p>
+    <w:p>
+      <w:pPr>
+        <w:pStyle w:val="NoSpacing"/>
+        <w:rPr>
+          <w:rFonts w:ascii="Consolas" w:hAnsi="Consolas"/>
+          <w:sz w:val="19"/>
+        </w:rPr>
+      </w:pPr>
+    </w:p>
+    <w:p>
+      <w:pPr>
+        <w:pStyle w:val="NoSpacing"/>
+        <w:rPr>
+          <w:rFonts w:ascii="Consolas" w:hAnsi="Consolas"/>
+          <w:sz w:val="19"/>
+        </w:rPr>
+      </w:pPr>
+      <w:r>
+        <w:rPr>
+          <w:rFonts w:ascii="Consolas" w:hAnsi="Consolas"/>
+          <w:sz w:val="19"/>
+        </w:rPr>
+        <w:t xml:space="preserve">            while (!isFinished &amp;&amp; iteration &lt; maxIterations)</w:t>
+      </w:r>
+    </w:p>
+    <w:p>
+      <w:pPr>
+        <w:pStyle w:val="NoSpacing"/>
+        <w:rPr>
+          <w:rFonts w:ascii="Consolas" w:hAnsi="Consolas"/>
+          <w:sz w:val="19"/>
+        </w:rPr>
+      </w:pPr>
+      <w:r>
+        <w:rPr>
+          <w:rFonts w:ascii="Consolas" w:hAnsi="Consolas"/>
+          <w:sz w:val="19"/>
+        </w:rPr>
+        <w:t xml:space="preserve">            {</w:t>
+      </w:r>
+    </w:p>
+    <w:p>
+      <w:pPr>
+        <w:pStyle w:val="NoSpacing"/>
+        <w:rPr>
+          <w:rFonts w:ascii="Consolas" w:hAnsi="Consolas"/>
+          <w:sz w:val="19"/>
+        </w:rPr>
+      </w:pPr>
+      <w:r>
+        <w:rPr>
+          <w:rFonts w:ascii="Consolas" w:hAnsi="Consolas"/>
+          <w:sz w:val="19"/>
+        </w:rPr>
+        <w:t xml:space="preserve">                // ------------------------------------</w:t>
+      </w:r>
+    </w:p>
+    <w:p>
+      <w:pPr>
+        <w:pStyle w:val="NoSpacing"/>
+        <w:rPr>
+          <w:rFonts w:ascii="Consolas" w:hAnsi="Consolas"/>
+          <w:sz w:val="19"/>
+        </w:rPr>
+      </w:pPr>
+      <w:r>
+        <w:rPr>
+          <w:rFonts w:ascii="Consolas" w:hAnsi="Consolas"/>
+          <w:sz w:val="19"/>
+        </w:rPr>
+        <w:t xml:space="preserve">                // The COORDINATOR decides</w:t>
+      </w:r>
+    </w:p>
+    <w:p>
+      <w:pPr>
+        <w:pStyle w:val="NoSpacing"/>
+        <w:rPr>
+          <w:rFonts w:ascii="Consolas" w:hAnsi="Consolas"/>
+          <w:sz w:val="19"/>
+        </w:rPr>
+      </w:pPr>
+      <w:r>
+        <w:rPr>
+          <w:rFonts w:ascii="Consolas" w:hAnsi="Consolas"/>
+          <w:sz w:val="19"/>
+        </w:rPr>
+        <w:t xml:space="preserve">                // ------------------------------------</w:t>
+      </w:r>
+    </w:p>
+    <w:p>
+      <w:pPr>
+        <w:pStyle w:val="NoSpacing"/>
+        <w:rPr>
+          <w:rFonts w:ascii="Consolas" w:hAnsi="Consolas"/>
+          <w:sz w:val="19"/>
+        </w:rPr>
+      </w:pPr>
+    </w:p>
+    <w:p>
+      <w:pPr>
+        <w:pStyle w:val="NoSpacing"/>
+        <w:rPr>
+          <w:rFonts w:ascii="Consolas" w:hAnsi="Consolas"/>
+          <w:sz w:val="19"/>
+        </w:rPr>
+      </w:pPr>
+      <w:r>
+        <w:rPr>
+          <w:rFonts w:ascii="Consolas" w:hAnsi="Consolas"/>
+          <w:sz w:val="19"/>
+        </w:rPr>
+        <w:t xml:space="preserve">                // The "Ghost Nudge": Add a temporary user message to satisfy Gemini's alternation rule</w:t>
+      </w:r>
+    </w:p>
+    <w:p>
+      <w:pPr>
+        <w:pStyle w:val="NoSpacing"/>
+        <w:rPr>
+          <w:rFonts w:ascii="Consolas" w:hAnsi="Consolas"/>
+          <w:sz w:val="19"/>
+        </w:rPr>
+      </w:pPr>
+      <w:r>
+        <w:rPr>
+          <w:rFonts w:ascii="Consolas" w:hAnsi="Consolas"/>
+          <w:sz w:val="19"/>
+        </w:rPr>
+        <w:t xml:space="preserve">                var ghostNudge = new ChatMessageContent(AuthorRole.User, "Coordinator, evaluate the state and output the JSON routing decision.");</w:t>
+      </w:r>
+    </w:p>
+    <w:p>
+      <w:pPr>
+        <w:pStyle w:val="NoSpacing"/>
+        <w:rPr>
+          <w:rFonts w:ascii="Consolas" w:hAnsi="Consolas"/>
+          <w:sz w:val="19"/>
+        </w:rPr>
+      </w:pPr>
+      <w:r>
+        <w:rPr>
+          <w:rFonts w:ascii="Consolas" w:hAnsi="Consolas"/>
+          <w:sz w:val="19"/>
+        </w:rPr>
+        <w:t xml:space="preserve">                history.Add(ghostNudge);</w:t>
+      </w:r>
+    </w:p>
+    <w:p>
+      <w:pPr>
+        <w:pStyle w:val="NoSpacing"/>
+        <w:rPr>
+          <w:rFonts w:ascii="Consolas" w:hAnsi="Consolas"/>
+          <w:sz w:val="19"/>
+        </w:rPr>
+      </w:pPr>
+    </w:p>
+    <w:p>
+      <w:pPr>
+        <w:pStyle w:val="NoSpacing"/>
+        <w:rPr>
+          <w:rFonts w:ascii="Consolas" w:hAnsi="Consolas"/>
+          <w:sz w:val="19"/>
+        </w:rPr>
+      </w:pPr>
+      <w:r>
+        <w:rPr>
+          <w:rFonts w:ascii="Consolas" w:hAnsi="Consolas"/>
+          <w:sz w:val="19"/>
+        </w:rPr>
+        <w:t xml:space="preserve">                // Inject Coordinator Persona</w:t>
+      </w:r>
+    </w:p>
+    <w:p>
+      <w:pPr>
+        <w:pStyle w:val="NoSpacing"/>
+        <w:rPr>
+          <w:rFonts w:ascii="Consolas" w:hAnsi="Consolas"/>
+          <w:sz w:val="19"/>
+        </w:rPr>
+      </w:pPr>
+      <w:r>
+        <w:rPr>
+          <w:rFonts w:ascii="Consolas" w:hAnsi="Consolas"/>
+          <w:sz w:val="19"/>
+        </w:rPr>
+        <w:t xml:space="preserve">                history.Insert(0, new ChatMessageContent(AuthorRole.System, coordinatorInstructions.Trim()));</w:t>
+      </w:r>
+    </w:p>
+    <w:p>
+      <w:pPr>
+        <w:pStyle w:val="NoSpacing"/>
+        <w:rPr>
+          <w:rFonts w:ascii="Consolas" w:hAnsi="Consolas"/>
+          <w:sz w:val="19"/>
+        </w:rPr>
+      </w:pPr>
+    </w:p>
+    <w:p>
+      <w:pPr>
+        <w:pStyle w:val="NoSpacing"/>
+        <w:rPr>
+          <w:rFonts w:ascii="Consolas" w:hAnsi="Consolas"/>
+          <w:sz w:val="19"/>
+        </w:rPr>
+      </w:pPr>
+      <w:r>
+        <w:rPr>
+          <w:rFonts w:ascii="Consolas" w:hAnsi="Consolas"/>
+          <w:sz w:val="19"/>
+        </w:rPr>
+        <w:t xml:space="preserve">                var decisionResponse = await chatService.GetChatMessageContentAsync(history, coordSettings);</w:t>
+      </w:r>
+    </w:p>
+    <w:p>
+      <w:pPr>
+        <w:pStyle w:val="NoSpacing"/>
+        <w:rPr>
+          <w:rFonts w:ascii="Consolas" w:hAnsi="Consolas"/>
+          <w:sz w:val="19"/>
+        </w:rPr>
+      </w:pPr>
+    </w:p>
+    <w:p>
+      <w:pPr>
+        <w:pStyle w:val="NoSpacing"/>
+        <w:rPr>
+          <w:rFonts w:ascii="Consolas" w:hAnsi="Consolas"/>
+          <w:sz w:val="19"/>
+        </w:rPr>
+      </w:pPr>
+      <w:r>
+        <w:rPr>
+          <w:rFonts w:ascii="Consolas" w:hAnsi="Consolas"/>
+          <w:sz w:val="19"/>
+        </w:rPr>
+        <w:t xml:space="preserve">                // Cleanup history (remove both the system persona and the Ghost nudge</w:t>
+      </w:r>
+    </w:p>
+    <w:p>
+      <w:pPr>
+        <w:pStyle w:val="NoSpacing"/>
+        <w:rPr>
+          <w:rFonts w:ascii="Consolas" w:hAnsi="Consolas"/>
+          <w:sz w:val="19"/>
+        </w:rPr>
+      </w:pPr>
+      <w:r>
+        <w:rPr>
+          <w:rFonts w:ascii="Consolas" w:hAnsi="Consolas"/>
+          <w:sz w:val="19"/>
+        </w:rPr>
+        <w:t xml:space="preserve">                history.RemoveAt(0);</w:t>
+      </w:r>
+    </w:p>
+    <w:p>
+      <w:pPr>
+        <w:pStyle w:val="NoSpacing"/>
+        <w:rPr>
+          <w:rFonts w:ascii="Consolas" w:hAnsi="Consolas"/>
+          <w:sz w:val="19"/>
+        </w:rPr>
+      </w:pPr>
+      <w:r>
+        <w:rPr>
+          <w:rFonts w:ascii="Consolas" w:hAnsi="Consolas"/>
+          <w:sz w:val="19"/>
+        </w:rPr>
+        <w:t xml:space="preserve">                history.Remove(ghostNudge);</w:t>
+      </w:r>
+    </w:p>
+    <w:p>
+      <w:pPr>
+        <w:pStyle w:val="NoSpacing"/>
+        <w:rPr>
+          <w:rFonts w:ascii="Consolas" w:hAnsi="Consolas"/>
+          <w:sz w:val="19"/>
+        </w:rPr>
+      </w:pPr>
+    </w:p>
+    <w:p>
+      <w:pPr>
+        <w:pStyle w:val="NoSpacing"/>
+        <w:rPr>
+          <w:rFonts w:ascii="Consolas" w:hAnsi="Consolas"/>
+          <w:sz w:val="19"/>
+        </w:rPr>
+      </w:pPr>
+      <w:r>
+        <w:rPr>
+          <w:rFonts w:ascii="Consolas" w:hAnsi="Consolas"/>
+          <w:sz w:val="19"/>
+        </w:rPr>
+        <w:t xml:space="preserve">                // Parse the guaranteed JSON - guard against a malformed or truncated response</w:t>
+      </w:r>
+    </w:p>
+    <w:p>
+      <w:pPr>
+        <w:pStyle w:val="NoSpacing"/>
+        <w:rPr>
+          <w:rFonts w:ascii="Consolas" w:hAnsi="Consolas"/>
+          <w:sz w:val="19"/>
+        </w:rPr>
+      </w:pPr>
+      <w:r>
+        <w:rPr>
+          <w:rFonts w:ascii="Consolas" w:hAnsi="Consolas"/>
+          <w:sz w:val="19"/>
+        </w:rPr>
+        <w:t xml:space="preserve">                RoutingDecision decision;</w:t>
+      </w:r>
+    </w:p>
+    <w:p>
+      <w:pPr>
+        <w:pStyle w:val="NoSpacing"/>
+        <w:rPr>
+          <w:rFonts w:ascii="Consolas" w:hAnsi="Consolas"/>
+          <w:sz w:val="19"/>
+        </w:rPr>
+      </w:pPr>
+      <w:r>
+        <w:rPr>
+          <w:rFonts w:ascii="Consolas" w:hAnsi="Consolas"/>
+          <w:sz w:val="19"/>
+        </w:rPr>
+        <w:t xml:space="preserve">                try</w:t>
+      </w:r>
+    </w:p>
+    <w:p>
+      <w:pPr>
+        <w:pStyle w:val="NoSpacing"/>
+        <w:rPr>
+          <w:rFonts w:ascii="Consolas" w:hAnsi="Consolas"/>
+          <w:sz w:val="19"/>
+        </w:rPr>
+      </w:pPr>
+      <w:r>
+        <w:rPr>
+          <w:rFonts w:ascii="Consolas" w:hAnsi="Consolas"/>
+          <w:sz w:val="19"/>
+        </w:rPr>
+        <w:t xml:space="preserve">                {</w:t>
+      </w:r>
+    </w:p>
+    <w:p>
+      <w:pPr>
+        <w:pStyle w:val="NoSpacing"/>
+        <w:rPr>
+          <w:rFonts w:ascii="Consolas" w:hAnsi="Consolas"/>
+          <w:sz w:val="19"/>
+        </w:rPr>
+      </w:pPr>
+      <w:r>
+        <w:rPr>
+          <w:rFonts w:ascii="Consolas" w:hAnsi="Consolas"/>
+          <w:sz w:val="19"/>
+        </w:rPr>
+        <w:lastRenderedPageBreak/>
+        <w:t xml:space="preserve">                    decision = JsonSerializer.Deserialize&lt;RoutingDecision&gt;(decisionResponse.Content ?? "{}")</w:t>
+      </w:r>
+    </w:p>
+    <w:p>
+      <w:pPr>
+        <w:pStyle w:val="NoSpacing"/>
+        <w:rPr>
+          <w:rFonts w:ascii="Consolas" w:hAnsi="Consolas"/>
+          <w:sz w:val="19"/>
+        </w:rPr>
+      </w:pPr>
+      <w:r>
+        <w:rPr>
+          <w:rFonts w:ascii="Consolas" w:hAnsi="Consolas"/>
+          <w:sz w:val="19"/>
+        </w:rPr>
+        <w:t xml:space="preserve">                        ?? new RoutingDecision();</w:t>
+      </w:r>
+    </w:p>
+    <w:p>
+      <w:pPr>
+        <w:pStyle w:val="NoSpacing"/>
+        <w:rPr>
+          <w:rFonts w:ascii="Consolas" w:hAnsi="Consolas"/>
+          <w:sz w:val="19"/>
+        </w:rPr>
+      </w:pPr>
+      <w:r>
+        <w:rPr>
+          <w:rFonts w:ascii="Consolas" w:hAnsi="Consolas"/>
+          <w:sz w:val="19"/>
+        </w:rPr>
+        <w:t xml:space="preserve">                }</w:t>
+      </w:r>
+    </w:p>
+    <w:p>
+      <w:pPr>
+        <w:pStyle w:val="NoSpacing"/>
+        <w:rPr>
+          <w:rFonts w:ascii="Consolas" w:hAnsi="Consolas"/>
+          <w:sz w:val="19"/>
+        </w:rPr>
+      </w:pPr>
+    </w:p>
+    <w:p>
+      <w:pPr>
+        <w:pStyle w:val="NoSpacing"/>
+        <w:rPr>
+          <w:rFonts w:ascii="Consolas" w:hAnsi="Consolas"/>
+          <w:sz w:val="19"/>
+        </w:rPr>
+      </w:pPr>
+      <w:r>
+        <w:rPr>
+          <w:rFonts w:ascii="Consolas" w:hAnsi="Consolas"/>
+          <w:sz w:val="19"/>
+        </w:rPr>
+        <w:t xml:space="preserve">                catch (JsonException)</w:t>
+      </w:r>
+    </w:p>
+    <w:p>
+      <w:pPr>
+        <w:pStyle w:val="NoSpacing"/>
+        <w:rPr>
+          <w:rFonts w:ascii="Consolas" w:hAnsi="Consolas"/>
+          <w:sz w:val="19"/>
+        </w:rPr>
+      </w:pPr>
+      <w:r>
+        <w:rPr>
+          <w:rFonts w:ascii="Consolas" w:hAnsi="Consolas"/>
+          <w:sz w:val="19"/>
+        </w:rPr>
+        <w:t xml:space="preserve">                {</w:t>
+      </w:r>
+    </w:p>
+    <w:p>
+      <w:pPr>
+        <w:pStyle w:val="NoSpacing"/>
+        <w:rPr>
+          <w:rFonts w:ascii="Consolas" w:hAnsi="Consolas"/>
+          <w:sz w:val="19"/>
+        </w:rPr>
+      </w:pPr>
+      <w:r>
+        <w:rPr>
+          <w:rFonts w:ascii="Consolas" w:hAnsi="Consolas"/>
+          <w:sz w:val="19"/>
+        </w:rPr>
+        <w:t xml:space="preserve">                    Console.WriteLine("\n[ERROR] Coordinator returned malformed JSON. Ending run early.");</w:t>
+      </w:r>
+    </w:p>
+    <w:p>
+      <w:pPr>
+        <w:pStyle w:val="NoSpacing"/>
+        <w:rPr>
+          <w:rFonts w:ascii="Consolas" w:hAnsi="Consolas"/>
+          <w:sz w:val="19"/>
+        </w:rPr>
+      </w:pPr>
+      <w:r>
+        <w:rPr>
+          <w:rFonts w:ascii="Consolas" w:hAnsi="Consolas"/>
+          <w:sz w:val="19"/>
+        </w:rPr>
+        <w:t xml:space="preserve">                    return;</w:t>
+      </w:r>
+    </w:p>
+    <w:p>
+      <w:pPr>
+        <w:pStyle w:val="NoSpacing"/>
+        <w:rPr>
+          <w:rFonts w:ascii="Consolas" w:hAnsi="Consolas"/>
+          <w:sz w:val="19"/>
+        </w:rPr>
+      </w:pPr>
+      <w:r>
+        <w:rPr>
+          <w:rFonts w:ascii="Consolas" w:hAnsi="Consolas"/>
+          <w:sz w:val="19"/>
+        </w:rPr>
+        <w:t xml:space="preserve">                }</w:t>
+      </w:r>
+    </w:p>
+    <w:p>
+      <w:pPr>
+        <w:pStyle w:val="NoSpacing"/>
+        <w:rPr>
+          <w:rFonts w:ascii="Consolas" w:hAnsi="Consolas"/>
+          <w:sz w:val="19"/>
+        </w:rPr>
+      </w:pPr>
+    </w:p>
+    <w:p>
+      <w:pPr>
+        <w:pStyle w:val="NoSpacing"/>
+        <w:rPr>
+          <w:rFonts w:ascii="Consolas" w:hAnsi="Consolas"/>
+          <w:sz w:val="19"/>
+        </w:rPr>
+      </w:pPr>
+      <w:r>
+        <w:rPr>
+          <w:rFonts w:ascii="Consolas" w:hAnsi="Consolas"/>
+          <w:sz w:val="19"/>
+        </w:rPr>
+        <w:t xml:space="preserve">                Console.WriteLine($"\n[THOUGHT]: {decision.Reasoning}");</w:t>
+      </w:r>
+    </w:p>
+    <w:p>
+      <w:pPr>
+        <w:pStyle w:val="NoSpacing"/>
+        <w:rPr>
+          <w:rFonts w:ascii="Consolas" w:hAnsi="Consolas"/>
+          <w:sz w:val="19"/>
+        </w:rPr>
+      </w:pPr>
+      <w:r>
+        <w:rPr>
+          <w:rFonts w:ascii="Consolas" w:hAnsi="Consolas"/>
+          <w:sz w:val="19"/>
+        </w:rPr>
+        <w:t xml:space="preserve">                Console.WriteLine($"\n[ROUTE]: {decision.NextAgent}");</w:t>
+      </w:r>
+    </w:p>
+    <w:p>
+      <w:pPr>
+        <w:pStyle w:val="NoSpacing"/>
+        <w:rPr>
+          <w:rFonts w:ascii="Consolas" w:hAnsi="Consolas"/>
+          <w:sz w:val="19"/>
+        </w:rPr>
+      </w:pPr>
+    </w:p>
+    <w:p>
+      <w:pPr>
+        <w:pStyle w:val="NoSpacing"/>
+        <w:rPr>
+          <w:rFonts w:ascii="Consolas" w:hAnsi="Consolas"/>
+          <w:sz w:val="19"/>
+        </w:rPr>
+      </w:pPr>
+      <w:r>
+        <w:rPr>
+          <w:rFonts w:ascii="Consolas" w:hAnsi="Consolas"/>
+          <w:sz w:val="19"/>
+        </w:rPr>
+        <w:t xml:space="preserve">                // ------------------------------------</w:t>
+      </w:r>
+    </w:p>
+    <w:p>
+      <w:pPr>
+        <w:pStyle w:val="NoSpacing"/>
+        <w:rPr>
+          <w:rFonts w:ascii="Consolas" w:hAnsi="Consolas"/>
+          <w:sz w:val="19"/>
+        </w:rPr>
+      </w:pPr>
+      <w:r>
+        <w:rPr>
+          <w:rFonts w:ascii="Consolas" w:hAnsi="Consolas"/>
+          <w:sz w:val="19"/>
+        </w:rPr>
+        <w:t xml:space="preserve">                // ROUTE to the Correct Specialist</w:t>
+      </w:r>
+    </w:p>
+    <w:p>
+      <w:pPr>
+        <w:pStyle w:val="NoSpacing"/>
+        <w:rPr>
+          <w:rFonts w:ascii="Consolas" w:hAnsi="Consolas"/>
+          <w:sz w:val="19"/>
+        </w:rPr>
+      </w:pPr>
+      <w:r>
+        <w:rPr>
+          <w:rFonts w:ascii="Consolas" w:hAnsi="Consolas"/>
+          <w:sz w:val="19"/>
+        </w:rPr>
+        <w:t xml:space="preserve">                // ------------------------------------</w:t>
+      </w:r>
+    </w:p>
+    <w:p>
+      <w:pPr>
+        <w:pStyle w:val="NoSpacing"/>
+        <w:rPr>
+          <w:rFonts w:ascii="Consolas" w:hAnsi="Consolas"/>
+          <w:sz w:val="19"/>
+        </w:rPr>
+      </w:pPr>
+    </w:p>
+    <w:p>
+      <w:pPr>
+        <w:pStyle w:val="NoSpacing"/>
+        <w:rPr>
+          <w:rFonts w:ascii="Consolas" w:hAnsi="Consolas"/>
+          <w:sz w:val="19"/>
+        </w:rPr>
+      </w:pPr>
+      <w:r>
+        <w:rPr>
+          <w:rFonts w:ascii="Consolas" w:hAnsi="Consolas"/>
+          <w:sz w:val="19"/>
+        </w:rPr>
+        <w:t xml:space="preserve">                if (decision.NextAgent == "COMPLETE")</w:t>
+      </w:r>
+    </w:p>
+    <w:p>
+      <w:pPr>
+        <w:pStyle w:val="NoSpacing"/>
+        <w:rPr>
+          <w:rFonts w:ascii="Consolas" w:hAnsi="Consolas"/>
+          <w:sz w:val="19"/>
+        </w:rPr>
+      </w:pPr>
+      <w:r>
+        <w:rPr>
+          <w:rFonts w:ascii="Consolas" w:hAnsi="Consolas"/>
+          <w:sz w:val="19"/>
+        </w:rPr>
+        <w:t xml:space="preserve">                {</w:t>
+      </w:r>
+    </w:p>
+    <w:p>
+      <w:pPr>
+        <w:pStyle w:val="NoSpacing"/>
+        <w:rPr>
+          <w:rFonts w:ascii="Consolas" w:hAnsi="Consolas"/>
+          <w:sz w:val="19"/>
+        </w:rPr>
+      </w:pPr>
+      <w:r>
+        <w:rPr>
+          <w:rFonts w:ascii="Consolas" w:hAnsi="Consolas"/>
+          <w:sz w:val="19"/>
+        </w:rPr>
+        <w:t xml:space="preserve">                    isFinished = true;</w:t>
+      </w:r>
+    </w:p>
+    <w:p>
+      <w:pPr>
+        <w:pStyle w:val="NoSpacing"/>
+        <w:rPr>
+          <w:rFonts w:ascii="Consolas" w:hAnsi="Consolas"/>
+          <w:sz w:val="19"/>
+        </w:rPr>
+      </w:pPr>
+      <w:r>
+        <w:rPr>
+          <w:rFonts w:ascii="Consolas" w:hAnsi="Consolas"/>
+          <w:sz w:val="19"/>
+        </w:rPr>
+        <w:t xml:space="preserve">                }</w:t>
+      </w:r>
+    </w:p>
+    <w:p>
+      <w:pPr>
+        <w:pStyle w:val="NoSpacing"/>
+        <w:rPr>
+          <w:rFonts w:ascii="Consolas" w:hAnsi="Consolas"/>
+          <w:sz w:val="19"/>
+        </w:rPr>
+      </w:pPr>
+      <w:r>
+        <w:rPr>
+          <w:rFonts w:ascii="Consolas" w:hAnsi="Consolas"/>
+          <w:sz w:val="19"/>
+        </w:rPr>
+        <w:t xml:space="preserve">                else if (decision.NextAgent == "CODER")</w:t>
+      </w:r>
+    </w:p>
+    <w:p>
+      <w:pPr>
+        <w:pStyle w:val="NoSpacing"/>
+        <w:rPr>
+          <w:rFonts w:ascii="Consolas" w:hAnsi="Consolas"/>
+          <w:sz w:val="19"/>
+        </w:rPr>
+      </w:pPr>
+      <w:r>
+        <w:rPr>
+          <w:rFonts w:ascii="Consolas" w:hAnsi="Consolas"/>
+          <w:sz w:val="19"/>
+        </w:rPr>
+        <w:t xml:space="preserve">                {</w:t>
+      </w:r>
+    </w:p>
+    <w:p>
+      <w:pPr>
+        <w:pStyle w:val="NoSpacing"/>
+        <w:rPr>
+          <w:rFonts w:ascii="Consolas" w:hAnsi="Consolas"/>
+          <w:sz w:val="19"/>
+        </w:rPr>
+      </w:pPr>
+      <w:r>
+        <w:rPr>
+          <w:rFonts w:ascii="Consolas" w:hAnsi="Consolas"/>
+          <w:sz w:val="19"/>
+        </w:rPr>
+        <w:t xml:space="preserve">                    await CallAgent("Coder", coderPersona, history, chatService);</w:t>
+      </w:r>
+    </w:p>
+    <w:p>
+      <w:pPr>
+        <w:pStyle w:val="NoSpacing"/>
+        <w:rPr>
+          <w:rFonts w:ascii="Consolas" w:hAnsi="Consolas"/>
+          <w:sz w:val="19"/>
+        </w:rPr>
+      </w:pPr>
+      <w:r>
+        <w:rPr>
+          <w:rFonts w:ascii="Consolas" w:hAnsi="Consolas"/>
+          <w:sz w:val="19"/>
+        </w:rPr>
+        <w:t xml:space="preserve">                }</w:t>
+      </w:r>
+    </w:p>
+    <w:p>
+      <w:pPr>
+        <w:pStyle w:val="NoSpacing"/>
+        <w:rPr>
+          <w:rFonts w:ascii="Consolas" w:hAnsi="Consolas"/>
+          <w:sz w:val="19"/>
+        </w:rPr>
+      </w:pPr>
+      <w:r>
+        <w:rPr>
+          <w:rFonts w:ascii="Consolas" w:hAnsi="Consolas"/>
+          <w:sz w:val="19"/>
+        </w:rPr>
+        <w:t xml:space="preserve">                else if (decision.NextAgent == "AUDITOR")</w:t>
+      </w:r>
+    </w:p>
+    <w:p>
+      <w:pPr>
+        <w:pStyle w:val="NoSpacing"/>
+        <w:rPr>
+          <w:rFonts w:ascii="Consolas" w:hAnsi="Consolas"/>
+          <w:sz w:val="19"/>
+        </w:rPr>
+      </w:pPr>
+      <w:r>
+        <w:rPr>
+          <w:rFonts w:ascii="Consolas" w:hAnsi="Consolas"/>
+          <w:sz w:val="19"/>
+        </w:rPr>
+        <w:t xml:space="preserve">                {</w:t>
+      </w:r>
+    </w:p>
+    <w:p>
+      <w:pPr>
+        <w:pStyle w:val="NoSpacing"/>
+        <w:rPr>
+          <w:rFonts w:ascii="Consolas" w:hAnsi="Consolas"/>
+          <w:sz w:val="19"/>
+        </w:rPr>
+      </w:pPr>
+      <w:r>
+        <w:rPr>
+          <w:rFonts w:ascii="Consolas" w:hAnsi="Consolas"/>
+          <w:sz w:val="19"/>
+        </w:rPr>
+        <w:t xml:space="preserve">                    await CallAgent("Auditor", auditorPersona, history, chatService);</w:t>
+      </w:r>
+    </w:p>
+    <w:p>
+      <w:pPr>
+        <w:pStyle w:val="NoSpacing"/>
+        <w:rPr>
+          <w:rFonts w:ascii="Consolas" w:hAnsi="Consolas"/>
+          <w:sz w:val="19"/>
+        </w:rPr>
+      </w:pPr>
+      <w:r>
+        <w:rPr>
+          <w:rFonts w:ascii="Consolas" w:hAnsi="Consolas"/>
+          <w:sz w:val="19"/>
+        </w:rPr>
+        <w:t xml:space="preserve">                }</w:t>
+      </w:r>
+    </w:p>
+    <w:p>
+      <w:pPr>
+        <w:pStyle w:val="NoSpacing"/>
+        <w:rPr>
+          <w:rFonts w:ascii="Consolas" w:hAnsi="Consolas"/>
+          <w:sz w:val="19"/>
+        </w:rPr>
+      </w:pPr>
+    </w:p>
+    <w:p>
+      <w:pPr>
+        <w:pStyle w:val="NoSpacing"/>
+        <w:rPr>
+          <w:rFonts w:ascii="Consolas" w:hAnsi="Consolas"/>
+          <w:sz w:val="19"/>
+        </w:rPr>
+      </w:pPr>
+      <w:r>
+        <w:rPr>
+          <w:rFonts w:ascii="Consolas" w:hAnsi="Consolas"/>
+          <w:sz w:val="19"/>
+        </w:rPr>
+        <w:t xml:space="preserve">                iteration++;</w:t>
+      </w:r>
+    </w:p>
+    <w:p>
+      <w:pPr>
+        <w:pStyle w:val="NoSpacing"/>
+        <w:rPr>
+          <w:rFonts w:ascii="Consolas" w:hAnsi="Consolas"/>
+          <w:sz w:val="19"/>
+        </w:rPr>
+      </w:pPr>
+    </w:p>
+    <w:p>
+      <w:pPr>
+        <w:pStyle w:val="NoSpacing"/>
+        <w:rPr>
+          <w:rFonts w:ascii="Consolas" w:hAnsi="Consolas"/>
+          <w:sz w:val="19"/>
+        </w:rPr>
+      </w:pPr>
+      <w:r>
+        <w:rPr>
+          <w:rFonts w:ascii="Consolas" w:hAnsi="Consolas"/>
+          <w:sz w:val="19"/>
+        </w:rPr>
+        <w:t xml:space="preserve">            }</w:t>
+      </w:r>
+    </w:p>
+    <w:p>
+      <w:pPr>
+        <w:pStyle w:val="NoSpacing"/>
+        <w:rPr>
+          <w:rFonts w:ascii="Consolas" w:hAnsi="Consolas"/>
+          <w:sz w:val="19"/>
+        </w:rPr>
+      </w:pPr>
+    </w:p>
+    <w:p>
+      <w:pPr>
+        <w:pStyle w:val="NoSpacing"/>
+        <w:rPr>
+          <w:rFonts w:ascii="Consolas" w:hAnsi="Consolas"/>
+          <w:sz w:val="19"/>
+        </w:rPr>
+      </w:pPr>
+      <w:r>
+        <w:rPr>
+          <w:rFonts w:ascii="Consolas" w:hAnsi="Consolas"/>
+          <w:sz w:val="19"/>
+        </w:rPr>
+        <w:t xml:space="preserve">            Console.WriteLine(isFinished ? "\nProject lifecycle finished." : "\n Max iterations reached.");</w:t>
+      </w:r>
+    </w:p>
+    <w:p>
+      <w:pPr>
+        <w:pStyle w:val="NoSpacing"/>
+        <w:rPr>
+          <w:rFonts w:ascii="Consolas" w:hAnsi="Consolas"/>
+          <w:sz w:val="19"/>
+        </w:rPr>
+      </w:pPr>
+      <w:r>
+        <w:rPr>
+          <w:rFonts w:ascii="Consolas" w:hAnsi="Consolas"/>
+          <w:sz w:val="19"/>
+        </w:rPr>
+        <w:t xml:space="preserve">        }</w:t>
+      </w:r>
+    </w:p>
+    <w:p>
+      <w:pPr>
+        <w:pStyle w:val="NoSpacing"/>
+        <w:rPr>
+          <w:rFonts w:ascii="Consolas" w:hAnsi="Consolas"/>
+          <w:sz w:val="19"/>
+        </w:rPr>
+      </w:pPr>
+    </w:p>
+    <w:p>
+      <w:pPr>
+        <w:pStyle w:val="NoSpacing"/>
+        <w:rPr>
+          <w:rFonts w:ascii="Consolas" w:hAnsi="Consolas"/>
+          <w:sz w:val="19"/>
+        </w:rPr>
+      </w:pPr>
+      <w:r>
+        <w:rPr>
+          <w:rFonts w:ascii="Consolas" w:hAnsi="Consolas"/>
+          <w:sz w:val="19"/>
+        </w:rPr>
+        <w:t xml:space="preserve">        static async Task CallAgent(string name, string persona, ChatHistory history, IChatCompletionService service)</w:t>
+      </w:r>
+    </w:p>
+    <w:p>
+      <w:pPr>
+        <w:pStyle w:val="NoSpacing"/>
+        <w:rPr>
+          <w:rFonts w:ascii="Consolas" w:hAnsi="Consolas"/>
+          <w:sz w:val="19"/>
+        </w:rPr>
+      </w:pPr>
+      <w:r>
+        <w:rPr>
+          <w:rFonts w:ascii="Consolas" w:hAnsi="Consolas"/>
+          <w:sz w:val="19"/>
+        </w:rPr>
+        <w:t xml:space="preserve">        {</w:t>
+      </w:r>
+    </w:p>
+    <w:p>
+      <w:pPr>
+        <w:pStyle w:val="NoSpacing"/>
+        <w:rPr>
+          <w:rFonts w:ascii="Consolas" w:hAnsi="Consolas"/>
+          <w:sz w:val="19"/>
+        </w:rPr>
+      </w:pPr>
+      <w:r>
+        <w:rPr>
+          <w:rFonts w:ascii="Consolas" w:hAnsi="Consolas"/>
+          <w:sz w:val="19"/>
+        </w:rPr>
+        <w:t xml:space="preserve">            // Ensure a user message exists betfore this 'Assistant' response</w:t>
+      </w:r>
+    </w:p>
+    <w:p>
+      <w:pPr>
+        <w:pStyle w:val="NoSpacing"/>
+        <w:rPr>
+          <w:rFonts w:ascii="Consolas" w:hAnsi="Consolas"/>
+          <w:sz w:val="19"/>
+        </w:rPr>
+      </w:pPr>
+      <w:r>
+        <w:rPr>
+          <w:rFonts w:ascii="Consolas" w:hAnsi="Consolas"/>
+          <w:sz w:val="19"/>
+        </w:rPr>
+        <w:t xml:space="preserve">            history.AddUserMessage($"{name}, please perform your task based on the current state.");</w:t>
+      </w:r>
+    </w:p>
+    <w:p>
+      <w:pPr>
+        <w:pStyle w:val="NoSpacing"/>
+        <w:rPr>
+          <w:rFonts w:ascii="Consolas" w:hAnsi="Consolas"/>
+          <w:sz w:val="19"/>
+        </w:rPr>
+      </w:pPr>
+    </w:p>
+    <w:p>
+      <w:pPr>
+        <w:pStyle w:val="NoSpacing"/>
+        <w:rPr>
+          <w:rFonts w:ascii="Consolas" w:hAnsi="Consolas"/>
+          <w:sz w:val="19"/>
+        </w:rPr>
+      </w:pPr>
+      <w:r>
+        <w:rPr>
+          <w:rFonts w:ascii="Consolas" w:hAnsi="Consolas"/>
+          <w:sz w:val="19"/>
+        </w:rPr>
+        <w:t xml:space="preserve">            // Persona swapping</w:t>
+      </w:r>
+    </w:p>
+    <w:p>
+      <w:pPr>
+        <w:pStyle w:val="NoSpacing"/>
+        <w:rPr>
+          <w:rFonts w:ascii="Consolas" w:hAnsi="Consolas"/>
+          <w:sz w:val="19"/>
+        </w:rPr>
+      </w:pPr>
+      <w:r>
+        <w:rPr>
+          <w:rFonts w:ascii="Consolas" w:hAnsi="Consolas"/>
+          <w:sz w:val="19"/>
+        </w:rPr>
+        <w:t xml:space="preserve">            history.Insert(0, new ChatMessageContent(AuthorRole.System, persona));</w:t>
+      </w:r>
+    </w:p>
+    <w:p>
+      <w:pPr>
+        <w:pStyle w:val="NoSpacing"/>
+        <w:rPr>
+          <w:rFonts w:ascii="Consolas" w:hAnsi="Consolas"/>
+          <w:sz w:val="19"/>
+        </w:rPr>
+      </w:pPr>
+    </w:p>
+    <w:p>
+      <w:pPr>
+        <w:pStyle w:val="NoSpacing"/>
+        <w:rPr>
+          <w:rFonts w:ascii="Consolas" w:hAnsi="Consolas"/>
+          <w:sz w:val="19"/>
+        </w:rPr>
+      </w:pPr>
+      <w:r>
+        <w:rPr>
+          <w:rFonts w:ascii="Consolas" w:hAnsi="Consolas"/>
+          <w:sz w:val="19"/>
+        </w:rPr>
+        <w:t xml:space="preserve">            var result = await service.GetChatMessageContentAsync(history);</w:t>
+      </w:r>
+    </w:p>
+    <w:p>
+      <w:pPr>
+        <w:pStyle w:val="NoSpacing"/>
+        <w:rPr>
+          <w:rFonts w:ascii="Consolas" w:hAnsi="Consolas"/>
+          <w:sz w:val="19"/>
+        </w:rPr>
+      </w:pPr>
+    </w:p>
+    <w:p>
+      <w:pPr>
+        <w:pStyle w:val="NoSpacing"/>
+        <w:rPr>
+          <w:rFonts w:ascii="Consolas" w:hAnsi="Consolas"/>
+          <w:sz w:val="19"/>
+        </w:rPr>
+      </w:pPr>
+      <w:r>
+        <w:rPr>
+          <w:rFonts w:ascii="Consolas" w:hAnsi="Consolas"/>
+          <w:sz w:val="19"/>
+        </w:rPr>
+        <w:t xml:space="preserve">            history.RemoveAt(0);</w:t>
+      </w:r>
+    </w:p>
+    <w:p>
+      <w:pPr>
+        <w:pStyle w:val="NoSpacing"/>
+        <w:rPr>
+          <w:rFonts w:ascii="Consolas" w:hAnsi="Consolas"/>
+          <w:sz w:val="19"/>
+        </w:rPr>
+      </w:pPr>
+    </w:p>
+    <w:p>
+      <w:pPr>
+        <w:pStyle w:val="NoSpacing"/>
+        <w:rPr>
+          <w:rFonts w:ascii="Consolas" w:hAnsi="Consolas"/>
+          <w:sz w:val="19"/>
+        </w:rPr>
+      </w:pPr>
+      <w:r>
+        <w:rPr>
+          <w:rFonts w:ascii="Consolas" w:hAnsi="Consolas"/>
+          <w:sz w:val="19"/>
+        </w:rPr>
+        <w:t xml:space="preserve">            string output = result.Content ?? "No output.";</w:t>
+      </w:r>
+    </w:p>
+    <w:p>
+      <w:pPr>
+        <w:pStyle w:val="NoSpacing"/>
+        <w:rPr>
+          <w:rFonts w:ascii="Consolas" w:hAnsi="Consolas"/>
+          <w:sz w:val="19"/>
+        </w:rPr>
+      </w:pPr>
+      <w:r>
+        <w:rPr>
+          <w:rFonts w:ascii="Consolas" w:hAnsi="Consolas"/>
+          <w:sz w:val="19"/>
+        </w:rPr>
+        <w:t xml:space="preserve">            Console.WriteLine($"\n[{name.ToUpper()}]: {output}");</w:t>
+      </w:r>
+    </w:p>
+    <w:p>
+      <w:pPr>
+        <w:pStyle w:val="NoSpacing"/>
+        <w:rPr>
+          <w:rFonts w:ascii="Consolas" w:hAnsi="Consolas"/>
+          <w:sz w:val="19"/>
+        </w:rPr>
+      </w:pPr>
+    </w:p>
+    <w:p>
+      <w:pPr>
+        <w:pStyle w:val="NoSpacing"/>
+        <w:rPr>
+          <w:rFonts w:ascii="Consolas" w:hAnsi="Consolas"/>
+          <w:sz w:val="19"/>
+        </w:rPr>
+      </w:pPr>
+      <w:r>
+        <w:rPr>
+          <w:rFonts w:ascii="Consolas" w:hAnsi="Consolas"/>
+          <w:sz w:val="19"/>
+        </w:rPr>
+        <w:t xml:space="preserve">            history.AddAssistantMessage(output);</w:t>
+      </w:r>
+    </w:p>
+    <w:p>
+      <w:pPr>
+        <w:pStyle w:val="NoSpacing"/>
+        <w:rPr>
+          <w:rFonts w:ascii="Consolas" w:hAnsi="Consolas"/>
+          <w:sz w:val="19"/>
+        </w:rPr>
+      </w:pPr>
+      <w:r>
+        <w:rPr>
+          <w:rFonts w:ascii="Consolas" w:hAnsi="Consolas"/>
+          <w:sz w:val="19"/>
+        </w:rPr>
+        <w:lastRenderedPageBreak/>
+        <w:t xml:space="preserve">        }</w:t>
+      </w:r>
+    </w:p>
+    <w:p>
+      <w:pPr>
+        <w:pStyle w:val="NoSpacing"/>
+        <w:rPr>
+          <w:rFonts w:ascii="Consolas" w:hAnsi="Consolas"/>
+          <w:sz w:val="19"/>
+        </w:rPr>
+      </w:pPr>
+      <w:r>
+        <w:rPr>
+          <w:rFonts w:ascii="Consolas" w:hAnsi="Consolas"/>
+          <w:sz w:val="19"/>
+        </w:rPr>
+        <w:t xml:space="preserve">    }</w:t>
+      </w:r>
+    </w:p>
+    <w:p>
+      <w:pPr>
+        <w:pStyle w:val="NoSpacing"/>
+        <w:rPr>
+          <w:rFonts w:ascii="Consolas" w:hAnsi="Consolas"/>
+          <w:sz w:val="19"/>
+        </w:rPr>
+      </w:pPr>
+      <w:r>
+        <w:rPr>
+          <w:rFonts w:ascii="Consolas" w:hAnsi="Consolas"/>
+          <w:sz w:val="19"/>
+        </w:rPr>
+        <w:t>}</w:t>
+      </w:r>
+    </w:p>
+    <w:p/>
+    <w:p>
+      <w:pPr>
+        <w:rPr>
+          <w:b/>
+        </w:rPr>
+      </w:pPr>
+      <w:r>
+        <w:rPr>
+          <w:b/>
+        </w:rPr>
+        <w:t>RetryHandler.cs</w:t>
+      </w:r>
+    </w:p>
+    <w:p>
+      <w:pPr>
+        <w:pStyle w:val="NoSpacing"/>
+        <w:rPr>
+          <w:rFonts w:ascii="Consolas" w:hAnsi="Consolas"/>
+          <w:sz w:val="19"/>
+        </w:rPr>
+      </w:pPr>
+      <w:r>
+        <w:rPr>
+          <w:rFonts w:ascii="Consolas" w:hAnsi="Consolas"/>
+          <w:sz w:val="19"/>
+        </w:rPr>
+        <w:t>// RetryHandler</w:t>
+      </w:r>
+    </w:p>
+    <w:p>
+      <w:pPr>
+        <w:pStyle w:val="NoSpacing"/>
+        <w:rPr>
+          <w:rFonts w:ascii="Consolas" w:hAnsi="Consolas"/>
+          <w:sz w:val="19"/>
+        </w:rPr>
+      </w:pPr>
+      <w:r>
+        <w:rPr>
+          <w:rFonts w:ascii="Consolas" w:hAnsi="Consolas"/>
+          <w:sz w:val="19"/>
+        </w:rPr>
+        <w:t>// ---------------------------------------------------------------------------</w:t>
+      </w:r>
+    </w:p>
+    <w:p>
+      <w:pPr>
+        <w:pStyle w:val="NoSpacing"/>
+        <w:rPr>
+          <w:rFonts w:ascii="Consolas" w:hAnsi="Consolas"/>
+          <w:sz w:val="19"/>
+        </w:rPr>
+      </w:pPr>
+      <w:r>
+        <w:rPr>
+          <w:rFonts w:ascii="Consolas" w:hAnsi="Consolas"/>
+          <w:sz w:val="19"/>
+        </w:rPr>
+        <w:t>// A plain DelegatingHandler that retries transient HTTP failures (500/503/</w:t>
+      </w:r>
+    </w:p>
+    <w:p>
+      <w:pPr>
+        <w:pStyle w:val="NoSpacing"/>
+        <w:rPr>
+          <w:rFonts w:ascii="Consolas" w:hAnsi="Consolas"/>
+          <w:sz w:val="19"/>
+        </w:rPr>
+      </w:pPr>
+      <w:r>
+        <w:rPr>
+          <w:rFonts w:ascii="Consolas" w:hAnsi="Consolas"/>
+          <w:sz w:val="19"/>
+        </w:rPr>
+        <w:t>// 429) with exponential backoff before giving up. This is entirely</w:t>
+      </w:r>
+    </w:p>
+    <w:p>
+      <w:pPr>
+        <w:pStyle w:val="NoSpacing"/>
+        <w:rPr>
+          <w:rFonts w:ascii="Consolas" w:hAnsi="Consolas"/>
+          <w:sz w:val="19"/>
+        </w:rPr>
+      </w:pPr>
+      <w:r>
+        <w:rPr>
+          <w:rFonts w:ascii="Consolas" w:hAnsi="Consolas"/>
+          <w:sz w:val="19"/>
+        </w:rPr>
+        <w:t>// provider-agnostic - it just wraps whatever HttpClient the connector uses,</w:t>
+      </w:r>
+    </w:p>
+    <w:p>
+      <w:pPr>
+        <w:pStyle w:val="NoSpacing"/>
+        <w:rPr>
+          <w:rFonts w:ascii="Consolas" w:hAnsi="Consolas"/>
+          <w:sz w:val="19"/>
+        </w:rPr>
+      </w:pPr>
+      <w:r>
+        <w:rPr>
+          <w:rFonts w:ascii="Consolas" w:hAnsi="Consolas"/>
+          <w:sz w:val="19"/>
+        </w:rPr>
+        <w:t>// so it works unchanged no matter which LLM provider is registered.</w:t>
+      </w:r>
+    </w:p>
+    <w:p>
+      <w:pPr>
+        <w:pStyle w:val="NoSpacing"/>
+        <w:rPr>
+          <w:rFonts w:ascii="Consolas" w:hAnsi="Consolas"/>
+          <w:sz w:val="19"/>
+        </w:rPr>
+      </w:pPr>
+      <w:r>
+        <w:rPr>
+          <w:rFonts w:ascii="Consolas" w:hAnsi="Consolas"/>
+          <w:sz w:val="19"/>
+        </w:rPr>
+        <w:t>using System.Net.Http;</w:t>
+      </w:r>
+    </w:p>
+    <w:p>
+      <w:pPr>
+        <w:pStyle w:val="NoSpacing"/>
+        <w:rPr>
+          <w:rFonts w:ascii="Consolas" w:hAnsi="Consolas"/>
+          <w:sz w:val="19"/>
+        </w:rPr>
+      </w:pPr>
+      <w:r>
+        <w:rPr>
+          <w:rFonts w:ascii="Consolas" w:hAnsi="Consolas"/>
+          <w:sz w:val="19"/>
+        </w:rPr>
+        <w:t>using System.Threading;</w:t>
+      </w:r>
+    </w:p>
+    <w:p>
+      <w:pPr>
+        <w:pStyle w:val="NoSpacing"/>
+        <w:rPr>
+          <w:rFonts w:ascii="Consolas" w:hAnsi="Consolas"/>
+          <w:sz w:val="19"/>
+        </w:rPr>
+      </w:pPr>
+    </w:p>
+    <w:p>
+      <w:pPr>
+        <w:pStyle w:val="NoSpacing"/>
+        <w:rPr>
+          <w:rFonts w:ascii="Consolas" w:hAnsi="Consolas"/>
+          <w:sz w:val="19"/>
+        </w:rPr>
+      </w:pPr>
+      <w:r>
+        <w:rPr>
+          <w:rFonts w:ascii="Consolas" w:hAnsi="Consolas"/>
+          <w:sz w:val="19"/>
+        </w:rPr>
+        <w:t>public class RetryHandler : DelegatingHandler</w:t>
+      </w:r>
+    </w:p>
+    <w:p>
+      <w:pPr>
+        <w:pStyle w:val="NoSpacing"/>
+        <w:rPr>
+          <w:rFonts w:ascii="Consolas" w:hAnsi="Consolas"/>
+          <w:sz w:val="19"/>
+        </w:rPr>
+      </w:pPr>
+      <w:r>
+        <w:rPr>
+          <w:rFonts w:ascii="Consolas" w:hAnsi="Consolas"/>
+          <w:sz w:val="19"/>
+        </w:rPr>
+        <w:t>{</w:t>
+      </w:r>
+    </w:p>
+    <w:p>
+      <w:pPr>
+        <w:pStyle w:val="NoSpacing"/>
+        <w:rPr>
+          <w:rFonts w:ascii="Consolas" w:hAnsi="Consolas"/>
+          <w:sz w:val="19"/>
+        </w:rPr>
+      </w:pPr>
+      <w:r>
+        <w:rPr>
+          <w:rFonts w:ascii="Consolas" w:hAnsi="Consolas"/>
+          <w:sz w:val="19"/>
+        </w:rPr>
+        <w:t xml:space="preserve">    private readonly int _maxRetries;</w:t>
+      </w:r>
+    </w:p>
+    <w:p>
+      <w:pPr>
+        <w:pStyle w:val="NoSpacing"/>
+        <w:rPr>
+          <w:rFonts w:ascii="Consolas" w:hAnsi="Consolas"/>
+          <w:sz w:val="19"/>
+        </w:rPr>
+      </w:pPr>
+    </w:p>
+    <w:p>
+      <w:pPr>
+        <w:pStyle w:val="NoSpacing"/>
+        <w:rPr>
+          <w:rFonts w:ascii="Consolas" w:hAnsi="Consolas"/>
+          <w:sz w:val="19"/>
+        </w:rPr>
+      </w:pPr>
+      <w:r>
+        <w:rPr>
+          <w:rFonts w:ascii="Consolas" w:hAnsi="Consolas"/>
+          <w:sz w:val="19"/>
+        </w:rPr>
+        <w:t xml:space="preserve">    public RetryHandler(int maxRetries = 3)</w:t>
       </w:r>
     </w:p>
     <w:p>
@@ -752,7 +2907,112 @@
           <w:rFonts w:ascii="Consolas" w:hAnsi="Consolas"/>
           <w:sz w:val="19"/>
         </w:rPr>
-        <w:t xml:space="preserve">        static async Task Main(string[] args)</w:t>
+        <w:t xml:space="preserve">        _maxRetries = maxRetries;</w:t>
+      </w:r>
+    </w:p>
+    <w:p>
+      <w:pPr>
+        <w:pStyle w:val="NoSpacing"/>
+        <w:rPr>
+          <w:rFonts w:ascii="Consolas" w:hAnsi="Consolas"/>
+          <w:sz w:val="19"/>
+        </w:rPr>
+      </w:pPr>
+      <w:r>
+        <w:rPr>
+          <w:rFonts w:ascii="Consolas" w:hAnsi="Consolas"/>
+          <w:sz w:val="19"/>
+        </w:rPr>
+        <w:t xml:space="preserve">        // Use the modern default HTTP handler under the hood</w:t>
+      </w:r>
+    </w:p>
+    <w:p>
+      <w:pPr>
+        <w:pStyle w:val="NoSpacing"/>
+        <w:rPr>
+          <w:rFonts w:ascii="Consolas" w:hAnsi="Consolas"/>
+          <w:sz w:val="19"/>
+        </w:rPr>
+      </w:pPr>
+      <w:r>
+        <w:rPr>
+          <w:rFonts w:ascii="Consolas" w:hAnsi="Consolas"/>
+          <w:sz w:val="19"/>
+        </w:rPr>
+        <w:t xml:space="preserve">        InnerHandler = new SocketsHttpHandler();</w:t>
+      </w:r>
+    </w:p>
+    <w:p>
+      <w:pPr>
+        <w:pStyle w:val="NoSpacing"/>
+        <w:rPr>
+          <w:rFonts w:ascii="Consolas" w:hAnsi="Consolas"/>
+          <w:sz w:val="19"/>
+        </w:rPr>
+      </w:pPr>
+      <w:r>
+        <w:rPr>
+          <w:rFonts w:ascii="Consolas" w:hAnsi="Consolas"/>
+          <w:sz w:val="19"/>
+        </w:rPr>
+        <w:t xml:space="preserve">    }</w:t>
+      </w:r>
+    </w:p>
+    <w:p>
+      <w:pPr>
+        <w:pStyle w:val="NoSpacing"/>
+        <w:rPr>
+          <w:rFonts w:ascii="Consolas" w:hAnsi="Consolas"/>
+          <w:sz w:val="19"/>
+        </w:rPr>
+      </w:pPr>
+    </w:p>
+    <w:p>
+      <w:pPr>
+        <w:pStyle w:val="NoSpacing"/>
+        <w:rPr>
+          <w:rFonts w:ascii="Consolas" w:hAnsi="Consolas"/>
+          <w:sz w:val="19"/>
+        </w:rPr>
+      </w:pPr>
+      <w:r>
+        <w:rPr>
+          <w:rFonts w:ascii="Consolas" w:hAnsi="Consolas"/>
+          <w:sz w:val="19"/>
+        </w:rPr>
+        <w:t xml:space="preserve">    protected override async Task&lt;HttpResponseMessage&gt; SendAsync(HttpRequestMessage request, CancellationToken cancellationToken)</w:t>
+      </w:r>
+    </w:p>
+    <w:p>
+      <w:pPr>
+        <w:pStyle w:val="NoSpacing"/>
+        <w:rPr>
+          <w:rFonts w:ascii="Consolas" w:hAnsi="Consolas"/>
+          <w:sz w:val="19"/>
+        </w:rPr>
+      </w:pPr>
+      <w:r>
+        <w:rPr>
+          <w:rFonts w:ascii="Consolas" w:hAnsi="Consolas"/>
+          <w:sz w:val="19"/>
+        </w:rPr>
+        <w:t xml:space="preserve">    {</w:t>
+      </w:r>
+    </w:p>
+    <w:p>
+      <w:pPr>
+        <w:pStyle w:val="NoSpacing"/>
+        <w:rPr>
+          <w:rFonts w:ascii="Consolas" w:hAnsi="Consolas"/>
+          <w:sz w:val="19"/>
+        </w:rPr>
+      </w:pPr>
+      <w:r>
+        <w:rPr>
+          <w:rFonts w:ascii="Consolas" w:hAnsi="Consolas"/>
+          <w:sz w:val="19"/>
+        </w:rPr>
+        <w:t xml:space="preserve">        for (int i = 0; i &lt;= _maxRetries; i++)</w:t>
       </w:r>
     </w:p>
     <w:p>
@@ -784,690 +3044,64 @@
           <w:rFonts w:ascii="Consolas" w:hAnsi="Consolas"/>
           <w:sz w:val="19"/>
         </w:rPr>
-        <w:t xml:space="preserve">            IKernelBuilder builder = Kernel.CreateBuilder();</w:t>
-      </w:r>
-    </w:p>
-    <w:p>
-      <w:pPr>
-        <w:pStyle w:val="NoSpacing"/>
-        <w:rPr>
-          <w:rFonts w:ascii="Consolas" w:hAnsi="Consolas"/>
-          <w:sz w:val="19"/>
-        </w:rPr>
-      </w:pPr>
-      <w:r>
-        <w:rPr>
-          <w:rFonts w:ascii="Consolas" w:hAnsi="Consolas"/>
-          <w:sz w:val="19"/>
-        </w:rPr>
-        <w:t xml:space="preserve">            string apiKey = Environment.GetEnvironmentVariable("GEMINI_API_KEY")</w:t>
-      </w:r>
-    </w:p>
-    <w:p>
-      <w:pPr>
-        <w:pStyle w:val="NoSpacing"/>
-        <w:rPr>
-          <w:rFonts w:ascii="Consolas" w:hAnsi="Consolas"/>
-          <w:sz w:val="19"/>
-        </w:rPr>
-      </w:pPr>
-      <w:r>
-        <w:rPr>
-          <w:rFonts w:ascii="Consolas" w:hAnsi="Consolas"/>
-          <w:sz w:val="19"/>
-        </w:rPr>
-        <w:t xml:space="preserve">                ?? throw new Exception("GEMINI_API_KEY is missing");</w:t>
-      </w:r>
-    </w:p>
-    <w:p>
-      <w:pPr>
-        <w:pStyle w:val="NoSpacing"/>
-        <w:rPr>
-          <w:rFonts w:ascii="Consolas" w:hAnsi="Consolas"/>
-          <w:sz w:val="19"/>
-        </w:rPr>
-      </w:pPr>
-    </w:p>
-    <w:p>
-      <w:pPr>
-        <w:pStyle w:val="NoSpacing"/>
-        <w:rPr>
-          <w:rFonts w:ascii="Consolas" w:hAnsi="Consolas"/>
-          <w:sz w:val="19"/>
-        </w:rPr>
-      </w:pPr>
-      <w:r>
-        <w:rPr>
-          <w:rFonts w:ascii="Consolas" w:hAnsi="Consolas"/>
-          <w:sz w:val="19"/>
-        </w:rPr>
-        <w:t xml:space="preserve">            var resilientHttpClient = new HttpClient(new RetryHandler(maxRetries: 5));</w:t>
-      </w:r>
-    </w:p>
-    <w:p>
-      <w:pPr>
-        <w:pStyle w:val="NoSpacing"/>
-        <w:rPr>
-          <w:rFonts w:ascii="Consolas" w:hAnsi="Consolas"/>
-          <w:sz w:val="19"/>
-        </w:rPr>
-      </w:pPr>
-    </w:p>
-    <w:p>
-      <w:pPr>
-        <w:pStyle w:val="NoSpacing"/>
-        <w:rPr>
-          <w:rFonts w:ascii="Consolas" w:hAnsi="Consolas"/>
-          <w:sz w:val="19"/>
-        </w:rPr>
-      </w:pPr>
-      <w:r>
-        <w:rPr>
-          <w:rFonts w:ascii="Consolas" w:hAnsi="Consolas"/>
-          <w:sz w:val="19"/>
-        </w:rPr>
-        <w:t xml:space="preserve">            // This "meta-agent" episode benefits from a stronger model for its routing</w:t>
-      </w:r>
-    </w:p>
-    <w:p>
-      <w:pPr>
-        <w:pStyle w:val="NoSpacing"/>
-        <w:rPr>
-          <w:rFonts w:ascii="Consolas" w:hAnsi="Consolas"/>
-          <w:sz w:val="19"/>
-        </w:rPr>
-      </w:pPr>
-      <w:r>
-        <w:rPr>
-          <w:rFonts w:ascii="Consolas" w:hAnsi="Consolas"/>
-          <w:sz w:val="19"/>
-        </w:rPr>
-        <w:t xml:space="preserve">            // reasoning - swap in a Pro-tier Gemini model here if you want to demonstrate</w:t>
-      </w:r>
-    </w:p>
-    <w:p>
-      <w:pPr>
-        <w:pStyle w:val="NoSpacing"/>
-        <w:rPr>
-          <w:rFonts w:ascii="Consolas" w:hAnsi="Consolas"/>
-          <w:sz w:val="19"/>
-        </w:rPr>
-      </w:pPr>
-      <w:r>
-        <w:rPr>
-          <w:rFonts w:ascii="Consolas" w:hAnsi="Consolas"/>
-          <w:sz w:val="19"/>
-        </w:rPr>
-        <w:t xml:space="preserve">            // that. We've also included a resilient HTTP retry handler to deal with</w:t>
-      </w:r>
-    </w:p>
-    <w:p>
-      <w:pPr>
-        <w:pStyle w:val="NoSpacing"/>
-        <w:rPr>
-          <w:rFonts w:ascii="Consolas" w:hAnsi="Consolas"/>
-          <w:sz w:val="19"/>
-        </w:rPr>
-      </w:pPr>
-      <w:r>
-        <w:rPr>
-          <w:rFonts w:ascii="Consolas" w:hAnsi="Consolas"/>
-          <w:sz w:val="19"/>
-        </w:rPr>
-        <w:t xml:space="preserve">            // Google's occasional outages (503 Service Unavailable).</w:t>
-      </w:r>
-    </w:p>
-    <w:p>
-      <w:pPr>
-        <w:pStyle w:val="NoSpacing"/>
-        <w:rPr>
-          <w:rFonts w:ascii="Consolas" w:hAnsi="Consolas"/>
-          <w:sz w:val="19"/>
-        </w:rPr>
-      </w:pPr>
-      <w:r>
-        <w:rPr>
-          <w:rFonts w:ascii="Consolas" w:hAnsi="Consolas"/>
-          <w:sz w:val="19"/>
-        </w:rPr>
-        <w:t xml:space="preserve">            builder.AddGoogleAIGeminiChatCompletion(</w:t>
-      </w:r>
-    </w:p>
-    <w:p>
-      <w:pPr>
-        <w:pStyle w:val="NoSpacing"/>
-        <w:rPr>
-          <w:rFonts w:ascii="Consolas" w:hAnsi="Consolas"/>
-          <w:sz w:val="19"/>
-        </w:rPr>
-      </w:pPr>
-      <w:r>
-        <w:rPr>
-          <w:rFonts w:ascii="Consolas" w:hAnsi="Consolas"/>
-          <w:sz w:val="19"/>
-        </w:rPr>
-        <w:t xml:space="preserve">                modelId: "gemini-2.5-flash",</w:t>
-      </w:r>
-    </w:p>
-    <w:p>
-      <w:pPr>
-        <w:pStyle w:val="NoSpacing"/>
-        <w:rPr>
-          <w:rFonts w:ascii="Consolas" w:hAnsi="Consolas"/>
-          <w:sz w:val="19"/>
-        </w:rPr>
-      </w:pPr>
-      <w:r>
-        <w:rPr>
-          <w:rFonts w:ascii="Consolas" w:hAnsi="Consolas"/>
-          <w:sz w:val="19"/>
-        </w:rPr>
-        <w:t xml:space="preserve">                apiKey: apiKey,</w:t>
-      </w:r>
-    </w:p>
-    <w:p>
-      <w:pPr>
-        <w:pStyle w:val="NoSpacing"/>
-        <w:rPr>
-          <w:rFonts w:ascii="Consolas" w:hAnsi="Consolas"/>
-          <w:sz w:val="19"/>
-        </w:rPr>
-      </w:pPr>
-      <w:r>
-        <w:rPr>
-          <w:rFonts w:ascii="Consolas" w:hAnsi="Consolas"/>
-          <w:sz w:val="19"/>
-        </w:rPr>
-        <w:t xml:space="preserve">                httpClient: resilientHttpClient);</w:t>
-      </w:r>
-    </w:p>
-    <w:p>
-      <w:pPr>
-        <w:pStyle w:val="NoSpacing"/>
-        <w:rPr>
-          <w:rFonts w:ascii="Consolas" w:hAnsi="Consolas"/>
-          <w:sz w:val="19"/>
-        </w:rPr>
-      </w:pPr>
-    </w:p>
-    <w:p>
-      <w:pPr>
-        <w:pStyle w:val="NoSpacing"/>
-        <w:rPr>
-          <w:rFonts w:ascii="Consolas" w:hAnsi="Consolas"/>
-          <w:sz w:val="19"/>
-        </w:rPr>
-      </w:pPr>
-      <w:r>
-        <w:rPr>
-          <w:rFonts w:ascii="Consolas" w:hAnsi="Consolas"/>
-          <w:sz w:val="19"/>
-        </w:rPr>
-        <w:t xml:space="preserve">            Kernel kernel = builder.Build();</w:t>
-      </w:r>
-    </w:p>
-    <w:p>
-      <w:pPr>
-        <w:pStyle w:val="NoSpacing"/>
-        <w:rPr>
-          <w:rFonts w:ascii="Consolas" w:hAnsi="Consolas"/>
-          <w:sz w:val="19"/>
-        </w:rPr>
-      </w:pPr>
-    </w:p>
-    <w:p>
-      <w:pPr>
-        <w:pStyle w:val="NoSpacing"/>
-        <w:rPr>
-          <w:rFonts w:ascii="Consolas" w:hAnsi="Consolas"/>
-          <w:sz w:val="19"/>
-        </w:rPr>
-      </w:pPr>
-      <w:r>
-        <w:rPr>
-          <w:rFonts w:ascii="Consolas" w:hAnsi="Consolas"/>
-          <w:sz w:val="19"/>
-        </w:rPr>
-        <w:t xml:space="preserve">            IChatCompletionService chatService = kernel.GetRequiredService&lt;IChatCompletionService&gt;();</w:t>
-      </w:r>
-    </w:p>
-    <w:p>
-      <w:pPr>
-        <w:pStyle w:val="NoSpacing"/>
-        <w:rPr>
-          <w:rFonts w:ascii="Consolas" w:hAnsi="Consolas"/>
-          <w:sz w:val="19"/>
-        </w:rPr>
-      </w:pPr>
-    </w:p>
-    <w:p>
-      <w:pPr>
-        <w:pStyle w:val="NoSpacing"/>
-        <w:rPr>
-          <w:rFonts w:ascii="Consolas" w:hAnsi="Consolas"/>
-          <w:sz w:val="19"/>
-        </w:rPr>
-      </w:pPr>
-      <w:r>
-        <w:rPr>
-          <w:rFonts w:ascii="Consolas" w:hAnsi="Consolas"/>
-          <w:sz w:val="19"/>
-        </w:rPr>
-        <w:t xml:space="preserve">            // 2. Define the Agent Personas</w:t>
-      </w:r>
-    </w:p>
-    <w:p>
-      <w:pPr>
-        <w:pStyle w:val="NoSpacing"/>
-        <w:rPr>
-          <w:rFonts w:ascii="Consolas" w:hAnsi="Consolas"/>
-          <w:sz w:val="19"/>
-        </w:rPr>
-      </w:pPr>
-      <w:r>
-        <w:rPr>
-          <w:rFonts w:ascii="Consolas" w:hAnsi="Consolas"/>
-          <w:sz w:val="19"/>
-        </w:rPr>
-        <w:t xml:space="preserve">            string coderPersona = "You are a C# developer.  Write clean co</w:t>
-      </w:r>
-      <w:r>
-        <w:rPr>
-          <w:rFonts w:ascii="Consolas" w:hAnsi="Consolas"/>
-          <w:sz w:val="19"/>
-        </w:rPr>
-        <w:lastRenderedPageBreak/>
-        <w:t>de for the requested feature.  Output only the code.";</w:t>
-      </w:r>
-    </w:p>
-    <w:p>
-      <w:pPr>
-        <w:pStyle w:val="NoSpacing"/>
-        <w:rPr>
-          <w:rFonts w:ascii="Consolas" w:hAnsi="Consolas"/>
-          <w:sz w:val="19"/>
-        </w:rPr>
-      </w:pPr>
-      <w:r>
-        <w:rPr>
-          <w:rFonts w:ascii="Consolas" w:hAnsi="Consolas"/>
-          <w:sz w:val="19"/>
-        </w:rPr>
-        <w:t xml:space="preserve">            string auditorPersona = "You are a Security Auditor.  Find one flaw in the code.  If it is perfect, say exactly 'LGTM'.";</w:t>
-      </w:r>
-    </w:p>
-    <w:p>
-      <w:pPr>
-        <w:pStyle w:val="NoSpacing"/>
-        <w:rPr>
-          <w:rFonts w:ascii="Consolas" w:hAnsi="Consolas"/>
-          <w:sz w:val="19"/>
-        </w:rPr>
-      </w:pPr>
-    </w:p>
-    <w:p>
-      <w:pPr>
-        <w:pStyle w:val="NoSpacing"/>
-        <w:rPr>
-          <w:rFonts w:ascii="Consolas" w:hAnsi="Consolas"/>
-          <w:sz w:val="19"/>
-        </w:rPr>
-      </w:pPr>
-      <w:r>
-        <w:rPr>
-          <w:rFonts w:ascii="Consolas" w:hAnsi="Consolas"/>
-          <w:sz w:val="19"/>
-        </w:rPr>
-        <w:t xml:space="preserve">            string coordinatorInstructions = @"</w:t>
-      </w:r>
-    </w:p>
-    <w:p>
-      <w:pPr>
-        <w:pStyle w:val="NoSpacing"/>
-        <w:rPr>
-          <w:rFonts w:ascii="Consolas" w:hAnsi="Consolas"/>
-          <w:sz w:val="19"/>
-        </w:rPr>
-      </w:pPr>
-      <w:r>
-        <w:rPr>
-          <w:rFonts w:ascii="Consolas" w:hAnsi="Consolas"/>
-          <w:sz w:val="19"/>
-        </w:rPr>
-        <w:t xml:space="preserve">                You are the project Coordinator.  Analyze the conversation history</w:t>
-      </w:r>
-    </w:p>
-    <w:p>
-      <w:pPr>
-        <w:pStyle w:val="NoSpacing"/>
-        <w:rPr>
-          <w:rFonts w:ascii="Consolas" w:hAnsi="Consolas"/>
-          <w:sz w:val="19"/>
-        </w:rPr>
-      </w:pPr>
-      <w:r>
-        <w:rPr>
-          <w:rFonts w:ascii="Consolas" w:hAnsi="Consolas"/>
-          <w:sz w:val="19"/>
-        </w:rPr>
-        <w:t xml:space="preserve">                1. If there is no code yet, the nextAgent is the CODER.</w:t>
-      </w:r>
-    </w:p>
-    <w:p>
-      <w:pPr>
-        <w:pStyle w:val="NoSpacing"/>
-        <w:rPr>
-          <w:rFonts w:ascii="Consolas" w:hAnsi="Consolas"/>
-          <w:sz w:val="19"/>
-        </w:rPr>
-      </w:pPr>
-      <w:r>
-        <w:rPr>
-          <w:rFonts w:ascii="Consolas" w:hAnsi="Consolas"/>
-          <w:sz w:val="19"/>
-        </w:rPr>
-        <w:t xml:space="preserve">                2. If there is code but no security review, the nextAgent is the AUDITOR.</w:t>
-      </w:r>
-    </w:p>
-    <w:p>
-      <w:pPr>
-        <w:pStyle w:val="NoSpacing"/>
-        <w:rPr>
-          <w:rFonts w:ascii="Consolas" w:hAnsi="Consolas"/>
-          <w:sz w:val="19"/>
-        </w:rPr>
-      </w:pPr>
-      <w:r>
-        <w:rPr>
-          <w:rFonts w:ascii="Consolas" w:hAnsi="Consolas"/>
-          <w:sz w:val="19"/>
-        </w:rPr>
-        <w:t xml:space="preserve">                3. If the Auditor said 'LGTM', the nextAgent is COMPLETE.</w:t>
-      </w:r>
-    </w:p>
-    <w:p>
-      <w:pPr>
-        <w:pStyle w:val="NoSpacing"/>
-        <w:rPr>
-          <w:rFonts w:ascii="Consolas" w:hAnsi="Consolas"/>
-          <w:sz w:val="19"/>
-        </w:rPr>
-      </w:pPr>
-      <w:r>
-        <w:rPr>
-          <w:rFonts w:ascii="Consolas" w:hAnsi="Consolas"/>
-          <w:sz w:val="19"/>
-        </w:rPr>
-        <w:t xml:space="preserve">                4. If the Auditor requested changes, the nextAgent is CODER.</w:t>
-      </w:r>
-    </w:p>
-    <w:p>
-      <w:pPr>
-        <w:pStyle w:val="NoSpacing"/>
-        <w:rPr>
-          <w:rFonts w:ascii="Consolas" w:hAnsi="Consolas"/>
-          <w:sz w:val="19"/>
-        </w:rPr>
-      </w:pPr>
-    </w:p>
-    <w:p>
-      <w:pPr>
-        <w:pStyle w:val="NoSpacing"/>
-        <w:rPr>
-          <w:rFonts w:ascii="Consolas" w:hAnsi="Consolas"/>
-          <w:sz w:val="19"/>
-        </w:rPr>
-      </w:pPr>
-      <w:r>
-        <w:rPr>
-          <w:rFonts w:ascii="Consolas" w:hAnsi="Consolas"/>
-          <w:sz w:val="19"/>
-        </w:rPr>
-        <w:t xml:space="preserve">                You must output your decision in valid JSON matching this schema:</w:t>
-      </w:r>
-    </w:p>
-    <w:p>
-      <w:pPr>
-        <w:pStyle w:val="NoSpacing"/>
-        <w:rPr>
-          <w:rFonts w:ascii="Consolas" w:hAnsi="Consolas"/>
-          <w:sz w:val="19"/>
-        </w:rPr>
-      </w:pPr>
-      <w:r>
-        <w:rPr>
-          <w:rFonts w:ascii="Consolas" w:hAnsi="Consolas"/>
-          <w:sz w:val="19"/>
-        </w:rPr>
-        <w:t xml:space="preserve">                {</w:t>
-      </w:r>
-    </w:p>
-    <w:p>
-      <w:pPr>
-        <w:pStyle w:val="NoSpacing"/>
-        <w:rPr>
-          <w:rFonts w:ascii="Consolas" w:hAnsi="Consolas"/>
-          <w:sz w:val="19"/>
-        </w:rPr>
-      </w:pPr>
-      <w:r>
-        <w:rPr>
-          <w:rFonts w:ascii="Consolas" w:hAnsi="Consolas"/>
-          <w:sz w:val="19"/>
-        </w:rPr>
-        <w:t xml:space="preserve">                    ""reasoning"": ""Your step-by-step logic."",</w:t>
-      </w:r>
-    </w:p>
-    <w:p>
-      <w:pPr>
-        <w:pStyle w:val="NoSpacing"/>
-        <w:rPr>
-          <w:rFonts w:ascii="Consolas" w:hAnsi="Consolas"/>
-          <w:sz w:val="19"/>
-        </w:rPr>
-      </w:pPr>
-      <w:r>
-        <w:rPr>
-          <w:rFonts w:ascii="Consolas" w:hAnsi="Consolas"/>
-          <w:sz w:val="19"/>
-        </w:rPr>
-        <w:t xml:space="preserve">                    ""nextAgent"": ""CODER"" | ""AUDITOR"" | ""COMPLETE""</w:t>
-      </w:r>
-    </w:p>
-    <w:p>
-      <w:pPr>
-        <w:pStyle w:val="NoSpacing"/>
-        <w:rPr>
-          <w:rFonts w:ascii="Consolas" w:hAnsi="Consolas"/>
-          <w:sz w:val="19"/>
-        </w:rPr>
-      </w:pPr>
-      <w:r>
-        <w:rPr>
-          <w:rFonts w:ascii="Consolas" w:hAnsi="Consolas"/>
-          <w:sz w:val="19"/>
-        </w:rPr>
-        <w:t xml:space="preserve">                }";</w:t>
-      </w:r>
-    </w:p>
-    <w:p>
-      <w:pPr>
-        <w:pStyle w:val="NoSpacing"/>
-        <w:rPr>
-          <w:rFonts w:ascii="Consolas" w:hAnsi="Consolas"/>
-          <w:sz w:val="19"/>
-        </w:rPr>
-      </w:pPr>
-    </w:p>
-    <w:p>
-      <w:pPr>
-        <w:pStyle w:val="NoSpacing"/>
-        <w:rPr>
-          <w:rFonts w:ascii="Consolas" w:hAnsi="Consolas"/>
-          <w:sz w:val="19"/>
-        </w:rPr>
-      </w:pPr>
-      <w:r>
-        <w:rPr>
-          <w:rFonts w:ascii="Consolas" w:hAnsi="Consolas"/>
-          <w:sz w:val="19"/>
-        </w:rPr>
-        <w:t xml:space="preserve">            ChatHistory history = new ChatHistory();</w:t>
-      </w:r>
-    </w:p>
-    <w:p>
-      <w:pPr>
-        <w:pStyle w:val="NoSpacing"/>
-        <w:rPr>
-          <w:rFonts w:ascii="Consolas" w:hAnsi="Consolas"/>
-          <w:sz w:val="19"/>
-        </w:rPr>
-      </w:pPr>
-      <w:r>
-        <w:rPr>
-          <w:rFonts w:ascii="Consolas" w:hAnsi="Consolas"/>
-          <w:sz w:val="19"/>
-        </w:rPr>
-        <w:t xml:space="preserve">            Console.Write("Enter a C# feature to build: ");</w:t>
-      </w:r>
-    </w:p>
-    <w:p>
-      <w:pPr>
-        <w:pStyle w:val="NoSpacing"/>
-        <w:rPr>
-          <w:rFonts w:ascii="Consolas" w:hAnsi="Consolas"/>
-          <w:sz w:val="19"/>
-        </w:rPr>
-      </w:pPr>
-      <w:r>
-        <w:rPr>
-          <w:rFonts w:ascii="Consolas" w:hAnsi="Consolas"/>
-          <w:sz w:val="19"/>
-        </w:rPr>
-        <w:t xml:space="preserve">            string? goal = Console.ReadLine();</w:t>
-      </w:r>
-    </w:p>
-    <w:p>
-      <w:pPr>
-        <w:pStyle w:val="NoSpacing"/>
-        <w:rPr>
-          <w:rFonts w:ascii="Consolas" w:hAnsi="Consolas"/>
-          <w:sz w:val="19"/>
-        </w:rPr>
-      </w:pPr>
-    </w:p>
-    <w:p>
-      <w:pPr>
-        <w:pStyle w:val="NoSpacing"/>
-        <w:rPr>
-          <w:rFonts w:ascii="Consolas" w:hAnsi="Consolas"/>
-          <w:sz w:val="19"/>
-        </w:rPr>
-      </w:pPr>
-      <w:r>
-        <w:rPr>
-          <w:rFonts w:ascii="Consolas" w:hAnsi="Consolas"/>
-          <w:sz w:val="19"/>
-        </w:rPr>
-        <w:t xml:space="preserve">            if (string.IsNullOrWhiteSpace(goal)) return;</w:t>
-      </w:r>
-    </w:p>
-    <w:p>
-      <w:pPr>
-        <w:pStyle w:val="NoSpacing"/>
-        <w:rPr>
-          <w:rFonts w:ascii="Consolas" w:hAnsi="Consolas"/>
-          <w:sz w:val="19"/>
-        </w:rPr>
-      </w:pPr>
-      <w:r>
-        <w:rPr>
-          <w:rFonts w:ascii="Consolas" w:hAnsi="Consolas"/>
-          <w:sz w:val="19"/>
-        </w:rPr>
-        <w:t xml:space="preserve">            history.AddUserMessage($"Goal: {goal}");</w:t>
-      </w:r>
-    </w:p>
-    <w:p>
-      <w:pPr>
-        <w:pStyle w:val="NoSpacing"/>
-        <w:rPr>
-          <w:rFonts w:ascii="Consolas" w:hAnsi="Consolas"/>
-          <w:sz w:val="19"/>
-        </w:rPr>
-      </w:pPr>
-    </w:p>
-    <w:p>
-      <w:pPr>
-        <w:pStyle w:val="NoSpacing"/>
-        <w:rPr>
-          <w:rFonts w:ascii="Consolas" w:hAnsi="Consolas"/>
-          <w:sz w:val="19"/>
-        </w:rPr>
-      </w:pPr>
-      <w:r>
-        <w:rPr>
-          <w:rFonts w:ascii="Consolas" w:hAnsi="Consolas"/>
-          <w:sz w:val="19"/>
-        </w:rPr>
-        <w:t xml:space="preserve">            bool isFinished = false;</w:t>
-      </w:r>
-    </w:p>
-    <w:p>
-      <w:pPr>
-        <w:pStyle w:val="NoSpacing"/>
-        <w:rPr>
-          <w:rFonts w:ascii="Consolas" w:hAnsi="Consolas"/>
-          <w:sz w:val="19"/>
-        </w:rPr>
-      </w:pPr>
-      <w:r>
-        <w:rPr>
-          <w:rFonts w:ascii="Consolas" w:hAnsi="Consolas"/>
-          <w:sz w:val="19"/>
-        </w:rPr>
-        <w:t xml:space="preserve">            int iteration = 0;</w:t>
-      </w:r>
-    </w:p>
-    <w:p>
-      <w:pPr>
-        <w:pStyle w:val="NoSpacing"/>
-        <w:rPr>
-          <w:rFonts w:ascii="Consolas" w:hAnsi="Consolas"/>
-          <w:sz w:val="19"/>
-        </w:rPr>
-      </w:pPr>
-      <w:r>
-        <w:rPr>
-          <w:rFonts w:ascii="Consolas" w:hAnsi="Consolas"/>
-          <w:sz w:val="19"/>
-        </w:rPr>
-        <w:t xml:space="preserve">            int maxIterations = 8;</w:t>
-      </w:r>
-    </w:p>
-    <w:p>
-      <w:pPr>
-        <w:pStyle w:val="NoSpacing"/>
-        <w:rPr>
-          <w:rFonts w:ascii="Consolas" w:hAnsi="Consolas"/>
-          <w:sz w:val="19"/>
-        </w:rPr>
-      </w:pPr>
-    </w:p>
-    <w:p>
-      <w:pPr>
-        <w:pStyle w:val="NoSpacing"/>
-        <w:rPr>
-          <w:rFonts w:ascii="Consolas" w:hAnsi="Consolas"/>
-          <w:sz w:val="19"/>
-        </w:rPr>
-      </w:pPr>
-      <w:r>
-        <w:rPr>
-          <w:rFonts w:ascii="Consolas" w:hAnsi="Consolas"/>
-          <w:sz w:val="19"/>
-        </w:rPr>
-        <w:t xml:space="preserve">            var coordSettings = new GeminiPromptExecutionSettings()</w:t>
+        <w:t xml:space="preserve">            var response = await base.SendAsync(request, cancellationToken);</w:t>
+      </w:r>
+    </w:p>
+    <w:p>
+      <w:pPr>
+        <w:pStyle w:val="NoSpacing"/>
+        <w:rPr>
+          <w:rFonts w:ascii="Consolas" w:hAnsi="Consolas"/>
+          <w:sz w:val="19"/>
+        </w:rPr>
+      </w:pPr>
+    </w:p>
+    <w:p>
+      <w:pPr>
+        <w:pStyle w:val="NoSpacing"/>
+        <w:rPr>
+          <w:rFonts w:ascii="Consolas" w:hAnsi="Consolas"/>
+          <w:sz w:val="19"/>
+        </w:rPr>
+      </w:pPr>
+      <w:r>
+        <w:rPr>
+          <w:rFonts w:ascii="Consolas" w:hAnsi="Consolas"/>
+          <w:sz w:val="19"/>
+        </w:rPr>
+        <w:t xml:space="preserve">            // If it succeeds, or fails with a non-transient error (like a 404), return immediately</w:t>
+      </w:r>
+    </w:p>
+    <w:p>
+      <w:pPr>
+        <w:pStyle w:val="NoSpacing"/>
+        <w:rPr>
+          <w:rFonts w:ascii="Consolas" w:hAnsi="Consolas"/>
+          <w:sz w:val="19"/>
+        </w:rPr>
+      </w:pPr>
+      <w:r>
+        <w:rPr>
+          <w:rFonts w:ascii="Consolas" w:hAnsi="Consolas"/>
+          <w:sz w:val="19"/>
+        </w:rPr>
+        <w:t xml:space="preserve">            int statusCode = (int)response.StatusCode;</w:t>
+      </w:r>
+    </w:p>
+    <w:p>
+      <w:pPr>
+        <w:pStyle w:val="NoSpacing"/>
+        <w:rPr>
+          <w:rFonts w:ascii="Consolas" w:hAnsi="Consolas"/>
+          <w:sz w:val="19"/>
+        </w:rPr>
+      </w:pPr>
+      <w:r>
+        <w:rPr>
+          <w:rFonts w:ascii="Consolas" w:hAnsi="Consolas"/>
+          <w:sz w:val="19"/>
+        </w:rPr>
+        <w:t xml:space="preserve">            if (response.IsSuccessStatusCode || (statusCode != 503 &amp;&amp; statusCode != 500 &amp;&amp; statusCode != 429))</w:t>
       </w:r>
     </w:p>
     <w:p>
@@ -1499,699 +3133,8 @@
           <w:rFonts w:ascii="Consolas" w:hAnsi="Consolas"/>
           <w:sz w:val="19"/>
         </w:rPr>
-        <w:t xml:space="preserve">                ResponseMimeType = "application/json",</w:t>
-      </w:r>
-    </w:p>
-    <w:p>
-      <w:pPr>
-        <w:pStyle w:val="NoSpacing"/>
-        <w:rPr>
-          <w:rFonts w:ascii="Consolas" w:hAnsi="Consolas"/>
-          <w:sz w:val="19"/>
-        </w:rPr>
-      </w:pPr>
-      <w:r>
-        <w:rPr>
-          <w:rFonts w:ascii="Consolas" w:hAnsi="Consolas"/>
-          <w:sz w:val="19"/>
-        </w:rPr>
-        <w:t xml:space="preserve">                Temperature = 0.0</w:t>
-      </w:r>
-    </w:p>
-    <w:p>
-      <w:pPr>
-        <w:pStyle w:val="NoSpacing"/>
-        <w:rPr>
-          <w:rFonts w:ascii="Consolas" w:hAnsi="Consolas"/>
-          <w:sz w:val="19"/>
-        </w:rPr>
-      </w:pPr>
-      <w:r>
-        <w:rPr>
-          <w:rFonts w:ascii="Consolas" w:hAnsi="Consolas"/>
-          <w:sz w:val="19"/>
-        </w:rPr>
-        <w:t xml:space="preserve">            };</w:t>
-      </w:r>
-    </w:p>
-    <w:p>
-      <w:pPr>
-        <w:pStyle w:val="NoSpacing"/>
-        <w:rPr>
-          <w:rFonts w:ascii="Consolas" w:hAnsi="Consolas"/>
-          <w:sz w:val="19"/>
-        </w:rPr>
-      </w:pPr>
-    </w:p>
-    <w:p>
-      <w:pPr>
-        <w:pStyle w:val="NoSpacing"/>
-        <w:rPr>
-          <w:rFonts w:ascii="Consolas" w:hAnsi="Consolas"/>
-          <w:sz w:val="19"/>
-        </w:rPr>
-      </w:pPr>
-      <w:r>
-        <w:rPr>
-          <w:rFonts w:ascii="Consolas" w:hAnsi="Consolas"/>
-          <w:sz w:val="19"/>
-        </w:rPr>
-        <w:t xml:space="preserve">            while (!isFinished &amp;&amp; iteration &lt; maxIterations)</w:t>
-      </w:r>
-    </w:p>
-    <w:p>
-      <w:pPr>
-        <w:pStyle w:val="NoSpacing"/>
-        <w:rPr>
-          <w:rFonts w:ascii="Consolas" w:hAnsi="Consolas"/>
-          <w:sz w:val="19"/>
-        </w:rPr>
-      </w:pPr>
-      <w:r>
-        <w:rPr>
-          <w:rFonts w:ascii="Consolas" w:hAnsi="Consolas"/>
-          <w:sz w:val="19"/>
-        </w:rPr>
-        <w:t xml:space="preserve">            {</w:t>
-      </w:r>
-    </w:p>
-    <w:p>
-      <w:pPr>
-        <w:pStyle w:val="NoSpacing"/>
-        <w:rPr>
-          <w:rFonts w:ascii="Consolas" w:hAnsi="Consolas"/>
-          <w:sz w:val="19"/>
-        </w:rPr>
-      </w:pPr>
-      <w:r>
-        <w:rPr>
-          <w:rFonts w:ascii="Consolas" w:hAnsi="Consolas"/>
-          <w:sz w:val="19"/>
-        </w:rPr>
-        <w:t xml:space="preserve">                // ------------------------------------</w:t>
-      </w:r>
-    </w:p>
-    <w:p>
-      <w:pPr>
-        <w:pStyle w:val="NoSpacing"/>
-        <w:rPr>
-          <w:rFonts w:ascii="Consolas" w:hAnsi="Consolas"/>
-          <w:sz w:val="19"/>
-        </w:rPr>
-      </w:pPr>
-      <w:r>
-        <w:rPr>
-          <w:rFonts w:ascii="Consolas" w:hAnsi="Consolas"/>
-          <w:sz w:val="19"/>
-        </w:rPr>
-        <w:t xml:space="preserve">                // The COORDINATOR decides</w:t>
-      </w:r>
-    </w:p>
-    <w:p>
-      <w:pPr>
-        <w:pStyle w:val="NoSpacing"/>
-        <w:rPr>
-          <w:rFonts w:ascii="Consolas" w:hAnsi="Consolas"/>
-          <w:sz w:val="19"/>
-        </w:rPr>
-      </w:pPr>
-      <w:r>
-        <w:rPr>
-          <w:rFonts w:ascii="Consolas" w:hAnsi="Consolas"/>
-          <w:sz w:val="19"/>
-        </w:rPr>
-        <w:t xml:space="preserve">                // ------------------------------------</w:t>
-      </w:r>
-    </w:p>
-    <w:p>
-      <w:pPr>
-        <w:pStyle w:val="NoSpacing"/>
-        <w:rPr>
-          <w:rFonts w:ascii="Consolas" w:hAnsi="Consolas"/>
-          <w:sz w:val="19"/>
-        </w:rPr>
-      </w:pPr>
-    </w:p>
-    <w:p>
-      <w:pPr>
-        <w:pStyle w:val="NoSpacing"/>
-        <w:rPr>
-          <w:rFonts w:ascii="Consolas" w:hAnsi="Consolas"/>
-          <w:sz w:val="19"/>
-        </w:rPr>
-      </w:pPr>
-      <w:r>
-        <w:rPr>
-          <w:rFonts w:ascii="Consolas" w:hAnsi="Consolas"/>
-          <w:sz w:val="19"/>
-        </w:rPr>
-        <w:t xml:space="preserve">                // The "Ghost Nudge": Add a temporary user message to satisfy Gemini's alternation rule</w:t>
-      </w:r>
-    </w:p>
-    <w:p>
-      <w:pPr>
-        <w:pStyle w:val="NoSpacing"/>
-        <w:rPr>
-          <w:rFonts w:ascii="Consolas" w:hAnsi="Consolas"/>
-          <w:sz w:val="19"/>
-        </w:rPr>
-      </w:pPr>
-      <w:r>
-        <w:rPr>
-          <w:rFonts w:ascii="Consolas" w:hAnsi="Consolas"/>
-          <w:sz w:val="19"/>
-        </w:rPr>
-        <w:t xml:space="preserve">                var ghostNudge = new ChatMessageContent(AuthorRole.User, "Coordinator, evaluate the state and output the JSON routing decision.");</w:t>
-      </w:r>
-    </w:p>
-    <w:p>
-      <w:pPr>
-        <w:pStyle w:val="NoSpacing"/>
-        <w:rPr>
-          <w:rFonts w:ascii="Consolas" w:hAnsi="Consolas"/>
-          <w:sz w:val="19"/>
-        </w:rPr>
-      </w:pPr>
-      <w:r>
-        <w:rPr>
-          <w:rFonts w:ascii="Consolas" w:hAnsi="Consolas"/>
-          <w:sz w:val="19"/>
-        </w:rPr>
-        <w:t xml:space="preserve">                history.Add(ghostNudge);</w:t>
-      </w:r>
-    </w:p>
-    <w:p>
-      <w:pPr>
-        <w:pStyle w:val="NoSpacing"/>
-        <w:rPr>
-          <w:rFonts w:ascii="Consolas" w:hAnsi="Consolas"/>
-          <w:sz w:val="19"/>
-        </w:rPr>
-      </w:pPr>
-    </w:p>
-    <w:p>
-      <w:pPr>
-        <w:pStyle w:val="NoSpacing"/>
-        <w:rPr>
-          <w:rFonts w:ascii="Consolas" w:hAnsi="Consolas"/>
-          <w:sz w:val="19"/>
-        </w:rPr>
-      </w:pPr>
-      <w:r>
-        <w:rPr>
-          <w:rFonts w:ascii="Consolas" w:hAnsi="Consolas"/>
-          <w:sz w:val="19"/>
-        </w:rPr>
-        <w:t xml:space="preserve">                // Inject Coordinator Persona</w:t>
-      </w:r>
-    </w:p>
-    <w:p>
-      <w:pPr>
-        <w:pStyle w:val="NoSpacing"/>
-        <w:rPr>
-          <w:rFonts w:ascii="Consolas" w:hAnsi="Consolas"/>
-          <w:sz w:val="19"/>
-        </w:rPr>
-      </w:pPr>
-      <w:r>
-        <w:rPr>
-          <w:rFonts w:ascii="Consolas" w:hAnsi="Consolas"/>
-          <w:sz w:val="19"/>
-        </w:rPr>
-        <w:t xml:space="preserve">                history.Insert(0, new ChatMessageContent(AuthorRole.System, coordinatorInstructions.Trim()));</w:t>
-      </w:r>
-    </w:p>
-    <w:p>
-      <w:pPr>
-        <w:pStyle w:val="NoSpacing"/>
-        <w:rPr>
-          <w:rFonts w:ascii="Consolas" w:hAnsi="Consolas"/>
-          <w:sz w:val="19"/>
-        </w:rPr>
-      </w:pPr>
-    </w:p>
-    <w:p>
-      <w:pPr>
-        <w:pStyle w:val="NoSpacing"/>
-        <w:rPr>
-          <w:rFonts w:ascii="Consolas" w:hAnsi="Consolas"/>
-          <w:sz w:val="19"/>
-        </w:rPr>
-      </w:pPr>
-      <w:r>
-        <w:rPr>
-          <w:rFonts w:ascii="Consolas" w:hAnsi="Consolas"/>
-          <w:sz w:val="19"/>
-        </w:rPr>
-        <w:t xml:space="preserve">                var decisionResponse = await chatService.GetChatMessageContentAsync(history, coordSettings);</w:t>
-      </w:r>
-    </w:p>
-    <w:p>
-      <w:pPr>
-        <w:pStyle w:val="NoSpacing"/>
-        <w:rPr>
-          <w:rFonts w:ascii="Consolas" w:hAnsi="Consolas"/>
-          <w:sz w:val="19"/>
-        </w:rPr>
-      </w:pPr>
-    </w:p>
-    <w:p>
-      <w:pPr>
-        <w:pStyle w:val="NoSpacing"/>
-        <w:rPr>
-          <w:rFonts w:ascii="Consolas" w:hAnsi="Consolas"/>
-          <w:sz w:val="19"/>
-        </w:rPr>
-      </w:pPr>
-      <w:r>
-        <w:rPr>
-          <w:rFonts w:ascii="Consolas" w:hAnsi="Consolas"/>
-          <w:sz w:val="19"/>
-        </w:rPr>
-        <w:t xml:space="preserve">                // Cleanup history (remove both the system persona and the Ghost nudge</w:t>
-      </w:r>
-    </w:p>
-    <w:p>
-      <w:pPr>
-        <w:pStyle w:val="NoSpacing"/>
-        <w:rPr>
-          <w:rFonts w:ascii="Consolas" w:hAnsi="Consolas"/>
-          <w:sz w:val="19"/>
-        </w:rPr>
-      </w:pPr>
-      <w:r>
-        <w:rPr>
-          <w:rFonts w:ascii="Consolas" w:hAnsi="Consolas"/>
-          <w:sz w:val="19"/>
-        </w:rPr>
-        <w:t xml:space="preserve">                history.RemoveAt(0);</w:t>
-      </w:r>
-    </w:p>
-    <w:p>
-      <w:pPr>
-        <w:pStyle w:val="NoSpacing"/>
-        <w:rPr>
-          <w:rFonts w:ascii="Consolas" w:hAnsi="Consolas"/>
-          <w:sz w:val="19"/>
-        </w:rPr>
-      </w:pPr>
-      <w:r>
-        <w:rPr>
-          <w:rFonts w:ascii="Consolas" w:hAnsi="Consolas"/>
-          <w:sz w:val="19"/>
-        </w:rPr>
-        <w:t xml:space="preserve">                history.Remove(ghostNudge);</w:t>
-      </w:r>
-    </w:p>
-    <w:p>
-      <w:pPr>
-        <w:pStyle w:val="NoSpacing"/>
-        <w:rPr>
-          <w:rFonts w:ascii="Consolas" w:hAnsi="Consolas"/>
-          <w:sz w:val="19"/>
-        </w:rPr>
-      </w:pPr>
-    </w:p>
-    <w:p>
-      <w:pPr>
-        <w:pStyle w:val="NoSpacing"/>
-        <w:rPr>
-          <w:rFonts w:ascii="Consolas" w:hAnsi="Consolas"/>
-          <w:sz w:val="19"/>
-        </w:rPr>
-      </w:pPr>
-      <w:r>
-        <w:rPr>
-          <w:rFonts w:ascii="Consolas" w:hAnsi="Consolas"/>
-          <w:sz w:val="19"/>
-        </w:rPr>
-        <w:t xml:space="preserve">                // Parse the guaranteed JSON</w:t>
-      </w:r>
-    </w:p>
-    <w:p>
-      <w:pPr>
-        <w:pStyle w:val="NoSpacing"/>
-        <w:rPr>
-          <w:rFonts w:ascii="Consolas" w:hAnsi="Consolas"/>
-          <w:sz w:val="19"/>
-        </w:rPr>
-      </w:pPr>
-      <w:r>
-        <w:rPr>
-          <w:rFonts w:ascii="Consolas" w:hAnsi="Consolas"/>
-          <w:sz w:val="19"/>
-        </w:rPr>
-        <w:t xml:space="preserve">                RoutingDecision decision = JsonSerializer.Deserialize&lt;RoutingDecision&gt;(decisionResponse.Content ?? "{}")</w:t>
-      </w:r>
-    </w:p>
-    <w:p>
-      <w:pPr>
-        <w:pStyle w:val="NoSpacing"/>
-        <w:rPr>
-          <w:rFonts w:ascii="Consolas" w:hAnsi="Consolas"/>
-          <w:sz w:val="19"/>
-        </w:rPr>
-      </w:pPr>
-      <w:r>
-        <w:rPr>
-          <w:rFonts w:ascii="Consolas" w:hAnsi="Consolas"/>
-          <w:sz w:val="19"/>
-        </w:rPr>
-        <w:t xml:space="preserve">                    ?? new RoutingDecision();</w:t>
-      </w:r>
-    </w:p>
-    <w:p>
-      <w:pPr>
-        <w:pStyle w:val="NoSpacing"/>
-        <w:rPr>
-          <w:rFonts w:ascii="Consolas" w:hAnsi="Consolas"/>
-          <w:sz w:val="19"/>
-        </w:rPr>
-      </w:pPr>
-    </w:p>
-    <w:p>
-      <w:pPr>
-        <w:pStyle w:val="NoSpacing"/>
-        <w:rPr>
-          <w:rFonts w:ascii="Consolas" w:hAnsi="Consolas"/>
-          <w:sz w:val="19"/>
-        </w:rPr>
-      </w:pPr>
-      <w:r>
-        <w:rPr>
-          <w:rFonts w:ascii="Consolas" w:hAnsi="Consolas"/>
-          <w:sz w:val="19"/>
-        </w:rPr>
-        <w:t xml:space="preserve">                Console.WriteLine($"\n[THOUGHT]: {decision.Reasoning}");</w:t>
-      </w:r>
-    </w:p>
-    <w:p>
-      <w:pPr>
-        <w:pStyle w:val="NoSpacing"/>
-        <w:rPr>
-          <w:rFonts w:ascii="Consolas" w:hAnsi="Consolas"/>
-          <w:sz w:val="19"/>
-        </w:rPr>
-      </w:pPr>
-      <w:r>
-        <w:rPr>
-          <w:rFonts w:ascii="Consolas" w:hAnsi="Consolas"/>
-          <w:sz w:val="19"/>
-        </w:rPr>
-        <w:t xml:space="preserve">                Console.WriteLine($"\n[ROUTE]: {decision.NextAgent}");</w:t>
-      </w:r>
-    </w:p>
-    <w:p>
-      <w:pPr>
-        <w:pStyle w:val="NoSpacing"/>
-        <w:rPr>
-          <w:rFonts w:ascii="Consolas" w:hAnsi="Consolas"/>
-          <w:sz w:val="19"/>
-        </w:rPr>
-      </w:pPr>
-    </w:p>
-    <w:p>
-      <w:pPr>
-        <w:pStyle w:val="NoSpacing"/>
-        <w:rPr>
-          <w:rFonts w:ascii="Consolas" w:hAnsi="Consolas"/>
-          <w:sz w:val="19"/>
-        </w:rPr>
-      </w:pPr>
-      <w:r>
-        <w:rPr>
-          <w:rFonts w:ascii="Consolas" w:hAnsi="Consolas"/>
-          <w:sz w:val="19"/>
-        </w:rPr>
-        <w:t xml:space="preserve">                // ------------------------------------</w:t>
-      </w:r>
-    </w:p>
-    <w:p>
-      <w:pPr>
-        <w:pStyle w:val="NoSpacing"/>
-        <w:rPr>
-          <w:rFonts w:ascii="Consolas" w:hAnsi="Consolas"/>
-          <w:sz w:val="19"/>
-        </w:rPr>
-      </w:pPr>
-      <w:r>
-        <w:rPr>
-          <w:rFonts w:ascii="Consolas" w:hAnsi="Consolas"/>
-          <w:sz w:val="19"/>
-        </w:rPr>
-        <w:t xml:space="preserve">                // ROUTE to the Correct Specialist</w:t>
-      </w:r>
-    </w:p>
-    <w:p>
-      <w:pPr>
-        <w:pStyle w:val="NoSpacing"/>
-        <w:rPr>
-          <w:rFonts w:ascii="Consolas" w:hAnsi="Consolas"/>
-          <w:sz w:val="19"/>
-        </w:rPr>
-      </w:pPr>
-      <w:r>
-        <w:rPr>
-          <w:rFonts w:ascii="Consolas" w:hAnsi="Consolas"/>
-          <w:sz w:val="19"/>
-        </w:rPr>
-        <w:t xml:space="preserve">                // ------------------------------------</w:t>
-      </w:r>
-    </w:p>
-    <w:p>
-      <w:pPr>
-        <w:pStyle w:val="NoSpacing"/>
-        <w:rPr>
-          <w:rFonts w:ascii="Consolas" w:hAnsi="Consolas"/>
-          <w:sz w:val="19"/>
-        </w:rPr>
-      </w:pPr>
-    </w:p>
-    <w:p>
-      <w:pPr>
-        <w:pStyle w:val="NoSpacing"/>
-        <w:rPr>
-          <w:rFonts w:ascii="Consolas" w:hAnsi="Consolas"/>
-          <w:sz w:val="19"/>
-        </w:rPr>
-      </w:pPr>
-      <w:r>
-        <w:rPr>
-          <w:rFonts w:ascii="Consolas" w:hAnsi="Consolas"/>
-          <w:sz w:val="19"/>
-        </w:rPr>
-        <w:t xml:space="preserve">                if (decision.NextAgent == "COMPLETE")</w:t>
-      </w:r>
-    </w:p>
-    <w:p>
-      <w:pPr>
-        <w:pStyle w:val="NoSpacing"/>
-        <w:rPr>
-          <w:rFonts w:ascii="Consolas" w:hAnsi="Consolas"/>
-          <w:sz w:val="19"/>
-        </w:rPr>
-      </w:pPr>
-      <w:r>
-        <w:rPr>
-          <w:rFonts w:ascii="Consolas" w:hAnsi="Consolas"/>
-          <w:sz w:val="19"/>
-        </w:rPr>
-        <w:t xml:space="preserve">                {</w:t>
-      </w:r>
-    </w:p>
-    <w:p>
-      <w:pPr>
-        <w:pStyle w:val="NoSpacing"/>
-        <w:rPr>
-          <w:rFonts w:ascii="Consolas" w:hAnsi="Consolas"/>
-          <w:sz w:val="19"/>
-        </w:rPr>
-      </w:pPr>
-      <w:r>
-        <w:rPr>
-          <w:rFonts w:ascii="Consolas" w:hAnsi="Consolas"/>
-          <w:sz w:val="19"/>
-        </w:rPr>
-        <w:t xml:space="preserve">                    isFinished = true;</w:t>
-      </w:r>
-    </w:p>
-    <w:p>
-      <w:pPr>
-        <w:pStyle w:val="NoSpacing"/>
-        <w:rPr>
-          <w:rFonts w:ascii="Consolas" w:hAnsi="Consolas"/>
-          <w:sz w:val="19"/>
-        </w:rPr>
-      </w:pPr>
-      <w:r>
-        <w:rPr>
-          <w:rFonts w:ascii="Consolas" w:hAnsi="Consolas"/>
-          <w:sz w:val="19"/>
-        </w:rPr>
-        <w:t xml:space="preserve">                }</w:t>
-      </w:r>
-    </w:p>
-    <w:p>
-      <w:pPr>
-        <w:pStyle w:val="NoSpacing"/>
-        <w:rPr>
-          <w:rFonts w:ascii="Consolas" w:hAnsi="Consolas"/>
-          <w:sz w:val="19"/>
-        </w:rPr>
-      </w:pPr>
-      <w:r>
-        <w:rPr>
-          <w:rFonts w:ascii="Consolas" w:hAnsi="Consolas"/>
-          <w:sz w:val="19"/>
-        </w:rPr>
-        <w:t xml:space="preserve">                else if (decision.NextAgent == "CODER")</w:t>
-      </w:r>
-    </w:p>
-    <w:p>
-      <w:pPr>
-        <w:pStyle w:val="NoSpacing"/>
-        <w:rPr>
-          <w:rFonts w:ascii="Consolas" w:hAnsi="Consolas"/>
-          <w:sz w:val="19"/>
-        </w:rPr>
-      </w:pPr>
-      <w:r>
-        <w:rPr>
-          <w:rFonts w:ascii="Consolas" w:hAnsi="Consolas"/>
-          <w:sz w:val="19"/>
-        </w:rPr>
-        <w:t xml:space="preserve">                {</w:t>
-      </w:r>
-    </w:p>
-    <w:p>
-      <w:pPr>
-        <w:pStyle w:val="NoSpacing"/>
-        <w:rPr>
-          <w:rFonts w:ascii="Consolas" w:hAnsi="Consolas"/>
-          <w:sz w:val="19"/>
-        </w:rPr>
-      </w:pPr>
-      <w:r>
-        <w:rPr>
-          <w:rFonts w:ascii="Consolas" w:hAnsi="Consolas"/>
-          <w:sz w:val="19"/>
-        </w:rPr>
-        <w:t xml:space="preserve">                    await CallAgent("Coder", coderPersona, history, chatService);</w:t>
-      </w:r>
-    </w:p>
-    <w:p>
-      <w:pPr>
-        <w:pStyle w:val="NoSpacing"/>
-        <w:rPr>
-          <w:rFonts w:ascii="Consolas" w:hAnsi="Consolas"/>
-          <w:sz w:val="19"/>
-        </w:rPr>
-      </w:pPr>
-      <w:r>
-        <w:rPr>
-          <w:rFonts w:ascii="Consolas" w:hAnsi="Consolas"/>
-          <w:sz w:val="19"/>
-        </w:rPr>
-        <w:t xml:space="preserve">                }</w:t>
-      </w:r>
-    </w:p>
-    <w:p>
-      <w:pPr>
-        <w:pStyle w:val="NoSpacing"/>
-        <w:rPr>
-          <w:rFonts w:ascii="Consolas" w:hAnsi="Consolas"/>
-          <w:sz w:val="19"/>
-        </w:rPr>
-      </w:pPr>
-      <w:r>
-        <w:rPr>
-          <w:rFonts w:ascii="Consolas" w:hAnsi="Consolas"/>
-          <w:sz w:val="19"/>
-        </w:rPr>
-        <w:t xml:space="preserve">                else if (decision.NextAgent == "AUDITOR")</w:t>
-      </w:r>
-    </w:p>
-    <w:p>
-      <w:pPr>
-        <w:pStyle w:val="NoSpacing"/>
-        <w:rPr>
-          <w:rFonts w:ascii="Consolas" w:hAnsi="Consolas"/>
-          <w:sz w:val="19"/>
-        </w:rPr>
-      </w:pPr>
-      <w:r>
-        <w:rPr>
-          <w:rFonts w:ascii="Consolas" w:hAnsi="Consolas"/>
-          <w:sz w:val="19"/>
-        </w:rPr>
-        <w:t xml:space="preserve">                {</w:t>
-      </w:r>
-    </w:p>
-    <w:p>
-      <w:pPr>
-        <w:pStyle w:val="NoSpacing"/>
-        <w:rPr>
-          <w:rFonts w:ascii="Consolas" w:hAnsi="Consolas"/>
-          <w:sz w:val="19"/>
-        </w:rPr>
-      </w:pPr>
-      <w:r>
-        <w:rPr>
-          <w:rFonts w:ascii="Consolas" w:hAnsi="Consolas"/>
-          <w:sz w:val="19"/>
-        </w:rPr>
-        <w:t xml:space="preserve">                    await CallAgent("Auditor", auditorPersona, history, chatService);</w:t>
-      </w:r>
-    </w:p>
-    <w:p>
-      <w:pPr>
-        <w:pStyle w:val="NoSpacing"/>
-        <w:rPr>
-          <w:rFonts w:ascii="Consolas" w:hAnsi="Consolas"/>
-          <w:sz w:val="19"/>
-        </w:rPr>
-      </w:pPr>
-      <w:r>
-        <w:rPr>
-          <w:rFonts w:ascii="Consolas" w:hAnsi="Consolas"/>
-          <w:sz w:val="19"/>
-        </w:rPr>
-        <w:t xml:space="preserve">                }</w:t>
-      </w:r>
-    </w:p>
-    <w:p>
-      <w:pPr>
-        <w:pStyle w:val="NoSpacing"/>
-        <w:rPr>
-          <w:rFonts w:ascii="Consolas" w:hAnsi="Consolas"/>
-          <w:sz w:val="19"/>
-        </w:rPr>
-      </w:pPr>
-    </w:p>
-    <w:p>
-      <w:pPr>
-        <w:pStyle w:val="NoSpacing"/>
-        <w:rPr>
-          <w:rFonts w:ascii="Consolas" w:hAnsi="Consolas"/>
-          <w:sz w:val="19"/>
-        </w:rPr>
-      </w:pPr>
-      <w:r>
-        <w:rPr>
-          <w:rFonts w:ascii="Consolas" w:hAnsi="Consolas"/>
-          <w:sz w:val="19"/>
-        </w:rPr>
-        <w:t xml:space="preserve">                iteration++;</w:t>
-      </w:r>
-    </w:p>
-    <w:p>
-      <w:pPr>
-        <w:pStyle w:val="NoSpacing"/>
-        <w:rPr>
-          <w:rFonts w:ascii="Consolas" w:hAnsi="Consolas"/>
-          <w:sz w:val="19"/>
-        </w:rPr>
-      </w:pPr>
+        <w:t xml:space="preserve">                return response;</w:t>
+      </w:r>
     </w:p>
     <w:p>
       <w:pPr>
@@ -2231,7 +3174,105 @@
           <w:rFonts w:ascii="Consolas" w:hAnsi="Consolas"/>
           <w:sz w:val="19"/>
         </w:rPr>
-        <w:t xml:space="preserve">            Console.WriteLine(isFinished ? "\nProject lifecycle finished." : "\n Max iterations reached.");</w:t>
+        <w:t xml:space="preserve">            // If we've hit our max retries, just return the failed response</w:t>
+      </w:r>
+    </w:p>
+    <w:p>
+      <w:pPr>
+        <w:pStyle w:val="NoSpacing"/>
+        <w:rPr>
+          <w:rFonts w:ascii="Consolas" w:hAnsi="Consolas"/>
+          <w:sz w:val="19"/>
+        </w:rPr>
+      </w:pPr>
+      <w:r>
+        <w:rPr>
+          <w:rFonts w:ascii="Consolas" w:hAnsi="Consolas"/>
+          <w:sz w:val="19"/>
+        </w:rPr>
+        <w:t xml:space="preserve">            if (i == _maxRetries) return response;</w:t>
+      </w:r>
+    </w:p>
+    <w:p>
+      <w:pPr>
+        <w:pStyle w:val="NoSpacing"/>
+        <w:rPr>
+          <w:rFonts w:ascii="Consolas" w:hAnsi="Consolas"/>
+          <w:sz w:val="19"/>
+        </w:rPr>
+      </w:pPr>
+    </w:p>
+    <w:p>
+      <w:pPr>
+        <w:pStyle w:val="NoSpacing"/>
+        <w:rPr>
+          <w:rFonts w:ascii="Consolas" w:hAnsi="Consolas"/>
+          <w:sz w:val="19"/>
+        </w:rPr>
+      </w:pPr>
+      <w:r>
+        <w:rPr>
+          <w:rFonts w:ascii="Consolas" w:hAnsi="Consolas"/>
+          <w:sz w:val="19"/>
+        </w:rPr>
+        <w:t xml:space="preserve">            // Exponential backoff: Wait 1s, then 2s, then 4s...</w:t>
+      </w:r>
+    </w:p>
+    <w:p>
+      <w:pPr>
+        <w:pStyle w:val="NoSpacing"/>
+        <w:rPr>
+          <w:rFonts w:ascii="Consolas" w:hAnsi="Consolas"/>
+          <w:sz w:val="19"/>
+        </w:rPr>
+      </w:pPr>
+      <w:r>
+        <w:rPr>
+          <w:rFonts w:ascii="Consolas" w:hAnsi="Consolas"/>
+          <w:sz w:val="19"/>
+        </w:rPr>
+        <w:t xml:space="preserve">            int delaySeconds = (int)Math.Pow(2, i);</w:t>
+      </w:r>
+    </w:p>
+    <w:p>
+      <w:pPr>
+        <w:pStyle w:val="NoSpacing"/>
+        <w:rPr>
+          <w:rFonts w:ascii="Consolas" w:hAnsi="Consolas"/>
+          <w:sz w:val="19"/>
+        </w:rPr>
+      </w:pPr>
+      <w:r>
+        <w:rPr>
+          <w:rFonts w:ascii="Consolas" w:hAnsi="Consolas"/>
+          <w:sz w:val="19"/>
+        </w:rPr>
+        <w:t xml:space="preserve">            Console.WriteLine($"\n[API Error {statusCode}] Server busy. Retrying in {delaySeconds}s... (Attempt {i + 1} of {_maxRetries})");</w:t>
+      </w:r>
+    </w:p>
+    <w:p>
+      <w:pPr>
+        <w:pStyle w:val="NoSpacing"/>
+        <w:rPr>
+          <w:rFonts w:ascii="Consolas" w:hAnsi="Consolas"/>
+          <w:sz w:val="19"/>
+        </w:rPr>
+      </w:pPr>
+    </w:p>
+    <w:p>
+      <w:pPr>
+        <w:pStyle w:val="NoSpacing"/>
+        <w:rPr>
+          <w:rFonts w:ascii="Consolas" w:hAnsi="Consolas"/>
+          <w:sz w:val="19"/>
+        </w:rPr>
+      </w:pPr>
+      <w:r>
+        <w:rPr>
+          <w:rFonts w:ascii="Consolas" w:hAnsi="Consolas"/>
+          <w:sz w:val="19"/>
+        </w:rPr>
+        <w:t xml:space="preserve">            await Task.Delay(TimeSpan.FromSeconds(delaySeconds), cancellationToken);</w:t>
       </w:r>
     </w:p>
     <w:p>
@@ -2272,228 +3313,7 @@
           <w:rFonts w:ascii="Consolas" w:hAnsi="Consolas"/>
           <w:sz w:val="19"/>
         </w:rPr>
-        <w:t xml:space="preserve">        static async Task CallAgent(string name, string persona, ChatHistory history, IChatCompletionService service)</w:t>
-      </w:r>
-    </w:p>
-    <w:p>
-      <w:pPr>
-        <w:pStyle w:val="NoSpacing"/>
-        <w:rPr>
-          <w:rFonts w:ascii="Consolas" w:hAnsi="Consolas"/>
-          <w:sz w:val="19"/>
-        </w:rPr>
-      </w:pPr>
-      <w:r>
-        <w:rPr>
-          <w:rFonts w:ascii="Consolas" w:hAnsi="Consolas"/>
-          <w:sz w:val="19"/>
-        </w:rPr>
-        <w:t xml:space="preserve">        {</w:t>
-      </w:r>
-    </w:p>
-    <w:p>
-      <w:pPr>
-        <w:pStyle w:val="NoSpacing"/>
-        <w:rPr>
-          <w:rFonts w:ascii="Consolas" w:hAnsi="Consolas"/>
-          <w:sz w:val="19"/>
-        </w:rPr>
-      </w:pPr>
-      <w:r>
-        <w:rPr>
-          <w:rFonts w:ascii="Consolas" w:hAnsi="Consolas"/>
-          <w:sz w:val="19"/>
-        </w:rPr>
-        <w:t xml:space="preserve">            // Ensure a user message exists betfore this 'Assistant' response</w:t>
-      </w:r>
-    </w:p>
-    <w:p>
-      <w:pPr>
-        <w:pStyle w:val="NoSpacing"/>
-        <w:rPr>
-          <w:rFonts w:ascii="Consolas" w:hAnsi="Consolas"/>
-          <w:sz w:val="19"/>
-        </w:rPr>
-      </w:pPr>
-      <w:r>
-        <w:rPr>
-          <w:rFonts w:ascii="Consolas" w:hAnsi="Consolas"/>
-          <w:sz w:val="19"/>
-        </w:rPr>
-        <w:t xml:space="preserve">            history.AddUserMessage($"{name}, please perform your task based on the current state.");</w:t>
-      </w:r>
-    </w:p>
-    <w:p>
-      <w:pPr>
-        <w:pStyle w:val="NoSpacing"/>
-        <w:rPr>
-          <w:rFonts w:ascii="Consolas" w:hAnsi="Consolas"/>
-          <w:sz w:val="19"/>
-        </w:rPr>
-      </w:pPr>
-    </w:p>
-    <w:p>
-      <w:pPr>
-        <w:pStyle w:val="NoSpacing"/>
-        <w:rPr>
-          <w:rFonts w:ascii="Consolas" w:hAnsi="Consolas"/>
-          <w:sz w:val="19"/>
-        </w:rPr>
-      </w:pPr>
-      <w:r>
-        <w:rPr>
-          <w:rFonts w:ascii="Consolas" w:hAnsi="Consolas"/>
-          <w:sz w:val="19"/>
-        </w:rPr>
-        <w:t xml:space="preserve">            // Persona swapping</w:t>
-      </w:r>
-    </w:p>
-    <w:p>
-      <w:pPr>
-        <w:pStyle w:val="NoSpacing"/>
-        <w:rPr>
-          <w:rFonts w:ascii="Consolas" w:hAnsi="Consolas"/>
-          <w:sz w:val="19"/>
-        </w:rPr>
-      </w:pPr>
-      <w:r>
-        <w:rPr>
-          <w:rFonts w:ascii="Consolas" w:hAnsi="Consolas"/>
-          <w:sz w:val="19"/>
-        </w:rPr>
-        <w:t xml:space="preserve">            history.Insert(0, new ChatMessageContent(AuthorRole.System, persona));</w:t>
-      </w:r>
-    </w:p>
-    <w:p>
-      <w:pPr>
-        <w:pStyle w:val="NoSpacing"/>
-        <w:rPr>
-          <w:rFonts w:ascii="Consolas" w:hAnsi="Consolas"/>
-          <w:sz w:val="19"/>
-        </w:rPr>
-      </w:pPr>
-    </w:p>
-    <w:p>
-      <w:pPr>
-        <w:pStyle w:val="NoSpacing"/>
-        <w:rPr>
-          <w:rFonts w:ascii="Consolas" w:hAnsi="Consolas"/>
-          <w:sz w:val="19"/>
-        </w:rPr>
-      </w:pPr>
-      <w:r>
-        <w:rPr>
-          <w:rFonts w:ascii="Consolas" w:hAnsi="Consolas"/>
-          <w:sz w:val="19"/>
-        </w:rPr>
-        <w:t xml:space="preserve">            var result = await service.GetChatMessageContentAsync(history);</w:t>
-      </w:r>
-    </w:p>
-    <w:p>
-      <w:pPr>
-        <w:pStyle w:val="NoSpacing"/>
-        <w:rPr>
-          <w:rFonts w:ascii="Consolas" w:hAnsi="Consolas"/>
-          <w:sz w:val="19"/>
-        </w:rPr>
-      </w:pPr>
-    </w:p>
-    <w:p>
-      <w:pPr>
-        <w:pStyle w:val="NoSpacing"/>
-        <w:rPr>
-          <w:rFonts w:ascii="Consolas" w:hAnsi="Consolas"/>
-          <w:sz w:val="19"/>
-        </w:rPr>
-      </w:pPr>
-      <w:r>
-        <w:rPr>
-          <w:rFonts w:ascii="Consolas" w:hAnsi="Consolas"/>
-          <w:sz w:val="19"/>
-        </w:rPr>
-        <w:t xml:space="preserve">            history.RemoveAt(0);</w:t>
-      </w:r>
-    </w:p>
-    <w:p>
-      <w:pPr>
-        <w:pStyle w:val="NoSpacing"/>
-        <w:rPr>
-          <w:rFonts w:ascii="Consolas" w:hAnsi="Consolas"/>
-          <w:sz w:val="19"/>
-        </w:rPr>
-      </w:pPr>
-    </w:p>
-    <w:p>
-      <w:pPr>
-        <w:pStyle w:val="NoSpacing"/>
-        <w:rPr>
-          <w:rFonts w:ascii="Consolas" w:hAnsi="Consolas"/>
-          <w:sz w:val="19"/>
-        </w:rPr>
-      </w:pPr>
-      <w:r>
-        <w:rPr>
-          <w:rFonts w:ascii="Consolas" w:hAnsi="Consolas"/>
-          <w:sz w:val="19"/>
-        </w:rPr>
-        <w:t xml:space="preserve">            string output = result.Content ?? "No output.";</w:t>
-      </w:r>
-    </w:p>
-    <w:p>
-      <w:pPr>
-        <w:pStyle w:val="NoSpacing"/>
-        <w:rPr>
-          <w:rFonts w:ascii="Consolas" w:hAnsi="Consolas"/>
-          <w:sz w:val="19"/>
-        </w:rPr>
-      </w:pPr>
-      <w:r>
-        <w:rPr>
-          <w:rFonts w:ascii="Consolas" w:hAnsi="Consolas"/>
-          <w:sz w:val="19"/>
-        </w:rPr>
-        <w:t xml:space="preserve">            Console.WriteLine($"\n[{name.ToUpper()}]: {output}");</w:t>
-      </w:r>
-    </w:p>
-    <w:p>
-      <w:pPr>
-        <w:pStyle w:val="NoSpacing"/>
-        <w:rPr>
-          <w:rFonts w:ascii="Consolas" w:hAnsi="Consolas"/>
-          <w:sz w:val="19"/>
-        </w:rPr>
-      </w:pPr>
-    </w:p>
-    <w:p>
-      <w:pPr>
-        <w:pStyle w:val="NoSpacing"/>
-        <w:rPr>
-          <w:rFonts w:ascii="Consolas" w:hAnsi="Consolas"/>
-          <w:sz w:val="19"/>
-        </w:rPr>
-      </w:pPr>
-      <w:r>
-        <w:rPr>
-          <w:rFonts w:ascii="Consolas" w:hAnsi="Consolas"/>
-          <w:sz w:val="19"/>
-        </w:rPr>
-        <w:t xml:space="preserve">            history.AddAssistantMessage(output);</w:t>
-      </w:r>
-    </w:p>
-    <w:p>
-      <w:pPr>
-        <w:pStyle w:val="NoSpacing"/>
-        <w:rPr>
-          <w:rFonts w:ascii="Consolas" w:hAnsi="Consolas"/>
-          <w:sz w:val="19"/>
-        </w:rPr>
-      </w:pPr>
-      <w:r>
-        <w:rPr>
-          <w:rFonts w:ascii="Consolas" w:hAnsi="Consolas"/>
-          <w:sz w:val="19"/>
-        </w:rPr>
-        <w:t xml:space="preserve">        }</w:t>
+        <w:t xml:space="preserve">        throw new Exception("Unreachable code reached in RetryHandler.");</w:t>
       </w:r>
     </w:p>
     <w:p>
@@ -2531,715 +3351,45 @@
     <w:p/>
     <w:p>
       <w:pPr>
+        <w:pStyle w:val="Heading2"/>
+      </w:pPr>
+      <w:r>
+        <w:t>5. Code Walkthrough &amp; Explanations</w:t>
+      </w:r>
+    </w:p>
+    <w:p>
+      <w:r>
         <w:rPr>
           <w:b/>
         </w:rPr>
-      </w:pPr>
+        <w:t>Step 1: A Resilient `HttpClient` Injected Into the Connector.</w:t>
+      </w:r>
+      <w:r>
+        <w:t xml:space="preserve"> Before the kernel is even built, the code constructs `var resilientHttpClient = new HttpClient(new RetryHandler(maxRetries: 5))` and passes it into `AddGoogleAIGeminiChatCompletion(..., httpClient: resilientHttpClient)`. This is the first time in the course that a connector's underlying transport is customized. Every single HTTP call the Gemini connector makes — for the Coordinator's routing decisions and for both specialists' turns — now automatically passes through `RetryHandler` first.</w:t>
+      </w:r>
+    </w:p>
+    <w:p/>
+    <w:p>
       <w:r>
         <w:rPr>
           <w:b/>
         </w:rPr>
-        <w:t>RetryHandler.cs</w:t>
-      </w:r>
-    </w:p>
-    <w:p>
-      <w:pPr>
-        <w:pStyle w:val="NoSpacing"/>
-        <w:rPr>
-          <w:rFonts w:ascii="Consolas" w:hAnsi="Consolas"/>
-          <w:sz w:val="19"/>
-        </w:rPr>
-      </w:pPr>
-      <w:r>
-        <w:rPr>
-          <w:rFonts w:ascii="Consolas" w:hAnsi="Consolas"/>
-          <w:sz w:val="19"/>
-        </w:rPr>
-        <w:t>// RetryHandler</w:t>
-      </w:r>
-    </w:p>
-    <w:p>
-      <w:pPr>
-        <w:pStyle w:val="NoSpacing"/>
-        <w:rPr>
-          <w:rFonts w:ascii="Consolas" w:hAnsi="Consolas"/>
-          <w:sz w:val="19"/>
-        </w:rPr>
-      </w:pPr>
-      <w:r>
-        <w:rPr>
-          <w:rFonts w:ascii="Consolas" w:hAnsi="Consolas"/>
-          <w:sz w:val="19"/>
-        </w:rPr>
-        <w:t>// ---------------------------------------------------------------------------</w:t>
-      </w:r>
-    </w:p>
-    <w:p>
-      <w:pPr>
-        <w:pStyle w:val="NoSpacing"/>
-        <w:rPr>
-          <w:rFonts w:ascii="Consolas" w:hAnsi="Consolas"/>
-          <w:sz w:val="19"/>
-        </w:rPr>
-      </w:pPr>
-      <w:r>
-        <w:rPr>
-          <w:rFonts w:ascii="Consolas" w:hAnsi="Consolas"/>
-          <w:sz w:val="19"/>
-        </w:rPr>
-        <w:t>// A plain DelegatingHandler that retries transient HTTP failures (500/503/</w:t>
-      </w:r>
-    </w:p>
-    <w:p>
-      <w:pPr>
-        <w:pStyle w:val="NoSpacing"/>
-        <w:rPr>
-          <w:rFonts w:ascii="Consolas" w:hAnsi="Consolas"/>
-          <w:sz w:val="19"/>
-        </w:rPr>
-      </w:pPr>
-      <w:r>
-        <w:rPr>
-          <w:rFonts w:ascii="Consolas" w:hAnsi="Consolas"/>
-          <w:sz w:val="19"/>
-        </w:rPr>
-        <w:t>// 429) with exponential backoff before giving up. This is entirely</w:t>
-      </w:r>
-    </w:p>
-    <w:p>
-      <w:pPr>
-        <w:pStyle w:val="NoSpacing"/>
-        <w:rPr>
-          <w:rFonts w:ascii="Consolas" w:hAnsi="Consolas"/>
-          <w:sz w:val="19"/>
-        </w:rPr>
-      </w:pPr>
-      <w:r>
-        <w:rPr>
-          <w:rFonts w:ascii="Consolas" w:hAnsi="Consolas"/>
-          <w:sz w:val="19"/>
-        </w:rPr>
-        <w:t>// provider-agnostic - it just wraps whatever HttpClient the connector uses,</w:t>
-      </w:r>
-    </w:p>
-    <w:p>
-      <w:pPr>
-        <w:pStyle w:val="NoSpacing"/>
-        <w:rPr>
-          <w:rFonts w:ascii="Consolas" w:hAnsi="Consolas"/>
-          <w:sz w:val="19"/>
-        </w:rPr>
-      </w:pPr>
-      <w:r>
-        <w:rPr>
-          <w:rFonts w:ascii="Consolas" w:hAnsi="Consolas"/>
-          <w:sz w:val="19"/>
-        </w:rPr>
-        <w:t>// so it works unchanged no matter which LLM provider is registered.</w:t>
-      </w:r>
-    </w:p>
-    <w:p>
-      <w:pPr>
-        <w:pStyle w:val="NoSpacing"/>
-        <w:rPr>
-          <w:rFonts w:ascii="Consolas" w:hAnsi="Consolas"/>
-          <w:sz w:val="19"/>
-        </w:rPr>
-      </w:pPr>
-      <w:r>
-        <w:rPr>
-          <w:rFonts w:ascii="Consolas" w:hAnsi="Consolas"/>
-          <w:sz w:val="19"/>
-        </w:rPr>
-        <w:t>using System.Net.Http;</w:t>
-      </w:r>
-    </w:p>
-    <w:p>
-      <w:pPr>
-        <w:pStyle w:val="NoSpacing"/>
-        <w:rPr>
-          <w:rFonts w:ascii="Consolas" w:hAnsi="Consolas"/>
-          <w:sz w:val="19"/>
-        </w:rPr>
-      </w:pPr>
-      <w:r>
-        <w:rPr>
-          <w:rFonts w:ascii="Consolas" w:hAnsi="Consolas"/>
-          <w:sz w:val="19"/>
-        </w:rPr>
-        <w:t>using System.Threading;</w:t>
-      </w:r>
-    </w:p>
-    <w:p>
-      <w:pPr>
-        <w:pStyle w:val="NoSpacing"/>
-        <w:rPr>
-          <w:rFonts w:ascii="Consolas" w:hAnsi="Consolas"/>
-          <w:sz w:val="19"/>
-        </w:rPr>
-      </w:pPr>
-    </w:p>
-    <w:p>
-      <w:pPr>
-        <w:pStyle w:val="NoSpacing"/>
-        <w:rPr>
-          <w:rFonts w:ascii="Consolas" w:hAnsi="Consolas"/>
-          <w:sz w:val="19"/>
-        </w:rPr>
-      </w:pPr>
-      <w:r>
-        <w:rPr>
-          <w:rFonts w:ascii="Consolas" w:hAnsi="Consolas"/>
-          <w:sz w:val="19"/>
-        </w:rPr>
-        <w:t>public class RetryHandler : DelegatingHandler</w:t>
-      </w:r>
-    </w:p>
-    <w:p>
-      <w:pPr>
-        <w:pStyle w:val="NoSpacing"/>
-        <w:rPr>
-          <w:rFonts w:ascii="Consolas" w:hAnsi="Consolas"/>
-          <w:sz w:val="19"/>
-        </w:rPr>
-      </w:pPr>
-      <w:r>
-        <w:rPr>
-          <w:rFonts w:ascii="Consolas" w:hAnsi="Consolas"/>
-          <w:sz w:val="19"/>
-        </w:rPr>
-        <w:t>{</w:t>
-      </w:r>
-    </w:p>
-    <w:p>
-      <w:pPr>
-        <w:pStyle w:val="NoSpacing"/>
-        <w:rPr>
-          <w:rFonts w:ascii="Consolas" w:hAnsi="Consolas"/>
-          <w:sz w:val="19"/>
-        </w:rPr>
-      </w:pPr>
-      <w:r>
-        <w:rPr>
-          <w:rFonts w:ascii="Consolas" w:hAnsi="Consolas"/>
-          <w:sz w:val="19"/>
-        </w:rPr>
-        <w:t xml:space="preserve">    private readonly int _maxRetries;</w:t>
-      </w:r>
-    </w:p>
-    <w:p>
-      <w:pPr>
-        <w:pStyle w:val="NoSpacing"/>
-        <w:rPr>
-          <w:rFonts w:ascii="Consolas" w:hAnsi="Consolas"/>
-          <w:sz w:val="19"/>
-        </w:rPr>
-      </w:pPr>
-    </w:p>
-    <w:p>
-      <w:pPr>
-        <w:pStyle w:val="NoSpacing"/>
-        <w:rPr>
-          <w:rFonts w:ascii="Consolas" w:hAnsi="Consolas"/>
-          <w:sz w:val="19"/>
-        </w:rPr>
-      </w:pPr>
-      <w:r>
-        <w:rPr>
-          <w:rFonts w:ascii="Consolas" w:hAnsi="Consolas"/>
-          <w:sz w:val="19"/>
-        </w:rPr>
-        <w:t xml:space="preserve">    public RetryHandler(int maxRetries = 3)</w:t>
-      </w:r>
-    </w:p>
-    <w:p>
-      <w:pPr>
-        <w:pStyle w:val="NoSpacing"/>
-        <w:rPr>
-          <w:rFonts w:ascii="Consolas" w:hAnsi="Consolas"/>
-          <w:sz w:val="19"/>
-        </w:rPr>
-      </w:pPr>
-      <w:r>
-        <w:rPr>
-          <w:rFonts w:ascii="Consolas" w:hAnsi="Consolas"/>
-          <w:sz w:val="19"/>
-        </w:rPr>
-        <w:t xml:space="preserve">    {</w:t>
-      </w:r>
-    </w:p>
-    <w:p>
-      <w:pPr>
-        <w:pStyle w:val="NoSpacing"/>
-        <w:rPr>
-          <w:rFonts w:ascii="Consolas" w:hAnsi="Consolas"/>
-          <w:sz w:val="19"/>
-        </w:rPr>
-      </w:pPr>
-      <w:r>
-        <w:rPr>
-          <w:rFonts w:ascii="Consolas" w:hAnsi="Consolas"/>
-          <w:sz w:val="19"/>
-        </w:rPr>
-        <w:t xml:space="preserve">        _maxRetries = maxRetries;</w:t>
-      </w:r>
-    </w:p>
-    <w:p>
-      <w:pPr>
-        <w:pStyle w:val="NoSpacing"/>
-        <w:rPr>
-          <w:rFonts w:ascii="Consolas" w:hAnsi="Consolas"/>
-          <w:sz w:val="19"/>
-        </w:rPr>
-      </w:pPr>
-      <w:r>
-        <w:rPr>
-          <w:rFonts w:ascii="Consolas" w:hAnsi="Consolas"/>
-          <w:sz w:val="19"/>
-        </w:rPr>
-        <w:t xml:space="preserve">        // Use the modern default HTTP handler under the hood</w:t>
-      </w:r>
-    </w:p>
-    <w:p>
-      <w:pPr>
-        <w:pStyle w:val="NoSpacing"/>
-        <w:rPr>
-          <w:rFonts w:ascii="Consolas" w:hAnsi="Consolas"/>
-          <w:sz w:val="19"/>
-        </w:rPr>
-      </w:pPr>
-      <w:r>
-        <w:rPr>
-          <w:rFonts w:ascii="Consolas" w:hAnsi="Consolas"/>
-          <w:sz w:val="19"/>
-        </w:rPr>
-        <w:t xml:space="preserve">        InnerHandler = new SocketsHttpHandler();</w:t>
-      </w:r>
-    </w:p>
-    <w:p>
-      <w:pPr>
-        <w:pStyle w:val="NoSpacing"/>
-        <w:rPr>
-          <w:rFonts w:ascii="Consolas" w:hAnsi="Consolas"/>
-          <w:sz w:val="19"/>
-        </w:rPr>
-      </w:pPr>
-      <w:r>
-        <w:rPr>
-          <w:rFonts w:ascii="Consolas" w:hAnsi="Consolas"/>
-          <w:sz w:val="19"/>
-        </w:rPr>
-        <w:t xml:space="preserve">    }</w:t>
-      </w:r>
-    </w:p>
-    <w:p>
-      <w:pPr>
-        <w:pStyle w:val="NoSpacing"/>
-        <w:rPr>
-          <w:rFonts w:ascii="Consolas" w:hAnsi="Consolas"/>
-          <w:sz w:val="19"/>
-        </w:rPr>
-      </w:pPr>
-    </w:p>
-    <w:p>
-      <w:pPr>
-        <w:pStyle w:val="NoSpacing"/>
-        <w:rPr>
-          <w:rFonts w:ascii="Consolas" w:hAnsi="Consolas"/>
-          <w:sz w:val="19"/>
-        </w:rPr>
-      </w:pPr>
-      <w:r>
-        <w:rPr>
-          <w:rFonts w:ascii="Consolas" w:hAnsi="Consolas"/>
-          <w:sz w:val="19"/>
-        </w:rPr>
-        <w:t xml:space="preserve">    protected override async Task&lt;HttpResponseMessage&gt; SendAsync(HttpRequestMessage request, CancellationToken cancellationToken)</w:t>
-      </w:r>
-    </w:p>
-    <w:p>
-      <w:pPr>
-        <w:pStyle w:val="NoSpacing"/>
-        <w:rPr>
-          <w:rFonts w:ascii="Consolas" w:hAnsi="Consolas"/>
-          <w:sz w:val="19"/>
-        </w:rPr>
-      </w:pPr>
-      <w:r>
-        <w:rPr>
-          <w:rFonts w:ascii="Consolas" w:hAnsi="Consolas"/>
-          <w:sz w:val="19"/>
-        </w:rPr>
-        <w:t xml:space="preserve">    {</w:t>
-      </w:r>
-    </w:p>
-    <w:p>
-      <w:pPr>
-        <w:pStyle w:val="NoSpacing"/>
-        <w:rPr>
-          <w:rFonts w:ascii="Consolas" w:hAnsi="Consolas"/>
-          <w:sz w:val="19"/>
-        </w:rPr>
-      </w:pPr>
-      <w:r>
-        <w:rPr>
-          <w:rFonts w:ascii="Consolas" w:hAnsi="Consolas"/>
-          <w:sz w:val="19"/>
-        </w:rPr>
-        <w:t xml:space="preserve">        for (int i = 0; i &lt;= _maxRetries; i++)</w:t>
-      </w:r>
-    </w:p>
-    <w:p>
-      <w:pPr>
-        <w:pStyle w:val="NoSpacing"/>
-        <w:rPr>
-          <w:rFonts w:ascii="Consolas" w:hAnsi="Consolas"/>
-          <w:sz w:val="19"/>
-        </w:rPr>
-      </w:pPr>
-      <w:r>
-        <w:rPr>
-          <w:rFonts w:ascii="Consolas" w:hAnsi="Consolas"/>
-          <w:sz w:val="19"/>
-        </w:rPr>
-        <w:t xml:space="preserve">        {</w:t>
-      </w:r>
-    </w:p>
-    <w:p>
-      <w:pPr>
-        <w:pStyle w:val="NoSpacing"/>
-        <w:rPr>
-          <w:rFonts w:ascii="Consolas" w:hAnsi="Consolas"/>
-          <w:sz w:val="19"/>
-        </w:rPr>
-      </w:pPr>
-      <w:r>
-        <w:rPr>
-          <w:rFonts w:ascii="Consolas" w:hAnsi="Consolas"/>
-          <w:sz w:val="19"/>
-        </w:rPr>
-        <w:t xml:space="preserve">            var response = await base.SendAsync(request, cancellationToken);</w:t>
-      </w:r>
-    </w:p>
-    <w:p>
-      <w:pPr>
-        <w:pStyle w:val="NoSpacing"/>
-        <w:rPr>
-          <w:rFonts w:ascii="Consolas" w:hAnsi="Consolas"/>
-          <w:sz w:val="19"/>
-        </w:rPr>
-      </w:pPr>
-    </w:p>
-    <w:p>
-      <w:pPr>
-        <w:pStyle w:val="NoSpacing"/>
-        <w:rPr>
-          <w:rFonts w:ascii="Consolas" w:hAnsi="Consolas"/>
-          <w:sz w:val="19"/>
-        </w:rPr>
-      </w:pPr>
-      <w:r>
-        <w:rPr>
-          <w:rFonts w:ascii="Consolas" w:hAnsi="Consolas"/>
-          <w:sz w:val="19"/>
-        </w:rPr>
-        <w:t xml:space="preserve">            // If it succeeds, or fails with a non-transient error (like a 404), return immediately</w:t>
-      </w:r>
-    </w:p>
-    <w:p>
-      <w:pPr>
-        <w:pStyle w:val="NoSpacing"/>
-        <w:rPr>
-          <w:rFonts w:ascii="Consolas" w:hAnsi="Consolas"/>
-          <w:sz w:val="19"/>
-        </w:rPr>
-      </w:pPr>
-      <w:r>
-        <w:rPr>
-          <w:rFonts w:ascii="Consolas" w:hAnsi="Consolas"/>
-          <w:sz w:val="19"/>
-        </w:rPr>
-        <w:t xml:space="preserve">            int statusCode = (int)response.StatusCode;</w:t>
-      </w:r>
-    </w:p>
-    <w:p>
-      <w:pPr>
-        <w:pStyle w:val="NoSpacing"/>
-        <w:rPr>
-          <w:rFonts w:ascii="Consolas" w:hAnsi="Consolas"/>
-          <w:sz w:val="19"/>
-        </w:rPr>
-      </w:pPr>
-      <w:r>
-        <w:rPr>
-          <w:rFonts w:ascii="Consolas" w:hAnsi="Consolas"/>
-          <w:sz w:val="19"/>
-        </w:rPr>
-        <w:t xml:space="preserve">            if (response.IsSuccessStatusCode || (statusCode != 503 &amp;&amp; statusCode != 500 &amp;&amp; statusCode != 429))</w:t>
-      </w:r>
-    </w:p>
-    <w:p>
-      <w:pPr>
-        <w:pStyle w:val="NoSpacing"/>
-        <w:rPr>
-          <w:rFonts w:ascii="Consolas" w:hAnsi="Consolas"/>
-          <w:sz w:val="19"/>
-        </w:rPr>
-      </w:pPr>
-      <w:r>
-        <w:rPr>
-          <w:rFonts w:ascii="Consolas" w:hAnsi="Consolas"/>
-          <w:sz w:val="19"/>
-        </w:rPr>
-        <w:t xml:space="preserve">            {</w:t>
-      </w:r>
-    </w:p>
-    <w:p>
-      <w:pPr>
-        <w:pStyle w:val="NoSpacing"/>
-        <w:rPr>
-          <w:rFonts w:ascii="Consolas" w:hAnsi="Consolas"/>
-          <w:sz w:val="19"/>
-        </w:rPr>
-      </w:pPr>
-      <w:r>
-        <w:rPr>
-          <w:rFonts w:ascii="Consolas" w:hAnsi="Consolas"/>
-          <w:sz w:val="19"/>
-        </w:rPr>
-        <w:t xml:space="preserve">                return response;</w:t>
-      </w:r>
-    </w:p>
-    <w:p>
-      <w:pPr>
-        <w:pStyle w:val="NoSpacing"/>
-        <w:rPr>
-          <w:rFonts w:ascii="Consolas" w:hAnsi="Consolas"/>
-          <w:sz w:val="19"/>
-        </w:rPr>
-      </w:pPr>
-      <w:r>
-        <w:rPr>
-          <w:rFonts w:ascii="Consolas" w:hAnsi="Consolas"/>
-          <w:sz w:val="19"/>
-        </w:rPr>
-        <w:t xml:space="preserve">            }</w:t>
-      </w:r>
-    </w:p>
-    <w:p>
-      <w:pPr>
-        <w:pStyle w:val="NoSpacing"/>
-        <w:rPr>
-          <w:rFonts w:ascii="Consolas" w:hAnsi="Consolas"/>
-          <w:sz w:val="19"/>
-        </w:rPr>
-      </w:pPr>
-    </w:p>
-    <w:p>
-      <w:pPr>
-        <w:pStyle w:val="NoSpacing"/>
-        <w:rPr>
-          <w:rFonts w:ascii="Consolas" w:hAnsi="Consolas"/>
-          <w:sz w:val="19"/>
-        </w:rPr>
-      </w:pPr>
-      <w:r>
-        <w:rPr>
-          <w:rFonts w:ascii="Consolas" w:hAnsi="Consolas"/>
-          <w:sz w:val="19"/>
-        </w:rPr>
-        <w:t xml:space="preserve">            // If we've hit our max retries, just return the failed response</w:t>
-      </w:r>
-    </w:p>
-    <w:p>
-      <w:pPr>
-        <w:pStyle w:val="NoSpacing"/>
-        <w:rPr>
-          <w:rFonts w:ascii="Consolas" w:hAnsi="Consolas"/>
-          <w:sz w:val="19"/>
-        </w:rPr>
-      </w:pPr>
-      <w:r>
-        <w:rPr>
-          <w:rFonts w:ascii="Consolas" w:hAnsi="Consolas"/>
-          <w:sz w:val="19"/>
-        </w:rPr>
-        <w:t xml:space="preserve">            if (i == _maxRetries) return response;</w:t>
-      </w:r>
-    </w:p>
-    <w:p>
-      <w:pPr>
-        <w:pStyle w:val="NoSpacing"/>
-        <w:rPr>
-          <w:rFonts w:ascii="Consolas" w:hAnsi="Consolas"/>
-          <w:sz w:val="19"/>
-        </w:rPr>
-      </w:pPr>
-    </w:p>
-    <w:p>
-      <w:pPr>
-        <w:pStyle w:val="NoSpacing"/>
-        <w:rPr>
-          <w:rFonts w:ascii="Consolas" w:hAnsi="Consolas"/>
-          <w:sz w:val="19"/>
-        </w:rPr>
-      </w:pPr>
-      <w:r>
-        <w:rPr>
-          <w:rFonts w:ascii="Consolas" w:hAnsi="Consolas"/>
-          <w:sz w:val="19"/>
-        </w:rPr>
-        <w:t xml:space="preserve">            // Exponential backoff: Wait 1s, then 2s, then 4s...</w:t>
-      </w:r>
-    </w:p>
-    <w:p>
-      <w:pPr>
-        <w:pStyle w:val="NoSpacing"/>
-        <w:rPr>
-          <w:rFonts w:ascii="Consolas" w:hAnsi="Consolas"/>
-          <w:sz w:val="19"/>
-        </w:rPr>
-      </w:pPr>
-      <w:r>
-        <w:rPr>
-          <w:rFonts w:ascii="Consolas" w:hAnsi="Consolas"/>
-          <w:sz w:val="19"/>
-        </w:rPr>
-        <w:t xml:space="preserve">            int delaySeconds = (int)Math.Pow(2, i);</w:t>
-      </w:r>
-    </w:p>
-    <w:p>
-      <w:pPr>
-        <w:pStyle w:val="NoSpacing"/>
-        <w:rPr>
-          <w:rFonts w:ascii="Consolas" w:hAnsi="Consolas"/>
-          <w:sz w:val="19"/>
-        </w:rPr>
-      </w:pPr>
-      <w:r>
-        <w:rPr>
-          <w:rFonts w:ascii="Consolas" w:hAnsi="Consolas"/>
-          <w:sz w:val="19"/>
-        </w:rPr>
-        <w:t xml:space="preserve">            Console.WriteLine($"\n[API Error {statusCode}] Server busy. Retrying in {delaySeconds}s... (Attempt {i + 1} of {_maxRetries})");</w:t>
-      </w:r>
-    </w:p>
-    <w:p>
-      <w:pPr>
-        <w:pStyle w:val="NoSpacing"/>
-        <w:rPr>
-          <w:rFonts w:ascii="Consolas" w:hAnsi="Consolas"/>
-          <w:sz w:val="19"/>
-        </w:rPr>
-      </w:pPr>
-    </w:p>
-    <w:p>
-      <w:pPr>
-        <w:pStyle w:val="NoSpacing"/>
-        <w:rPr>
-          <w:rFonts w:ascii="Consolas" w:hAnsi="Consolas"/>
-          <w:sz w:val="19"/>
-        </w:rPr>
-      </w:pPr>
-      <w:r>
-        <w:rPr>
-          <w:rFonts w:ascii="Consolas" w:hAnsi="Consolas"/>
-          <w:sz w:val="19"/>
-        </w:rPr>
-        <w:t xml:space="preserve">            await Task.Delay(TimeSpan.FromSeconds(delaySeconds), cancellationToken);</w:t>
-      </w:r>
-    </w:p>
-    <w:p>
-      <w:pPr>
-        <w:pStyle w:val="NoSpacing"/>
-        <w:rPr>
-          <w:rFonts w:ascii="Consolas" w:hAnsi="Consolas"/>
-          <w:sz w:val="19"/>
-        </w:rPr>
-      </w:pPr>
-      <w:r>
-        <w:rPr>
-          <w:rFonts w:ascii="Consolas" w:hAnsi="Consolas"/>
-          <w:sz w:val="19"/>
-        </w:rPr>
-        <w:t xml:space="preserve">        }</w:t>
-      </w:r>
-    </w:p>
-    <w:p>
-      <w:pPr>
-        <w:pStyle w:val="NoSpacing"/>
-        <w:rPr>
-          <w:rFonts w:ascii="Consolas" w:hAnsi="Consolas"/>
-          <w:sz w:val="19"/>
-        </w:rPr>
-      </w:pPr>
-    </w:p>
-    <w:p>
-      <w:pPr>
-        <w:pStyle w:val="NoSpacing"/>
-        <w:rPr>
-          <w:rFonts w:ascii="Consolas" w:hAnsi="Consolas"/>
-          <w:sz w:val="19"/>
-        </w:rPr>
-      </w:pPr>
-      <w:r>
-        <w:rPr>
-          <w:rFonts w:ascii="Consolas" w:hAnsi="Consolas"/>
-          <w:sz w:val="19"/>
-        </w:rPr>
-        <w:t xml:space="preserve">        throw new Exception("Unreachable code reached in RetryHandler.");</w:t>
-      </w:r>
-    </w:p>
-    <w:p>
-      <w:pPr>
-        <w:pStyle w:val="NoSpacing"/>
-        <w:rPr>
-          <w:rFonts w:ascii="Consolas" w:hAnsi="Consolas"/>
-          <w:sz w:val="19"/>
-        </w:rPr>
-      </w:pPr>
-      <w:r>
-        <w:rPr>
-          <w:rFonts w:ascii="Consolas" w:hAnsi="Consolas"/>
-          <w:sz w:val="19"/>
-        </w:rPr>
-        <w:t xml:space="preserve">    }</w:t>
-      </w:r>
-    </w:p>
-    <w:p>
-      <w:pPr>
-        <w:pStyle w:val="NoSpacing"/>
-        <w:rPr>
-          <w:rFonts w:ascii="Consolas" w:hAnsi="Consolas"/>
-          <w:sz w:val="19"/>
-        </w:rPr>
-      </w:pPr>
-      <w:r>
-        <w:rPr>
-          <w:rFonts w:ascii="Consolas" w:hAnsi="Consolas"/>
-          <w:sz w:val="19"/>
-        </w:rPr>
-        <w:t>}</w:t>
+        <w:t>Step 2: `RoutingDecision` — a Typed Contract for the Coordinator's Output.</w:t>
+      </w:r>
+      <w:r>
+        <w:t xml:space="preserve"> `RoutingDecision` is a plain C# class with `[JsonPropertyName]` attributes mapping to `reasoning` and `nextAgent`. This class exists purely so that `System.Text.Json.JsonSerializer.Deserialize&lt;RoutingDecision&gt;(...)` can turn the model's JSON text response directly into a strongly-typed object the rest of the program can branch on with ordinary C# `if`/`else if` statements — no regular expressions or substring searches required.</w:t>
       </w:r>
     </w:p>
     <w:p/>
     <w:p>
-      <w:pPr>
-        <w:pStyle w:val="Heading2"/>
-      </w:pPr>
-      <w:r>
-        <w:t>5. Code Walkthrough &amp; Explanations</w:t>
-      </w:r>
-    </w:p>
-    <w:p>
       <w:r>
         <w:rPr>
           <w:b/>
         </w:rPr>
-        <w:t>Step 1: A Resilient `HttpClient` Injected Into the Connector.</w:t>
-      </w:r>
-      <w:r>
-        <w:t xml:space="preserve"> Before the kernel is even built, the code constructs `var resilientHttpClient = new HttpClient(new RetryHandler(maxRetries: 5))` and passes it into `AddGoogleAIGeminiChatCompletion(..., httpClient: resilientHttpClient)`. This is the first time in the course that a connector's underlying transport is customized. Every single HTTP call the Gemini connector makes — for the Coordinator's routing decisions and for both specialists' turns — now automatically passes through `RetryHandler` first.</w:t>
+        <w:t>Step 3: The Coordinator's Instructions Encode the State Machine.</w:t>
+      </w:r>
+      <w:r>
+        <w:t xml:space="preserve"> `coordinatorInstructions` spells out, in plain numbered English, the exact rules the Coordinator must apply: no code yet → CODER; code but no review → AUDITOR; "LGTM" → COMPLETE; changes requested → back to CODER. Note that this state machine lives entirely in the prompt text, not in C# code — the "logic" of the workflow is delegated to the model's reading comprehension of the conversation history, guided by these rules.</w:t>
       </w:r>
     </w:p>
     <w:p/>
@@ -3248,34 +3398,16 @@
         <w:rPr>
           <w:b/>
         </w:rPr>
-        <w:t>Step 2: `RoutingDecision` — a Typed Contract for the Coordinator's Output.</w:t>
-      </w:r>
-      <w:r>
-        <w:t xml:space="preserve"> `RoutingDecision` is a plain C# class with `[JsonPropertyName]` attributes mapping to `reasoning` and `nextAgent`. This class exists purely so that `System.Text.Json.JsonSerializer.Deserialize&lt;RoutingDecision&gt;(...)` can turn the model's JSON text response directly into a strongly-typed object the rest of the program can branch on with ordinary C# `if`/`else if` statements — no regular expressions or substring searches required.</w:t>
-      </w:r>
-    </w:p>
-    <w:p/>
-    <w:p>
-      <w:r>
-        <w:rPr>
-          <w:b/>
-        </w:rPr>
-        <w:t>Step 3: The Coordinator's Instructions Encode the State Machine.</w:t>
-      </w:r>
-      <w:r>
-        <w:t xml:space="preserve"> `coordinatorInstructions` spells out, in plain numbered English, the exact rules the Coordinator must apply: no code yet → CODER; code but no review → AUDITOR; "LGTM" → COMPLETE; changes requested → back to CODER. Note that this state machine lives entirely in the prompt text, not in C# code — the "logic" of the workflow is delegated to the model's reading comprehension of the conversation history, guided by these rules.</w:t>
-      </w:r>
-    </w:p>
-    <w:p/>
-    <w:p>
-      <w:r>
-        <w:rPr>
-          <w:b/>
-        </w:rPr>
         <w:t>Step 4: Forcing Structured Output with `ResponseMimeType`.</w:t>
       </w:r>
       <w:r>
-        <w:t xml:space="preserve"> `coordSettings` sets `ResponseMimeType = "application/json"` and `Temperature = 0.0`. The MIME type setting is what actually constrains Gemini's output format at the API level (not just via prompt instruction), which is why the subsequent `JsonSerializer.Deserialize` call can be trusted to succeed rather than needing defensive parsing of malformed text. Temperature zero keeps the routing decision itself deterministic and repeatable — as with the QA task in Day 14, routing is a job for precision, not creativity.</w:t>
+        <w:t xml:space="preserve"> `coordSettings` sets `ResponseMimeType = "application/json"` and `Temperature = 0.0`. The MIME type setting is what actually constrains Gemini's output format at the API level (not just via prompt instruction), </w:t>
+      </w:r>
+      <w:r>
+        <w:t>which makes malformed JSON rare from the `JsonSerializer.Deserialize` call - though the code still wraps that call in a try/catch, since a truncated response or safety-filter block could otherwise crash the app mid-workflow.</w:t>
+      </w:r>
+      <w:r>
+        <w:t xml:space="preserve"> Temperature zero keeps the routing decision itself deterministic and repeatable — as with the QA task in Day 14, routing is a job for precision, not creativity.</w:t>
       </w:r>
     </w:p>
     <w:p/>
